--- a/public/docs/sa1-guia-docent.docx
+++ b/public/docs/sa1-guia-docent.docx
@@ -44,7 +44,7 @@
           <w:color w:val="666666"/>
           <w:sz w:val="24"/>
         </w:rPr>
-        <w:t>Guia docent · 4 sessions de 2 hores</w:t>
+        <w:t>Guia docent · 3 sessions de 2 hores</w:t>
       </w:r>
     </w:p>
     <w:p>
@@ -59,7 +59,7 @@
           <w:color w:val="666666"/>
           <w:sz w:val="19"/>
         </w:rPr>
-        <w:t>Tota la SA respon a una sola pregunta: com decideixes què és cert? No és un contingut de biologia, és l'eina amb què es llegirà tot el que vindrà després. L'arc va de dins cap a fora: primer com decideixes TU (el teu perfil), després l'eina compartida de la classe (el detector), després defensar-la en públic i, finalment, aplicar-la sol/a a un cas que ningú t'ha triat.</w:t>
+        <w:t>Tota la SA respon a una sola pregunta: com decideixes què és cert? No és un contingut de biologia: és l'eina amb què es llegirà tot el que vindrà després. L'arc va de dins cap a fora: primer com decideixes TU (certesa i garanties) i l'eina de la classe (el detector); després, sis casos reals treballats a fons en un puzle d'experts; i finalment, el detector aplicat a un cas que ha caçat cada alumne.</w:t>
       </w:r>
     </w:p>
     <w:tbl>
@@ -99,7 +99,7 @@
                 <w:color w:val="2A6F7F"/>
                 <w:sz w:val="21"/>
               </w:rPr>
-              <w:t>Tres regles que no es negocien</w:t>
+              <w:t>Per què aquesta versió (setembre 2026)</w:t>
             </w:r>
           </w:p>
           <w:p>
@@ -124,7 +124,7 @@
                 <w:color w:val="1A1A2E"/>
                 <w:sz w:val="18"/>
               </w:rPr>
-              <w:t>El detector no es dona fet.</w:t>
+              <w:t>Menys puntuar frases.</w:t>
             </w:r>
             <w:r>
               <w:rPr>
@@ -134,7 +134,7 @@
                 <w:color w:val="1A1A2E"/>
                 <w:sz w:val="18"/>
               </w:rPr>
-              <w:t xml:space="preserve"> El construeix la classe a la S2 a partir dels casos que ha caçat l'alumnat. Si es reparteix imprès, la SA perd el seu nucli: deixa de ser una eina pròpia i passa a ser una llista per memoritzar.</w:t>
+              <w:t xml:space="preserve"> La versió de 4 sessions feia posar nota de certesa a 15 afirmacions. Ara són 8 frases de la vida de cada dia i només se'n justifiquen tres per escrit.</w:t>
             </w:r>
           </w:p>
           <w:p>
@@ -159,7 +159,7 @@
                 <w:color w:val="1A1A2E"/>
                 <w:sz w:val="18"/>
               </w:rPr>
-              <w:t>Tres calaixos, no dos.</w:t>
+              <w:t>Fora les frases que no s'entenen.</w:t>
             </w:r>
             <w:r>
               <w:rPr>
@@ -169,7 +169,7 @@
                 <w:color w:val="1A1A2E"/>
                 <w:sz w:val="18"/>
               </w:rPr>
-              <w:t xml:space="preserve"> Ciència · pseudociència · encara no comprovat. Tirar al calaix de «pseudociència» tot allò que no està demostrat és exactament l'error que aquesta SA vol corregir.</w:t>
+              <w:t xml:space="preserve"> Transgènics, homeopatia o energia nuclear en una línia no deien res a l'alumnat. Ara aquests temes, quan surten, surten dins d'un cas explicat.</w:t>
             </w:r>
           </w:p>
           <w:p>
@@ -194,7 +194,7 @@
                 <w:color w:val="1A1A2E"/>
                 <w:sz w:val="18"/>
               </w:rPr>
-              <w:t>La comprensió es demostra en directe.</w:t>
+              <w:t>Menys dependència de la notícia caçada.</w:t>
             </w:r>
             <w:r>
               <w:rPr>
@@ -204,7 +204,225 @@
                 <w:color w:val="1A1A2E"/>
                 <w:sz w:val="18"/>
               </w:rPr>
-              <w:t xml:space="preserve"> La defensa oral d'1 minut (S3) i la fira de casos (S4) es fan i s'avaluen a l'aula. No hi ha cap lliurament escrit que les substitueixi, i per tant no hi ha res que es pugui delegar a una IA.</w:t>
+              <w:t xml:space="preserve"> L'anàlisi a fons es fa amb sis casos donats (S2). El cas propi arriba a la S3, després d'entrenar amb una app autocorrectiva, i hi ha casos de reserva.</w:t>
+            </w:r>
+          </w:p>
+          <w:p>
+            <w:pPr>
+              <w:spacing w:after="20" w:before="0"/>
+            </w:pPr>
+            <w:r>
+              <w:rPr>
+                <w:rFonts w:ascii="Fira Sans Extra Condensed" w:hAnsi="Fira Sans Extra Condensed" w:cs="Fira Sans Extra Condensed"/>
+                <w:b/>
+                <w:i w:val="0"/>
+                <w:color w:val="2A6F7F"/>
+                <w:sz w:val="18"/>
+              </w:rPr>
+              <w:t xml:space="preserve">• </w:t>
+            </w:r>
+            <w:r>
+              <w:rPr>
+                <w:rFonts w:ascii="Fira Sans Extra Condensed" w:hAnsi="Fira Sans Extra Condensed" w:cs="Fira Sans Extra Condensed"/>
+                <w:b/>
+                <w:i w:val="0"/>
+                <w:color w:val="1A1A2E"/>
+                <w:sz w:val="18"/>
+              </w:rPr>
+              <w:t>El detector es dona fet.</w:t>
+            </w:r>
+            <w:r>
+              <w:rPr>
+                <w:rFonts w:ascii="Fira Sans Extra Condensed" w:hAnsi="Fira Sans Extra Condensed" w:cs="Fira Sans Extra Condensed"/>
+                <w:b w:val="0"/>
+                <w:i w:val="0"/>
+                <w:color w:val="1A1A2E"/>
+                <w:sz w:val="18"/>
+              </w:rPr>
+              <w:t xml:space="preserve"> Construir-lo entre tots no funcionava a l'aula. Els 5 senyals són al full de tots els nivells (també la A) i al web des de la S1.</w:t>
+            </w:r>
+          </w:p>
+          <w:p>
+            <w:pPr>
+              <w:spacing w:after="20" w:before="0"/>
+            </w:pPr>
+            <w:r>
+              <w:rPr>
+                <w:rFonts w:ascii="Fira Sans Extra Condensed" w:hAnsi="Fira Sans Extra Condensed" w:cs="Fira Sans Extra Condensed"/>
+                <w:b/>
+                <w:i w:val="0"/>
+                <w:color w:val="2A6F7F"/>
+                <w:sz w:val="18"/>
+              </w:rPr>
+              <w:t xml:space="preserve">• </w:t>
+            </w:r>
+            <w:r>
+              <w:rPr>
+                <w:rFonts w:ascii="Fira Sans Extra Condensed" w:hAnsi="Fira Sans Extra Condensed" w:cs="Fira Sans Extra Condensed"/>
+                <w:b/>
+                <w:i w:val="0"/>
+                <w:color w:val="1A1A2E"/>
+                <w:sz w:val="18"/>
+              </w:rPr>
+              <w:t>Menys paper.</w:t>
+            </w:r>
+            <w:r>
+              <w:rPr>
+                <w:rFonts w:ascii="Fira Sans Extra Condensed" w:hAnsi="Fira Sans Extra Condensed" w:cs="Fira Sans Extra Condensed"/>
+                <w:b w:val="0"/>
+                <w:i w:val="0"/>
+                <w:color w:val="1A1A2E"/>
+                <w:sz w:val="18"/>
+              </w:rPr>
+              <w:t xml:space="preserve"> Cada fitxa ocupa un sol full a doble cara. Els dossiers del puzle i les tires de l'escala es reutilitzen.</w:t>
+            </w:r>
+          </w:p>
+        </w:tc>
+      </w:tr>
+    </w:tbl>
+    <w:tbl>
+      <w:tblPr>
+        <w:tblW w:type="auto" w:w="0"/>
+        <w:jc w:val="center"/>
+        <w:tblLayout w:type="fixed"/>
+        <w:tblLook w:firstColumn="1" w:firstRow="1" w:lastColumn="0" w:lastRow="0" w:noHBand="0" w:noVBand="1" w:val="04A0"/>
+        <w:tblBorders>
+          <w:top w:val="single" w:sz="4" w:color="C9DEE3"/>
+          <w:left w:val="single" w:sz="4" w:color="C9DEE3"/>
+          <w:bottom w:val="single" w:sz="4" w:color="C9DEE3"/>
+          <w:right w:val="single" w:sz="4" w:color="C9DEE3"/>
+          <w:insideH w:val="single" w:sz="4" w:color="C9DEE3"/>
+          <w:insideV w:val="single" w:sz="4" w:color="C9DEE3"/>
+        </w:tblBorders>
+        <w:tblLayout w:type="fixed"/>
+      </w:tblPr>
+      <w:tblGrid>
+        <w:gridCol w:w="9865"/>
+      </w:tblGrid>
+      <w:tr>
+        <w:tc>
+          <w:tcPr>
+            <w:tcW w:type="dxa" w:w="9865"/>
+            <w:shd w:val="clear" w:fill="E8F2F4"/>
+          </w:tcPr>
+          <w:p>
+            <w:pPr>
+              <w:spacing w:after="40" w:before="0"/>
+            </w:pPr>
+            <w:r>
+              <w:rPr>
+                <w:rFonts w:ascii="Fira Sans Extra Condensed" w:hAnsi="Fira Sans Extra Condensed" w:cs="Fira Sans Extra Condensed"/>
+                <w:b/>
+                <w:i w:val="0"/>
+                <w:color w:val="2A6F7F"/>
+                <w:sz w:val="21"/>
+              </w:rPr>
+              <w:t>Tres regles que no es negocien</w:t>
+            </w:r>
+          </w:p>
+          <w:p>
+            <w:pPr>
+              <w:spacing w:after="20" w:before="0"/>
+            </w:pPr>
+            <w:r>
+              <w:rPr>
+                <w:rFonts w:ascii="Fira Sans Extra Condensed" w:hAnsi="Fira Sans Extra Condensed" w:cs="Fira Sans Extra Condensed"/>
+                <w:b/>
+                <w:i w:val="0"/>
+                <w:color w:val="2A6F7F"/>
+                <w:sz w:val="18"/>
+              </w:rPr>
+              <w:t xml:space="preserve">• </w:t>
+            </w:r>
+            <w:r>
+              <w:rPr>
+                <w:rFonts w:ascii="Fira Sans Extra Condensed" w:hAnsi="Fira Sans Extra Condensed" w:cs="Fira Sans Extra Condensed"/>
+                <w:b/>
+                <w:i w:val="0"/>
+                <w:color w:val="1A1A2E"/>
+                <w:sz w:val="18"/>
+              </w:rPr>
+              <w:t>Tres calaixos, no dos.</w:t>
+            </w:r>
+            <w:r>
+              <w:rPr>
+                <w:rFonts w:ascii="Fira Sans Extra Condensed" w:hAnsi="Fira Sans Extra Condensed" w:cs="Fira Sans Extra Condensed"/>
+                <w:b w:val="0"/>
+                <w:i w:val="0"/>
+                <w:color w:val="1A1A2E"/>
+                <w:sz w:val="18"/>
+              </w:rPr>
+              <w:t xml:space="preserve"> Ciència · pseudociència · encara no comprovat. Tirar a «pseudociència» tot allò que no està demostrat és exactament l'error que aquesta SA vol corregir.</w:t>
+            </w:r>
+          </w:p>
+          <w:p>
+            <w:pPr>
+              <w:spacing w:after="20" w:before="0"/>
+            </w:pPr>
+            <w:r>
+              <w:rPr>
+                <w:rFonts w:ascii="Fira Sans Extra Condensed" w:hAnsi="Fira Sans Extra Condensed" w:cs="Fira Sans Extra Condensed"/>
+                <w:b/>
+                <w:i w:val="0"/>
+                <w:color w:val="2A6F7F"/>
+                <w:sz w:val="18"/>
+              </w:rPr>
+              <w:t xml:space="preserve">• </w:t>
+            </w:r>
+            <w:r>
+              <w:rPr>
+                <w:rFonts w:ascii="Fira Sans Extra Condensed" w:hAnsi="Fira Sans Extra Condensed" w:cs="Fira Sans Extra Condensed"/>
+                <w:b/>
+                <w:i w:val="0"/>
+                <w:color w:val="1A1A2E"/>
+                <w:sz w:val="18"/>
+              </w:rPr>
+              <w:t>Estrany no vol dir fals.</w:t>
+            </w:r>
+            <w:r>
+              <w:rPr>
+                <w:rFonts w:ascii="Fira Sans Extra Condensed" w:hAnsi="Fira Sans Extra Condensed" w:cs="Fira Sans Extra Condensed"/>
+                <w:b w:val="0"/>
+                <w:i w:val="0"/>
+                <w:color w:val="1A1A2E"/>
+                <w:sz w:val="18"/>
+              </w:rPr>
+              <w:t xml:space="preserve"> El cas 5 del puzle (un trasplantament que fa fàstic) és ciència, i el detector no s'hi ha d'encendre. Si l'alumnat només veu pseudociències, aprèn a desconfiar de tot, no a pensar.</w:t>
+            </w:r>
+          </w:p>
+          <w:p>
+            <w:pPr>
+              <w:spacing w:after="20" w:before="0"/>
+            </w:pPr>
+            <w:r>
+              <w:rPr>
+                <w:rFonts w:ascii="Fira Sans Extra Condensed" w:hAnsi="Fira Sans Extra Condensed" w:cs="Fira Sans Extra Condensed"/>
+                <w:b/>
+                <w:i w:val="0"/>
+                <w:color w:val="2A6F7F"/>
+                <w:sz w:val="18"/>
+              </w:rPr>
+              <w:t xml:space="preserve">• </w:t>
+            </w:r>
+            <w:r>
+              <w:rPr>
+                <w:rFonts w:ascii="Fira Sans Extra Condensed" w:hAnsi="Fira Sans Extra Condensed" w:cs="Fira Sans Extra Condensed"/>
+                <w:b/>
+                <w:i w:val="0"/>
+                <w:color w:val="1A1A2E"/>
+                <w:sz w:val="18"/>
+              </w:rPr>
+              <w:t>La comprensió es demostra a l'aula.</w:t>
+            </w:r>
+            <w:r>
+              <w:rPr>
+                <w:rFonts w:ascii="Fira Sans Extra Condensed" w:hAnsi="Fira Sans Extra Condensed" w:cs="Fira Sans Extra Condensed"/>
+                <w:b w:val="0"/>
+                <w:i w:val="0"/>
+                <w:color w:val="1A1A2E"/>
+                <w:sz w:val="18"/>
+              </w:rPr>
+              <w:t xml:space="preserve"> L'explicació al puzle, la revisió a cegues i els exit tiquets es fan presencialment. No hi ha cap lliurament escrit a casa que es pugui delegar a una IA.</w:t>
             </w:r>
           </w:p>
         </w:tc>
@@ -237,7 +455,7 @@
           <w:color w:val="666666"/>
           <w:sz w:val="19"/>
         </w:rPr>
-        <w:t>Cada sessió comença en una pàgina nova i es llegeix sempre en el mateix ordre. Es pot portar la sessió llegint només el seu bloc.</w:t>
+        <w:t>Cada sessió comença en una pàgina nova i es llegeix sempre en el mateix ordre.</w:t>
       </w:r>
     </w:p>
     <w:tbl>
@@ -342,7 +560,7 @@
                 <w:color w:val="1A1A2E"/>
                 <w:sz w:val="18"/>
               </w:rPr>
-              <w:t>Llista de comprovació del que cal tenir preparat, imprès o obert. Es fa el dia abans.</w:t>
+              <w:t>Què cal tenir preparat, imprès o obert, amb quantes còpies. Es fa el dia abans.</w:t>
             </w:r>
           </w:p>
         </w:tc>
@@ -385,7 +603,7 @@
                 <w:color w:val="1A1A2E"/>
                 <w:sz w:val="18"/>
               </w:rPr>
-              <w:t>Taula de tres columnes: fase i temps, què fa el professorat, què fa l'alumnat. És el guió de l'aula.</w:t>
+              <w:t>Fase i temps · què fa el professorat · què fa l'alumnat. És el guió de l'aula.</w:t>
             </w:r>
           </w:p>
         </w:tc>
@@ -408,7 +626,7 @@
                 <w:color w:val="1A1A2E"/>
                 <w:sz w:val="18"/>
               </w:rPr>
-              <w:t>Nivells A i B</w:t>
+              <w:t>Nivells A, B i C</w:t>
             </w:r>
           </w:p>
         </w:tc>
@@ -428,7 +646,7 @@
                 <w:color w:val="1A1A2E"/>
                 <w:sz w:val="18"/>
               </w:rPr>
-              <w:t>Què canvia de debò entre les dues fitxes en aquella sessió: no és la mateixa tasca amb més o menys ajuda.</w:t>
+              <w:t>Què canvia de debò entre les tres fitxes: la A canvia la tasca, no la quantitat d'ajuda; la C té menys objectius i tasca pròpia, amb els mateixos minuts que la B.</w:t>
             </w:r>
           </w:p>
         </w:tc>
@@ -471,7 +689,7 @@
                 <w:color w:val="1A1A2E"/>
                 <w:sz w:val="18"/>
               </w:rPr>
-              <w:t>La pausa on es parla de com sap la ciència el que sap. A aquesta SA no és un extra: és el contingut.</w:t>
+              <w:t>La pausa on es parla de com sap la ciència el que sap. A aquesta SA és el contingut.</w:t>
             </w:r>
           </w:p>
         </w:tc>
@@ -514,7 +732,7 @@
                 <w:color w:val="1A1A2E"/>
                 <w:sz w:val="18"/>
               </w:rPr>
-              <w:t>Errors que desmunten l'enfocament de la SA. Val la pena llegir-los abans d'entrar a classe.</w:t>
+              <w:t>Errors que desmunten l'enfocament. Val la pena llegir-los abans d'entrar a classe.</w:t>
             </w:r>
           </w:p>
         </w:tc>
@@ -557,7 +775,7 @@
                 <w:color w:val="1A1A2E"/>
                 <w:sz w:val="18"/>
               </w:rPr>
-              <w:t>Tot el que es necessita i què s'emporten a casa, amb la sessió on es recull.</w:t>
+              <w:t>Tot el que cal i què s'emporten a casa.</w:t>
             </w:r>
           </w:p>
         </w:tc>
@@ -575,7 +793,7 @@
           <w:color w:val="1A1A2E"/>
           <w:sz w:val="19"/>
         </w:rPr>
-        <w:t>Les 5E: Engage (enganxa) · Explore (explora) · Explica · Elabora · Evaluate (avalua). El ganxo inicial és sempre una cosa que passa a l'aula: un repte a mà alçada, una posada en comú dels casos caçats o una ronda de defenses.</w:t>
+        <w:t>Tot el material és a l'Espai docent del web: a qualsevol pàgina de la SA, el punt discret «·» del peu de pàgina obre #/sa/sa1/docent, amb aquesta guia, les fitxes dels tres nivells, els exit tiquets, els dossiers, la clau i l'app.</w:t>
       </w:r>
     </w:p>
     <w:p>
@@ -590,7 +808,7 @@
           <w:color w:val="1A1A2E"/>
           <w:sz w:val="19"/>
         </w:rPr>
-        <w:t>Nivells de les fitxes: a 4t n'hi ha dos, A i B. Davant de l'alumnat es diuen només per la lletra —mai «ampliació» ni «estàndard»—, treballen els mateixos objectius i, a cada apartat, la versió A canvia la TASCA, no només la quantitat d'ajuda. La bastida d'aquesta SA és alta (és l'arrencada del curs) i s'anirà retirant al llarg de l'any.</w:t>
+        <w:t>Nivells: A, B i C, davant de l'alumnat només per la lletra —mai «ampliació», «estàndard» ni «adaptació». La bastida d'aquesta SA és alta (és l'arrencada del curs) i s'anirà retirant al llarg de l'any.</w:t>
       </w:r>
     </w:p>
     <w:p>
@@ -606,21 +824,6 @@
           <w:sz w:val="26"/>
         </w:rPr>
         <w:t>Mapa de la SA</w:t>
-      </w:r>
-    </w:p>
-    <w:p>
-      <w:pPr>
-        <w:spacing w:before="0" w:after="80"/>
-      </w:pPr>
-      <w:r>
-        <w:rPr>
-          <w:rFonts w:ascii="Fira Sans Extra Condensed" w:hAnsi="Fira Sans Extra Condensed" w:cs="Fira Sans Extra Condensed"/>
-          <w:b w:val="0"/>
-          <w:i w:val="0"/>
-          <w:color w:val="666666"/>
-          <w:sz w:val="19"/>
-        </w:rPr>
-        <w:t>Quatre sessions de dues hores. Cada sessió tanca una etapa i deixa oberta la pregunta de la següent.</w:t>
       </w:r>
     </w:p>
     <w:tbl>
@@ -789,7 +992,7 @@
                 <w:color w:val="1A1A2E"/>
                 <w:sz w:val="18"/>
               </w:rPr>
-              <w:t>Com decideixes què és cert?</w:t>
+              <w:t>Com decideixes què és cert? I com detectes una pseudociència?</w:t>
             </w:r>
           </w:p>
         </w:tc>
@@ -809,7 +1012,7 @@
                 <w:color w:val="1A1A2E"/>
                 <w:sz w:val="18"/>
               </w:rPr>
-              <w:t>Exit tiquet al web + metacognició</w:t>
+              <w:t>Exit tiquet (criteri 2.2) + encàrrec: caçar un cas</w:t>
             </w:r>
           </w:p>
         </w:tc>
@@ -872,7 +1075,7 @@
                 <w:color w:val="1A1A2E"/>
                 <w:sz w:val="18"/>
               </w:rPr>
-              <w:t>Com decideixes de manera sistemàtica si una cosa és ciència o pseudociència?</w:t>
+              <w:t>Aguanten el detector sis casos reals? Què fa justa una prova?</w:t>
             </w:r>
           </w:p>
         </w:tc>
@@ -892,7 +1095,7 @@
                 <w:color w:val="1A1A2E"/>
                 <w:sz w:val="18"/>
               </w:rPr>
-              <w:t>El detector de la classe + exit tiquet al web</w:t>
+              <w:t>Posada en comú del puzle + exit tiquet (criteri 3.3)</w:t>
             </w:r>
           </w:p>
         </w:tc>
@@ -935,7 +1138,7 @@
                 <w:color w:val="1A1A2E"/>
                 <w:sz w:val="18"/>
               </w:rPr>
-              <w:t>Síntesi</w:t>
+              <w:t>Aplicació</w:t>
             </w:r>
           </w:p>
         </w:tc>
@@ -955,7 +1158,7 @@
                 <w:color w:val="1A1A2E"/>
                 <w:sz w:val="18"/>
               </w:rPr>
-              <w:t>Un veredicte que no saps defensar, val alguna cosa?</w:t>
+              <w:t>Funciona el detector amb un cas que ningú no t'ha triat?</w:t>
             </w:r>
           </w:p>
         </w:tc>
@@ -975,90 +1178,7 @@
                 <w:color w:val="1A1A2E"/>
                 <w:sz w:val="18"/>
               </w:rPr>
-              <w:t>Defensa oral d'1 minut + mural del detector; es recull la fitxa</w:t>
-            </w:r>
-          </w:p>
-        </w:tc>
-      </w:tr>
-      <w:tr>
-        <w:tc>
-          <w:tcPr>
-            <w:tcW w:type="dxa" w:w="907"/>
-            <w:shd w:val="clear" w:fill="E8F2F4"/>
-          </w:tcPr>
-          <w:p>
-            <w:pPr>
-              <w:spacing w:after="0" w:before="0"/>
-            </w:pPr>
-            <w:r>
-              <w:rPr>
-                <w:rFonts w:ascii="Fira Sans Extra Condensed" w:hAnsi="Fira Sans Extra Condensed" w:cs="Fira Sans Extra Condensed"/>
-                <w:b/>
-                <w:i w:val="0"/>
-                <w:color w:val="1A1A2E"/>
-                <w:sz w:val="18"/>
-              </w:rPr>
-              <w:t>S4</w:t>
-            </w:r>
-          </w:p>
-        </w:tc>
-        <w:tc>
-          <w:tcPr>
-            <w:tcW w:type="dxa" w:w="1701"/>
-          </w:tcPr>
-          <w:p>
-            <w:pPr>
-              <w:spacing w:after="0" w:before="0"/>
-            </w:pPr>
-            <w:r>
-              <w:rPr>
-                <w:rFonts w:ascii="Fira Sans Extra Condensed" w:hAnsi="Fira Sans Extra Condensed" w:cs="Fira Sans Extra Condensed"/>
-                <w:b w:val="0"/>
-                <w:i w:val="0"/>
-                <w:color w:val="1A1A2E"/>
-                <w:sz w:val="18"/>
-              </w:rPr>
-              <w:t>Aplicació</w:t>
-            </w:r>
-          </w:p>
-        </w:tc>
-        <w:tc>
-          <w:tcPr>
-            <w:tcW w:type="dxa" w:w="3969"/>
-          </w:tcPr>
-          <w:p>
-            <w:pPr>
-              <w:spacing w:after="0" w:before="0"/>
-            </w:pPr>
-            <w:r>
-              <w:rPr>
-                <w:rFonts w:ascii="Fira Sans Extra Condensed" w:hAnsi="Fira Sans Extra Condensed" w:cs="Fira Sans Extra Condensed"/>
-                <w:b w:val="0"/>
-                <w:i w:val="0"/>
-                <w:color w:val="1A1A2E"/>
-                <w:sz w:val="18"/>
-              </w:rPr>
-              <w:t>Saps fer-ho servir sol/a amb un cas que ningú t'ha triat?</w:t>
-            </w:r>
-          </w:p>
-        </w:tc>
-        <w:tc>
-          <w:tcPr>
-            <w:tcW w:type="dxa" w:w="3288"/>
-          </w:tcPr>
-          <w:p>
-            <w:pPr>
-              <w:spacing w:after="0" w:before="0"/>
-            </w:pPr>
-            <w:r>
-              <w:rPr>
-                <w:rFonts w:ascii="Fira Sans Extra Condensed" w:hAnsi="Fira Sans Extra Condensed" w:cs="Fira Sans Extra Condensed"/>
-                <w:b w:val="0"/>
-                <w:i w:val="0"/>
-                <w:color w:val="1A1A2E"/>
-                <w:sz w:val="18"/>
-              </w:rPr>
-              <w:t>Fira de casos + autoavaluació de la SA</w:t>
+              <w:t>Revisió a cegues + autoavaluació + exit tiquet (criteri 3.1)</w:t>
             </w:r>
           </w:p>
         </w:tc>
@@ -1091,7 +1211,7 @@
           <w:color w:val="1A1A2E"/>
           <w:sz w:val="19"/>
         </w:rPr>
-        <w:t>El detector de pseudociència de la classe —un mural amb els senyals d'alerta i el millor exemple real de cadascun— i la seva aplicació a un cas caçat per cada alumne. Es demostra en dues actuacions presencials: la defensa oral d'1 minut (S3) i la fira de casos (S4), on cadascú revisa a cegues el cas d'un altre i després en compara el veredicte amb l'autor. El detector no es tanca amb la SA: és l'eina de la classe per a tot el curs.</w:t>
+        <w:t>El detector aplicat a un cas real caçat per cada alumne (S3): senyals amb la frase que els encén, calaix i la prova concreta que el decidiria, revisat a cegues per un company. S'hi arriba amb dos entrenaments previs: sis casos treballats a fons al puzle (S2) i catorze casos curts a l'app autocorrectiva (S3). El detector no es tanca amb la SA: és l'eina de la classe per a tot el curs.</w:t>
       </w:r>
     </w:p>
     <w:p>
@@ -1126,15 +1246,15 @@
         <w:tblLayout w:type="fixed"/>
       </w:tblPr>
       <w:tblGrid>
-        <w:gridCol w:w="2211"/>
-        <w:gridCol w:w="1191"/>
-        <w:gridCol w:w="3061"/>
-        <w:gridCol w:w="3402"/>
+        <w:gridCol w:w="2381"/>
+        <w:gridCol w:w="1077"/>
+        <w:gridCol w:w="3288"/>
+        <w:gridCol w:w="3118"/>
       </w:tblGrid>
       <w:tr>
         <w:tc>
           <w:tcPr>
-            <w:tcW w:type="dxa" w:w="2211"/>
+            <w:tcW w:type="dxa" w:w="2381"/>
             <w:shd w:val="clear" w:fill="2A6F7F"/>
           </w:tcPr>
           <w:p>
@@ -1155,7 +1275,7 @@
         </w:tc>
         <w:tc>
           <w:tcPr>
-            <w:tcW w:type="dxa" w:w="1191"/>
+            <w:tcW w:type="dxa" w:w="1077"/>
             <w:shd w:val="clear" w:fill="2A6F7F"/>
           </w:tcPr>
           <w:p>
@@ -1176,7 +1296,7 @@
         </w:tc>
         <w:tc>
           <w:tcPr>
-            <w:tcW w:type="dxa" w:w="3061"/>
+            <w:tcW w:type="dxa" w:w="3288"/>
             <w:shd w:val="clear" w:fill="2A6F7F"/>
           </w:tcPr>
           <w:p>
@@ -1197,7 +1317,7 @@
         </w:tc>
         <w:tc>
           <w:tcPr>
-            <w:tcW w:type="dxa" w:w="3402"/>
+            <w:tcW w:type="dxa" w:w="3118"/>
             <w:shd w:val="clear" w:fill="2A6F7F"/>
           </w:tcPr>
           <w:p>
@@ -1220,7 +1340,7 @@
       <w:tr>
         <w:tc>
           <w:tcPr>
-            <w:tcW w:type="dxa" w:w="2211"/>
+            <w:tcW w:type="dxa" w:w="2381"/>
             <w:shd w:val="clear" w:fill="E8F2F4"/>
           </w:tcPr>
           <w:p>
@@ -1235,13 +1355,13 @@
                 <w:color w:val="1A1A2E"/>
                 <w:sz w:val="18"/>
               </w:rPr>
-              <w:t>Exit tiquet al web (2 obertes + 1 de resposta múltiple)</w:t>
+              <w:t>Exit tiquet imprès (mig A4, una pregunta; porta imprès el criteri que avalua)</w:t>
             </w:r>
           </w:p>
         </w:tc>
         <w:tc>
           <w:tcPr>
-            <w:tcW w:type="dxa" w:w="1191"/>
+            <w:tcW w:type="dxa" w:w="1077"/>
           </w:tcPr>
           <w:p>
             <w:pPr>
@@ -1255,13 +1375,13 @@
                 <w:color w:val="1A1A2E"/>
                 <w:sz w:val="18"/>
               </w:rPr>
-              <w:t>Les 4 sessions</w:t>
+              <w:t>Les 3 sessions</w:t>
             </w:r>
           </w:p>
         </w:tc>
         <w:tc>
           <w:tcPr>
-            <w:tcW w:type="dxa" w:w="3061"/>
+            <w:tcW w:type="dxa" w:w="3288"/>
           </w:tcPr>
           <w:p>
             <w:pPr>
@@ -1275,13 +1395,13 @@
                 <w:color w:val="1A1A2E"/>
                 <w:sz w:val="18"/>
               </w:rPr>
-              <w:t>Si han entès la idea del dia i la saben aplicar a un cas nou</w:t>
+              <w:t>S1: detectar pseudociència (2.2) · S2: interpretar una prova (3.3) · S3: què faria caure el propi cas (3.1)</w:t>
             </w:r>
           </w:p>
         </w:tc>
         <w:tc>
           <w:tcPr>
-            <w:tcW w:type="dxa" w:w="3402"/>
+            <w:tcW w:type="dxa" w:w="3118"/>
           </w:tcPr>
           <w:p>
             <w:pPr>
@@ -1295,7 +1415,7 @@
                 <w:color w:val="1A1A2E"/>
                 <w:sz w:val="18"/>
               </w:rPr>
-              <w:t>Es respon a la pàgina de la sessió; el docent llegeix les obertes</w:t>
+              <w:t>Nivells d'assoliment; també es pot respondre al web</w:t>
             </w:r>
           </w:p>
         </w:tc>
@@ -1303,7 +1423,7 @@
       <w:tr>
         <w:tc>
           <w:tcPr>
-            <w:tcW w:type="dxa" w:w="2211"/>
+            <w:tcW w:type="dxa" w:w="2381"/>
             <w:shd w:val="clear" w:fill="E8F2F4"/>
           </w:tcPr>
           <w:p>
@@ -1318,13 +1438,13 @@
                 <w:color w:val="1A1A2E"/>
                 <w:sz w:val="18"/>
               </w:rPr>
-              <w:t>Fitxa de sessió A/B</w:t>
+              <w:t>Fitxa de sessió A/B/C</w:t>
             </w:r>
           </w:p>
         </w:tc>
         <w:tc>
           <w:tcPr>
-            <w:tcW w:type="dxa" w:w="1191"/>
+            <w:tcW w:type="dxa" w:w="1077"/>
           </w:tcPr>
           <w:p>
             <w:pPr>
@@ -1344,7 +1464,7 @@
         </w:tc>
         <w:tc>
           <w:tcPr>
-            <w:tcW w:type="dxa" w:w="3061"/>
+            <w:tcW w:type="dxa" w:w="3288"/>
           </w:tcPr>
           <w:p>
             <w:pPr>
@@ -1364,7 +1484,7 @@
         </w:tc>
         <w:tc>
           <w:tcPr>
-            <w:tcW w:type="dxa" w:w="3402"/>
+            <w:tcW w:type="dxa" w:w="3118"/>
           </w:tcPr>
           <w:p>
             <w:pPr>
@@ -1378,7 +1498,7 @@
                 <w:color w:val="1A1A2E"/>
                 <w:sz w:val="18"/>
               </w:rPr>
-              <w:t>La de la S3 es recull al final de la sessió (és l'evidència de l'escolta i de les proves de l'apartat 3); la resta, revisió global</w:t>
+              <w:t>La de la S3 es recull (és l'evidència del producte final)</w:t>
             </w:r>
           </w:p>
         </w:tc>
@@ -1386,7 +1506,7 @@
       <w:tr>
         <w:tc>
           <w:tcPr>
-            <w:tcW w:type="dxa" w:w="2211"/>
+            <w:tcW w:type="dxa" w:w="2381"/>
             <w:shd w:val="clear" w:fill="E8F2F4"/>
           </w:tcPr>
           <w:p>
@@ -1401,13 +1521,13 @@
                 <w:color w:val="1A1A2E"/>
                 <w:sz w:val="18"/>
               </w:rPr>
-              <w:t>Defensa oral d'1 minut</w:t>
+              <w:t>Explicació al grup puzle</w:t>
             </w:r>
           </w:p>
         </w:tc>
         <w:tc>
           <w:tcPr>
-            <w:tcW w:type="dxa" w:w="1191"/>
+            <w:tcW w:type="dxa" w:w="1077"/>
           </w:tcPr>
           <w:p>
             <w:pPr>
@@ -1421,13 +1541,13 @@
                 <w:color w:val="1A1A2E"/>
                 <w:sz w:val="18"/>
               </w:rPr>
-              <w:t>S3</w:t>
+              <w:t>S2</w:t>
             </w:r>
           </w:p>
         </w:tc>
         <w:tc>
           <w:tcPr>
-            <w:tcW w:type="dxa" w:w="3061"/>
+            <w:tcW w:type="dxa" w:w="3288"/>
           </w:tcPr>
           <w:p>
             <w:pPr>
@@ -1441,13 +1561,13 @@
                 <w:color w:val="1A1A2E"/>
                 <w:sz w:val="18"/>
               </w:rPr>
-              <w:t>Qualitat de l'argument: senyals del detector, garanties i rèplica a l'objecció</w:t>
+              <w:t>Si l'expert sap explicar el cas: promesa, senyals amb la frase, prova i calaix (3.4 col·laboració)</w:t>
             </w:r>
           </w:p>
         </w:tc>
         <w:tc>
           <w:tcPr>
-            <w:tcW w:type="dxa" w:w="3402"/>
+            <w:tcW w:type="dxa" w:w="3118"/>
           </w:tcPr>
           <w:p>
             <w:pPr>
@@ -1461,7 +1581,7 @@
                 <w:color w:val="1A1A2E"/>
                 <w:sz w:val="18"/>
               </w:rPr>
-              <w:t>Nivells d'assoliment; els companys voten i donen un punt fort i una millora</w:t>
+              <w:t>Observació del docent mentre circula</w:t>
             </w:r>
           </w:p>
         </w:tc>
@@ -1469,7 +1589,7 @@
       <w:tr>
         <w:tc>
           <w:tcPr>
-            <w:tcW w:type="dxa" w:w="2211"/>
+            <w:tcW w:type="dxa" w:w="2381"/>
             <w:shd w:val="clear" w:fill="E8F2F4"/>
           </w:tcPr>
           <w:p>
@@ -1484,13 +1604,13 @@
                 <w:color w:val="1A1A2E"/>
                 <w:sz w:val="18"/>
               </w:rPr>
-              <w:t>Revisió a cegues a la fira</w:t>
+              <w:t>Revisió a cegues</w:t>
             </w:r>
           </w:p>
         </w:tc>
         <w:tc>
           <w:tcPr>
-            <w:tcW w:type="dxa" w:w="1191"/>
+            <w:tcW w:type="dxa" w:w="1077"/>
           </w:tcPr>
           <w:p>
             <w:pPr>
@@ -1504,13 +1624,13 @@
                 <w:color w:val="1A1A2E"/>
                 <w:sz w:val="18"/>
               </w:rPr>
-              <w:t>S4</w:t>
+              <w:t>S3</w:t>
             </w:r>
           </w:p>
         </w:tc>
         <w:tc>
           <w:tcPr>
-            <w:tcW w:type="dxa" w:w="3061"/>
+            <w:tcW w:type="dxa" w:w="3288"/>
           </w:tcPr>
           <w:p>
             <w:pPr>
@@ -1530,7 +1650,7 @@
         </w:tc>
         <w:tc>
           <w:tcPr>
-            <w:tcW w:type="dxa" w:w="3402"/>
+            <w:tcW w:type="dxa" w:w="3118"/>
           </w:tcPr>
           <w:p>
             <w:pPr>
@@ -1544,7 +1664,7 @@
                 <w:color w:val="1A1A2E"/>
                 <w:sz w:val="18"/>
               </w:rPr>
-              <w:t>Nota de revisió retallable + comparació amb l'autor</w:t>
+              <w:t>Fitxa, apartat 3</w:t>
             </w:r>
           </w:p>
         </w:tc>
@@ -1552,7 +1672,7 @@
       <w:tr>
         <w:tc>
           <w:tcPr>
-            <w:tcW w:type="dxa" w:w="2211"/>
+            <w:tcW w:type="dxa" w:w="2381"/>
             <w:shd w:val="clear" w:fill="E8F2F4"/>
           </w:tcPr>
           <w:p>
@@ -1573,7 +1693,7 @@
         </w:tc>
         <w:tc>
           <w:tcPr>
-            <w:tcW w:type="dxa" w:w="1191"/>
+            <w:tcW w:type="dxa" w:w="1077"/>
           </w:tcPr>
           <w:p>
             <w:pPr>
@@ -1587,13 +1707,13 @@
                 <w:color w:val="1A1A2E"/>
                 <w:sz w:val="18"/>
               </w:rPr>
-              <w:t>S4</w:t>
+              <w:t>S3</w:t>
             </w:r>
           </w:p>
         </w:tc>
         <w:tc>
           <w:tcPr>
-            <w:tcW w:type="dxa" w:w="3061"/>
+            <w:tcW w:type="dxa" w:w="3288"/>
           </w:tcPr>
           <w:p>
             <w:pPr>
@@ -1607,13 +1727,13 @@
                 <w:color w:val="1A1A2E"/>
                 <w:sz w:val="18"/>
               </w:rPr>
-              <w:t>Consciència del propi aprenentatge; al nivell A, amb la prova concreta que ho demostra</w:t>
+              <w:t>Consciència del propi aprenentatge</w:t>
             </w:r>
           </w:p>
         </w:tc>
         <w:tc>
           <w:tcPr>
-            <w:tcW w:type="dxa" w:w="3402"/>
+            <w:tcW w:type="dxa" w:w="3118"/>
           </w:tcPr>
           <w:p>
             <w:pPr>
@@ -1635,7 +1755,7 @@
       <w:tr>
         <w:tc>
           <w:tcPr>
-            <w:tcW w:type="dxa" w:w="2211"/>
+            <w:tcW w:type="dxa" w:w="2381"/>
             <w:shd w:val="clear" w:fill="E8F2F4"/>
           </w:tcPr>
           <w:p>
@@ -1650,13 +1770,13 @@
                 <w:color w:val="1A1A2E"/>
                 <w:sz w:val="18"/>
               </w:rPr>
-              <w:t>Checklist + test de transferència (cas Power Balance)</w:t>
+              <w:t>App del detector</w:t>
             </w:r>
           </w:p>
         </w:tc>
         <w:tc>
           <w:tcPr>
-            <w:tcW w:type="dxa" w:w="1191"/>
+            <w:tcW w:type="dxa" w:w="1077"/>
           </w:tcPr>
           <w:p>
             <w:pPr>
@@ -1670,13 +1790,13 @@
                 <w:color w:val="1A1A2E"/>
                 <w:sz w:val="18"/>
               </w:rPr>
-              <w:t>Al web, quan es vulgui</w:t>
+              <w:t>S3</w:t>
             </w:r>
           </w:p>
         </w:tc>
         <w:tc>
           <w:tcPr>
-            <w:tcW w:type="dxa" w:w="3061"/>
+            <w:tcW w:type="dxa" w:w="3288"/>
           </w:tcPr>
           <w:p>
             <w:pPr>
@@ -1690,13 +1810,13 @@
                 <w:color w:val="1A1A2E"/>
                 <w:sz w:val="18"/>
               </w:rPr>
-              <w:t>Si sap aplicar el detector a un cas nou i tancat, no si recorda la teoria</w:t>
+              <w:t>Entrenament: senyals i calaix de 14 casos</w:t>
             </w:r>
           </w:p>
         </w:tc>
         <w:tc>
           <w:tcPr>
-            <w:tcW w:type="dxa" w:w="3402"/>
+            <w:tcW w:type="dxa" w:w="3118"/>
           </w:tcPr>
           <w:p>
             <w:pPr>
@@ -1710,7 +1830,90 @@
                 <w:color w:val="1A1A2E"/>
                 <w:sz w:val="18"/>
               </w:rPr>
-              <w:t>Autocorrectiu, amb retorn immediat a l'alumne</w:t>
+              <w:t>Autocorrectiva; l'alumne apunta el resultat a la fitxa</w:t>
+            </w:r>
+          </w:p>
+        </w:tc>
+      </w:tr>
+      <w:tr>
+        <w:tc>
+          <w:tcPr>
+            <w:tcW w:type="dxa" w:w="2381"/>
+            <w:shd w:val="clear" w:fill="E8F2F4"/>
+          </w:tcPr>
+          <w:p>
+            <w:pPr>
+              <w:spacing w:after="0" w:before="0"/>
+            </w:pPr>
+            <w:r>
+              <w:rPr>
+                <w:rFonts w:ascii="Fira Sans Extra Condensed" w:hAnsi="Fira Sans Extra Condensed" w:cs="Fira Sans Extra Condensed"/>
+                <w:b/>
+                <w:i w:val="0"/>
+                <w:color w:val="1A1A2E"/>
+                <w:sz w:val="18"/>
+              </w:rPr>
+              <w:t>Autoavaluació pre-examen (checklist, assaig escrit, test Power Balance)</w:t>
+            </w:r>
+          </w:p>
+        </w:tc>
+        <w:tc>
+          <w:tcPr>
+            <w:tcW w:type="dxa" w:w="1077"/>
+          </w:tcPr>
+          <w:p>
+            <w:pPr>
+              <w:spacing w:after="0" w:before="0"/>
+            </w:pPr>
+            <w:r>
+              <w:rPr>
+                <w:rFonts w:ascii="Fira Sans Extra Condensed" w:hAnsi="Fira Sans Extra Condensed" w:cs="Fira Sans Extra Condensed"/>
+                <w:b w:val="0"/>
+                <w:i w:val="0"/>
+                <w:color w:val="1A1A2E"/>
+                <w:sz w:val="18"/>
+              </w:rPr>
+              <w:t>Al web, quan es vulgui</w:t>
+            </w:r>
+          </w:p>
+        </w:tc>
+        <w:tc>
+          <w:tcPr>
+            <w:tcW w:type="dxa" w:w="3288"/>
+          </w:tcPr>
+          <w:p>
+            <w:pPr>
+              <w:spacing w:after="0" w:before="0"/>
+            </w:pPr>
+            <w:r>
+              <w:rPr>
+                <w:rFonts w:ascii="Fira Sans Extra Condensed" w:hAnsi="Fira Sans Extra Condensed" w:cs="Fira Sans Extra Condensed"/>
+                <w:b w:val="0"/>
+                <w:i w:val="0"/>
+                <w:color w:val="1A1A2E"/>
+                <w:sz w:val="18"/>
+              </w:rPr>
+              <w:t>Si sap aplicar-ho a un cas nou i escriure-ho</w:t>
+            </w:r>
+          </w:p>
+        </w:tc>
+        <w:tc>
+          <w:tcPr>
+            <w:tcW w:type="dxa" w:w="3118"/>
+          </w:tcPr>
+          <w:p>
+            <w:pPr>
+              <w:spacing w:after="0" w:before="0"/>
+            </w:pPr>
+            <w:r>
+              <w:rPr>
+                <w:rFonts w:ascii="Fira Sans Extra Condensed" w:hAnsi="Fira Sans Extra Condensed" w:cs="Fira Sans Extra Condensed"/>
+                <w:b w:val="0"/>
+                <w:i w:val="0"/>
+                <w:color w:val="1A1A2E"/>
+                <w:sz w:val="18"/>
+              </w:rPr>
+              <w:t>Autocorrectiu, amb models AS i AE</w:t>
             </w:r>
           </w:p>
         </w:tc>
@@ -1728,7 +1931,7 @@
           <w:color w:val="666666"/>
           <w:sz w:val="18"/>
         </w:rPr>
-        <w:t>Escala de qualificació a Classroom: No entregat 0 · No assoliment 1 · Assoliment satisfactori 2 · Assoliment notable 3 · Assoliment excel·lent 4. Sense punts: els nivells es posen per objectiu d'aprenentatge.</w:t>
+        <w:t>Escala a Classroom: No entregat 0 · No assoliment 1 · Assoliment satisfactori 2 · Assoliment notable 3 · Assoliment excel·lent 4. Sense punts: els nivells es posen per objectiu d'aprenentatge.</w:t>
       </w:r>
     </w:p>
     <w:p>
@@ -1768,7 +1971,7 @@
           <w:color w:val="1A1A2E"/>
           <w:sz w:val="18"/>
         </w:rPr>
-        <w:t>Dues versions de cada fitxa, A i B, amb els mateixos objectius. La A no és la B amb menys ajuda: canvia la tasca (escriure les afirmacions en lloc de rebre-les, deduir els senyals en lloc de recollir-los, jutjar casos de frontera en lloc de casos clars).</w:t>
+        <w:t>Tres versions de cada fitxa. La A no és la B amb menys ajuda: canvia la tasca (dir quina prova mouria una afirmació, ordenar garanties per força, inventar un anunci que enganyi el detector, dissenyar la prova definitiva d'un cas, reescriure una promesa perquè es pugui comprovar). La A també té els 5 senyals al full.</w:t>
       </w:r>
     </w:p>
     <w:p>
@@ -1793,7 +1996,7 @@
           <w:color w:val="1A1A2E"/>
           <w:sz w:val="18"/>
         </w:rPr>
-        <w:t>Bastida alta a tota la SA: inicis de frase i pistes a gairebé tots els apartats del nivell B. És l'arrencada del curs; es va retirant a partir de la SA3.</w:t>
+        <w:t>La C (tres alumnes amb DIL) té 3 objectius, tasca pròpia (calaixos, encercla, inicis de frase), 3 senyals (1 · 2 · 3 = no es pot comprovar · no admet crítica · sona científica), lletra Fira Sans Condensed més gran i els mateixos minuts que la B. A l'app, el mode «3 senyals» s'activa sol si la web està en nivell C.</w:t>
       </w:r>
     </w:p>
     <w:p>
@@ -1818,7 +2021,7 @@
           <w:color w:val="1A1A2E"/>
           <w:sz w:val="18"/>
         </w:rPr>
-        <w:t>Caps d'escriptura grans: a 4t es demana argument, no paraula solta. Si un espai queda curt, val més afegir un full en blanc que fer escriure petit.</w:t>
+        <w:t>Els dossiers del puzle porten un requadre «📖 En 3 línies» a dalt: amb això sol ja es pot fer la fitxa d'expert. Els alumnes de C van a grups d'experts amb un company que faci de lector (recomanats: casos 4 i 5).</w:t>
       </w:r>
     </w:p>
     <w:p>
@@ -1843,7 +2046,7 @@
           <w:color w:val="1A1A2E"/>
           <w:sz w:val="18"/>
         </w:rPr>
-        <w:t>«Has faltat?»: cada sessió del web té les instruccions de recuperació i l'exit tiquet, que es pot respondre des de casa.</w:t>
+        <w:t>«Has faltat?»: cada sessió del web té les instruccions de recuperació; els dossiers i els casos de reserva són enllaçats a la pàgina de la sessió.</w:t>
       </w:r>
     </w:p>
     <w:p>
@@ -1892,7 +2095,7 @@
           <w:color w:val="FFFFFF"/>
           <w:sz w:val="18"/>
         </w:rPr>
-        <w:t xml:space="preserve">  Sessió 1 de 4 · Activació · 2 hores</w:t>
+        <w:t xml:space="preserve">  Sessió 1 de 3 · Activació · 2 hores</w:t>
       </w:r>
     </w:p>
     <w:p>
@@ -1963,7 +2166,7 @@
                 <w:color w:val="1A1A2E"/>
                 <w:sz w:val="18"/>
               </w:rPr>
-              <w:t>A la vida —i a la ciència— res no és 100% segur: hi ha coses més certes i coses menys certes. Però, en què et bases per decidir quant de segura és una afirmació?</w:t>
+              <w:t>A la vida —i a la ciència— res no és 100 % segur. En què et bases per decidir quant de segura és una afirmació? I com saps si una cosa que sona a ciència ho és de debò?</w:t>
             </w:r>
           </w:p>
         </w:tc>
@@ -2006,7 +2209,7 @@
           <w:color w:val="1A1A2E"/>
           <w:sz w:val="18"/>
         </w:rPr>
-        <w:t>Ordenar afirmacions de més certa a menys certa i explicar amb les pròpies paraules per què.</w:t>
+        <w:t>Ordenar afirmacions de més certa a menys certa i justificar les que més es dubten.</w:t>
       </w:r>
     </w:p>
     <w:p>
@@ -2031,7 +2234,7 @@
           <w:color w:val="1A1A2E"/>
           <w:sz w:val="18"/>
         </w:rPr>
-        <w:t>Identificar els 5 tipus de garanties (dades, models, hàbits, autoritat, identitat/valors) en exemples donats.</w:t>
+        <w:t>Reconèixer els 5 tipus de garanties en arguments senzills.</w:t>
       </w:r>
     </w:p>
     <w:p>
@@ -2056,7 +2259,7 @@
           <w:color w:val="1A1A2E"/>
           <w:sz w:val="18"/>
         </w:rPr>
-        <w:t>Comptar quines garanties es fan servir més i dibuixar el propi perfil epistèmic.</w:t>
+        <w:t>Conèixer els 5 senyals del detector de pseudociència.</w:t>
       </w:r>
     </w:p>
     <w:p>
@@ -2081,7 +2284,7 @@
           <w:color w:val="1A1A2E"/>
           <w:sz w:val="18"/>
         </w:rPr>
-        <w:t>Distingir ciència de pseudociència segons si es fa servir el mètode científic i s'admet la crítica.</w:t>
+        <w:t>Passar anuncis curts pel detector i dir quins senyals s'encenen.</w:t>
       </w:r>
     </w:p>
     <w:tbl>
@@ -2146,7 +2349,7 @@
                 <w:color w:val="1A1A2E"/>
                 <w:sz w:val="18"/>
               </w:rPr>
-              <w:t>Imprimir la fitxa segons el nivell de cada alumne: versió A o versió B.</w:t>
+              <w:t>Imprimir la fitxa (1 full a doble cara) segons el nivell: A, B o C.</w:t>
             </w:r>
           </w:p>
           <w:p>
@@ -2171,7 +2374,7 @@
                 <w:color w:val="1A1A2E"/>
                 <w:sz w:val="18"/>
               </w:rPr>
-              <w:t>Imprimir el full de retallables (un full serveix per a 3-4 alumnes) i separar els jocs per nivell: el joc B porta les 10 afirmacions escrites; el joc A en porta 7 i tres tires en blanc. No barrejar-los.</w:t>
+              <w:t>Imprimir els retallables de l'escala: 1 joc de 8 tires per PARELLA, 6 jocs per full (2 fulls per a 24 alumnes). El joc és el mateix per als tres nivells. Retallar-los i guardar-los en sobres: no s'enganxen i serveixen per a altres grups i per al curs vinent.</w:t>
             </w:r>
           </w:p>
           <w:p>
@@ -2196,7 +2399,7 @@
                 <w:color w:val="1A1A2E"/>
                 <w:sz w:val="18"/>
               </w:rPr>
-              <w:t>Tisores per a tothom, o repartir les tires ja tallades per jocs si es vol guanyar temps.</w:t>
+              <w:t>Obrir al projector la pàgina de la sessió 1: Fig.1 (garanties) i Fig.2 (el detector).</w:t>
             </w:r>
           </w:p>
           <w:p>
@@ -2221,7 +2424,7 @@
                 <w:color w:val="1A1A2E"/>
                 <w:sz w:val="18"/>
               </w:rPr>
-              <w:t>Obrir al projector la pàgina de la sessió 1 i tenir a mà la Fig.1 (els 5 tipus de garanties) i la Fig.2 (ciència vs pseudociència).</w:t>
+              <w:t>Imprimir l'exit tiquet (mig A4: un full dona dos tiquets). La C té full propi.</w:t>
             </w:r>
           </w:p>
           <w:p>
@@ -2246,32 +2449,7 @@
                 <w:color w:val="1A1A2E"/>
                 <w:sz w:val="18"/>
               </w:rPr>
-              <w:t>L'exit tiquet es respon al web: comprovar que els dispositius o els mòbils poden entrar a la pàgina de la sessió.</w:t>
-            </w:r>
-          </w:p>
-          <w:p>
-            <w:pPr>
-              <w:spacing w:after="20" w:before="0"/>
-            </w:pPr>
-            <w:r>
-              <w:rPr>
-                <w:rFonts w:ascii="Fira Sans Extra Condensed" w:hAnsi="Fira Sans Extra Condensed" w:cs="Fira Sans Extra Condensed"/>
-                <w:b/>
-                <w:i w:val="0"/>
-                <w:color w:val="2A6F7F"/>
-                <w:sz w:val="18"/>
-              </w:rPr>
-              <w:t xml:space="preserve">6 </w:t>
-            </w:r>
-            <w:r>
-              <w:rPr>
-                <w:rFonts w:ascii="Fira Sans Extra Condensed" w:hAnsi="Fira Sans Extra Condensed" w:cs="Fira Sans Extra Condensed"/>
-                <w:b w:val="0"/>
-                <w:i w:val="0"/>
-                <w:color w:val="1A1A2E"/>
-                <w:sz w:val="18"/>
-              </w:rPr>
-              <w:t>Imprescindible: deixar temps al final per encarregar la caça d'un cas real de pseudociència. Sense casos caçats, la S2 no té material amb què construir el detector.</w:t>
+              <w:t>Tenir clar l'encàrrec de casa: caçar un cas per a la S3 (no per a la S2).</w:t>
             </w:r>
           </w:p>
         </w:tc>
@@ -2451,7 +2629,7 @@
                 <w:color w:val="1A1A2E"/>
                 <w:sz w:val="18"/>
               </w:rPr>
-              <w:t xml:space="preserve"> qui coneix algú que llegeixi l'horòscop, prengui homeopatia o cregui en la sort d'un número? Molta gent hi confia. Per quina raó ens creiem coses que la ciència diu que són falses?</w:t>
+              <w:t xml:space="preserve"> qui coneix algú que llegeixi l'horòscop, que cregui que un mirall trencat porta mala sort o que dugui una polsera «que dona energia»? Per què ens creiem coses que ningú no ha comprovat?</w:t>
             </w:r>
           </w:p>
           <w:p>
@@ -2486,7 +2664,7 @@
                 <w:color w:val="1A1A2E"/>
                 <w:sz w:val="18"/>
               </w:rPr>
-              <w:t xml:space="preserve"> «i tu, com decideixes què és cert?». Recollir dues o tres respostes espontànies sense corregir-ne cap.</w:t>
+              <w:t xml:space="preserve"> «i tu, com decideixes què és cert?». Recollir dues o tres respostes sense corregir.</w:t>
             </w:r>
           </w:p>
           <w:p>
@@ -2511,7 +2689,7 @@
                 <w:color w:val="1A1A2E"/>
                 <w:sz w:val="18"/>
               </w:rPr>
-              <w:t>Repartir la fitxa i fer l'apartat 0</w:t>
+              <w:t>Apartat 0 (5 min):</w:t>
             </w:r>
             <w:r>
               <w:rPr>
@@ -2521,7 +2699,7 @@
                 <w:color w:val="1A1A2E"/>
                 <w:sz w:val="18"/>
               </w:rPr>
-              <w:t xml:space="preserve"> (idees prèvies): tres preguntes amb inici de frase. Dir clarament que no es corregeix i que es tornarà a mirar a la S4.</w:t>
+              <w:t xml:space="preserve"> una cosa de la qual estan molt segurs i per què. No es corregeix.</w:t>
             </w:r>
           </w:p>
         </w:tc>
@@ -2552,7 +2730,7 @@
                 <w:color w:val="1A1A2E"/>
                 <w:sz w:val="18"/>
               </w:rPr>
-              <w:t>Responen a mà alçada i diuen les seves primeres hipòtesis.</w:t>
+              <w:t>Responen a mà alçada.</w:t>
             </w:r>
           </w:p>
           <w:p>
@@ -2577,7 +2755,7 @@
                 <w:color w:val="1A1A2E"/>
                 <w:sz w:val="18"/>
               </w:rPr>
-              <w:t>Omplen l'apartat 0: una cosa de la qual estan molt segurs i una de la qual no, en què es basen per convèncer i què vol dir «científic» per a ells.</w:t>
+              <w:t>Omplen l'apartat 0.</w:t>
             </w:r>
           </w:p>
         </w:tc>
@@ -2615,7 +2793,7 @@
                 <w:color w:val="666666"/>
                 <w:sz w:val="17"/>
               </w:rPr>
-              <w:t>40 min</w:t>
+              <w:t>30 min · apartat 1</w:t>
             </w:r>
           </w:p>
         </w:tc>
@@ -2645,7 +2823,7 @@
                 <w:color w:val="1A1A2E"/>
                 <w:sz w:val="18"/>
               </w:rPr>
-              <w:t>Repartir el joc de retallables</w:t>
+              <w:t>Repartir un joc de tires per parella</w:t>
             </w:r>
             <w:r>
               <w:rPr>
@@ -2655,7 +2833,7 @@
                 <w:color w:val="1A1A2E"/>
                 <w:sz w:val="18"/>
               </w:rPr>
-              <w:t xml:space="preserve"> del nivell de cadascú i donar l'ordre sencer abans de començar: primer sol/a, després consens en grup de 4.</w:t>
+              <w:t xml:space="preserve"> i donar l'ordre sencer: ordenar les 8 tires sobre la taula, de més certa a menys certa, sense enganxar-les.</w:t>
             </w:r>
           </w:p>
           <w:p>
@@ -2680,7 +2858,7 @@
                 <w:color w:val="1A1A2E"/>
                 <w:sz w:val="18"/>
               </w:rPr>
-              <w:t>La regla que fa funcionar l'activitat:</w:t>
+              <w:t>La pregunta que fa funcionar l'activitat:</w:t>
             </w:r>
             <w:r>
               <w:rPr>
@@ -2690,7 +2868,7 @@
                 <w:color w:val="1A1A2E"/>
                 <w:sz w:val="18"/>
               </w:rPr>
-              <w:t xml:space="preserve"> ningú no canvia el seu full. Els canvis que s'accepten del grup es marquen amb una fletxa vermella al costat. Així queda registrat el que ha mogut cadascú i per què.</w:t>
+              <w:t xml:space="preserve"> per a cada tira, «algú ho ha comprovat? com?». Circular preguntant-ho sense donar mai el veredicte.</w:t>
             </w:r>
           </w:p>
           <w:p>
@@ -2715,7 +2893,7 @@
                 <w:color w:val="1A1A2E"/>
                 <w:sz w:val="18"/>
               </w:rPr>
-              <w:t>Circular preguntant</w:t>
+              <w:t>Als 20 minuts, grups de 4:</w:t>
             </w:r>
             <w:r>
               <w:rPr>
@@ -2725,7 +2903,7 @@
                 <w:color w:val="1A1A2E"/>
                 <w:sz w:val="18"/>
               </w:rPr>
-              <w:t xml:space="preserve"> «per què li dones aquesta certesa?» i «com ho podríem comprovar?», sense donar mai el veredicte.</w:t>
+              <w:t xml:space="preserve"> comparen els dos ordres i defensen les diferències. No cal posar-se d'acord.</w:t>
             </w:r>
           </w:p>
           <w:p>
@@ -2750,7 +2928,7 @@
                 <w:color w:val="1A1A2E"/>
                 <w:sz w:val="18"/>
               </w:rPr>
-              <w:t>Anar apuntant a la pissarra</w:t>
+              <w:t>Apuntar a la pissarra</w:t>
             </w:r>
             <w:r>
               <w:rPr>
@@ -2760,7 +2938,7 @@
                 <w:color w:val="1A1A2E"/>
                 <w:sz w:val="18"/>
               </w:rPr>
-              <w:t xml:space="preserve"> els tipus d'argument que se senten. Aquesta llista és el material de la teoria de després: no s'ha d'esborrar.</w:t>
+              <w:t xml:space="preserve"> els tipus d'argument que se senten («ho diu tothom», «sempre ha estat així», «hi ha estudis»…): són el material de l'apartat 2.</w:t>
             </w:r>
           </w:p>
         </w:tc>
@@ -2791,7 +2969,7 @@
                 <w:color w:val="1A1A2E"/>
                 <w:sz w:val="18"/>
               </w:rPr>
-              <w:t>Retallen les tires i les ordenen de més certa (10) a menys certa (1), escrivint la justificació de cada posició.</w:t>
+              <w:t>Ordenen les 8 tires en parella.</w:t>
             </w:r>
           </w:p>
           <w:p>
@@ -2816,7 +2994,7 @@
                 <w:color w:val="1A1A2E"/>
                 <w:sz w:val="18"/>
               </w:rPr>
-              <w:t>En grup de 4, discuteixen fins a un ordre comú i marquen amb fletxes els canvis que accepten.</w:t>
+              <w:t>Escriuen a la fitxa la més certa, la menys certa i la més dubtosa, amb el perquè (A: només la més discutida i la prova que la mouria; C: posen el número de cada tira en un dels tres calaixos).</w:t>
             </w:r>
           </w:p>
           <w:p>
@@ -2841,7 +3019,7 @@
                 <w:color w:val="1A1A2E"/>
                 <w:sz w:val="18"/>
               </w:rPr>
-              <w:t>Anoten quins arguments els han convençut i quins no.</w:t>
+              <w:t>Contrasten amb l'altra parella.</w:t>
             </w:r>
           </w:p>
         </w:tc>
@@ -2909,7 +3087,7 @@
                 <w:color w:val="1A1A2E"/>
                 <w:sz w:val="18"/>
               </w:rPr>
-              <w:t>Dues idees, no un tema:</w:t>
+              <w:t>Dues idees:</w:t>
             </w:r>
             <w:r>
               <w:rPr>
@@ -2919,7 +3097,7 @@
                 <w:color w:val="1A1A2E"/>
                 <w:sz w:val="18"/>
               </w:rPr>
-              <w:t xml:space="preserve"> (1) res no és 100% segur, hi ha graus de certesa, i el que és poc segur és incert; (2) quan volem convèncer fem servir garanties, i n'hi ha de cinc tipus.</w:t>
+              <w:t xml:space="preserve"> (1) res no és 100 % segur: hi ha graus de certesa, i la certesa puja quan algú ho ha comprovat; (2) quan volem convèncer fem servir garanties, i n'hi ha cinc tipus.</w:t>
             </w:r>
           </w:p>
           <w:p>
@@ -2954,7 +3132,7 @@
                 <w:color w:val="1A1A2E"/>
                 <w:sz w:val="18"/>
               </w:rPr>
-              <w:t xml:space="preserve"> dades (números, mesures), models (com funciona un sistema), hàbits («sempre ha estat així»), autoritat («ho diu X») i identitat/valors (el que vull creure).</w:t>
+              <w:t xml:space="preserve"> dades, models, hàbits, autoritat i identitat/valors (Fig.1).</w:t>
             </w:r>
           </w:p>
           <w:p>
@@ -2979,7 +3157,7 @@
                 <w:color w:val="1A1A2E"/>
                 <w:sz w:val="18"/>
               </w:rPr>
-              <w:t>Projectar la Fig.1</w:t>
+              <w:t>Tancar amb la idea que sosté la SA:</w:t>
             </w:r>
             <w:r>
               <w:rPr>
@@ -2989,7 +3167,7 @@
                 <w:color w:val="1A1A2E"/>
                 <w:sz w:val="18"/>
               </w:rPr>
-              <w:t xml:space="preserve"> i deixar clar que un mateix argument pot combinar-ne diversos.</w:t>
+              <w:t xml:space="preserve"> no totes les garanties valen igual; dades i models donen més certesa que autoritat, hàbits o el que vols creure.</w:t>
             </w:r>
           </w:p>
         </w:tc>
@@ -3020,7 +3198,7 @@
                 <w:color w:val="1A1A2E"/>
                 <w:sz w:val="18"/>
               </w:rPr>
-              <w:t>Connecten els arguments que acaben de fer servir amb el nom que ara tenen.</w:t>
+              <w:t>Classifiquen els sis arguments de «demà plourà» (A: els ordenen, a més, del més fort al més feble; C: tres arguments i tres garanties).</w:t>
             </w:r>
           </w:p>
           <w:p>
@@ -3045,7 +3223,7 @@
                 <w:color w:val="1A1A2E"/>
                 <w:sz w:val="18"/>
               </w:rPr>
-              <w:t>Classifiquen els arguments de l'apartat 2 de la fitxa segons la garantia.</w:t>
+              <w:t>Escriuen quina garantia han fet servir més a l'escala.</w:t>
             </w:r>
           </w:p>
         </w:tc>
@@ -3083,7 +3261,7 @@
                 <w:color w:val="666666"/>
                 <w:sz w:val="17"/>
               </w:rPr>
-              <w:t>20 min · apartat 3</w:t>
+              <w:t>35 min · apartat 3</w:t>
             </w:r>
           </w:p>
         </w:tc>
@@ -3113,7 +3291,7 @@
                 <w:color w:val="1A1A2E"/>
                 <w:sz w:val="18"/>
               </w:rPr>
-              <w:t>El perfil epistèmic:</w:t>
+              <w:t>Presentar el detector fet (Fig.2):</w:t>
             </w:r>
             <w:r>
               <w:rPr>
@@ -3123,7 +3301,7 @@
                 <w:color w:val="1A1A2E"/>
                 <w:sz w:val="18"/>
               </w:rPr>
-              <w:t xml:space="preserve"> si comptes quantes vegades has fet servir cada garantia, obtens un retrat de com decideixes. Conèixer-se és el primer pas per no deixar-se enganyar.</w:t>
+              <w:t xml:space="preserve"> 5 senyals, cadascun amb el seu exemple. No es construeix entre tots: es dona, s'explica i s'estrena.</w:t>
             </w:r>
           </w:p>
           <w:p>
@@ -3148,7 +3326,7 @@
                 <w:color w:val="1A1A2E"/>
                 <w:sz w:val="18"/>
               </w:rPr>
-              <w:t>La idea que sosté tota la SA:</w:t>
+              <w:t>Fer el primer anunci en veu alta</w:t>
             </w:r>
             <w:r>
               <w:rPr>
@@ -3158,7 +3336,7 @@
                 <w:color w:val="1A1A2E"/>
                 <w:sz w:val="18"/>
               </w:rPr>
-              <w:t xml:space="preserve"> no totes les garanties valen igual. Dades i models donen més seguretat que autoritat, hàbits o identitat/valors, i fer servir un sol tipus de garantia sempre és perillós.</w:t>
+              <w:t xml:space="preserve"> (A · plantilles magnètiques) i mostrar com es busca la frase exacta que encén cada senyal.</w:t>
             </w:r>
           </w:p>
           <w:p>
@@ -3183,7 +3361,7 @@
                 <w:color w:val="1A1A2E"/>
                 <w:sz w:val="18"/>
               </w:rPr>
-              <w:t>Fer-ho comparar per parelles</w:t>
+              <w:t>Deixar-los sols amb els altres tres</w:t>
             </w:r>
             <w:r>
               <w:rPr>
@@ -3193,7 +3371,7 @@
                 <w:color w:val="1A1A2E"/>
                 <w:sz w:val="18"/>
               </w:rPr>
-              <w:t xml:space="preserve"> abans de la posada en comú: el contrast amb un company és el que ho fa evident.</w:t>
+              <w:t xml:space="preserve"> i tancar amb l'anunci C: no encén cap senyal. Per què? Perquè s'ha posat a prova amb un grup de comparació i ningú no sabia qui prenia què.</w:t>
             </w:r>
           </w:p>
         </w:tc>
@@ -3224,7 +3402,7 @@
                 <w:color w:val="1A1A2E"/>
                 <w:sz w:val="18"/>
               </w:rPr>
-              <w:t>Compten les seves garanties, dibuixen el perfil i l'interpreten.</w:t>
+              <w:t>Marquen quins senyals s'encenen a cada anunci (C: dos anuncis i 3 senyals).</w:t>
             </w:r>
           </w:p>
           <w:p>
@@ -3249,7 +3427,7 @@
                 <w:color w:val="1A1A2E"/>
                 <w:sz w:val="18"/>
               </w:rPr>
-              <w:t>El comparen amb un company i completen «jo faig servir molt ___, i això vol dir que ___».</w:t>
+              <w:t>B: expliquen per què l'anunci C no n'encén cap. A: inventen un anunci que enganyi el detector d'un company.</w:t>
             </w:r>
           </w:p>
         </w:tc>
@@ -3272,7 +3450,7 @@
                 <w:color w:val="2A6F7F"/>
                 <w:sz w:val="21"/>
               </w:rPr>
-              <w:t>Explica</w:t>
+              <w:t>Evaluate</w:t>
             </w:r>
           </w:p>
           <w:p>
@@ -3287,7 +3465,7 @@
                 <w:color w:val="666666"/>
                 <w:sz w:val="17"/>
               </w:rPr>
-              <w:t>20 min · apartat 4</w:t>
+              <w:t>15 min</w:t>
             </w:r>
           </w:p>
         </w:tc>
@@ -3317,7 +3495,7 @@
                 <w:color w:val="1A1A2E"/>
                 <w:sz w:val="18"/>
               </w:rPr>
-              <w:t>Ciència i pseudociència, amb dues preguntes:</w:t>
+              <w:t>Exit tiquet imprès (10 min):</w:t>
             </w:r>
             <w:r>
               <w:rPr>
@@ -3327,7 +3505,7 @@
                 <w:color w:val="1A1A2E"/>
                 <w:sz w:val="18"/>
               </w:rPr>
-              <w:t xml:space="preserve"> es comprova amb experiments fiables? admet que la corregeixin? La pseudociència sembla ciència però no fa servir el mètode i es tanca a la crítica.</w:t>
+              <w:t xml:space="preserve"> l'anunci de la crema «natural» amb energia de les plantes. Avalua el criteri 2.2. La C té la seva versió.</w:t>
             </w:r>
           </w:p>
           <w:p>
@@ -3352,7 +3530,7 @@
                 <w:color w:val="1A1A2E"/>
                 <w:sz w:val="18"/>
               </w:rPr>
-              <w:t>Deixar dit —i és el moment epistèmic—</w:t>
+              <w:t>Metacognició (3 min):</w:t>
             </w:r>
             <w:r>
               <w:rPr>
@@ -3362,7 +3540,7 @@
                 <w:color w:val="1A1A2E"/>
                 <w:sz w:val="18"/>
               </w:rPr>
-              <w:t xml:space="preserve"> que la ciència canviï els seus models no és una debilitat: és el que la fa fiable.</w:t>
+              <w:t xml:space="preserve"> la franja de la fitxa.</w:t>
             </w:r>
           </w:p>
           <w:p>
@@ -3387,7 +3565,7 @@
                 <w:color w:val="1A1A2E"/>
                 <w:sz w:val="18"/>
               </w:rPr>
-              <w:t>Projectar la Fig.2</w:t>
+              <w:t>Encarregar la caça del cas</w:t>
             </w:r>
             <w:r>
               <w:rPr>
@@ -3397,7 +3575,7 @@
                 <w:color w:val="1A1A2E"/>
                 <w:sz w:val="18"/>
               </w:rPr>
-              <w:t xml:space="preserve"> i deixar que decideixin ells abans de confirmar cap veredicte.</w:t>
+              <w:t xml:space="preserve"> per a la S3: una promesa concreta sobre el cos, la salut o la natura, que es pugui dir en una frase («Promet que…»).</w:t>
             </w:r>
           </w:p>
         </w:tc>
@@ -3428,7 +3606,7 @@
                 <w:color w:val="1A1A2E"/>
                 <w:sz w:val="18"/>
               </w:rPr>
-              <w:t>Decideixen ciència o pseudociència per a cada disciplina de la taula i ho justifiquen amb els criteris de la Fig.2.</w:t>
+              <w:t>Fan l'exit tiquet i la metacognició.</w:t>
             </w:r>
           </w:p>
           <w:p>
@@ -3453,211 +3631,7 @@
                 <w:color w:val="1A1A2E"/>
                 <w:sz w:val="18"/>
               </w:rPr>
-              <w:t>Al nivell A, escriuen tres de les descripcions i diuen quina de les dues preguntes clau decideix cada cas.</w:t>
-            </w:r>
-          </w:p>
-        </w:tc>
-      </w:tr>
-      <w:tr>
-        <w:tc>
-          <w:tcPr>
-            <w:tcW w:type="dxa" w:w="1644"/>
-            <w:shd w:val="clear" w:fill="E8F2F4"/>
-          </w:tcPr>
-          <w:p>
-            <w:pPr>
-              <w:spacing w:after="0" w:before="0"/>
-            </w:pPr>
-            <w:r>
-              <w:rPr>
-                <w:rFonts w:ascii="Fira Sans Extra Condensed" w:hAnsi="Fira Sans Extra Condensed" w:cs="Fira Sans Extra Condensed"/>
-                <w:b/>
-                <w:i w:val="0"/>
-                <w:color w:val="2A6F7F"/>
-                <w:sz w:val="21"/>
-              </w:rPr>
-              <w:t>Evaluate</w:t>
-            </w:r>
-          </w:p>
-          <w:p>
-            <w:pPr>
-              <w:spacing w:after="0" w:before="0"/>
-            </w:pPr>
-            <w:r>
-              <w:rPr>
-                <w:rFonts w:ascii="Fira Sans Extra Condensed" w:hAnsi="Fira Sans Extra Condensed" w:cs="Fira Sans Extra Condensed"/>
-                <w:b w:val="0"/>
-                <w:i w:val="0"/>
-                <w:color w:val="666666"/>
-                <w:sz w:val="17"/>
-              </w:rPr>
-              <w:t>10 min</w:t>
-            </w:r>
-          </w:p>
-        </w:tc>
-        <w:tc>
-          <w:tcPr>
-            <w:tcW w:type="dxa" w:w="4195"/>
-          </w:tcPr>
-          <w:p>
-            <w:pPr>
-              <w:spacing w:after="20" w:before="0"/>
-            </w:pPr>
-            <w:r>
-              <w:rPr>
-                <w:rFonts w:ascii="Fira Sans Extra Condensed" w:hAnsi="Fira Sans Extra Condensed" w:cs="Fira Sans Extra Condensed"/>
-                <w:b/>
-                <w:i w:val="0"/>
-                <w:color w:val="2A6F7F"/>
-                <w:sz w:val="18"/>
-              </w:rPr>
-              <w:t xml:space="preserve">• </w:t>
-            </w:r>
-            <w:r>
-              <w:rPr>
-                <w:rFonts w:ascii="Fira Sans Extra Condensed" w:hAnsi="Fira Sans Extra Condensed" w:cs="Fira Sans Extra Condensed"/>
-                <w:b/>
-                <w:i w:val="0"/>
-                <w:color w:val="1A1A2E"/>
-                <w:sz w:val="18"/>
-              </w:rPr>
-              <w:t>Passar l'exit tiquet</w:t>
-            </w:r>
-            <w:r>
-              <w:rPr>
-                <w:rFonts w:ascii="Fira Sans Extra Condensed" w:hAnsi="Fira Sans Extra Condensed" w:cs="Fira Sans Extra Condensed"/>
-                <w:b w:val="0"/>
-                <w:i w:val="0"/>
-                <w:color w:val="1A1A2E"/>
-                <w:sz w:val="18"/>
-              </w:rPr>
-              <w:t xml:space="preserve"> des de la pàgina de la sessió: dues preguntes obertes i una de resposta múltiple sobre el tipus de garantia.</w:t>
-            </w:r>
-          </w:p>
-          <w:p>
-            <w:pPr>
-              <w:spacing w:after="20" w:before="0"/>
-            </w:pPr>
-            <w:r>
-              <w:rPr>
-                <w:rFonts w:ascii="Fira Sans Extra Condensed" w:hAnsi="Fira Sans Extra Condensed" w:cs="Fira Sans Extra Condensed"/>
-                <w:b/>
-                <w:i w:val="0"/>
-                <w:color w:val="2A6F7F"/>
-                <w:sz w:val="18"/>
-              </w:rPr>
-              <w:t xml:space="preserve">• </w:t>
-            </w:r>
-            <w:r>
-              <w:rPr>
-                <w:rFonts w:ascii="Fira Sans Extra Condensed" w:hAnsi="Fira Sans Extra Condensed" w:cs="Fira Sans Extra Condensed"/>
-                <w:b/>
-                <w:i w:val="0"/>
-                <w:color w:val="1A1A2E"/>
-                <w:sz w:val="18"/>
-              </w:rPr>
-              <w:t>Dirigir la metacognició:</w:t>
-            </w:r>
-            <w:r>
-              <w:rPr>
-                <w:rFonts w:ascii="Fira Sans Extra Condensed" w:hAnsi="Fira Sans Extra Condensed" w:cs="Fira Sans Extra Condensed"/>
-                <w:b w:val="0"/>
-                <w:i w:val="0"/>
-                <w:color w:val="1A1A2E"/>
-                <w:sz w:val="18"/>
-              </w:rPr>
-              <w:t xml:space="preserve"> quina garantia fas servir tu més sovint? T'has adonat avui d'alguna creença que donaves per segura i que ara veus amb més dubte?</w:t>
-            </w:r>
-          </w:p>
-          <w:p>
-            <w:pPr>
-              <w:spacing w:after="20" w:before="0"/>
-            </w:pPr>
-            <w:r>
-              <w:rPr>
-                <w:rFonts w:ascii="Fira Sans Extra Condensed" w:hAnsi="Fira Sans Extra Condensed" w:cs="Fira Sans Extra Condensed"/>
-                <w:b/>
-                <w:i w:val="0"/>
-                <w:color w:val="2A6F7F"/>
-                <w:sz w:val="18"/>
-              </w:rPr>
-              <w:t xml:space="preserve">• </w:t>
-            </w:r>
-            <w:r>
-              <w:rPr>
-                <w:rFonts w:ascii="Fira Sans Extra Condensed" w:hAnsi="Fira Sans Extra Condensed" w:cs="Fira Sans Extra Condensed"/>
-                <w:b/>
-                <w:i w:val="0"/>
-                <w:color w:val="1A1A2E"/>
-                <w:sz w:val="18"/>
-              </w:rPr>
-              <w:t>Encarregar la caça del cas</w:t>
-            </w:r>
-            <w:r>
-              <w:rPr>
-                <w:rFonts w:ascii="Fira Sans Extra Condensed" w:hAnsi="Fira Sans Extra Condensed" w:cs="Fira Sans Extra Condensed"/>
-                <w:b w:val="0"/>
-                <w:i w:val="0"/>
-                <w:color w:val="1A1A2E"/>
-                <w:sz w:val="18"/>
-              </w:rPr>
-              <w:t xml:space="preserve"> en veu alta i comprovar que tothom se l'apunta: un anunci, una polsera magnètica, un producte «detox», un horòscop… Cal anotar què promet i amb quina garantia vol convèncer.</w:t>
-            </w:r>
-          </w:p>
-        </w:tc>
-        <w:tc>
-          <w:tcPr>
-            <w:tcW w:type="dxa" w:w="4025"/>
-            <w:shd w:val="clear" w:fill="F4F9FA"/>
-          </w:tcPr>
-          <w:p>
-            <w:pPr>
-              <w:spacing w:after="20" w:before="0"/>
-            </w:pPr>
-            <w:r>
-              <w:rPr>
-                <w:rFonts w:ascii="Fira Sans Extra Condensed" w:hAnsi="Fira Sans Extra Condensed" w:cs="Fira Sans Extra Condensed"/>
-                <w:b/>
-                <w:i w:val="0"/>
-                <w:color w:val="2A6F7F"/>
-                <w:sz w:val="18"/>
-              </w:rPr>
-              <w:t xml:space="preserve">• </w:t>
-            </w:r>
-            <w:r>
-              <w:rPr>
-                <w:rFonts w:ascii="Fira Sans Extra Condensed" w:hAnsi="Fira Sans Extra Condensed" w:cs="Fira Sans Extra Condensed"/>
-                <w:b w:val="0"/>
-                <w:i w:val="0"/>
-                <w:color w:val="1A1A2E"/>
-                <w:sz w:val="18"/>
-              </w:rPr>
-              <w:t>Responen l'exit tiquet al web.</w:t>
-            </w:r>
-          </w:p>
-          <w:p>
-            <w:pPr>
-              <w:spacing w:after="20" w:before="0"/>
-            </w:pPr>
-            <w:r>
-              <w:rPr>
-                <w:rFonts w:ascii="Fira Sans Extra Condensed" w:hAnsi="Fira Sans Extra Condensed" w:cs="Fira Sans Extra Condensed"/>
-                <w:b/>
-                <w:i w:val="0"/>
-                <w:color w:val="2A6F7F"/>
-                <w:sz w:val="18"/>
-              </w:rPr>
-              <w:t xml:space="preserve">• </w:t>
-            </w:r>
-            <w:r>
-              <w:rPr>
-                <w:rFonts w:ascii="Fira Sans Extra Condensed" w:hAnsi="Fira Sans Extra Condensed" w:cs="Fira Sans Extra Condensed"/>
-                <w:b w:val="0"/>
-                <w:i w:val="0"/>
-                <w:color w:val="1A1A2E"/>
-                <w:sz w:val="18"/>
-              </w:rPr>
-              <w:t>Fan la metacognició i apunten la feina de casa a l'agenda.</w:t>
+              <w:t>Apunten la feina de casa.</w:t>
             </w:r>
           </w:p>
         </w:tc>
@@ -3700,7 +3674,7 @@
                 <w:color w:val="2A6F7F"/>
                 <w:sz w:val="21"/>
               </w:rPr>
-              <w:t>Nivells A i B · què canvia de debò</w:t>
+              <w:t>Nivells A, B i C · què canvia de debò</w:t>
             </w:r>
           </w:p>
           <w:p>
@@ -3735,7 +3709,7 @@
                 <w:color w:val="1A1A2E"/>
                 <w:sz w:val="18"/>
               </w:rPr>
-              <w:t xml:space="preserve"> el joc B porta les 10 afirmacions escrites. El joc A en porta 7 i tres tires en blanc: l'alumne escriu tres afirmacions seves (una de molt certa, una de mitjana i una de molt poc certa) sense indicar quina és quina, i un company les col·loca a cegues. Després tria les 3 files on més ha dubtat i diu quina prova les faria pujar o baixar.</w:t>
+              <w:t xml:space="preserve"> la B escriu tres tires amb el perquè. La A n'escriu només una (la més discutida pel grup) però ha de dir quina prova concreta la mouria: què mesuraria, en qui i comparat amb què. La C posa els números de les tires en tres calaixos (molt certa · depèn · gens certa) i justifica una tira amb inici de frase.</w:t>
             </w:r>
           </w:p>
           <w:p>
@@ -3770,7 +3744,7 @@
                 <w:color w:val="1A1A2E"/>
                 <w:sz w:val="18"/>
               </w:rPr>
-              <w:t xml:space="preserve"> la B classifica amb la pista de la garantia. L'A ha de dir, a més, per què aquella garantia tota sola no decideix la qüestió, escriure dos arguments del contrari (un de dades i un d'autoritat) i triar l'argument més fort i el més feble de la pàgina.</w:t>
+              <w:t xml:space="preserve"> la B classifica i escriu la seva garantia preferida. La A, a més, ordena els arguments per força (la pista: l'autoritat del servei meteorològic es recolza en dades). La C marca tres arguments en tres garanties (dades · autoritat · el que vull creure).</w:t>
             </w:r>
           </w:p>
           <w:p>
@@ -3805,42 +3779,7 @@
                 <w:color w:val="1A1A2E"/>
                 <w:sz w:val="18"/>
               </w:rPr>
-              <w:t xml:space="preserve"> l'A té dues files buides que ha d'omplir amb afirmacions que hagi sentit aquesta setmana, i ha de pensar quina garantia faria servir algú que hi estigués en desacord.</w:t>
-            </w:r>
-          </w:p>
-          <w:p>
-            <w:pPr>
-              <w:spacing w:after="20" w:before="0"/>
-            </w:pPr>
-            <w:r>
-              <w:rPr>
-                <w:rFonts w:ascii="Fira Sans Extra Condensed" w:hAnsi="Fira Sans Extra Condensed" w:cs="Fira Sans Extra Condensed"/>
-                <w:b/>
-                <w:i w:val="0"/>
-                <w:color w:val="2A6F7F"/>
-                <w:sz w:val="18"/>
-              </w:rPr>
-              <w:t xml:space="preserve">• </w:t>
-            </w:r>
-            <w:r>
-              <w:rPr>
-                <w:rFonts w:ascii="Fira Sans Extra Condensed" w:hAnsi="Fira Sans Extra Condensed" w:cs="Fira Sans Extra Condensed"/>
-                <w:b/>
-                <w:i w:val="0"/>
-                <w:color w:val="1A1A2E"/>
-                <w:sz w:val="18"/>
-              </w:rPr>
-              <w:t>Apartat 4 —</w:t>
-            </w:r>
-            <w:r>
-              <w:rPr>
-                <w:rFonts w:ascii="Fira Sans Extra Condensed" w:hAnsi="Fira Sans Extra Condensed" w:cs="Fira Sans Extra Condensed"/>
-                <w:b w:val="0"/>
-                <w:i w:val="0"/>
-                <w:color w:val="1A1A2E"/>
-                <w:sz w:val="18"/>
-              </w:rPr>
-              <w:t xml:space="preserve"> la B rep totes les descripcions. L'A n'escriu tres (Biologia, Geologia i Ufologia) i ha de dir quina de les dues preguntes clau decideix cada cas.</w:t>
+              <w:t xml:space="preserve"> tothom té el detector al full. La B explica per què l'anunci C no encén cap senyal. La A inventa un anunci que encengui almenys tres senyals i el passa a un company. La C treballa dos anuncis amb 3 senyals i encercla.</w:t>
             </w:r>
           </w:p>
         </w:tc>
@@ -3898,7 +3837,7 @@
                 <w:color w:val="1A1A2E"/>
                 <w:sz w:val="18"/>
               </w:rPr>
-              <w:t>Que la ciència canviï els seus models NO és una debilitat: és exactament el que la fa fiable. Una idea que no es pot posar mai a prova ni corregir no és ciència, per antiga que sigui i per molt que hagi nascut al costat d'una que sí que ho és (l'astrologia i l'astronomia van néixer juntes). Val la pena dir-ho a poc a poc: l'alumnat sol llegir el canvi d'un model com un error dels científics, i aquesta SA es juga aquí. És la idea que sostindrà els tres calaixos de la S3.</w:t>
+              <w:t>El moment clau és l'anunci C (el medicament per a la migranya). Sona a laboratori, parla de pastilles i de percentatges, i no encén cap senyal. Val la pena aturar-s'hi: el que el fa diferent no és el tema, és que algú l'ha posat a prova amb una prova justa (grup de comparació, ningú no sap què pren) i que altres equips ho estan repetint. Si l'alumnat surt de la S1 pensant que «tot el que parla de salut és sospitós», el detector s'ha convertit en desconfiança general, que és l'altra cara de la credulitat.</w:t>
             </w:r>
           </w:p>
         </w:tc>
@@ -3966,7 +3905,7 @@
                 <w:color w:val="9A3B3B"/>
                 <w:sz w:val="18"/>
               </w:rPr>
-              <w:t>Corregir l'apartat 0. És la fotografia del punt de partida i es compara a la S4; posar-hi creus l'inutilitza.</w:t>
+              <w:t>Fer construir el detector a la classe. Aquesta versió el dona fet a propòsit: construir-lo entre tots no funcionava i s'hi perdia la sessió.</w:t>
             </w:r>
           </w:p>
           <w:p>
@@ -3991,7 +3930,7 @@
                 <w:color w:val="9A3B3B"/>
                 <w:sz w:val="18"/>
               </w:rPr>
-              <w:t>Donar l'ordre «correcte» de l'escala de certeses. No n'hi ha: el que s'avalua és la justificació, i el valor de l'activitat és la discussió.</w:t>
+              <w:t>Demanar justificació escrita de les 8 tires. Només tres; la resta, oral.</w:t>
             </w:r>
           </w:p>
           <w:p>
@@ -4016,7 +3955,7 @@
                 <w:color w:val="9A3B3B"/>
                 <w:sz w:val="18"/>
               </w:rPr>
-              <w:t>Convertir les cinc garanties en una llista per memoritzar. Han de sortir dels arguments que ells acaben de fer servir, no d'una diapositiva.</w:t>
+              <w:t>Donar l'ordre «correcte» de l'escala. No n'hi ha: s'avalua la justificació.</w:t>
             </w:r>
           </w:p>
           <w:p>
@@ -4041,7 +3980,7 @@
                 <w:color w:val="9A3B3B"/>
                 <w:sz w:val="18"/>
               </w:rPr>
-              <w:t>Barrejar els jocs de retallables A i B: si un alumne del nivell A rep el joc complet, perd la meitat de la seva tasca.</w:t>
+              <w:t>Convertir les garanties en una llista per memoritzar: han de sortir dels arguments que acaben de fer servir.</w:t>
             </w:r>
           </w:p>
           <w:p>
@@ -4066,7 +4005,7 @@
                 <w:color w:val="9A3B3B"/>
                 <w:sz w:val="18"/>
               </w:rPr>
-              <w:t>Deixar la caça del cas per als últims trenta segons. Sense casos caçats no hi ha S2.</w:t>
+              <w:t>Encarregar el cas «per a la propera sessió»: és per a la S3. A la S2 es treballen casos donats.</w:t>
             </w:r>
           </w:p>
         </w:tc>
@@ -4173,7 +4112,7 @@
                 <w:color w:val="1A1A2E"/>
                 <w:sz w:val="18"/>
               </w:rPr>
-              <w:t>Fitxa de la sessió 1, versions A i B.</w:t>
+              <w:t>Fitxa S1, versions A, B i C (1 full a doble cara).</w:t>
             </w:r>
           </w:p>
           <w:p>
@@ -4198,7 +4137,7 @@
                 <w:color w:val="1A1A2E"/>
                 <w:sz w:val="18"/>
               </w:rPr>
-              <w:t>Full de retallables sa1-s1 (jocs A i B separats) i tisores.</w:t>
+              <w:t>Retallables de l'escala: 1 joc per parella, en sobres.</w:t>
             </w:r>
           </w:p>
           <w:p>
@@ -4223,7 +4162,7 @@
                 <w:color w:val="1A1A2E"/>
                 <w:sz w:val="18"/>
               </w:rPr>
-              <w:t>Fig.1 (els 5 tipus de garanties) i Fig.2 (ciència vs pseudociència), a la pàgina de la sessió.</w:t>
+              <w:t>Fig.1 (garanties) i Fig.2 (detector) a la pàgina de la sessió.</w:t>
             </w:r>
           </w:p>
           <w:p>
@@ -4248,57 +4187,7 @@
                 <w:color w:val="1A1A2E"/>
                 <w:sz w:val="18"/>
               </w:rPr>
-              <w:t>Projector amb la pàgina de la sessió 1 oberta.</w:t>
-            </w:r>
-          </w:p>
-          <w:p>
-            <w:pPr>
-              <w:spacing w:after="20" w:before="0"/>
-            </w:pPr>
-            <w:r>
-              <w:rPr>
-                <w:rFonts w:ascii="Fira Sans Extra Condensed" w:hAnsi="Fira Sans Extra Condensed" w:cs="Fira Sans Extra Condensed"/>
-                <w:b/>
-                <w:i w:val="0"/>
-                <w:color w:val="2A6F7F"/>
-                <w:sz w:val="18"/>
-              </w:rPr>
-              <w:t xml:space="preserve">• </w:t>
-            </w:r>
-            <w:r>
-              <w:rPr>
-                <w:rFonts w:ascii="Fira Sans Extra Condensed" w:hAnsi="Fira Sans Extra Condensed" w:cs="Fira Sans Extra Condensed"/>
-                <w:b w:val="0"/>
-                <w:i w:val="0"/>
-                <w:color w:val="1A1A2E"/>
-                <w:sz w:val="18"/>
-              </w:rPr>
-              <w:t>Dispositius o mòbils per a l'exit tiquet del web.</w:t>
-            </w:r>
-          </w:p>
-          <w:p>
-            <w:pPr>
-              <w:spacing w:after="20" w:before="0"/>
-            </w:pPr>
-            <w:r>
-              <w:rPr>
-                <w:rFonts w:ascii="Fira Sans Extra Condensed" w:hAnsi="Fira Sans Extra Condensed" w:cs="Fira Sans Extra Condensed"/>
-                <w:b/>
-                <w:i w:val="0"/>
-                <w:color w:val="2A6F7F"/>
-                <w:sz w:val="18"/>
-              </w:rPr>
-              <w:t xml:space="preserve">• </w:t>
-            </w:r>
-            <w:r>
-              <w:rPr>
-                <w:rFonts w:ascii="Fira Sans Extra Condensed" w:hAnsi="Fira Sans Extra Condensed" w:cs="Fira Sans Extra Condensed"/>
-                <w:b w:val="0"/>
-                <w:i w:val="0"/>
-                <w:color w:val="1A1A2E"/>
-                <w:sz w:val="18"/>
-              </w:rPr>
-              <w:t>Pissarra per apuntar els tipus d'argument que surten al debat.</w:t>
+              <w:t>Exit tiquet imprès (B/A i C).</w:t>
             </w:r>
           </w:p>
         </w:tc>
@@ -4328,7 +4217,7 @@
                 <w:color w:val="1A1A2E"/>
                 <w:sz w:val="18"/>
               </w:rPr>
-              <w:t>Caçar un cas real de pseudociència (un anunci, una polsera magnètica, un producte «detox», un horòscop…) i anotar QUÈ PROMET i AMB QUINA GARANTIA vol convèncer. Es porta a la S2.</w:t>
+              <w:t>Caçar un cas per a la S3: un anunci, un post o un consell de salut que prometi una cosa concreta sobre el cos, la salut o la natura. Foto o frase de la promesa.</w:t>
             </w:r>
           </w:p>
         </w:tc>
@@ -4356,7 +4245,7 @@
           <w:color w:val="666666"/>
           <w:sz w:val="18"/>
         </w:rPr>
-        <w:t>La sessió següent es construeix amb el que portin de casa: amb els casos caçats es busquen els patrons que es repeteixen i d'aquí en surt el detector. Es tanca amb la pregunta oberta: «ja sabem que no totes les garanties valen igual; la setmana que ve farem l'eina per decidir-ho de manera sistemàtica».</w:t>
+        <w:t>A la S2 no es parla encara del cas caçat: es treballen sis casos reals a fons, en un puzle d'experts. Es tanca amb la pregunta: «tenim el detector; aguantarà casos de debò?».</w:t>
       </w:r>
     </w:p>
     <w:p>
@@ -4380,7 +4269,7 @@
           <w:color w:val="FFFFFF"/>
           <w:sz w:val="18"/>
         </w:rPr>
-        <w:t xml:space="preserve">  Sessió 2 de 4 · Desenvolupament · 2 hores</w:t>
+        <w:t xml:space="preserve">  Sessió 2 de 3 · Desenvolupament · 2 hores</w:t>
       </w:r>
     </w:p>
     <w:p>
@@ -4396,7 +4285,7 @@
           <w:color w:val="FFFFFF"/>
           <w:sz w:val="34"/>
         </w:rPr>
-        <w:t xml:space="preserve">  Caça a la pseudociència: construïm el detector</w:t>
+        <w:t xml:space="preserve">  El puzle de casos (grup d'experts)</w:t>
       </w:r>
     </w:p>
     <w:tbl>
@@ -4451,7 +4340,7 @@
                 <w:color w:val="1A1A2E"/>
                 <w:sz w:val="18"/>
               </w:rPr>
-              <w:t>Quan tens una afirmació nova al davant, com decideixes de manera sistemàtica si és ciència o pseudociència? Avui construïm l'eina per fer-ho.</w:t>
+              <w:t>Un remei de farmàcia, un «miracle» que es beu, una nena que desmunta una teràpia, un bany de peus, un trasplantament que fa fàstic i un horari per menjar. Quins són ciència? Què fa justa una prova?</w:t>
             </w:r>
           </w:p>
         </w:tc>
@@ -4494,7 +4383,7 @@
           <w:color w:val="1A1A2E"/>
           <w:sz w:val="18"/>
         </w:rPr>
-        <w:t>Posar una nota de certesa (1–10) a afirmacions reals i marcar en quina garantia es basa.</w:t>
+        <w:t>Analitzar a fons un cas real amb el grup d'experts i passar-lo pel detector.</w:t>
       </w:r>
     </w:p>
     <w:p>
@@ -4519,7 +4408,7 @@
           <w:color w:val="1A1A2E"/>
           <w:sz w:val="18"/>
         </w:rPr>
-        <w:t>Identificar els senyals d'alerta d'una pseudociència acordats entre tots i posar-hi un exemple real.</w:t>
+        <w:t>Explicar el cas als companys del puzle en 3 minuts.</w:t>
       </w:r>
     </w:p>
     <w:p>
@@ -4544,7 +4433,7 @@
           <w:color w:val="1A1A2E"/>
           <w:sz w:val="18"/>
         </w:rPr>
-        <w:t>Fer servir el detector per analitzar un cas real caçat i preparar la defensa oral.</w:t>
+        <w:t>Passar pel detector els casos que expliquen els altres i posar-los al calaix que toca.</w:t>
       </w:r>
     </w:p>
     <w:p>
@@ -4569,7 +4458,7 @@
           <w:color w:val="1A1A2E"/>
           <w:sz w:val="18"/>
         </w:rPr>
-        <w:t>Distingir una afirmació científica d'una pseudocientífica fixant-se si es pot posar a prova.</w:t>
+        <w:t>Explicar què té una prova justa: grup de comparació i ningú no sap qui rep què.</w:t>
       </w:r>
     </w:p>
     <w:tbl>
@@ -4634,7 +4523,7 @@
                 <w:color w:val="1A1A2E"/>
                 <w:sz w:val="18"/>
               </w:rPr>
-              <w:t>Comprovar que porten el cas caçat. Tenir-ne tres o quatre de recanvi impresos (un anunci de «detox», una polsera magnètica, un horòscop) per a qui no en porti: sense cas no pot fer l'apartat 3.</w:t>
+              <w:t>Imprimir els dossiers: 1 per grup d'experts (6 fulls; 12 si els grups són de 5-6). No s'hi escriu: es recullen i serveixen per a tots els grups i per al curs vinent. Plastificar-los si es pot.</w:t>
             </w:r>
           </w:p>
           <w:p>
@@ -4659,7 +4548,7 @@
                 <w:color w:val="1A1A2E"/>
                 <w:sz w:val="18"/>
               </w:rPr>
-              <w:t>Imprimir la fitxa segons el nivell. Compte: la del nivell A porta set frases reals d'anuncis a l'apartat 2 que la del nivell B no té, i dos textos de control a l'apartat 3.</w:t>
+              <w:t>Fer els grups: 6 grups d'experts de 4 (un per cas) i grups puzle amb un expert de cada cas. Projectar o penjar la llista: cada alumne ha de saber el seu número d'expert i el seu grup puzle.</w:t>
             </w:r>
           </w:p>
           <w:p>
@@ -4684,7 +4573,7 @@
                 <w:color w:val="1A1A2E"/>
                 <w:sz w:val="18"/>
               </w:rPr>
-              <w:t>Preparar el suport del detector col·lectiu: paper d'embalar, una cartolina o una part de pissarra que es pugui deixar penjada tot el curs. El detector no es fa i s'esborra.</w:t>
+              <w:t>Amb menys de 24 alumnes, treure primer el cas 2 (MMS) i després el 6; amb més, fer dos grups d'experts del mateix cas.</w:t>
             </w:r>
           </w:p>
           <w:p>
@@ -4709,7 +4598,7 @@
                 <w:color w:val="1A1A2E"/>
                 <w:sz w:val="18"/>
               </w:rPr>
-              <w:t>Obrir la pàgina de la sessió 2 i tenir a mà la Fig.1 (garanties, recordatori de la S1) i la Fig.2 (el detector, encara buit).</w:t>
+              <w:t>Alumnes de C: als grups dels casos 4 (bany de peus) o 5 (trasplantament), amb un company que faci de lector.</w:t>
             </w:r>
           </w:p>
           <w:p>
@@ -4734,32 +4623,7 @@
                 <w:color w:val="1A1A2E"/>
                 <w:sz w:val="18"/>
               </w:rPr>
-              <w:t>Decidir per endavant com es farà la posada en comú de l'apartat 2: és el moment que decideix la sessió i el que més fàcilment se'n va de temps.</w:t>
-            </w:r>
-          </w:p>
-          <w:p>
-            <w:pPr>
-              <w:spacing w:after="20" w:before="0"/>
-            </w:pPr>
-            <w:r>
-              <w:rPr>
-                <w:rFonts w:ascii="Fira Sans Extra Condensed" w:hAnsi="Fira Sans Extra Condensed" w:cs="Fira Sans Extra Condensed"/>
-                <w:b/>
-                <w:i w:val="0"/>
-                <w:color w:val="2A6F7F"/>
-                <w:sz w:val="18"/>
-              </w:rPr>
-              <w:t xml:space="preserve">6 </w:t>
-            </w:r>
-            <w:r>
-              <w:rPr>
-                <w:rFonts w:ascii="Fira Sans Extra Condensed" w:hAnsi="Fira Sans Extra Condensed" w:cs="Fira Sans Extra Condensed"/>
-                <w:b w:val="0"/>
-                <w:i w:val="0"/>
-                <w:color w:val="1A1A2E"/>
-                <w:sz w:val="18"/>
-              </w:rPr>
-              <w:t>Dispositius o mòbils per a l'exit tiquet del web.</w:t>
+              <w:t>Imprimir la fitxa S2 (A/B/C) i l'exit tiquet. Tenir a mà la clau docent (Espai docent del web).</w:t>
             </w:r>
           </w:p>
         </w:tc>
@@ -4899,7 +4763,7 @@
                 <w:color w:val="666666"/>
                 <w:sz w:val="17"/>
               </w:rPr>
-              <w:t>10 min (A: 8)</w:t>
+              <w:t>10 min · apartat 0</w:t>
             </w:r>
           </w:p>
         </w:tc>
@@ -4929,7 +4793,7 @@
                 <w:color w:val="1A1A2E"/>
                 <w:sz w:val="18"/>
               </w:rPr>
-              <w:t>Posada en comú ràpida:</w:t>
+              <w:t>Presentar els sis casos en una frase cadascun</w:t>
             </w:r>
             <w:r>
               <w:rPr>
@@ -4939,7 +4803,7 @@
                 <w:color w:val="1A1A2E"/>
                 <w:sz w:val="18"/>
               </w:rPr>
-              <w:t xml:space="preserve"> cadascú ensenya el cas que ha caçat i diu en 1 minut què promet i amb quines garanties intenta convèncer.</w:t>
+              <w:t xml:space="preserve"> (el ganxo de la pàgina web) i preguntar: quins creieu que són ciència? Recollir apostes a mà alçada, sense veredicte.</w:t>
             </w:r>
           </w:p>
           <w:p>
@@ -4964,7 +4828,7 @@
                 <w:color w:val="1A1A2E"/>
                 <w:sz w:val="18"/>
               </w:rPr>
-              <w:t>Anar apuntant a la pissarra els trucs que es repeteixen.</w:t>
+              <w:t>Recordar el detector i els tres calaixos,</w:t>
             </w:r>
             <w:r>
               <w:rPr>
@@ -4974,42 +4838,7 @@
                 <w:color w:val="1A1A2E"/>
                 <w:sz w:val="18"/>
               </w:rPr>
-              <w:t xml:space="preserve"> Aquesta llista és la matèria primera del detector: no és una activitat de calfament.</w:t>
-            </w:r>
-          </w:p>
-          <w:p>
-            <w:pPr>
-              <w:spacing w:after="20" w:before="0"/>
-            </w:pPr>
-            <w:r>
-              <w:rPr>
-                <w:rFonts w:ascii="Fira Sans Extra Condensed" w:hAnsi="Fira Sans Extra Condensed" w:cs="Fira Sans Extra Condensed"/>
-                <w:b/>
-                <w:i w:val="0"/>
-                <w:color w:val="2A6F7F"/>
-                <w:sz w:val="18"/>
-              </w:rPr>
-              <w:t xml:space="preserve">• </w:t>
-            </w:r>
-            <w:r>
-              <w:rPr>
-                <w:rFonts w:ascii="Fira Sans Extra Condensed" w:hAnsi="Fira Sans Extra Condensed" w:cs="Fira Sans Extra Condensed"/>
-                <w:b/>
-                <w:i w:val="0"/>
-                <w:color w:val="1A1A2E"/>
-                <w:sz w:val="18"/>
-              </w:rPr>
-              <w:t>Fer omplir l'apartat 0</w:t>
-            </w:r>
-            <w:r>
-              <w:rPr>
-                <w:rFonts w:ascii="Fira Sans Extra Condensed" w:hAnsi="Fira Sans Extra Condensed" w:cs="Fira Sans Extra Condensed"/>
-                <w:b w:val="0"/>
-                <w:i w:val="0"/>
-                <w:color w:val="1A1A2E"/>
-                <w:sz w:val="18"/>
-              </w:rPr>
-              <w:t xml:space="preserve"> de la fitxa (quin cas porta i, sense mirar la S1, quina és la diferència entre ciència i pseudociència).</w:t>
+              <w:t xml:space="preserve"> que tenen a dalt de la fitxa. Donar el número d'expert a cada alumne.</w:t>
             </w:r>
           </w:p>
         </w:tc>
@@ -5040,7 +4869,7 @@
                 <w:color w:val="1A1A2E"/>
                 <w:sz w:val="18"/>
               </w:rPr>
-              <w:t>Ensenyen el cas caçat i diuen què promet i amb quina garantia.</w:t>
+              <w:t>Apostes a mà alçada.</w:t>
             </w:r>
           </w:p>
           <w:p>
@@ -5065,7 +4894,7 @@
                 <w:color w:val="1A1A2E"/>
                 <w:sz w:val="18"/>
               </w:rPr>
-              <w:t>Omplen l'apartat 0 recuperant amb les seves paraules la diferència entre ciència i pseudociència.</w:t>
+              <w:t>Apunten el seu cas d'expert a l'apartat 0.</w:t>
             </w:r>
           </w:p>
         </w:tc>
@@ -5103,7 +4932,7 @@
                 <w:color w:val="666666"/>
                 <w:sz w:val="17"/>
               </w:rPr>
-              <w:t>35 min (A: 30)</w:t>
+              <w:t>35 min · apartat 1</w:t>
             </w:r>
           </w:p>
         </w:tc>
@@ -5133,7 +4962,7 @@
                 <w:color w:val="1A1A2E"/>
                 <w:sz w:val="18"/>
               </w:rPr>
-              <w:t>Repartir les 15 afirmacions polèmiques</w:t>
+              <w:t>Grups d'experts:</w:t>
             </w:r>
             <w:r>
               <w:rPr>
@@ -5143,7 +4972,7 @@
                 <w:color w:val="1A1A2E"/>
                 <w:sz w:val="18"/>
               </w:rPr>
-              <w:t xml:space="preserve"> (de «les vacunes funcionen» a «hi ha números que donen sort»). Cadascú hi posa una nota de certesa de l'1 al 10 i marca en quina garantia es basa.</w:t>
+              <w:t xml:space="preserve"> un dossier per grup. Primer tots llegeixen el requadre «📖 En 3 línies»; després es reparteixen els apartats i s'expliquen l'un a l'altre.</w:t>
             </w:r>
           </w:p>
           <w:p>
@@ -5168,7 +4997,7 @@
                 <w:color w:val="1A1A2E"/>
                 <w:sz w:val="18"/>
               </w:rPr>
-              <w:t>Deixar clar que aquí no hi ha una nota correcta:</w:t>
+              <w:t>Circular per grups</w:t>
             </w:r>
             <w:r>
               <w:rPr>
@@ -5178,7 +5007,7 @@
                 <w:color w:val="1A1A2E"/>
                 <w:sz w:val="18"/>
               </w:rPr>
-              <w:t xml:space="preserve"> el que s'avalua és si la sap justificar amb la garantia adequada.</w:t>
+              <w:t xml:space="preserve"> preguntant: «quina frase del dossier encén aquest senyal?» i «hi havia algú que no rebia el tractament? algú sabia qui el rebia?».</w:t>
             </w:r>
           </w:p>
           <w:p>
@@ -5203,7 +5032,7 @@
                 <w:color w:val="1A1A2E"/>
                 <w:sz w:val="18"/>
               </w:rPr>
-              <w:t>En grup de 4, buscar l'afirmació on més discrepen</w:t>
+              <w:t>Als 30 minuts, assaig:</w:t>
             </w:r>
             <w:r>
               <w:rPr>
@@ -5213,7 +5042,7 @@
                 <w:color w:val="1A1A2E"/>
                 <w:sz w:val="18"/>
               </w:rPr>
-              <w:t xml:space="preserve"> i mirar quina garantia fa servir cadascú. No cal posar-se d'acord: cal entendre per què es discrepa.</w:t>
+              <w:t xml:space="preserve"> cada expert diu en veu alta el seu guió (promesa → senyals → prova → calaix). Tothom l'ha de saber fer sol.</w:t>
             </w:r>
           </w:p>
         </w:tc>
@@ -5244,7 +5073,7 @@
                 <w:color w:val="1A1A2E"/>
                 <w:sz w:val="18"/>
               </w:rPr>
-              <w:t>Posen la nota de certesa a les 15 afirmacions i marquen la garantia.</w:t>
+              <w:t>Llegeixen el dossier i omplen la fitxa d'expert (B: com s'ha comprovat; A: dissenyen la prova definitiva; C: promesa, senyals, calaix i guió amb buits).</w:t>
             </w:r>
           </w:p>
           <w:p>
@@ -5269,32 +5098,7 @@
                 <w:color w:val="1A1A2E"/>
                 <w:sz w:val="18"/>
               </w:rPr>
-              <w:t>Comparen les notes en grup i busquen la màxima discrepància.</w:t>
-            </w:r>
-          </w:p>
-          <w:p>
-            <w:pPr>
-              <w:spacing w:after="20" w:before="0"/>
-            </w:pPr>
-            <w:r>
-              <w:rPr>
-                <w:rFonts w:ascii="Fira Sans Extra Condensed" w:hAnsi="Fira Sans Extra Condensed" w:cs="Fira Sans Extra Condensed"/>
-                <w:b/>
-                <w:i w:val="0"/>
-                <w:color w:val="2A6F7F"/>
-                <w:sz w:val="18"/>
-              </w:rPr>
-              <w:t xml:space="preserve">• </w:t>
-            </w:r>
-            <w:r>
-              <w:rPr>
-                <w:rFonts w:ascii="Fira Sans Extra Condensed" w:hAnsi="Fira Sans Extra Condensed" w:cs="Fira Sans Extra Condensed"/>
-                <w:b w:val="0"/>
-                <w:i w:val="0"/>
-                <w:color w:val="1A1A2E"/>
-                <w:sz w:val="18"/>
-              </w:rPr>
-              <w:t>Anoten els «trucs» que repeteix la gent per defensar creences poc fonamentades.</w:t>
+              <w:t>Assagen l'explicació.</w:t>
             </w:r>
           </w:p>
         </w:tc>
@@ -5332,7 +5136,7 @@
                 <w:color w:val="666666"/>
                 <w:sz w:val="17"/>
               </w:rPr>
-              <w:t>25 min (A: 40)</w:t>
+              <w:t>45 min · apartat 2</w:t>
             </w:r>
           </w:p>
         </w:tc>
@@ -5362,7 +5166,7 @@
                 <w:color w:val="1A1A2E"/>
                 <w:sz w:val="18"/>
               </w:rPr>
-              <w:t>Primer la idea:</w:t>
+              <w:t>Grups puzle:</w:t>
             </w:r>
             <w:r>
               <w:rPr>
@@ -5372,7 +5176,7 @@
                 <w:color w:val="1A1A2E"/>
                 <w:sz w:val="18"/>
               </w:rPr>
-              <w:t xml:space="preserve"> la certesa social no sempre és la teva. Molta gent dona molta certesa a coses que no la mereixen i poca a coses ben comprovades; la diferència sovint no és la prova, sinó la garantia que mou cadascú.</w:t>
+              <w:t xml:space="preserve"> un expert de cada cas. Cada expert té 5 minuts: 3 per explicar i 2 perquè la resta decideixi. Cronometrar-ho en veu alta (6 × 5 = 30 min + marge).</w:t>
             </w:r>
           </w:p>
           <w:p>
@@ -5397,7 +5201,7 @@
                 <w:color w:val="1A1A2E"/>
                 <w:sz w:val="18"/>
               </w:rPr>
-              <w:t>Després la construcció.</w:t>
+              <w:t>La regla:</w:t>
             </w:r>
             <w:r>
               <w:rPr>
@@ -5407,7 +5211,7 @@
                 <w:color w:val="1A1A2E"/>
                 <w:sz w:val="18"/>
               </w:rPr>
-              <w:t xml:space="preserve"> Amb els trucs de la pissarra, la classe acorda UN sol detector. Regla que no es pot saltar: un senyal només val si es pot convertir en una pregunta de SÍ o NO. Si no se sap com comprovar-lo, no és un senyal, és una impressió.</w:t>
+              <w:t xml:space="preserve"> la resta marca senyals i calaix ABANS que l'expert digui els seus; després comparen.</w:t>
             </w:r>
           </w:p>
           <w:p>
@@ -5432,7 +5236,7 @@
                 <w:color w:val="1A1A2E"/>
                 <w:sz w:val="18"/>
               </w:rPr>
-              <w:t>Dir-ho explícitament:</w:t>
+              <w:t>Circular escoltant expliques:</w:t>
             </w:r>
             <w:r>
               <w:rPr>
@@ -5442,42 +5246,7 @@
                 <w:color w:val="1A1A2E"/>
                 <w:sz w:val="18"/>
               </w:rPr>
-              <w:t xml:space="preserve"> compte amb els senyals que apel·len al que vols creure. Aquestes ganes no només et fan acceptar la promesa, també et poden fer notar una millora que no hi és; per això les proves serioses es munten perquè ningú sàpiga qui rep el producte de veritat.</w:t>
-            </w:r>
-          </w:p>
-          <w:p>
-            <w:pPr>
-              <w:spacing w:after="20" w:before="0"/>
-            </w:pPr>
-            <w:r>
-              <w:rPr>
-                <w:rFonts w:ascii="Fira Sans Extra Condensed" w:hAnsi="Fira Sans Extra Condensed" w:cs="Fira Sans Extra Condensed"/>
-                <w:b/>
-                <w:i w:val="0"/>
-                <w:color w:val="2A6F7F"/>
-                <w:sz w:val="18"/>
-              </w:rPr>
-              <w:t xml:space="preserve">• </w:t>
-            </w:r>
-            <w:r>
-              <w:rPr>
-                <w:rFonts w:ascii="Fira Sans Extra Condensed" w:hAnsi="Fira Sans Extra Condensed" w:cs="Fira Sans Extra Condensed"/>
-                <w:b/>
-                <w:i w:val="0"/>
-                <w:color w:val="1A1A2E"/>
-                <w:sz w:val="18"/>
-              </w:rPr>
-              <w:t>Escriure el detector al mural</w:t>
-            </w:r>
-            <w:r>
-              <w:rPr>
-                <w:rFonts w:ascii="Fira Sans Extra Condensed" w:hAnsi="Fira Sans Extra Condensed" w:cs="Fira Sans Extra Condensed"/>
-                <w:b w:val="0"/>
-                <w:i w:val="0"/>
-                <w:color w:val="1A1A2E"/>
-                <w:sz w:val="18"/>
-              </w:rPr>
-              <w:t xml:space="preserve"> amb un exemple real al costat de cada senyal. Els cinc senyals habituals: no es pot comprovar · no admet crítica · autoritat i testimonis · sona científica · apel·la al que vols creure.</w:t>
+              <w:t xml:space="preserve"> és un bon moment d'observació per al criteri 3.4 (col·laboració) i per veure qui ha entès la prova.</w:t>
             </w:r>
           </w:p>
         </w:tc>
@@ -5508,7 +5277,7 @@
                 <w:color w:val="1A1A2E"/>
                 <w:sz w:val="18"/>
               </w:rPr>
-              <w:t>Al nivell B recullen els senyals acordats i hi posen un exemple del seu cas.</w:t>
+              <w:t>Expliquen el seu cas.</w:t>
             </w:r>
           </w:p>
           <w:p>
@@ -5533,7 +5302,7 @@
                 <w:color w:val="1A1A2E"/>
                 <w:sz w:val="18"/>
               </w:rPr>
-              <w:t>Al nivell A dedueixen primer els trucs de set frases reals d'anuncis, els agrupen, els posen nom i n'escriuen la pregunta de SÍ o NO; només llavors comparen la seva llista amb la de la classe.</w:t>
+              <w:t>Omplen la graella del puzle per als altres cinc casos i marquen si coincideixen amb l'expert.</w:t>
             </w:r>
           </w:p>
         </w:tc>
@@ -5556,7 +5325,7 @@
                 <w:color w:val="2A6F7F"/>
                 <w:sz w:val="21"/>
               </w:rPr>
-              <w:t>Elabora</w:t>
+              <w:t>Explica</w:t>
             </w:r>
           </w:p>
           <w:p>
@@ -5571,7 +5340,7 @@
                 <w:color w:val="666666"/>
                 <w:sz w:val="17"/>
               </w:rPr>
-              <w:t>25 min (A: 28)</w:t>
+              <w:t>15 min · apartat 3</w:t>
             </w:r>
           </w:p>
         </w:tc>
@@ -5601,7 +5370,7 @@
                 <w:color w:val="1A1A2E"/>
                 <w:sz w:val="18"/>
               </w:rPr>
-              <w:t>Cadascú passa el seu cas caçat pels senyals</w:t>
+              <w:t>Posada en comú amb dues preguntes:</w:t>
             </w:r>
             <w:r>
               <w:rPr>
@@ -5611,7 +5380,7 @@
                 <w:color w:val="1A1A2E"/>
                 <w:sz w:val="18"/>
               </w:rPr>
-              <w:t xml:space="preserve"> i prepara la defensa oral d'1 minut amb el guió: cas, promesa, senyals, veredicte i rèplica a l'objecció de qui hi creu.</w:t>
+              <w:t xml:space="preserve"> (a) per què el cas 5 fa fàstic però no encén el detector? (b) què tenien en comú les proves justes dels casos 3, 4 i 5?</w:t>
             </w:r>
           </w:p>
           <w:p>
@@ -5636,7 +5405,7 @@
                 <w:color w:val="1A1A2E"/>
                 <w:sz w:val="18"/>
               </w:rPr>
-              <w:t>Al nivell A, abans de fiar-se del detector, els dos controls.</w:t>
+              <w:t>Construir a la pissarra la llista de la prova justa:</w:t>
             </w:r>
             <w:r>
               <w:rPr>
@@ -5646,7 +5415,7 @@
                 <w:color w:val="1A1A2E"/>
                 <w:sz w:val="18"/>
               </w:rPr>
-              <w:t xml:space="preserve"> El control positiu és un text que ja se sap que és pseudociència (s'hi ha d'encendre) i el negatiu, el resum d'un estudi ben comprovat (no s'hi ha d'encendre). Tots dos textos ja són a la fitxa.</w:t>
+              <w:t xml:space="preserve"> grup de comparació, repartir a l'atzar, ningú no sap qui rep què, prou gent, repetir-ho, i acceptar el resultat.</w:t>
             </w:r>
           </w:p>
           <w:p>
@@ -5671,7 +5440,7 @@
                 <w:color w:val="1A1A2E"/>
                 <w:sz w:val="18"/>
               </w:rPr>
-              <w:t>Si al control negatiu s'encén, hi ha falsa alarma:</w:t>
+              <w:t>Si queda temps, el cas 6:</w:t>
             </w:r>
             <w:r>
               <w:rPr>
@@ -5681,42 +5450,7 @@
                 <w:color w:val="1A1A2E"/>
                 <w:sz w:val="18"/>
               </w:rPr>
-              <w:t xml:space="preserve"> cal decidir si el que falla és el veredicte o com està escrit el senyal, i reescriure el senyal. Aquesta correcció és el contingut més valuós de la sessió.</w:t>
-            </w:r>
-          </w:p>
-          <w:p>
-            <w:pPr>
-              <w:spacing w:after="20" w:before="0"/>
-            </w:pPr>
-            <w:r>
-              <w:rPr>
-                <w:rFonts w:ascii="Fira Sans Extra Condensed" w:hAnsi="Fira Sans Extra Condensed" w:cs="Fira Sans Extra Condensed"/>
-                <w:b/>
-                <w:i w:val="0"/>
-                <w:color w:val="2A6F7F"/>
-                <w:sz w:val="18"/>
-              </w:rPr>
-              <w:t xml:space="preserve">• </w:t>
-            </w:r>
-            <w:r>
-              <w:rPr>
-                <w:rFonts w:ascii="Fira Sans Extra Condensed" w:hAnsi="Fira Sans Extra Condensed" w:cs="Fira Sans Extra Condensed"/>
-                <w:b/>
-                <w:i w:val="0"/>
-                <w:color w:val="1A1A2E"/>
-                <w:sz w:val="18"/>
-              </w:rPr>
-              <w:t>Fer assajar la defensa en veu alta</w:t>
-            </w:r>
-            <w:r>
-              <w:rPr>
-                <w:rFonts w:ascii="Fira Sans Extra Condensed" w:hAnsi="Fira Sans Extra Condensed" w:cs="Fira Sans Extra Condensed"/>
-                <w:b w:val="0"/>
-                <w:i w:val="0"/>
-                <w:color w:val="1A1A2E"/>
-                <w:sz w:val="18"/>
-              </w:rPr>
-              <w:t xml:space="preserve"> amb un company abans de marxar. La defensa es fa a la S3.</w:t>
+              <w:t xml:space="preserve"> el mateix tema és «encara no comprovat» als investigadors i pseudociència a la influencer.</w:t>
             </w:r>
           </w:p>
         </w:tc>
@@ -5747,57 +5481,7 @@
                 <w:color w:val="1A1A2E"/>
                 <w:sz w:val="18"/>
               </w:rPr>
-              <w:t>Apliquen el detector al seu cas i escriuen el veredicte.</w:t>
-            </w:r>
-          </w:p>
-          <w:p>
-            <w:pPr>
-              <w:spacing w:after="20" w:before="0"/>
-            </w:pPr>
-            <w:r>
-              <w:rPr>
-                <w:rFonts w:ascii="Fira Sans Extra Condensed" w:hAnsi="Fira Sans Extra Condensed" w:cs="Fira Sans Extra Condensed"/>
-                <w:b/>
-                <w:i w:val="0"/>
-                <w:color w:val="2A6F7F"/>
-                <w:sz w:val="18"/>
-              </w:rPr>
-              <w:t xml:space="preserve">• </w:t>
-            </w:r>
-            <w:r>
-              <w:rPr>
-                <w:rFonts w:ascii="Fira Sans Extra Condensed" w:hAnsi="Fira Sans Extra Condensed" w:cs="Fira Sans Extra Condensed"/>
-                <w:b w:val="0"/>
-                <w:i w:val="0"/>
-                <w:color w:val="1A1A2E"/>
-                <w:sz w:val="18"/>
-              </w:rPr>
-              <w:t>Preparen la defensa d'1 minut anticipant l'objecció («a mi em funciona», «és natural»).</w:t>
-            </w:r>
-          </w:p>
-          <w:p>
-            <w:pPr>
-              <w:spacing w:after="20" w:before="0"/>
-            </w:pPr>
-            <w:r>
-              <w:rPr>
-                <w:rFonts w:ascii="Fira Sans Extra Condensed" w:hAnsi="Fira Sans Extra Condensed" w:cs="Fira Sans Extra Condensed"/>
-                <w:b/>
-                <w:i w:val="0"/>
-                <w:color w:val="2A6F7F"/>
-                <w:sz w:val="18"/>
-              </w:rPr>
-              <w:t xml:space="preserve">• </w:t>
-            </w:r>
-            <w:r>
-              <w:rPr>
-                <w:rFonts w:ascii="Fira Sans Extra Condensed" w:hAnsi="Fira Sans Extra Condensed" w:cs="Fira Sans Extra Condensed"/>
-                <w:b w:val="0"/>
-                <w:i w:val="0"/>
-                <w:color w:val="1A1A2E"/>
-                <w:sz w:val="18"/>
-              </w:rPr>
-              <w:t>Al nivell A passen els dos controls i corregeixen el senyal que doni falsa alarma.</w:t>
+              <w:t>Escriuen les respostes a) i b) (A: el cas 6 i ordenar les proves per justícia).</w:t>
             </w:r>
           </w:p>
         </w:tc>
@@ -5835,7 +5519,7 @@
                 <w:color w:val="666666"/>
                 <w:sz w:val="17"/>
               </w:rPr>
-              <w:t>10 min</w:t>
+              <w:t>13 min</w:t>
             </w:r>
           </w:p>
         </w:tc>
@@ -5865,7 +5549,7 @@
                 <w:color w:val="1A1A2E"/>
                 <w:sz w:val="18"/>
               </w:rPr>
-              <w:t>Passar l'exit tiquet</w:t>
+              <w:t>Exit tiquet imprès (10 min):</w:t>
             </w:r>
             <w:r>
               <w:rPr>
@@ -5875,7 +5559,7 @@
                 <w:color w:val="1A1A2E"/>
                 <w:sz w:val="18"/>
               </w:rPr>
-              <w:t xml:space="preserve"> des de la pàgina de la sessió: dos senyals amb exemple propi, la pregunta sobre la vida extraterrestre i la rèplica a la polsera magnètica.</w:t>
+              <w:t xml:space="preserve"> un cas del puzle que s'hagi posat a prova (que no sigui el propi): com, què en van concloure i per què era justa. Avalua el criteri 3.3.</w:t>
             </w:r>
           </w:p>
           <w:p>
@@ -5900,7 +5584,7 @@
                 <w:color w:val="1A1A2E"/>
                 <w:sz w:val="18"/>
               </w:rPr>
-              <w:t>Metacognició:</w:t>
+              <w:t>Metacognició (3 min)</w:t>
             </w:r>
             <w:r>
               <w:rPr>
@@ -5910,42 +5594,7 @@
                 <w:color w:val="1A1A2E"/>
                 <w:sz w:val="18"/>
               </w:rPr>
-              <w:t xml:space="preserve"> hi ha alguna creença teva que hagi passat pels senyals del detector i que ara vegis diferent?</w:t>
-            </w:r>
-          </w:p>
-          <w:p>
-            <w:pPr>
-              <w:spacing w:after="20" w:before="0"/>
-            </w:pPr>
-            <w:r>
-              <w:rPr>
-                <w:rFonts w:ascii="Fira Sans Extra Condensed" w:hAnsi="Fira Sans Extra Condensed" w:cs="Fira Sans Extra Condensed"/>
-                <w:b/>
-                <w:i w:val="0"/>
-                <w:color w:val="2A6F7F"/>
-                <w:sz w:val="18"/>
-              </w:rPr>
-              <w:t xml:space="preserve">• </w:t>
-            </w:r>
-            <w:r>
-              <w:rPr>
-                <w:rFonts w:ascii="Fira Sans Extra Condensed" w:hAnsi="Fira Sans Extra Condensed" w:cs="Fira Sans Extra Condensed"/>
-                <w:b/>
-                <w:i w:val="0"/>
-                <w:color w:val="1A1A2E"/>
-                <w:sz w:val="18"/>
-              </w:rPr>
-              <w:t>Recordar la feina de casa:</w:t>
-            </w:r>
-            <w:r>
-              <w:rPr>
-                <w:rFonts w:ascii="Fira Sans Extra Condensed" w:hAnsi="Fira Sans Extra Condensed" w:cs="Fira Sans Extra Condensed"/>
-                <w:b w:val="0"/>
-                <w:i w:val="0"/>
-                <w:color w:val="1A1A2E"/>
-                <w:sz w:val="18"/>
-              </w:rPr>
-              <w:t xml:space="preserve"> polir la defensa d'1 minut i escriure l'objecció de qui hi creu amb la resposta. La defensa es fa a l'aula i no s'entrega per escrit.</w:t>
+              <w:t xml:space="preserve"> i recordar que la S3 es fa amb el cas caçat.</w:t>
             </w:r>
           </w:p>
         </w:tc>
@@ -5976,32 +5625,7 @@
                 <w:color w:val="1A1A2E"/>
                 <w:sz w:val="18"/>
               </w:rPr>
-              <w:t>Responen l'exit tiquet al web.</w:t>
-            </w:r>
-          </w:p>
-          <w:p>
-            <w:pPr>
-              <w:spacing w:after="20" w:before="0"/>
-            </w:pPr>
-            <w:r>
-              <w:rPr>
-                <w:rFonts w:ascii="Fira Sans Extra Condensed" w:hAnsi="Fira Sans Extra Condensed" w:cs="Fira Sans Extra Condensed"/>
-                <w:b/>
-                <w:i w:val="0"/>
-                <w:color w:val="2A6F7F"/>
-                <w:sz w:val="18"/>
-              </w:rPr>
-              <w:t xml:space="preserve">• </w:t>
-            </w:r>
-            <w:r>
-              <w:rPr>
-                <w:rFonts w:ascii="Fira Sans Extra Condensed" w:hAnsi="Fira Sans Extra Condensed" w:cs="Fira Sans Extra Condensed"/>
-                <w:b w:val="0"/>
-                <w:i w:val="0"/>
-                <w:color w:val="1A1A2E"/>
-                <w:sz w:val="18"/>
-              </w:rPr>
-              <w:t>Fan la metacognició i s'emporten la defensa a polir.</w:t>
+              <w:t>Fan l'exit tiquet i la metacognició.</w:t>
             </w:r>
           </w:p>
         </w:tc>
@@ -6044,7 +5668,7 @@
                 <w:color w:val="2A6F7F"/>
                 <w:sz w:val="21"/>
               </w:rPr>
-              <w:t>Nivells A i B · què canvia de debò</w:t>
+              <w:t>Nivells A, B i C · què canvia de debò</w:t>
             </w:r>
           </w:p>
           <w:p>
@@ -6079,7 +5703,7 @@
                 <w:color w:val="1A1A2E"/>
                 <w:sz w:val="18"/>
               </w:rPr>
-              <w:t xml:space="preserve"> la B posa una nota de certesa a cada afirmació. L'A fa abans una predicció que es pot equivocar: encercla les 6 afirmacions on creu que la seva nota s'allunyarà més de la de la majoria, hi posa una segona nota (la de la majoria) i al final comprova amb els seus propis números en quantes hi ha 3 punts o més de distància.</w:t>
+              <w:t xml:space="preserve"> la B omple la fitxa d'expert amb «com s'ha comprovat». La A, en lloc d'això, dissenya la prova definitiva (dos grups, què rep cadascun, qui no sap què, què es mesura, quin resultat canviaria el calaix) i l'explica al puzle. La C fa promesa, senyals (1-2-3) i calaix encerclats i un guió amb buits.</w:t>
             </w:r>
           </w:p>
           <w:p>
@@ -6114,7 +5738,7 @@
                 <w:color w:val="1A1A2E"/>
                 <w:sz w:val="18"/>
               </w:rPr>
-              <w:t xml:space="preserve"> és on la diferència és més gran, i per això els minuts s'inverteixen (B 25, A 40). La B recull els senyals que la classe acorda, amb la definició feta. L'A no espera la posada en comú: dedueix els trucs de set frases reals d'anuncis, els agrupa amb un criteri propi (ni el nombre de grups ni la classificació venen donats), els posa nom, n'escriu la pregunta de SÍ o NO i només després compara la seva llista amb la de la classe: què s'havia perdut i què té ell que la classe no té.</w:t>
+              <w:t xml:space="preserve"> la mateixa graella per a A i B. La C només encercla el calaix de cada cas.</w:t>
             </w:r>
           </w:p>
           <w:p>
@@ -6149,42 +5773,7 @@
                 <w:color w:val="1A1A2E"/>
                 <w:sz w:val="18"/>
               </w:rPr>
-              <w:t xml:space="preserve"> la B aplica el detector al seu cas amb un guió de defensa amb inicis de frase. L'A hi afegeix els dos controls (positiu i negatiu) i ha de reescriure el senyal que doni falsa alarma.</w:t>
-            </w:r>
-          </w:p>
-          <w:p>
-            <w:pPr>
-              <w:spacing w:after="20" w:before="0"/>
-            </w:pPr>
-            <w:r>
-              <w:rPr>
-                <w:rFonts w:ascii="Fira Sans Extra Condensed" w:hAnsi="Fira Sans Extra Condensed" w:cs="Fira Sans Extra Condensed"/>
-                <w:b/>
-                <w:i w:val="0"/>
-                <w:color w:val="2A6F7F"/>
-                <w:sz w:val="18"/>
-              </w:rPr>
-              <w:t xml:space="preserve">• </w:t>
-            </w:r>
-            <w:r>
-              <w:rPr>
-                <w:rFonts w:ascii="Fira Sans Extra Condensed" w:hAnsi="Fira Sans Extra Condensed" w:cs="Fira Sans Extra Condensed"/>
-                <w:b/>
-                <w:i w:val="0"/>
-                <w:color w:val="1A1A2E"/>
-                <w:sz w:val="18"/>
-              </w:rPr>
-              <w:t>Els dos textos de control</w:t>
-            </w:r>
-            <w:r>
-              <w:rPr>
-                <w:rFonts w:ascii="Fira Sans Extra Condensed" w:hAnsi="Fira Sans Extra Condensed" w:cs="Fira Sans Extra Condensed"/>
-                <w:b w:val="0"/>
-                <w:i w:val="0"/>
-                <w:color w:val="1A1A2E"/>
-                <w:sz w:val="18"/>
-              </w:rPr>
-              <w:t xml:space="preserve"> es donen fets a la fitxa A a propòsit: així tota la classe comprova l'eina amb el mateix material i el resultat es pot discutir en comú.</w:t>
+              <w:t xml:space="preserve"> la B respon les preguntes a) i b). La A explica el cas 6 (el calaix depèn de com es presenta) i ordena les proves de més justa a menys justa. La C explica per què el cas 5 és ciència amb un inici de frase.</w:t>
             </w:r>
           </w:p>
         </w:tc>
@@ -6242,7 +5831,7 @@
                 <w:color w:val="1A1A2E"/>
                 <w:sz w:val="18"/>
               </w:rPr>
-              <w:t>El detector serveix per aixecar sospites, no per condemnar: una idea que després resulta ser ciència de vegades sona estranya al principi. Com se sap si l'eina que s'ha fabricat funciona? Igual que amb qualsevol instrument: passant-la per casos on ja se sap la resposta, com qui comprova un termòmetre ficant-lo en aigua bullint. Aquesta és la idea del control positiu i el control negatiu, i tornarà a la SA2 amb el disseny experimental: sense un control, una mesura no diu res.</w:t>
+              <w:t>La idea de la sessió és la PROVA JUSTA, i surt de tres casos diferents: la pantalla i la moneda d'Emily Rosa (ningú no veu res, i es compara amb l'atzar del 50 %), el bany sense peus (el control: la mateixa prova sense allò que vols comprovar) i el trasplantament (grups a l'atzar, resultat tan clar que s'atura l'estudi). La segona idea és més fina: el calaix no depèn del tema sinó de què es fa amb la prova. El cas 6 ho mostra: la pregunta és oberta als laboratoris i es converteix en pseudociència quan algú la ven com a «demostrada».</w:t>
             </w:r>
           </w:p>
         </w:tc>
@@ -6310,7 +5899,7 @@
                 <w:color w:val="9A3B3B"/>
                 <w:sz w:val="18"/>
               </w:rPr>
-              <w:t>Repartir el detector imprès o dictar-lo. És l'error que buida la SA: el detector ha de sortir dels casos que han caçat ells, encara que quedi menys polit que el que faríeu vosaltres.</w:t>
+              <w:t>Dir el calaix dels casos abans del puzle. L'aposta inicial és per recollir-la al final.</w:t>
             </w:r>
           </w:p>
           <w:p>
@@ -6335,7 +5924,7 @@
                 <w:color w:val="9A3B3B"/>
                 <w:sz w:val="18"/>
               </w:rPr>
-              <w:t>Tancar l'apartat 2 amb pressa per «arribar a tot». Si algun apartat s'ha d'escurçar, que sigui el 3, no el 2.</w:t>
+              <w:t>Deixar que l'expert llegeixi el dossier en veu alta al puzle: ha d'explicar-lo amb les seves paraules.</w:t>
             </w:r>
           </w:p>
           <w:p>
@@ -6360,7 +5949,7 @@
                 <w:color w:val="9A3B3B"/>
                 <w:sz w:val="18"/>
               </w:rPr>
-              <w:t>Acceptar un senyal que no es pugui convertir en una pregunta de SÍ o NO («fa mala espina», «sona a estafa»). Cal fer-lo reformular allà mateix.</w:t>
+              <w:t>Presentar el cas 5 com una curiositat fastigosa. És el control negatiu del puzle: el que fa que el detector no sigui desconfiança general.</w:t>
             </w:r>
           </w:p>
           <w:p>
@@ -6385,7 +5974,7 @@
                 <w:color w:val="9A3B3B"/>
                 <w:sz w:val="18"/>
               </w:rPr>
-              <w:t>Deixar que el nivell A miri el detector de la classe abans d'haver deduït el seu. Perd tota la tasca.</w:t>
+              <w:t>Fer beure res, ni en broma, en parlar de l'MMS. El dossier ho diu clarament.</w:t>
             </w:r>
           </w:p>
           <w:p>
@@ -6410,7 +5999,7 @@
                 <w:color w:val="9A3B3B"/>
                 <w:sz w:val="18"/>
               </w:rPr>
-              <w:t>Corregir la nota de certesa d'una afirmació com si n'hi hagués una de correcta.</w:t>
+              <w:t>Convertir el puzle en sis exposicions a tota la classe: es perd el moviment i el temps.</w:t>
             </w:r>
           </w:p>
         </w:tc>
@@ -6517,7 +6106,7 @@
                 <w:color w:val="1A1A2E"/>
                 <w:sz w:val="18"/>
               </w:rPr>
-              <w:t>Fitxa de la sessió 2, versions A i B (l'A porta les set frases d'anuncis i els dos textos de control).</w:t>
+              <w:t>Dossiers dels 6 casos (1 per grup d'experts, reutilitzables).</w:t>
             </w:r>
           </w:p>
           <w:p>
@@ -6542,7 +6131,7 @@
                 <w:color w:val="1A1A2E"/>
                 <w:sz w:val="18"/>
               </w:rPr>
-              <w:t>Els casos caçats per l'alumnat, més tres o quatre de recanvi impresos.</w:t>
+              <w:t>Llista de grups d'experts i grups puzle (projectada o penjada).</w:t>
             </w:r>
           </w:p>
           <w:p>
@@ -6567,7 +6156,7 @@
                 <w:color w:val="1A1A2E"/>
                 <w:sz w:val="18"/>
               </w:rPr>
-              <w:t>Suport per al detector col·lectiu: paper d'embalar o cartolina que es pugui deixar penjada tot el curs.</w:t>
+              <w:t>Fitxa S2 (A/B/C) i exit tiquet.</w:t>
             </w:r>
           </w:p>
           <w:p>
@@ -6592,7 +6181,7 @@
                 <w:color w:val="1A1A2E"/>
                 <w:sz w:val="18"/>
               </w:rPr>
-              <w:t>Fig.1 (les 5 garanties) i Fig.2 (el detector buit), a la pàgina de la sessió.</w:t>
+              <w:t>Clau docent (Espai docent del web).</w:t>
             </w:r>
           </w:p>
           <w:p>
@@ -6617,7 +6206,7 @@
                 <w:color w:val="1A1A2E"/>
                 <w:sz w:val="18"/>
               </w:rPr>
-              <w:t>Dispositius o mòbils per a l'exit tiquet del web.</w:t>
+              <w:t>Cronòmetre visible per a les rondes del puzle.</w:t>
             </w:r>
           </w:p>
         </w:tc>
@@ -6647,7 +6236,7 @@
                 <w:color w:val="1A1A2E"/>
                 <w:sz w:val="18"/>
               </w:rPr>
-              <w:t>Polir la defensa oral d'1 minut: passar el cas caçat pels senyals del detector acordat i escriure l'objecció que posaria qui hi creu, amb la resposta. Es defensa a l'aula a la S3 i no s'entrega per escrit.</w:t>
+              <w:t>Portar el cas caçat a la S3 (foto o frase de la promesa). Qui no en tingui, hi haurà casos de reserva.</w:t>
             </w:r>
           </w:p>
         </w:tc>
@@ -6675,7 +6264,7 @@
           <w:color w:val="666666"/>
           <w:sz w:val="18"/>
         </w:rPr>
-        <w:t>La S3 comença amb les rondes de defensa, o sigui que la feina de casa d'avui és el material de la primera hora de la propera sessió. Val la pena dir-ho així: qui no la porti, no tindrà res a defensar.</w:t>
+        <w:t>A la S3 el detector surt de l'aula: primer s'entrena amb una app que corregeix al moment, i després s'aplica al cas que cadascú ha caçat. Es tanca amb la pregunta: «funciona amb un cas que ningú no t'ha triat?».</w:t>
       </w:r>
     </w:p>
     <w:p>
@@ -6699,7 +6288,7 @@
           <w:color w:val="FFFFFF"/>
           <w:sz w:val="18"/>
         </w:rPr>
-        <w:t xml:space="preserve">  Sessió 3 de 4 · Síntesi · demostració de comprensió · 2 hores</w:t>
+        <w:t xml:space="preserve">  Sessió 3 de 3 · Aplicació · 2 hores</w:t>
       </w:r>
     </w:p>
     <w:p>
@@ -6715,7 +6304,7 @@
           <w:color w:val="FFFFFF"/>
           <w:sz w:val="34"/>
         </w:rPr>
-        <w:t xml:space="preserve">  El judici als casos: defensem i classifiquem</w:t>
+        <w:t xml:space="preserve">  El detector al món real</w:t>
       </w:r>
     </w:p>
     <w:tbl>
@@ -6770,7 +6359,7 @@
                 <w:color w:val="1A1A2E"/>
                 <w:sz w:val="18"/>
               </w:rPr>
-              <w:t>Ja tens un veredicte del teu cas. Però un veredicte no val res si no el saps defensar davant de qui hi creu. Què fa que una defensa convenci de veritat?</w:t>
+              <w:t>El detector no és per aprovar la SA: és per no deixar-te enredar. Funciona amb un cas real que ningú no t'ha triat?</w:t>
             </w:r>
           </w:p>
         </w:tc>
@@ -6813,7 +6402,7 @@
           <w:color w:val="1A1A2E"/>
           <w:sz w:val="18"/>
         </w:rPr>
-        <w:t>Defensar oralment el veredicte del propi cas fent servir els 5 senyals del detector.</w:t>
+        <w:t>Entrenar-se amb l'app del detector fins a encertar els senyals.</w:t>
       </w:r>
     </w:p>
     <w:p>
@@ -6838,7 +6427,7 @@
           <w:color w:val="1A1A2E"/>
           <w:sz w:val="18"/>
         </w:rPr>
-        <w:t>Escoltar la defensa d'un company i marcar quins senyals ha fet servir bé.</w:t>
+        <w:t>Passar el propi cas real pel detector i donar-li un calaix amb un perquè.</w:t>
       </w:r>
     </w:p>
     <w:p>
@@ -6863,7 +6452,7 @@
           <w:color w:val="1A1A2E"/>
           <w:sz w:val="18"/>
         </w:rPr>
-        <w:t>Classificar afirmacions concretes en tres calaixos (ciència · pseudociència · encara no comprovat) i justificar-ho.</w:t>
+        <w:t>Dir quina prova concreta faria canviar el veredicte del propi cas.</w:t>
       </w:r>
     </w:p>
     <w:p>
@@ -6888,32 +6477,7 @@
           <w:color w:val="1A1A2E"/>
           <w:sz w:val="18"/>
         </w:rPr>
-        <w:t>Escriure quina prova concreta faria caure una afirmació i quina frase diria qui la defensa per salvar-la.</w:t>
-      </w:r>
-    </w:p>
-    <w:p>
-      <w:pPr>
-        <w:spacing w:before="0" w:after="20"/>
-      </w:pPr>
-      <w:r>
-        <w:rPr>
-          <w:rFonts w:ascii="Fira Sans Extra Condensed" w:hAnsi="Fira Sans Extra Condensed" w:cs="Fira Sans Extra Condensed"/>
-          <w:b/>
-          <w:i w:val="0"/>
-          <w:color w:val="2A6F7F"/>
-          <w:sz w:val="18"/>
-        </w:rPr>
-        <w:t xml:space="preserve">• </w:t>
-      </w:r>
-      <w:r>
-        <w:rPr>
-          <w:rFonts w:ascii="Fira Sans Extra Condensed" w:hAnsi="Fira Sans Extra Condensed" w:cs="Fira Sans Extra Condensed"/>
-          <w:b w:val="0"/>
-          <w:i w:val="0"/>
-          <w:color w:val="1A1A2E"/>
-          <w:sz w:val="18"/>
-        </w:rPr>
-        <w:t>Recollir el detector que la classe acorda i posar-hi el millor exemple real de cada senyal.</w:t>
+        <w:t>Revisar el cas d'un company a cegues i comparar els veredictes.</w:t>
       </w:r>
     </w:p>
     <w:tbl>
@@ -6978,7 +6542,7 @@
                 <w:color w:val="1A1A2E"/>
                 <w:sz w:val="18"/>
               </w:rPr>
-              <w:t>Decidir els grups de defensa: unes 8 persones per grup. Amb 28 alumnes són 3 o 4 grups defensant alhora en racons diferents de l'aula. Davant de tota la classe no hi caben 28 defenses en 35 minuts.</w:t>
+              <w:t>Reservar ordinadors o tauletes per a l'apartat 1 (25 min). L'app és a la pàgina de la sessió (web/public/apps/app_detector_pseudociencia.html) i funciona sense connexió un cop oberta.</w:t>
             </w:r>
           </w:p>
           <w:p>
@@ -7003,7 +6567,7 @@
                 <w:color w:val="1A1A2E"/>
                 <w:sz w:val="18"/>
               </w:rPr>
-              <w:t>Tenir el mural del detector de la S2 penjat i a la vista des de tots els racons.</w:t>
+              <w:t>Comprovar el mode de l'app: surt amb 5 senyals, i amb 3 senyals si el web està en nivell C. Es pot canviar amb el botó de dalt.</w:t>
             </w:r>
           </w:p>
           <w:p>
@@ -7028,7 +6592,7 @@
                 <w:color w:val="1A1A2E"/>
                 <w:sz w:val="18"/>
               </w:rPr>
-              <w:t>Imprimir la fitxa segons el nivell. Compte: la taula de l'apartat 2 NO és la mateixa a la A i a la B (la B porta sis afirmacions concretes; l'A, una de fàcil i cinc casos de frontera).</w:t>
+              <w:t>Imprimir 1 full de casos de reserva per a la taula del professor (4 casos).</w:t>
             </w:r>
           </w:p>
           <w:p>
@@ -7053,57 +6617,7 @@
                 <w:color w:val="1A1A2E"/>
                 <w:sz w:val="18"/>
               </w:rPr>
-              <w:t>Preparar un cronòmetre visible: 1 minut per defensa, i s'ha de respectar.</w:t>
-            </w:r>
-          </w:p>
-          <w:p>
-            <w:pPr>
-              <w:spacing w:after="20" w:before="0"/>
-            </w:pPr>
-            <w:r>
-              <w:rPr>
-                <w:rFonts w:ascii="Fira Sans Extra Condensed" w:hAnsi="Fira Sans Extra Condensed" w:cs="Fira Sans Extra Condensed"/>
-                <w:b/>
-                <w:i w:val="0"/>
-                <w:color w:val="2A6F7F"/>
-                <w:sz w:val="18"/>
-              </w:rPr>
-              <w:t xml:space="preserve">5 </w:t>
-            </w:r>
-            <w:r>
-              <w:rPr>
-                <w:rFonts w:ascii="Fira Sans Extra Condensed" w:hAnsi="Fira Sans Extra Condensed" w:cs="Fira Sans Extra Condensed"/>
-                <w:b w:val="0"/>
-                <w:i w:val="0"/>
-                <w:color w:val="1A1A2E"/>
-                <w:sz w:val="18"/>
-              </w:rPr>
-              <w:t>Avisar que avui la fitxa es recull al final de la sessió: és l'evidència escrita d'aquesta sessió, perquè la defensa no deixa cap rastre en paper.</w:t>
-            </w:r>
-          </w:p>
-          <w:p>
-            <w:pPr>
-              <w:spacing w:after="20" w:before="0"/>
-            </w:pPr>
-            <w:r>
-              <w:rPr>
-                <w:rFonts w:ascii="Fira Sans Extra Condensed" w:hAnsi="Fira Sans Extra Condensed" w:cs="Fira Sans Extra Condensed"/>
-                <w:b/>
-                <w:i w:val="0"/>
-                <w:color w:val="2A6F7F"/>
-                <w:sz w:val="18"/>
-              </w:rPr>
-              <w:t xml:space="preserve">6 </w:t>
-            </w:r>
-            <w:r>
-              <w:rPr>
-                <w:rFonts w:ascii="Fira Sans Extra Condensed" w:hAnsi="Fira Sans Extra Condensed" w:cs="Fira Sans Extra Condensed"/>
-                <w:b w:val="0"/>
-                <w:i w:val="0"/>
-                <w:color w:val="1A1A2E"/>
-                <w:sz w:val="18"/>
-              </w:rPr>
-              <w:t>Dispositius o mòbils per a l'exit tiquet del web.</w:t>
+              <w:t>Imprimir la fitxa S3 (A/B/C) i l'exit tiquet.</w:t>
             </w:r>
           </w:p>
         </w:tc>
@@ -7243,7 +6757,7 @@
                 <w:color w:val="666666"/>
                 <w:sz w:val="17"/>
               </w:rPr>
-              <w:t>8 min</w:t>
+              <w:t>10 min · apartat 0</w:t>
             </w:r>
           </w:p>
         </w:tc>
@@ -7273,7 +6787,7 @@
                 <w:color w:val="1A1A2E"/>
                 <w:sz w:val="18"/>
               </w:rPr>
-              <w:t>Fer recuperar la feina de casa a l'apartat 0:</w:t>
+              <w:t>Treure el cas caçat:</w:t>
             </w:r>
             <w:r>
               <w:rPr>
@@ -7283,7 +6797,7 @@
                 <w:color w:val="1A1A2E"/>
                 <w:sz w:val="18"/>
               </w:rPr>
-              <w:t xml:space="preserve"> el cas, el veredicte i l'objecció preparada, amb la resposta.</w:t>
+              <w:t xml:space="preserve"> en 30 segons, cadascú diu al company què promet, sense dir què en pensa; el company aposta a ull si és ciència.</w:t>
             </w:r>
           </w:p>
           <w:p>
@@ -7308,7 +6822,7 @@
                 <w:color w:val="1A1A2E"/>
                 <w:sz w:val="18"/>
               </w:rPr>
-              <w:t>Recordar les regles de la ronda</w:t>
+              <w:t>Qui no en porta o no promet res concret:</w:t>
             </w:r>
             <w:r>
               <w:rPr>
@@ -7318,42 +6832,7 @@
                 <w:color w:val="1A1A2E"/>
                 <w:sz w:val="18"/>
               </w:rPr>
-              <w:t xml:space="preserve"> abans de repartir-se: 1 minut per persona, es parla a poc a poc (1 minut són 4-5 frases ben dites), i qui escolta ataca l'argument, mai la persona.</w:t>
-            </w:r>
-          </w:p>
-          <w:p>
-            <w:pPr>
-              <w:spacing w:after="20" w:before="0"/>
-            </w:pPr>
-            <w:r>
-              <w:rPr>
-                <w:rFonts w:ascii="Fira Sans Extra Condensed" w:hAnsi="Fira Sans Extra Condensed" w:cs="Fira Sans Extra Condensed"/>
-                <w:b/>
-                <w:i w:val="0"/>
-                <w:color w:val="2A6F7F"/>
-                <w:sz w:val="18"/>
-              </w:rPr>
-              <w:t xml:space="preserve">• </w:t>
-            </w:r>
-            <w:r>
-              <w:rPr>
-                <w:rFonts w:ascii="Fira Sans Extra Condensed" w:hAnsi="Fira Sans Extra Condensed" w:cs="Fira Sans Extra Condensed"/>
-                <w:b/>
-                <w:i w:val="0"/>
-                <w:color w:val="1A1A2E"/>
-                <w:sz w:val="18"/>
-              </w:rPr>
-              <w:t>Repartir els grups i els racons.</w:t>
-            </w:r>
-            <w:r>
-              <w:rPr>
-                <w:rFonts w:ascii="Fira Sans Extra Condensed" w:hAnsi="Fira Sans Extra Condensed" w:cs="Fira Sans Extra Condensed"/>
-                <w:b w:val="0"/>
-                <w:i w:val="0"/>
-                <w:color w:val="1A1A2E"/>
-                <w:sz w:val="18"/>
-              </w:rPr>
-              <w:t xml:space="preserve"> Deixar 1 minut d'assaig en veu baixa.</w:t>
+              <w:t xml:space="preserve"> agafa un cas de reserva. No és un càstig: avui compta com es fa servir el detector.</w:t>
             </w:r>
           </w:p>
         </w:tc>
@@ -7384,32 +6863,7 @@
                 <w:color w:val="1A1A2E"/>
                 <w:sz w:val="18"/>
               </w:rPr>
-              <w:t>Omplen l'apartat 0 amb el cas, el veredicte i l'objecció.</w:t>
-            </w:r>
-          </w:p>
-          <w:p>
-            <w:pPr>
-              <w:spacing w:after="20" w:before="0"/>
-            </w:pPr>
-            <w:r>
-              <w:rPr>
-                <w:rFonts w:ascii="Fira Sans Extra Condensed" w:hAnsi="Fira Sans Extra Condensed" w:cs="Fira Sans Extra Condensed"/>
-                <w:b/>
-                <w:i w:val="0"/>
-                <w:color w:val="2A6F7F"/>
-                <w:sz w:val="18"/>
-              </w:rPr>
-              <w:t xml:space="preserve">• </w:t>
-            </w:r>
-            <w:r>
-              <w:rPr>
-                <w:rFonts w:ascii="Fira Sans Extra Condensed" w:hAnsi="Fira Sans Extra Condensed" w:cs="Fira Sans Extra Condensed"/>
-                <w:b w:val="0"/>
-                <w:i w:val="0"/>
-                <w:color w:val="1A1A2E"/>
-                <w:sz w:val="18"/>
-              </w:rPr>
-              <w:t>Assagen el guió en veu baixa.</w:t>
+              <w:t>Copien la promesa del cas a l'apartat 0.</w:t>
             </w:r>
           </w:p>
         </w:tc>
@@ -7447,7 +6901,7 @@
                 <w:color w:val="666666"/>
                 <w:sz w:val="17"/>
               </w:rPr>
-              <w:t>35 min</w:t>
+              <w:t>25 min · apartat 1</w:t>
             </w:r>
           </w:p>
         </w:tc>
@@ -7477,7 +6931,7 @@
                 <w:color w:val="1A1A2E"/>
                 <w:sz w:val="18"/>
               </w:rPr>
-              <w:t>Obrir les rondes simultànies</w:t>
+              <w:t>Obrir l'app i donar una sola consigna:</w:t>
             </w:r>
             <w:r>
               <w:rPr>
@@ -7487,7 +6941,7 @@
                 <w:color w:val="1A1A2E"/>
                 <w:sz w:val="18"/>
               </w:rPr>
-              <w:t xml:space="preserve"> en grups d'unes 8 persones. Cadascú defensa 1 minut; en acabar, el grup vota alçant la mà (CIÈNCIA / PSEUDOCIÈNCIA / ENCARA NO COMPROVAT) i dona un punt fort i una millora.</w:t>
+              <w:t xml:space="preserve"> marcar senyals i calaix, prémer Comprova i, quan fallis, llegir la frase pintada abans de passar al següent.</w:t>
             </w:r>
           </w:p>
           <w:p>
@@ -7512,7 +6966,7 @@
                 <w:color w:val="1A1A2E"/>
                 <w:sz w:val="18"/>
               </w:rPr>
-              <w:t>Circular d'un grup a l'altre</w:t>
+              <w:t>Circular mirant el marcador</w:t>
             </w:r>
             <w:r>
               <w:rPr>
@@ -7522,42 +6976,7 @@
                 <w:color w:val="1A1A2E"/>
                 <w:sz w:val="18"/>
               </w:rPr>
-              <w:t xml:space="preserve"> amb la graella d'observació: aquesta és la demostració de comprensió presencial de la SA i és el moment d'anotar nivells d'assoliment.</w:t>
-            </w:r>
-          </w:p>
-          <w:p>
-            <w:pPr>
-              <w:spacing w:after="20" w:before="0"/>
-            </w:pPr>
-            <w:r>
-              <w:rPr>
-                <w:rFonts w:ascii="Fira Sans Extra Condensed" w:hAnsi="Fira Sans Extra Condensed" w:cs="Fira Sans Extra Condensed"/>
-                <w:b/>
-                <w:i w:val="0"/>
-                <w:color w:val="2A6F7F"/>
-                <w:sz w:val="18"/>
-              </w:rPr>
-              <w:t xml:space="preserve">• </w:t>
-            </w:r>
-            <w:r>
-              <w:rPr>
-                <w:rFonts w:ascii="Fira Sans Extra Condensed" w:hAnsi="Fira Sans Extra Condensed" w:cs="Fira Sans Extra Condensed"/>
-                <w:b/>
-                <w:i w:val="0"/>
-                <w:color w:val="1A1A2E"/>
-                <w:sz w:val="18"/>
-              </w:rPr>
-              <w:t>Intervenir només quan la crítica es faci personal</w:t>
-            </w:r>
-            <w:r>
-              <w:rPr>
-                <w:rFonts w:ascii="Fira Sans Extra Condensed" w:hAnsi="Fira Sans Extra Condensed" w:cs="Fira Sans Extra Condensed"/>
-                <w:b w:val="0"/>
-                <w:i w:val="0"/>
-                <w:color w:val="1A1A2E"/>
-                <w:sz w:val="18"/>
-              </w:rPr>
-              <w:t xml:space="preserve"> o quan un vot no es pugui justificar amb cap senyal del detector.</w:t>
+              <w:t xml:space="preserve"> «senyal que més falles»: és el que cada alumne haurà de mirar amb més cura al seu cas.</w:t>
             </w:r>
           </w:p>
         </w:tc>
@@ -7588,7 +7007,7 @@
                 <w:color w:val="1A1A2E"/>
                 <w:sz w:val="18"/>
               </w:rPr>
-              <w:t>Defensen el seu cas en 1 minut amb el vocabulari de les garanties i els senyals del detector.</w:t>
+              <w:t>Fan com a mínim 8 casos a l'app.</w:t>
             </w:r>
           </w:p>
           <w:p>
@@ -7613,32 +7032,7 @@
                 <w:color w:val="1A1A2E"/>
                 <w:sz w:val="18"/>
               </w:rPr>
-              <w:t>Escolten amb el detector a la mà, omplen la taula del seu full i voten.</w:t>
-            </w:r>
-          </w:p>
-          <w:p>
-            <w:pPr>
-              <w:spacing w:after="20" w:before="0"/>
-            </w:pPr>
-            <w:r>
-              <w:rPr>
-                <w:rFonts w:ascii="Fira Sans Extra Condensed" w:hAnsi="Fira Sans Extra Condensed" w:cs="Fira Sans Extra Condensed"/>
-                <w:b/>
-                <w:i w:val="0"/>
-                <w:color w:val="2A6F7F"/>
-                <w:sz w:val="18"/>
-              </w:rPr>
-              <w:t xml:space="preserve">• </w:t>
-            </w:r>
-            <w:r>
-              <w:rPr>
-                <w:rFonts w:ascii="Fira Sans Extra Condensed" w:hAnsi="Fira Sans Extra Condensed" w:cs="Fira Sans Extra Condensed"/>
-                <w:b w:val="0"/>
-                <w:i w:val="0"/>
-                <w:color w:val="1A1A2E"/>
-                <w:sz w:val="18"/>
-              </w:rPr>
-              <w:t>Donen sempre un punt fort i una millora concreta.</w:t>
+              <w:t>Apunten casos, encerts i el senyal que més fallen (A: un cas on no coincideixen amb l'app i per què).</w:t>
             </w:r>
           </w:p>
         </w:tc>
@@ -7676,7 +7070,7 @@
                 <w:color w:val="666666"/>
                 <w:sz w:val="17"/>
               </w:rPr>
-              <w:t>24 min · apartat 2</w:t>
+              <w:t>25 min · apartat 2</w:t>
             </w:r>
           </w:p>
         </w:tc>
@@ -7706,7 +7100,7 @@
                 <w:color w:val="1A1A2E"/>
                 <w:sz w:val="18"/>
               </w:rPr>
-              <w:t>Ara la teoria, amb la ronda encara calenta:</w:t>
+              <w:t>El seu cas pel detector:</w:t>
             </w:r>
             <w:r>
               <w:rPr>
@@ -7716,7 +7110,7 @@
                 <w:color w:val="1A1A2E"/>
                 <w:sz w:val="18"/>
               </w:rPr>
-              <w:t xml:space="preserve"> avui no es classifiquen disciplines senceres com a la S1, sinó afirmacions concretes. Una mateixa ciència pot fer afirmacions ben comprovades i afirmacions que encara no ho estan.</w:t>
+              <w:t xml:space="preserve"> senyals, la frase que n'encén un, calaix i la prova que el decidiria.</w:t>
             </w:r>
           </w:p>
           <w:p>
@@ -7741,7 +7135,7 @@
                 <w:color w:val="1A1A2E"/>
                 <w:sz w:val="18"/>
               </w:rPr>
-              <w:t>Les dues preguntes, i quina mana:</w:t>
+              <w:t>La pregunta de la sessió, a cada taula:</w:t>
             </w:r>
             <w:r>
               <w:rPr>
@@ -7751,77 +7145,7 @@
                 <w:color w:val="1A1A2E"/>
                 <w:sz w:val="18"/>
               </w:rPr>
-              <w:t xml:space="preserve"> es pot posar a prova amb experiments fiables? i qui la defensa admet que la corregeixin? La segona és la que decideix: si és NO, és pseudociència tant si es podria provar com si no.</w:t>
-            </w:r>
-          </w:p>
-          <w:p>
-            <w:pPr>
-              <w:spacing w:after="20" w:before="0"/>
-            </w:pPr>
-            <w:r>
-              <w:rPr>
-                <w:rFonts w:ascii="Fira Sans Extra Condensed" w:hAnsi="Fira Sans Extra Condensed" w:cs="Fira Sans Extra Condensed"/>
-                <w:b/>
-                <w:i w:val="0"/>
-                <w:color w:val="2A6F7F"/>
-                <w:sz w:val="18"/>
-              </w:rPr>
-              <w:t xml:space="preserve">• </w:t>
-            </w:r>
-            <w:r>
-              <w:rPr>
-                <w:rFonts w:ascii="Fira Sans Extra Condensed" w:hAnsi="Fira Sans Extra Condensed" w:cs="Fira Sans Extra Condensed"/>
-                <w:b/>
-                <w:i w:val="0"/>
-                <w:color w:val="1A1A2E"/>
-                <w:sz w:val="18"/>
-              </w:rPr>
-              <w:t>El tercer calaix:</w:t>
-            </w:r>
-            <w:r>
-              <w:rPr>
-                <w:rFonts w:ascii="Fira Sans Extra Condensed" w:hAnsi="Fira Sans Extra Condensed" w:cs="Fira Sans Extra Condensed"/>
-                <w:b w:val="0"/>
-                <w:i w:val="0"/>
-                <w:color w:val="1A1A2E"/>
-                <w:sz w:val="18"/>
-              </w:rPr>
-              <w:t xml:space="preserve"> si a totes dues és SÍ, encara falta saber si la prova ja s'ha fet i és clara (ciència) o encara no (hipòtesi contrastable no comprovada). La diferència amb la pseudociència no és el grau de certesa, és l'actitud davant la prova.</w:t>
-            </w:r>
-          </w:p>
-          <w:p>
-            <w:pPr>
-              <w:spacing w:after="20" w:before="0"/>
-            </w:pPr>
-            <w:r>
-              <w:rPr>
-                <w:rFonts w:ascii="Fira Sans Extra Condensed" w:hAnsi="Fira Sans Extra Condensed" w:cs="Fira Sans Extra Condensed"/>
-                <w:b/>
-                <w:i w:val="0"/>
-                <w:color w:val="2A6F7F"/>
-                <w:sz w:val="18"/>
-              </w:rPr>
-              <w:t xml:space="preserve">• </w:t>
-            </w:r>
-            <w:r>
-              <w:rPr>
-                <w:rFonts w:ascii="Fira Sans Extra Condensed" w:hAnsi="Fira Sans Extra Condensed" w:cs="Fira Sans Extra Condensed"/>
-                <w:b/>
-                <w:i w:val="0"/>
-                <w:color w:val="1A1A2E"/>
-                <w:sz w:val="18"/>
-              </w:rPr>
-              <w:t>Exigir el procediment escrit:</w:t>
-            </w:r>
-            <w:r>
-              <w:rPr>
-                <w:rFonts w:ascii="Fira Sans Extra Condensed" w:hAnsi="Fira Sans Extra Condensed" w:cs="Fira Sans Extra Condensed"/>
-                <w:b w:val="0"/>
-                <w:i w:val="0"/>
-                <w:color w:val="1A1A2E"/>
-                <w:sz w:val="18"/>
-              </w:rPr>
-              <w:t xml:space="preserve"> primer SÍ o NO a cada pregunta, i només llavors el veredicte. Anar directe al calaix és l'error que aquest apartat vol impedir.</w:t>
+              <w:t xml:space="preserve"> «quin resultat faria caure aquesta promesa?». Si no n'hi ha cap de possible, això ja és un veredicte (senyal 1).</w:t>
             </w:r>
           </w:p>
         </w:tc>
@@ -7852,32 +7176,7 @@
                 <w:color w:val="1A1A2E"/>
                 <w:sz w:val="18"/>
               </w:rPr>
-              <w:t>Escriuen SÍ o NO a les dues preguntes de cada fila abans de decidir el calaix.</w:t>
-            </w:r>
-          </w:p>
-          <w:p>
-            <w:pPr>
-              <w:spacing w:after="20" w:before="0"/>
-            </w:pPr>
-            <w:r>
-              <w:rPr>
-                <w:rFonts w:ascii="Fira Sans Extra Condensed" w:hAnsi="Fira Sans Extra Condensed" w:cs="Fira Sans Extra Condensed"/>
-                <w:b/>
-                <w:i w:val="0"/>
-                <w:color w:val="2A6F7F"/>
-                <w:sz w:val="18"/>
-              </w:rPr>
-              <w:t xml:space="preserve">• </w:t>
-            </w:r>
-            <w:r>
-              <w:rPr>
-                <w:rFonts w:ascii="Fira Sans Extra Condensed" w:hAnsi="Fira Sans Extra Condensed" w:cs="Fira Sans Extra Condensed"/>
-                <w:b w:val="0"/>
-                <w:i w:val="0"/>
-                <w:color w:val="1A1A2E"/>
-                <w:sz w:val="18"/>
-              </w:rPr>
-              <w:t>Fan servir la cursiva de cada fila («el que se'n sap ara mateix») per decidir, no el que els sembli.</w:t>
+              <w:t>B: senyals, frase, calaix i la prova amb el motlle «dos grups…». A: reescriuen la promesa perquè es pugui comprovar i responen «a mi em funciona». C: encerclen i completen «ho sabria del cert si…».</w:t>
             </w:r>
           </w:p>
         </w:tc>
@@ -7915,7 +7214,7 @@
                 <w:color w:val="666666"/>
                 <w:sz w:val="17"/>
               </w:rPr>
-              <w:t>25 min · apartat 3</w:t>
+              <w:t>20 min · apartat 3</w:t>
             </w:r>
           </w:p>
         </w:tc>
@@ -7945,7 +7244,7 @@
                 <w:color w:val="1A1A2E"/>
                 <w:sz w:val="18"/>
               </w:rPr>
-              <w:t>Girar les dues preguntes cap a una de sola i molt més pràctica:</w:t>
+              <w:t>Revisió a cegues en parella:</w:t>
             </w:r>
             <w:r>
               <w:rPr>
@@ -7955,7 +7254,7 @@
                 <w:color w:val="1A1A2E"/>
                 <w:sz w:val="18"/>
               </w:rPr>
-              <w:t xml:space="preserve"> quin resultat concret faria que abandonéssim aquesta afirmació? Una afirmació científica ho diu per endavant i qui la defensa accepta el tracte.</w:t>
+              <w:t xml:space="preserve"> cadascú llegeix al company només la promesa; l'altre la passa pel detector sense saber què n'ha dit l'autor. Després comparen.</w:t>
             </w:r>
           </w:p>
           <w:p>
@@ -7980,7 +7279,7 @@
                 <w:color w:val="1A1A2E"/>
                 <w:sz w:val="18"/>
               </w:rPr>
-              <w:t>Donar l'exemple del tracte ben fet:</w:t>
+              <w:t>Als qui no coincideixen,</w:t>
             </w:r>
             <w:r>
               <w:rPr>
@@ -7990,42 +7289,7 @@
                 <w:color w:val="1A1A2E"/>
                 <w:sz w:val="18"/>
               </w:rPr>
-              <w:t xml:space="preserve"> «aquest adob fa créixer més les tomaqueres» → dos grups iguals, un amb adob i un sense; si les de l'adob no creixen més, l'afirmació cau. Insistir: una prova concreta diu qui es compara amb qui i què es mesura; «fer un estudi» no és una prova concreta.</w:t>
-            </w:r>
-          </w:p>
-          <w:p>
-            <w:pPr>
-              <w:spacing w:after="20" w:before="0"/>
-            </w:pPr>
-            <w:r>
-              <w:rPr>
-                <w:rFonts w:ascii="Fira Sans Extra Condensed" w:hAnsi="Fira Sans Extra Condensed" w:cs="Fira Sans Extra Condensed"/>
-                <w:b/>
-                <w:i w:val="0"/>
-                <w:color w:val="2A6F7F"/>
-                <w:sz w:val="18"/>
-              </w:rPr>
-              <w:t xml:space="preserve">• </w:t>
-            </w:r>
-            <w:r>
-              <w:rPr>
-                <w:rFonts w:ascii="Fira Sans Extra Condensed" w:hAnsi="Fira Sans Extra Condensed" w:cs="Fira Sans Extra Condensed"/>
-                <w:b/>
-                <w:i w:val="0"/>
-                <w:color w:val="1A1A2E"/>
-                <w:sz w:val="18"/>
-              </w:rPr>
-              <w:t>I la jugada que ve després:</w:t>
-            </w:r>
-            <w:r>
-              <w:rPr>
-                <w:rFonts w:ascii="Fira Sans Extra Condensed" w:hAnsi="Fira Sans Extra Condensed" w:cs="Fira Sans Extra Condensed"/>
-                <w:b w:val="0"/>
-                <w:i w:val="0"/>
-                <w:color w:val="1A1A2E"/>
-                <w:sz w:val="18"/>
-              </w:rPr>
-              <w:t xml:space="preserve"> la sortida d'emergència. Davant d'un resultat en contra, qui hi creu sol canviar l'afirmació just el necessari perquè aquell resultat ja no la toqui. Rectificar davant de dades noves és bona ciència; blindar-se perquè no la puguin tombar mai, no.</w:t>
+              <w:t xml:space="preserve"> preguntar-los si el desacord és sobre la DADA (què diu el cas) o sobre la GARANTIA (si allò ja és prova prou bona).</w:t>
             </w:r>
           </w:p>
         </w:tc>
@@ -8056,57 +7320,7 @@
                 <w:color w:val="1A1A2E"/>
                 <w:sz w:val="18"/>
               </w:rPr>
-              <w:t>Escriuen el resultat concret que faria caure cada afirmació i si qui la defensa l'acceptaria.</w:t>
-            </w:r>
-          </w:p>
-          <w:p>
-            <w:pPr>
-              <w:spacing w:after="20" w:before="0"/>
-            </w:pPr>
-            <w:r>
-              <w:rPr>
-                <w:rFonts w:ascii="Fira Sans Extra Condensed" w:hAnsi="Fira Sans Extra Condensed" w:cs="Fira Sans Extra Condensed"/>
-                <w:b/>
-                <w:i w:val="0"/>
-                <w:color w:val="2A6F7F"/>
-                <w:sz w:val="18"/>
-              </w:rPr>
-              <w:t xml:space="preserve">• </w:t>
-            </w:r>
-            <w:r>
-              <w:rPr>
-                <w:rFonts w:ascii="Fira Sans Extra Condensed" w:hAnsi="Fira Sans Extra Condensed" w:cs="Fira Sans Extra Condensed"/>
-                <w:b w:val="0"/>
-                <w:i w:val="0"/>
-                <w:color w:val="1A1A2E"/>
-                <w:sz w:val="18"/>
-              </w:rPr>
-              <w:t>Escriuen la frase de sortida d'emergència que diria qui la defensa.</w:t>
-            </w:r>
-          </w:p>
-          <w:p>
-            <w:pPr>
-              <w:spacing w:after="20" w:before="0"/>
-            </w:pPr>
-            <w:r>
-              <w:rPr>
-                <w:rFonts w:ascii="Fira Sans Extra Condensed" w:hAnsi="Fira Sans Extra Condensed" w:cs="Fira Sans Extra Condensed"/>
-                <w:b/>
-                <w:i w:val="0"/>
-                <w:color w:val="2A6F7F"/>
-                <w:sz w:val="18"/>
-              </w:rPr>
-              <w:t xml:space="preserve">• </w:t>
-            </w:r>
-            <w:r>
-              <w:rPr>
-                <w:rFonts w:ascii="Fira Sans Extra Condensed" w:hAnsi="Fira Sans Extra Condensed" w:cs="Fira Sans Extra Condensed"/>
-                <w:b w:val="0"/>
-                <w:i w:val="0"/>
-                <w:color w:val="1A1A2E"/>
-                <w:sz w:val="18"/>
-              </w:rPr>
-              <w:t>Si per a alguna afirmació no se'ls acut cap resultat que la pugui tombar, ho han d'escriure: és precisament el que això diu d'aquella afirmació.</w:t>
+              <w:t>Passen pel detector el cas del company i comparen.</w:t>
             </w:r>
           </w:p>
         </w:tc>
@@ -8129,7 +7343,7 @@
                 <w:color w:val="2A6F7F"/>
                 <w:sz w:val="21"/>
               </w:rPr>
-              <w:t>Elabora</w:t>
+              <w:t>Evaluate</w:t>
             </w:r>
           </w:p>
           <w:p>
@@ -8144,7 +7358,7 @@
                 <w:color w:val="666666"/>
                 <w:sz w:val="17"/>
               </w:rPr>
-              <w:t>15 min · apartat 4</w:t>
+              <w:t>25 min · apartat 4</w:t>
             </w:r>
           </w:p>
         </w:tc>
@@ -8174,7 +7388,7 @@
                 <w:color w:val="1A1A2E"/>
                 <w:sz w:val="18"/>
               </w:rPr>
-              <w:t>Muntar el detector col·lectiu definitiu:</w:t>
+              <w:t>Autoavaluació de la SA (15 min):</w:t>
             </w:r>
             <w:r>
               <w:rPr>
@@ -8184,7 +7398,7 @@
                 <w:color w:val="1A1A2E"/>
                 <w:sz w:val="18"/>
               </w:rPr>
-              <w:t xml:space="preserve"> cadascú aporta al mural un senyal amb el millor exemple real que hagi sortit a les defenses d'avui. Abans d'escriure, s'ha de mirar el mural per no repetir.</w:t>
+              <w:t xml:space="preserve"> els quatre objectius, amb «ho domino · a mitges · ho he de repassar», i una situació de la seva vida on faran servir el detector.</w:t>
             </w:r>
           </w:p>
           <w:p>
@@ -8209,7 +7423,7 @@
                 <w:color w:val="1A1A2E"/>
                 <w:sz w:val="18"/>
               </w:rPr>
-              <w:t>Deixar-lo penjat.</w:t>
+              <w:t>Exit tiquet imprès (10 min):</w:t>
             </w:r>
             <w:r>
               <w:rPr>
@@ -8219,7 +7433,7 @@
                 <w:color w:val="1A1A2E"/>
                 <w:sz w:val="18"/>
               </w:rPr>
-              <w:t xml:space="preserve"> És l'eina de la classe per a tot el curs i s'hi tornarà cada cop que una afirmació vulgui colar una promesa sense proves.</w:t>
+              <w:t xml:space="preserve"> la promesa del propi cas i quina prova la podria fer caure. Avalua el criteri 3.1.</w:t>
             </w:r>
           </w:p>
           <w:p>
@@ -8244,7 +7458,17 @@
                 <w:color w:val="1A1A2E"/>
                 <w:sz w:val="18"/>
               </w:rPr>
-              <w:t>Recollir les fitxes.</w:t>
+              <w:t>Recollir la fitxa S3:</w:t>
+            </w:r>
+            <w:r>
+              <w:rPr>
+                <w:rFonts w:ascii="Fira Sans Extra Condensed" w:hAnsi="Fira Sans Extra Condensed" w:cs="Fira Sans Extra Condensed"/>
+                <w:b w:val="0"/>
+                <w:i w:val="0"/>
+                <w:color w:val="1A1A2E"/>
+                <w:sz w:val="18"/>
+              </w:rPr>
+              <w:t xml:space="preserve"> és l'evidència del producte final. Recordar l'Autoavaluació pre-examen del web.</w:t>
             </w:r>
           </w:p>
         </w:tc>
@@ -8275,7 +7499,7 @@
                 <w:color w:val="1A1A2E"/>
                 <w:sz w:val="18"/>
               </w:rPr>
-              <w:t>Aporten un senyal amb l'exemple més clar (no el més estrany) i copien el detector final a la fitxa.</w:t>
+              <w:t>Fan l'autoavaluació i l'exit tiquet.</w:t>
             </w:r>
           </w:p>
           <w:p>
@@ -8300,211 +7524,7 @@
                 <w:color w:val="1A1A2E"/>
                 <w:sz w:val="18"/>
               </w:rPr>
-              <w:t>Entreguen la fitxa.</w:t>
-            </w:r>
-          </w:p>
-        </w:tc>
-      </w:tr>
-      <w:tr>
-        <w:tc>
-          <w:tcPr>
-            <w:tcW w:type="dxa" w:w="1644"/>
-            <w:shd w:val="clear" w:fill="E8F2F4"/>
-          </w:tcPr>
-          <w:p>
-            <w:pPr>
-              <w:spacing w:after="0" w:before="0"/>
-            </w:pPr>
-            <w:r>
-              <w:rPr>
-                <w:rFonts w:ascii="Fira Sans Extra Condensed" w:hAnsi="Fira Sans Extra Condensed" w:cs="Fira Sans Extra Condensed"/>
-                <w:b/>
-                <w:i w:val="0"/>
-                <w:color w:val="2A6F7F"/>
-                <w:sz w:val="21"/>
-              </w:rPr>
-              <w:t>Evaluate</w:t>
-            </w:r>
-          </w:p>
-          <w:p>
-            <w:pPr>
-              <w:spacing w:after="0" w:before="0"/>
-            </w:pPr>
-            <w:r>
-              <w:rPr>
-                <w:rFonts w:ascii="Fira Sans Extra Condensed" w:hAnsi="Fira Sans Extra Condensed" w:cs="Fira Sans Extra Condensed"/>
-                <w:b w:val="0"/>
-                <w:i w:val="0"/>
-                <w:color w:val="666666"/>
-                <w:sz w:val="17"/>
-              </w:rPr>
-              <w:t>10 min</w:t>
-            </w:r>
-          </w:p>
-        </w:tc>
-        <w:tc>
-          <w:tcPr>
-            <w:tcW w:type="dxa" w:w="4195"/>
-          </w:tcPr>
-          <w:p>
-            <w:pPr>
-              <w:spacing w:after="20" w:before="0"/>
-            </w:pPr>
-            <w:r>
-              <w:rPr>
-                <w:rFonts w:ascii="Fira Sans Extra Condensed" w:hAnsi="Fira Sans Extra Condensed" w:cs="Fira Sans Extra Condensed"/>
-                <w:b/>
-                <w:i w:val="0"/>
-                <w:color w:val="2A6F7F"/>
-                <w:sz w:val="18"/>
-              </w:rPr>
-              <w:t xml:space="preserve">• </w:t>
-            </w:r>
-            <w:r>
-              <w:rPr>
-                <w:rFonts w:ascii="Fira Sans Extra Condensed" w:hAnsi="Fira Sans Extra Condensed" w:cs="Fira Sans Extra Condensed"/>
-                <w:b/>
-                <w:i w:val="0"/>
-                <w:color w:val="1A1A2E"/>
-                <w:sz w:val="18"/>
-              </w:rPr>
-              <w:t>Passar l'exit tiquet</w:t>
-            </w:r>
-            <w:r>
-              <w:rPr>
-                <w:rFonts w:ascii="Fira Sans Extra Condensed" w:hAnsi="Fira Sans Extra Condensed" w:cs="Fira Sans Extra Condensed"/>
-                <w:b w:val="0"/>
-                <w:i w:val="0"/>
-                <w:color w:val="1A1A2E"/>
-                <w:sz w:val="18"/>
-              </w:rPr>
-              <w:t xml:space="preserve"> des de la pàgina de la sessió: la rèplica als horòscops, la pregunta de l'amulet «i si no funciona és que no hi tenia prou fe» i la prova que faria caure l'afirmació de la música clàssica.</w:t>
-            </w:r>
-          </w:p>
-          <w:p>
-            <w:pPr>
-              <w:spacing w:after="20" w:before="0"/>
-            </w:pPr>
-            <w:r>
-              <w:rPr>
-                <w:rFonts w:ascii="Fira Sans Extra Condensed" w:hAnsi="Fira Sans Extra Condensed" w:cs="Fira Sans Extra Condensed"/>
-                <w:b/>
-                <w:i w:val="0"/>
-                <w:color w:val="2A6F7F"/>
-                <w:sz w:val="18"/>
-              </w:rPr>
-              <w:t xml:space="preserve">• </w:t>
-            </w:r>
-            <w:r>
-              <w:rPr>
-                <w:rFonts w:ascii="Fira Sans Extra Condensed" w:hAnsi="Fira Sans Extra Condensed" w:cs="Fira Sans Extra Condensed"/>
-                <w:b/>
-                <w:i w:val="0"/>
-                <w:color w:val="1A1A2E"/>
-                <w:sz w:val="18"/>
-              </w:rPr>
-              <w:t>Metacognició:</w:t>
-            </w:r>
-            <w:r>
-              <w:rPr>
-                <w:rFonts w:ascii="Fira Sans Extra Condensed" w:hAnsi="Fira Sans Extra Condensed" w:cs="Fira Sans Extra Condensed"/>
-                <w:b w:val="0"/>
-                <w:i w:val="0"/>
-                <w:color w:val="1A1A2E"/>
-                <w:sz w:val="18"/>
-              </w:rPr>
-              <w:t xml:space="preserve"> defensar en veu alta ha fet veure algun forat de l'argument que no es veia escrivint-lo?</w:t>
-            </w:r>
-          </w:p>
-          <w:p>
-            <w:pPr>
-              <w:spacing w:after="20" w:before="0"/>
-            </w:pPr>
-            <w:r>
-              <w:rPr>
-                <w:rFonts w:ascii="Fira Sans Extra Condensed" w:hAnsi="Fira Sans Extra Condensed" w:cs="Fira Sans Extra Condensed"/>
-                <w:b/>
-                <w:i w:val="0"/>
-                <w:color w:val="2A6F7F"/>
-                <w:sz w:val="18"/>
-              </w:rPr>
-              <w:t xml:space="preserve">• </w:t>
-            </w:r>
-            <w:r>
-              <w:rPr>
-                <w:rFonts w:ascii="Fira Sans Extra Condensed" w:hAnsi="Fira Sans Extra Condensed" w:cs="Fira Sans Extra Condensed"/>
-                <w:b/>
-                <w:i w:val="0"/>
-                <w:color w:val="1A1A2E"/>
-                <w:sz w:val="18"/>
-              </w:rPr>
-              <w:t>Encarregar la feina de casa</w:t>
-            </w:r>
-            <w:r>
-              <w:rPr>
-                <w:rFonts w:ascii="Fira Sans Extra Condensed" w:hAnsi="Fira Sans Extra Condensed" w:cs="Fira Sans Extra Condensed"/>
-                <w:b w:val="0"/>
-                <w:i w:val="0"/>
-                <w:color w:val="1A1A2E"/>
-                <w:sz w:val="18"/>
-              </w:rPr>
-              <w:t xml:space="preserve"> de la S4: portar un cas real de la vida quotidiana on el detector hagi servit o pugui servir.</w:t>
-            </w:r>
-          </w:p>
-        </w:tc>
-        <w:tc>
-          <w:tcPr>
-            <w:tcW w:type="dxa" w:w="4025"/>
-            <w:shd w:val="clear" w:fill="F4F9FA"/>
-          </w:tcPr>
-          <w:p>
-            <w:pPr>
-              <w:spacing w:after="20" w:before="0"/>
-            </w:pPr>
-            <w:r>
-              <w:rPr>
-                <w:rFonts w:ascii="Fira Sans Extra Condensed" w:hAnsi="Fira Sans Extra Condensed" w:cs="Fira Sans Extra Condensed"/>
-                <w:b/>
-                <w:i w:val="0"/>
-                <w:color w:val="2A6F7F"/>
-                <w:sz w:val="18"/>
-              </w:rPr>
-              <w:t xml:space="preserve">• </w:t>
-            </w:r>
-            <w:r>
-              <w:rPr>
-                <w:rFonts w:ascii="Fira Sans Extra Condensed" w:hAnsi="Fira Sans Extra Condensed" w:cs="Fira Sans Extra Condensed"/>
-                <w:b w:val="0"/>
-                <w:i w:val="0"/>
-                <w:color w:val="1A1A2E"/>
-                <w:sz w:val="18"/>
-              </w:rPr>
-              <w:t>Responen l'exit tiquet al web.</w:t>
-            </w:r>
-          </w:p>
-          <w:p>
-            <w:pPr>
-              <w:spacing w:after="20" w:before="0"/>
-            </w:pPr>
-            <w:r>
-              <w:rPr>
-                <w:rFonts w:ascii="Fira Sans Extra Condensed" w:hAnsi="Fira Sans Extra Condensed" w:cs="Fira Sans Extra Condensed"/>
-                <w:b/>
-                <w:i w:val="0"/>
-                <w:color w:val="2A6F7F"/>
-                <w:sz w:val="18"/>
-              </w:rPr>
-              <w:t xml:space="preserve">• </w:t>
-            </w:r>
-            <w:r>
-              <w:rPr>
-                <w:rFonts w:ascii="Fira Sans Extra Condensed" w:hAnsi="Fira Sans Extra Condensed" w:cs="Fira Sans Extra Condensed"/>
-                <w:b w:val="0"/>
-                <w:i w:val="0"/>
-                <w:color w:val="1A1A2E"/>
-                <w:sz w:val="18"/>
-              </w:rPr>
-              <w:t>Fan la metacognició i apunten la feina de casa.</w:t>
+              <w:t>Lliuren la fitxa.</w:t>
             </w:r>
           </w:p>
         </w:tc>
@@ -8547,7 +7567,7 @@
                 <w:color w:val="2A6F7F"/>
                 <w:sz w:val="21"/>
               </w:rPr>
-              <w:t>Nivells A i B · què canvia de debò</w:t>
+              <w:t>Nivells A, B i C · què canvia de debò</w:t>
             </w:r>
           </w:p>
           <w:p>
@@ -8582,7 +7602,7 @@
                 <w:color w:val="1A1A2E"/>
                 <w:sz w:val="18"/>
               </w:rPr>
-              <w:t xml:space="preserve"> la B segueix un guió de defensa amb inicis de frase i, en escoltar, comprova tres coses (què promet el cas, quins senyals hi ha i el veredicte amb un perquè). L'A prepara la defensa per al públic més difícil: anticipa DUES objeccions amb garanties diferents («a mi em funciona» → identitat/valors; «ho diu un metge» → autoritat) i escriu una rèplica per a cadascuna; en escoltar, proposa a cada company una millora concreta.</w:t>
+              <w:t xml:space="preserve"> la B apunta el resultat i per què falla el senyal. La A busca un cas on no coincideix amb l'app i en defensa l'argument. La C fa servir el mode 3 senyals i només apunta casos i encerts.</w:t>
             </w:r>
           </w:p>
           <w:p>
@@ -8607,7 +7627,7 @@
                 <w:color w:val="1A1A2E"/>
                 <w:sz w:val="18"/>
               </w:rPr>
-              <w:t>Apartat 2 — les dues taules són diferents.</w:t>
+              <w:t>Apartat 2 —</w:t>
             </w:r>
             <w:r>
               <w:rPr>
@@ -8617,7 +7637,7 @@
                 <w:color w:val="1A1A2E"/>
                 <w:sz w:val="18"/>
               </w:rPr>
-              <w:t xml:space="preserve"> La B classifica sis afirmacions concretes, dues per calaix, cadascuna amb una cursiva del que se'n sap ara mateix. L'A en té una de fàcil per agafar el ritme i cinc casos de frontera (acupuntura, vitamina C i refredats, plantes medicinals, pantalles i concentració, grafologia) on hi ha gent formada que discrepa; en algun, la promesa pot anar a un calaix i l'explicació que en dona, a un altre — dir-ho és una resposta correcta.</w:t>
+              <w:t xml:space="preserve"> la B escriu la prova amb un motlle («dos grups, un rep ___…»). La A reescriu la promesa perquè es pugui posar a prova i respon l'objecció «a mi em funciona». La C encercla senyals i calaix i completa «ho sabria del cert si…».</w:t>
             </w:r>
           </w:p>
           <w:p>
@@ -8652,42 +7672,7 @@
                 <w:color w:val="1A1A2E"/>
                 <w:sz w:val="18"/>
               </w:rPr>
-              <w:t xml:space="preserve"> la B escriu la prova que faria caure l'afirmació i la frase que la salvaria. L'A ho fa amb dos dels cinc casos de frontera, explica QUÈ LI COSTA a l'afirmació dir aquella frase i acaba girant-ho cap a si mateixa: podria dir per endavant quin resultat li faria canviar el seu propi veredicte?</w:t>
-            </w:r>
-          </w:p>
-          <w:p>
-            <w:pPr>
-              <w:spacing w:after="20" w:before="0"/>
-            </w:pPr>
-            <w:r>
-              <w:rPr>
-                <w:rFonts w:ascii="Fira Sans Extra Condensed" w:hAnsi="Fira Sans Extra Condensed" w:cs="Fira Sans Extra Condensed"/>
-                <w:b/>
-                <w:i w:val="0"/>
-                <w:color w:val="2A6F7F"/>
-                <w:sz w:val="18"/>
-              </w:rPr>
-              <w:t xml:space="preserve">• </w:t>
-            </w:r>
-            <w:r>
-              <w:rPr>
-                <w:rFonts w:ascii="Fira Sans Extra Condensed" w:hAnsi="Fira Sans Extra Condensed" w:cs="Fira Sans Extra Condensed"/>
-                <w:b/>
-                <w:i w:val="0"/>
-                <w:color w:val="1A1A2E"/>
-                <w:sz w:val="18"/>
-              </w:rPr>
-              <w:t>Apartat 4 —</w:t>
-            </w:r>
-            <w:r>
-              <w:rPr>
-                <w:rFonts w:ascii="Fira Sans Extra Condensed" w:hAnsi="Fira Sans Extra Condensed" w:cs="Fira Sans Extra Condensed"/>
-                <w:b w:val="0"/>
-                <w:i w:val="0"/>
-                <w:color w:val="1A1A2E"/>
-                <w:sz w:val="18"/>
-              </w:rPr>
-              <w:t xml:space="preserve"> la B aporta un senyal amb el seu exemple. L'A mira el mural sencer i proposa una millora del detector justificada amb almenys dos casos reals sentits avui.</w:t>
+              <w:t xml:space="preserve"> la A diu si el desacord és sobre la dada o sobre la garantia. La C només compara el calaix.</w:t>
             </w:r>
           </w:p>
         </w:tc>
@@ -8745,7 +7730,7 @@
                 <w:color w:val="1A1A2E"/>
                 <w:sz w:val="18"/>
               </w:rPr>
-              <w:t>La diferència entre ciència i pseudociència no és el grau de certesa: és l'actitud davant la prova. La ciència vol ser comprovada i diu per endavant quin resultat la faria caure; la pseudociència es tanca a tota prova en contra. Per això el tercer calaix és imprescindible: «existeix vida extraterrestre» no és pseudociència, és una hipòtesi contrastable que encara no s'ha pogut comprovar. Si l'alumnat surt d'aquesta SA amb una sola idea, ha de ser aquesta.</w:t>
+              <w:t>Una promesa que no pot fallar no diu res. És la pregunta que tanca la SA: si cap resultat no pot fer caure el cas («si no et funciona és que no hi creus»), no és que sigui molt cert, és que no es pot comprovar. I la revisió a cegues és la versió d'aula de la revisió entre iguals: un resultat val més quan algú altre hi arriba per separat.</w:t>
             </w:r>
           </w:p>
         </w:tc>
@@ -8813,7 +7798,7 @@
                 <w:color w:val="9A3B3B"/>
                 <w:sz w:val="18"/>
               </w:rPr>
-              <w:t>Fer les defenses davant de tota la classe. No hi caben 28 defenses en 35 minuts i, a més, el públic gran fa callar precisament qui més necessita parlar.</w:t>
+              <w:t>Qualificar la qualitat del cas caçat. El que s'avalua és com s'hi aplica el detector; per això hi ha casos de reserva.</w:t>
             </w:r>
           </w:p>
           <w:p>
@@ -8838,7 +7823,7 @@
                 <w:color w:val="9A3B3B"/>
                 <w:sz w:val="18"/>
               </w:rPr>
-              <w:t>Deixar passar una crítica personal. La regla («ataca l'argument, no la persona») s'ha de fer complir la primera vegada, no la tercera.</w:t>
+              <w:t>Deixar l'app com a joc de velocitat: el valor és llegir la frase pintada quan es falla.</w:t>
             </w:r>
           </w:p>
           <w:p>
@@ -8863,7 +7848,7 @@
                 <w:color w:val="9A3B3B"/>
                 <w:sz w:val="18"/>
               </w:rPr>
-              <w:t>Donar el veredicte «correcte» dels casos de frontera de l'apartat 2. No n'hi ha un de sol: el que s'avalua és l'argument.</w:t>
+              <w:t>Dir el veredicte propi abans que el company hagi decidit el seu a la revisió a cegues.</w:t>
             </w:r>
           </w:p>
           <w:p>
@@ -8888,57 +7873,7 @@
                 <w:color w:val="9A3B3B"/>
                 <w:sz w:val="18"/>
               </w:rPr>
-              <w:t>Deixar que escriguin el calaix abans de les dues respostes SÍ/NO. És l'error que l'apartat està dissenyat per impedir.</w:t>
-            </w:r>
-          </w:p>
-          <w:p>
-            <w:pPr>
-              <w:spacing w:after="20" w:before="0"/>
-            </w:pPr>
-            <w:r>
-              <w:rPr>
-                <w:rFonts w:ascii="Fira Sans Extra Condensed" w:hAnsi="Fira Sans Extra Condensed" w:cs="Fira Sans Extra Condensed"/>
-                <w:b/>
-                <w:i w:val="0"/>
-                <w:color w:val="9A3B3B"/>
-                <w:sz w:val="18"/>
-              </w:rPr>
-              <w:t xml:space="preserve">• </w:t>
-            </w:r>
-            <w:r>
-              <w:rPr>
-                <w:rFonts w:ascii="Fira Sans Extra Condensed" w:hAnsi="Fira Sans Extra Condensed" w:cs="Fira Sans Extra Condensed"/>
-                <w:b w:val="0"/>
-                <w:i w:val="0"/>
-                <w:color w:val="9A3B3B"/>
-                <w:sz w:val="18"/>
-              </w:rPr>
-              <w:t>Oblidar-se de recollir la fitxa. La defensa no deixa rastre escrit; si la fitxa no es recull, d'aquesta sessió no en queda cap evidència.</w:t>
-            </w:r>
-          </w:p>
-          <w:p>
-            <w:pPr>
-              <w:spacing w:after="20" w:before="0"/>
-            </w:pPr>
-            <w:r>
-              <w:rPr>
-                <w:rFonts w:ascii="Fira Sans Extra Condensed" w:hAnsi="Fira Sans Extra Condensed" w:cs="Fira Sans Extra Condensed"/>
-                <w:b/>
-                <w:i w:val="0"/>
-                <w:color w:val="9A3B3B"/>
-                <w:sz w:val="18"/>
-              </w:rPr>
-              <w:t xml:space="preserve">• </w:t>
-            </w:r>
-            <w:r>
-              <w:rPr>
-                <w:rFonts w:ascii="Fira Sans Extra Condensed" w:hAnsi="Fira Sans Extra Condensed" w:cs="Fira Sans Extra Condensed"/>
-                <w:b w:val="0"/>
-                <w:i w:val="0"/>
-                <w:color w:val="9A3B3B"/>
-                <w:sz w:val="18"/>
-              </w:rPr>
-              <w:t>Repetir la taula de la S1. Si algú fa notar que «això ja ho vam fer», comproveu-ho: aquella era de disciplines i amb dos calaixos; aquesta és d'afirmacions i amb tres.</w:t>
+              <w:t>Saltar-se l'autoavaluació per falta de temps: és el tancament de la SA.</w:t>
             </w:r>
           </w:p>
         </w:tc>
@@ -9045,7 +7980,7 @@
                 <w:color w:val="1A1A2E"/>
                 <w:sz w:val="18"/>
               </w:rPr>
-              <w:t>Fitxa de la sessió 3, versions A i B (taules de l'apartat 2 diferents).</w:t>
+              <w:t>Ordinadors o tauletes amb la pàgina de la sessió (app del detector).</w:t>
             </w:r>
           </w:p>
           <w:p>
@@ -9070,7 +8005,7 @@
                 <w:color w:val="1A1A2E"/>
                 <w:sz w:val="18"/>
               </w:rPr>
-              <w:t>El mural del detector de la S2, penjat i visible.</w:t>
+              <w:t>Full de casos de reserva (1 per a la taula del professor).</w:t>
             </w:r>
           </w:p>
           <w:p>
@@ -9095,82 +8030,7 @@
                 <w:color w:val="1A1A2E"/>
                 <w:sz w:val="18"/>
               </w:rPr>
-              <w:t>Cronòmetre visible per a les defenses d'1 minut.</w:t>
-            </w:r>
-          </w:p>
-          <w:p>
-            <w:pPr>
-              <w:spacing w:after="20" w:before="0"/>
-            </w:pPr>
-            <w:r>
-              <w:rPr>
-                <w:rFonts w:ascii="Fira Sans Extra Condensed" w:hAnsi="Fira Sans Extra Condensed" w:cs="Fira Sans Extra Condensed"/>
-                <w:b/>
-                <w:i w:val="0"/>
-                <w:color w:val="2A6F7F"/>
-                <w:sz w:val="18"/>
-              </w:rPr>
-              <w:t xml:space="preserve">• </w:t>
-            </w:r>
-            <w:r>
-              <w:rPr>
-                <w:rFonts w:ascii="Fira Sans Extra Condensed" w:hAnsi="Fira Sans Extra Condensed" w:cs="Fira Sans Extra Condensed"/>
-                <w:b w:val="0"/>
-                <w:i w:val="0"/>
-                <w:color w:val="1A1A2E"/>
-                <w:sz w:val="18"/>
-              </w:rPr>
-              <w:t>Fig.1 (el detector, 5 senyals), Fig.2 (recordatori de la S1) i Fig.3 (el camí de les tres preguntes).</w:t>
-            </w:r>
-          </w:p>
-          <w:p>
-            <w:pPr>
-              <w:spacing w:after="20" w:before="0"/>
-            </w:pPr>
-            <w:r>
-              <w:rPr>
-                <w:rFonts w:ascii="Fira Sans Extra Condensed" w:hAnsi="Fira Sans Extra Condensed" w:cs="Fira Sans Extra Condensed"/>
-                <w:b/>
-                <w:i w:val="0"/>
-                <w:color w:val="2A6F7F"/>
-                <w:sz w:val="18"/>
-              </w:rPr>
-              <w:t xml:space="preserve">• </w:t>
-            </w:r>
-            <w:r>
-              <w:rPr>
-                <w:rFonts w:ascii="Fira Sans Extra Condensed" w:hAnsi="Fira Sans Extra Condensed" w:cs="Fira Sans Extra Condensed"/>
-                <w:b w:val="0"/>
-                <w:i w:val="0"/>
-                <w:color w:val="1A1A2E"/>
-                <w:sz w:val="18"/>
-              </w:rPr>
-              <w:t>Retoladors per completar el mural del detector col·lectiu.</w:t>
-            </w:r>
-          </w:p>
-          <w:p>
-            <w:pPr>
-              <w:spacing w:after="20" w:before="0"/>
-            </w:pPr>
-            <w:r>
-              <w:rPr>
-                <w:rFonts w:ascii="Fira Sans Extra Condensed" w:hAnsi="Fira Sans Extra Condensed" w:cs="Fira Sans Extra Condensed"/>
-                <w:b/>
-                <w:i w:val="0"/>
-                <w:color w:val="2A6F7F"/>
-                <w:sz w:val="18"/>
-              </w:rPr>
-              <w:t xml:space="preserve">• </w:t>
-            </w:r>
-            <w:r>
-              <w:rPr>
-                <w:rFonts w:ascii="Fira Sans Extra Condensed" w:hAnsi="Fira Sans Extra Condensed" w:cs="Fira Sans Extra Condensed"/>
-                <w:b w:val="0"/>
-                <w:i w:val="0"/>
-                <w:color w:val="1A1A2E"/>
-                <w:sz w:val="18"/>
-              </w:rPr>
-              <w:t>Dispositius o mòbils per a l'exit tiquet del web.</w:t>
+              <w:t>Fitxa S3 (A/B/C) i exit tiquet.</w:t>
             </w:r>
           </w:p>
         </w:tc>
@@ -9200,7 +8060,7 @@
                 <w:color w:val="1A1A2E"/>
                 <w:sz w:val="18"/>
               </w:rPr>
-              <w:t>Repassar el detector col·lectiu de la classe i portar pensat un cas de la vida quotidiana (un anunci, una notícia, un consell de salut) on el detector hagi servit o pugui servir. És el material del repte final.</w:t>
+              <w:t>Autoavaluació pre-examen de la SA1 al web: checklist, assaig de prova escrita (a mà, abans de mirar les respostes model) i test de transferència.</w:t>
             </w:r>
           </w:p>
         </w:tc>
@@ -9228,2460 +8088,7 @@
           <w:color w:val="666666"/>
           <w:sz w:val="18"/>
         </w:rPr>
-        <w:t>La S4 és el repte final: cadascú aplica el detector, sol/a, a un cas que ningú li ha triat, i després fa de revisor del cas d'un altre. Qui no porti cas es queda sense repte final, així que val la pena insistir-hi i deixar dit que qualsevol anunci de la tele o del mòbil ja serveix.</w:t>
-      </w:r>
-    </w:p>
-    <w:p>
-      <w:pPr>
-        <w:spacing w:after="0" w:before="0"/>
-      </w:pPr>
-      <w:r>
-        <w:br w:type="page"/>
-      </w:r>
-    </w:p>
-    <w:p>
-      <w:pPr>
-        <w:spacing w:before="0" w:after="0"/>
-        <w:shd w:val="clear" w:fill="2A6F7F"/>
-      </w:pPr>
-      <w:r>
-        <w:rPr>
-          <w:rFonts w:ascii="Fira Sans Extra Condensed" w:hAnsi="Fira Sans Extra Condensed" w:cs="Fira Sans Extra Condensed"/>
-          <w:b/>
-          <w:i w:val="0"/>
-          <w:color w:val="FFFFFF"/>
-          <w:sz w:val="18"/>
-        </w:rPr>
-        <w:t xml:space="preserve">  Sessió 4 de 4 · Aplicació · repte final · 2 hores</w:t>
-      </w:r>
-    </w:p>
-    <w:p>
-      <w:pPr>
-        <w:spacing w:before="0" w:after="80"/>
-        <w:shd w:val="clear" w:fill="2A6F7F"/>
-      </w:pPr>
-      <w:r>
-        <w:rPr>
-          <w:rFonts w:ascii="Fira Sans Extra Condensed" w:hAnsi="Fira Sans Extra Condensed" w:cs="Fira Sans Extra Condensed"/>
-          <w:b/>
-          <w:i w:val="0"/>
-          <w:color w:val="FFFFFF"/>
-          <w:sz w:val="34"/>
-        </w:rPr>
-        <w:t xml:space="preserve">  Repte final: el detector al món real</w:t>
-      </w:r>
-    </w:p>
-    <w:tbl>
-      <w:tblPr>
-        <w:tblW w:type="auto" w:w="0"/>
-        <w:jc w:val="center"/>
-        <w:tblLayout w:type="fixed"/>
-        <w:tblLook w:firstColumn="1" w:firstRow="1" w:lastColumn="0" w:lastRow="0" w:noHBand="0" w:noVBand="1" w:val="04A0"/>
-        <w:tblBorders>
-          <w:top w:val="single" w:sz="4" w:color="C9DEE3"/>
-          <w:left w:val="single" w:sz="4" w:color="C9DEE3"/>
-          <w:bottom w:val="single" w:sz="4" w:color="C9DEE3"/>
-          <w:right w:val="single" w:sz="4" w:color="C9DEE3"/>
-          <w:insideH w:val="single" w:sz="4" w:color="C9DEE3"/>
-          <w:insideV w:val="single" w:sz="4" w:color="C9DEE3"/>
-        </w:tblBorders>
-        <w:tblLayout w:type="fixed"/>
-      </w:tblPr>
-      <w:tblGrid>
-        <w:gridCol w:w="9865"/>
-      </w:tblGrid>
-      <w:tr>
-        <w:tc>
-          <w:tcPr>
-            <w:tcW w:type="dxa" w:w="9865"/>
-            <w:shd w:val="clear" w:fill="E8F2F4"/>
-          </w:tcPr>
-          <w:p>
-            <w:pPr>
-              <w:spacing w:after="40" w:before="0"/>
-            </w:pPr>
-            <w:r>
-              <w:rPr>
-                <w:rFonts w:ascii="Fira Sans Extra Condensed" w:hAnsi="Fira Sans Extra Condensed" w:cs="Fira Sans Extra Condensed"/>
-                <w:b/>
-                <w:i w:val="0"/>
-                <w:color w:val="2A6F7F"/>
-                <w:sz w:val="21"/>
-              </w:rPr>
-              <w:t>Pregunta motriu</w:t>
-            </w:r>
-          </w:p>
-          <w:p>
-            <w:pPr>
-              <w:spacing w:after="0" w:before="0"/>
-            </w:pPr>
-            <w:r>
-              <w:rPr>
-                <w:rFonts w:ascii="Fira Sans Extra Condensed" w:hAnsi="Fira Sans Extra Condensed" w:cs="Fira Sans Extra Condensed"/>
-                <w:b w:val="0"/>
-                <w:i w:val="0"/>
-                <w:color w:val="1A1A2E"/>
-                <w:sz w:val="18"/>
-              </w:rPr>
-              <w:t>El detector no és per aprovar la SA: és per no deixar-te enredar la resta de la teva vida. Avui ho demostres amb un cas TEU, del món real, que ningú t'ha triat.</w:t>
-            </w:r>
-          </w:p>
-        </w:tc>
-      </w:tr>
-    </w:tbl>
-    <w:p>
-      <w:pPr>
-        <w:spacing w:before="160" w:after="40"/>
-      </w:pPr>
-      <w:r>
-        <w:rPr>
-          <w:rFonts w:ascii="Fira Sans Extra Condensed" w:hAnsi="Fira Sans Extra Condensed" w:cs="Fira Sans Extra Condensed"/>
-          <w:b/>
-          <w:i w:val="0"/>
-          <w:color w:val="2A6F7F"/>
-          <w:sz w:val="22"/>
-        </w:rPr>
-        <w:t>Objectius de la sessió (nivell B)</w:t>
-      </w:r>
-    </w:p>
-    <w:p>
-      <w:pPr>
-        <w:spacing w:before="0" w:after="20"/>
-      </w:pPr>
-      <w:r>
-        <w:rPr>
-          <w:rFonts w:ascii="Fira Sans Extra Condensed" w:hAnsi="Fira Sans Extra Condensed" w:cs="Fira Sans Extra Condensed"/>
-          <w:b/>
-          <w:i w:val="0"/>
-          <w:color w:val="2A6F7F"/>
-          <w:sz w:val="18"/>
-        </w:rPr>
-        <w:t xml:space="preserve">• </w:t>
-      </w:r>
-      <w:r>
-        <w:rPr>
-          <w:rFonts w:ascii="Fira Sans Extra Condensed" w:hAnsi="Fira Sans Extra Condensed" w:cs="Fira Sans Extra Condensed"/>
-          <w:b w:val="0"/>
-          <w:i w:val="0"/>
-          <w:color w:val="1A1A2E"/>
-          <w:sz w:val="18"/>
-        </w:rPr>
-        <w:t>Analitzar un cas real triat per un mateix fent servir els senyals del detector i donar-li un veredicte.</w:t>
-      </w:r>
-    </w:p>
-    <w:p>
-      <w:pPr>
-        <w:spacing w:before="0" w:after="20"/>
-      </w:pPr>
-      <w:r>
-        <w:rPr>
-          <w:rFonts w:ascii="Fira Sans Extra Condensed" w:hAnsi="Fira Sans Extra Condensed" w:cs="Fira Sans Extra Condensed"/>
-          <w:b/>
-          <w:i w:val="0"/>
-          <w:color w:val="2A6F7F"/>
-          <w:sz w:val="18"/>
-        </w:rPr>
-        <w:t xml:space="preserve">• </w:t>
-      </w:r>
-      <w:r>
-        <w:rPr>
-          <w:rFonts w:ascii="Fira Sans Extra Condensed" w:hAnsi="Fira Sans Extra Condensed" w:cs="Fira Sans Extra Condensed"/>
-          <w:b w:val="0"/>
-          <w:i w:val="0"/>
-          <w:color w:val="1A1A2E"/>
-          <w:sz w:val="18"/>
-        </w:rPr>
-        <w:t>Dir si el cas és ciència, pseudociència o encara no comprovat i explicar-ne un motiu.</w:t>
-      </w:r>
-    </w:p>
-    <w:p>
-      <w:pPr>
-        <w:spacing w:before="0" w:after="20"/>
-      </w:pPr>
-      <w:r>
-        <w:rPr>
-          <w:rFonts w:ascii="Fira Sans Extra Condensed" w:hAnsi="Fira Sans Extra Condensed" w:cs="Fira Sans Extra Condensed"/>
-          <w:b/>
-          <w:i w:val="0"/>
-          <w:color w:val="2A6F7F"/>
-          <w:sz w:val="18"/>
-        </w:rPr>
-        <w:t xml:space="preserve">• </w:t>
-      </w:r>
-      <w:r>
-        <w:rPr>
-          <w:rFonts w:ascii="Fira Sans Extra Condensed" w:hAnsi="Fira Sans Extra Condensed" w:cs="Fira Sans Extra Condensed"/>
-          <w:b w:val="0"/>
-          <w:i w:val="0"/>
-          <w:color w:val="1A1A2E"/>
-          <w:sz w:val="18"/>
-        </w:rPr>
-        <w:t>Analitzar a la fira el cas d'un company sense saber què n'ha dit, i després comparar-ne els veredictes.</w:t>
-      </w:r>
-    </w:p>
-    <w:p>
-      <w:pPr>
-        <w:spacing w:before="0" w:after="20"/>
-      </w:pPr>
-      <w:r>
-        <w:rPr>
-          <w:rFonts w:ascii="Fira Sans Extra Condensed" w:hAnsi="Fira Sans Extra Condensed" w:cs="Fira Sans Extra Condensed"/>
-          <w:b/>
-          <w:i w:val="0"/>
-          <w:color w:val="2A6F7F"/>
-          <w:sz w:val="18"/>
-        </w:rPr>
-        <w:t xml:space="preserve">• </w:t>
-      </w:r>
-      <w:r>
-        <w:rPr>
-          <w:rFonts w:ascii="Fira Sans Extra Condensed" w:hAnsi="Fira Sans Extra Condensed" w:cs="Fira Sans Extra Condensed"/>
-          <w:b w:val="0"/>
-          <w:i w:val="0"/>
-          <w:color w:val="1A1A2E"/>
-          <w:sz w:val="18"/>
-        </w:rPr>
-        <w:t>Valorar el propi aprenentatge de la SA i escriure una situació real on el detector pot servir.</w:t>
-      </w:r>
-    </w:p>
-    <w:tbl>
-      <w:tblPr>
-        <w:tblW w:type="auto" w:w="0"/>
-        <w:jc w:val="center"/>
-        <w:tblLayout w:type="fixed"/>
-        <w:tblLook w:firstColumn="1" w:firstRow="1" w:lastColumn="0" w:lastRow="0" w:noHBand="0" w:noVBand="1" w:val="04A0"/>
-        <w:tblBorders>
-          <w:top w:val="single" w:sz="4" w:color="C9DEE3"/>
-          <w:left w:val="single" w:sz="4" w:color="C9DEE3"/>
-          <w:bottom w:val="single" w:sz="4" w:color="C9DEE3"/>
-          <w:right w:val="single" w:sz="4" w:color="C9DEE3"/>
-          <w:insideH w:val="single" w:sz="4" w:color="C9DEE3"/>
-          <w:insideV w:val="single" w:sz="4" w:color="C9DEE3"/>
-        </w:tblBorders>
-        <w:tblLayout w:type="fixed"/>
-      </w:tblPr>
-      <w:tblGrid>
-        <w:gridCol w:w="9865"/>
-      </w:tblGrid>
-      <w:tr>
-        <w:tc>
-          <w:tcPr>
-            <w:tcW w:type="dxa" w:w="9865"/>
-            <w:shd w:val="clear" w:fill="E8F2F4"/>
-          </w:tcPr>
-          <w:p>
-            <w:pPr>
-              <w:spacing w:after="40" w:before="0"/>
-            </w:pPr>
-            <w:r>
-              <w:rPr>
-                <w:rFonts w:ascii="Fira Sans Extra Condensed" w:hAnsi="Fira Sans Extra Condensed" w:cs="Fira Sans Extra Condensed"/>
-                <w:b/>
-                <w:i w:val="0"/>
-                <w:color w:val="2A6F7F"/>
-                <w:sz w:val="21"/>
-              </w:rPr>
-              <w:t>Abans de la sessió</w:t>
-            </w:r>
-          </w:p>
-          <w:p>
-            <w:pPr>
-              <w:spacing w:after="20" w:before="0"/>
-            </w:pPr>
-            <w:r>
-              <w:rPr>
-                <w:rFonts w:ascii="Fira Sans Extra Condensed" w:hAnsi="Fira Sans Extra Condensed" w:cs="Fira Sans Extra Condensed"/>
-                <w:b/>
-                <w:i w:val="0"/>
-                <w:color w:val="2A6F7F"/>
-                <w:sz w:val="18"/>
-              </w:rPr>
-              <w:t xml:space="preserve">1 </w:t>
-            </w:r>
-            <w:r>
-              <w:rPr>
-                <w:rFonts w:ascii="Fira Sans Extra Condensed" w:hAnsi="Fira Sans Extra Condensed" w:cs="Fira Sans Extra Condensed"/>
-                <w:b w:val="0"/>
-                <w:i w:val="0"/>
-                <w:color w:val="1A1A2E"/>
-                <w:sz w:val="18"/>
-              </w:rPr>
-              <w:t>Comprovar que porten el cas real. Tenir-ne uns quants de recanvi: sense cas no hi ha repte final.</w:t>
-            </w:r>
-          </w:p>
-          <w:p>
-            <w:pPr>
-              <w:spacing w:after="20" w:before="0"/>
-            </w:pPr>
-            <w:r>
-              <w:rPr>
-                <w:rFonts w:ascii="Fira Sans Extra Condensed" w:hAnsi="Fira Sans Extra Condensed" w:cs="Fira Sans Extra Condensed"/>
-                <w:b/>
-                <w:i w:val="0"/>
-                <w:color w:val="2A6F7F"/>
-                <w:sz w:val="18"/>
-              </w:rPr>
-              <w:t xml:space="preserve">2 </w:t>
-            </w:r>
-            <w:r>
-              <w:rPr>
-                <w:rFonts w:ascii="Fira Sans Extra Condensed" w:hAnsi="Fira Sans Extra Condensed" w:cs="Fira Sans Extra Condensed"/>
-                <w:b w:val="0"/>
-                <w:i w:val="0"/>
-                <w:color w:val="1A1A2E"/>
-                <w:sz w:val="18"/>
-              </w:rPr>
-              <w:t>Imprimir la fitxa segons el nivell i el full de retallables de la S4 (targeta del cas + nota de revisió), un full per a diversos alumnes.</w:t>
-            </w:r>
-          </w:p>
-          <w:p>
-            <w:pPr>
-              <w:spacing w:after="20" w:before="0"/>
-            </w:pPr>
-            <w:r>
-              <w:rPr>
-                <w:rFonts w:ascii="Fira Sans Extra Condensed" w:hAnsi="Fira Sans Extra Condensed" w:cs="Fira Sans Extra Condensed"/>
-                <w:b/>
-                <w:i w:val="0"/>
-                <w:color w:val="2A6F7F"/>
-                <w:sz w:val="18"/>
-              </w:rPr>
-              <w:t xml:space="preserve">3 </w:t>
-            </w:r>
-            <w:r>
-              <w:rPr>
-                <w:rFonts w:ascii="Fira Sans Extra Condensed" w:hAnsi="Fira Sans Extra Condensed" w:cs="Fira Sans Extra Condensed"/>
-                <w:b w:val="0"/>
-                <w:i w:val="0"/>
-                <w:color w:val="1A1A2E"/>
-                <w:sz w:val="18"/>
-              </w:rPr>
-              <w:t>Preparar l'assignació de revisors: qui revisa la targeta de qui. Assignar-ho el professorat, i no deixar-ho a l'atzar, és el que evita que un cas es quedi sense revisor.</w:t>
-            </w:r>
-          </w:p>
-          <w:p>
-            <w:pPr>
-              <w:spacing w:after="20" w:before="0"/>
-            </w:pPr>
-            <w:r>
-              <w:rPr>
-                <w:rFonts w:ascii="Fira Sans Extra Condensed" w:hAnsi="Fira Sans Extra Condensed" w:cs="Fira Sans Extra Condensed"/>
-                <w:b/>
-                <w:i w:val="0"/>
-                <w:color w:val="2A6F7F"/>
-                <w:sz w:val="18"/>
-              </w:rPr>
-              <w:t xml:space="preserve">4 </w:t>
-            </w:r>
-            <w:r>
-              <w:rPr>
-                <w:rFonts w:ascii="Fira Sans Extra Condensed" w:hAnsi="Fira Sans Extra Condensed" w:cs="Fira Sans Extra Condensed"/>
-                <w:b w:val="0"/>
-                <w:i w:val="0"/>
-                <w:color w:val="1A1A2E"/>
-                <w:sz w:val="18"/>
-              </w:rPr>
-              <w:t>Pensar la logística de la fira: les targetes es queden al lloc de cadascú i la gent circula. Val la pena decidir abans com es mouran per no perdre-hi cinc minuts.</w:t>
-            </w:r>
-          </w:p>
-          <w:p>
-            <w:pPr>
-              <w:spacing w:after="20" w:before="0"/>
-            </w:pPr>
-            <w:r>
-              <w:rPr>
-                <w:rFonts w:ascii="Fira Sans Extra Condensed" w:hAnsi="Fira Sans Extra Condensed" w:cs="Fira Sans Extra Condensed"/>
-                <w:b/>
-                <w:i w:val="0"/>
-                <w:color w:val="2A6F7F"/>
-                <w:sz w:val="18"/>
-              </w:rPr>
-              <w:t xml:space="preserve">5 </w:t>
-            </w:r>
-            <w:r>
-              <w:rPr>
-                <w:rFonts w:ascii="Fira Sans Extra Condensed" w:hAnsi="Fira Sans Extra Condensed" w:cs="Fira Sans Extra Condensed"/>
-                <w:b w:val="0"/>
-                <w:i w:val="0"/>
-                <w:color w:val="1A1A2E"/>
-                <w:sz w:val="18"/>
-              </w:rPr>
-              <w:t>Tenir el mural del detector penjat i els dibuixos o respostes de l'apartat 0 de la S1 a mà, per a la comparació final.</w:t>
-            </w:r>
-          </w:p>
-          <w:p>
-            <w:pPr>
-              <w:spacing w:after="20" w:before="0"/>
-            </w:pPr>
-            <w:r>
-              <w:rPr>
-                <w:rFonts w:ascii="Fira Sans Extra Condensed" w:hAnsi="Fira Sans Extra Condensed" w:cs="Fira Sans Extra Condensed"/>
-                <w:b/>
-                <w:i w:val="0"/>
-                <w:color w:val="2A6F7F"/>
-                <w:sz w:val="18"/>
-              </w:rPr>
-              <w:t xml:space="preserve">6 </w:t>
-            </w:r>
-            <w:r>
-              <w:rPr>
-                <w:rFonts w:ascii="Fira Sans Extra Condensed" w:hAnsi="Fira Sans Extra Condensed" w:cs="Fira Sans Extra Condensed"/>
-                <w:b w:val="0"/>
-                <w:i w:val="0"/>
-                <w:color w:val="1A1A2E"/>
-                <w:sz w:val="18"/>
-              </w:rPr>
-              <w:t>Dispositius o mòbils per a l'exit tiquet del web i, si es vol, per a la checklist i el test de transferència de la pàgina d'autoavaluació de la SA.</w:t>
-            </w:r>
-          </w:p>
-        </w:tc>
-      </w:tr>
-    </w:tbl>
-    <w:p>
-      <w:pPr>
-        <w:spacing w:before="160" w:after="60"/>
-      </w:pPr>
-      <w:r>
-        <w:rPr>
-          <w:rFonts w:ascii="Fira Sans Extra Condensed" w:hAnsi="Fira Sans Extra Condensed" w:cs="Fira Sans Extra Condensed"/>
-          <w:b/>
-          <w:i w:val="0"/>
-          <w:color w:val="2A6F7F"/>
-          <w:sz w:val="22"/>
-        </w:rPr>
-        <w:t>El minut a minut</w:t>
-      </w:r>
-    </w:p>
-    <w:tbl>
-      <w:tblPr>
-        <w:tblW w:type="auto" w:w="0"/>
-        <w:jc w:val="center"/>
-        <w:tblLayout w:type="fixed"/>
-        <w:tblLook w:firstColumn="1" w:firstRow="1" w:lastColumn="0" w:lastRow="0" w:noHBand="0" w:noVBand="1" w:val="04A0"/>
-        <w:tblBorders>
-          <w:top w:val="single" w:sz="4" w:color="C9DEE3"/>
-          <w:left w:val="single" w:sz="4" w:color="C9DEE3"/>
-          <w:bottom w:val="single" w:sz="4" w:color="C9DEE3"/>
-          <w:right w:val="single" w:sz="4" w:color="C9DEE3"/>
-          <w:insideH w:val="single" w:sz="4" w:color="C9DEE3"/>
-          <w:insideV w:val="single" w:sz="4" w:color="C9DEE3"/>
-        </w:tblBorders>
-        <w:tblLayout w:type="fixed"/>
-      </w:tblPr>
-      <w:tblGrid>
-        <w:gridCol w:w="1644"/>
-        <w:gridCol w:w="4195"/>
-        <w:gridCol w:w="4025"/>
-      </w:tblGrid>
-      <w:tr>
-        <w:tc>
-          <w:tcPr>
-            <w:tcW w:type="dxa" w:w="1644"/>
-            <w:shd w:val="clear" w:fill="2A6F7F"/>
-          </w:tcPr>
-          <w:p>
-            <w:pPr>
-              <w:spacing w:after="0" w:before="0"/>
-            </w:pPr>
-            <w:r>
-              <w:rPr>
-                <w:rFonts w:ascii="Fira Sans Extra Condensed" w:hAnsi="Fira Sans Extra Condensed" w:cs="Fira Sans Extra Condensed"/>
-                <w:b/>
-                <w:i w:val="0"/>
-                <w:color w:val="FFFFFF"/>
-                <w:sz w:val="19"/>
-              </w:rPr>
-              <w:t>Fase i temps</w:t>
-            </w:r>
-          </w:p>
-        </w:tc>
-        <w:tc>
-          <w:tcPr>
-            <w:tcW w:type="dxa" w:w="4195"/>
-            <w:shd w:val="clear" w:fill="2A6F7F"/>
-          </w:tcPr>
-          <w:p>
-            <w:pPr>
-              <w:spacing w:after="0" w:before="0"/>
-            </w:pPr>
-            <w:r>
-              <w:rPr>
-                <w:rFonts w:ascii="Fira Sans Extra Condensed" w:hAnsi="Fira Sans Extra Condensed" w:cs="Fira Sans Extra Condensed"/>
-                <w:b/>
-                <w:i w:val="0"/>
-                <w:color w:val="FFFFFF"/>
-                <w:sz w:val="19"/>
-              </w:rPr>
-              <w:t>Què fa el professorat</w:t>
-            </w:r>
-          </w:p>
-        </w:tc>
-        <w:tc>
-          <w:tcPr>
-            <w:tcW w:type="dxa" w:w="4025"/>
-            <w:shd w:val="clear" w:fill="2A6F7F"/>
-          </w:tcPr>
-          <w:p>
-            <w:pPr>
-              <w:spacing w:after="0" w:before="0"/>
-            </w:pPr>
-            <w:r>
-              <w:rPr>
-                <w:rFonts w:ascii="Fira Sans Extra Condensed" w:hAnsi="Fira Sans Extra Condensed" w:cs="Fira Sans Extra Condensed"/>
-                <w:b/>
-                <w:i w:val="0"/>
-                <w:color w:val="FFFFFF"/>
-                <w:sz w:val="19"/>
-              </w:rPr>
-              <w:t>Què fa l'alumnat</w:t>
-            </w:r>
-          </w:p>
-        </w:tc>
-      </w:tr>
-      <w:tr>
-        <w:tc>
-          <w:tcPr>
-            <w:tcW w:type="dxa" w:w="1644"/>
-            <w:shd w:val="clear" w:fill="E8F2F4"/>
-          </w:tcPr>
-          <w:p>
-            <w:pPr>
-              <w:spacing w:after="0" w:before="0"/>
-            </w:pPr>
-            <w:r>
-              <w:rPr>
-                <w:rFonts w:ascii="Fira Sans Extra Condensed" w:hAnsi="Fira Sans Extra Condensed" w:cs="Fira Sans Extra Condensed"/>
-                <w:b/>
-                <w:i w:val="0"/>
-                <w:color w:val="2A6F7F"/>
-                <w:sz w:val="21"/>
-              </w:rPr>
-              <w:t>Engage</w:t>
-            </w:r>
-          </w:p>
-          <w:p>
-            <w:pPr>
-              <w:spacing w:after="0" w:before="0"/>
-            </w:pPr>
-            <w:r>
-              <w:rPr>
-                <w:rFonts w:ascii="Fira Sans Extra Condensed" w:hAnsi="Fira Sans Extra Condensed" w:cs="Fira Sans Extra Condensed"/>
-                <w:b w:val="0"/>
-                <w:i w:val="0"/>
-                <w:color w:val="666666"/>
-                <w:sz w:val="17"/>
-              </w:rPr>
-              <w:t>5 min</w:t>
-            </w:r>
-          </w:p>
-        </w:tc>
-        <w:tc>
-          <w:tcPr>
-            <w:tcW w:type="dxa" w:w="4195"/>
-          </w:tcPr>
-          <w:p>
-            <w:pPr>
-              <w:spacing w:after="20" w:before="0"/>
-            </w:pPr>
-            <w:r>
-              <w:rPr>
-                <w:rFonts w:ascii="Fira Sans Extra Condensed" w:hAnsi="Fira Sans Extra Condensed" w:cs="Fira Sans Extra Condensed"/>
-                <w:b/>
-                <w:i w:val="0"/>
-                <w:color w:val="2A6F7F"/>
-                <w:sz w:val="18"/>
-              </w:rPr>
-              <w:t xml:space="preserve">• </w:t>
-            </w:r>
-            <w:r>
-              <w:rPr>
-                <w:rFonts w:ascii="Fira Sans Extra Condensed" w:hAnsi="Fira Sans Extra Condensed" w:cs="Fira Sans Extra Condensed"/>
-                <w:b/>
-                <w:i w:val="0"/>
-                <w:color w:val="1A1A2E"/>
-                <w:sz w:val="18"/>
-              </w:rPr>
-              <w:t>Treure el cas real de casa</w:t>
-            </w:r>
-            <w:r>
-              <w:rPr>
-                <w:rFonts w:ascii="Fira Sans Extra Condensed" w:hAnsi="Fira Sans Extra Condensed" w:cs="Fira Sans Extra Condensed"/>
-                <w:b w:val="0"/>
-                <w:i w:val="0"/>
-                <w:color w:val="1A1A2E"/>
-                <w:sz w:val="18"/>
-              </w:rPr>
-              <w:t xml:space="preserve"> i passar-lo pel detector davant del grup en 30 segons: què promet, quins senyals hi ha, quin calaix.</w:t>
-            </w:r>
-          </w:p>
-          <w:p>
-            <w:pPr>
-              <w:spacing w:after="20" w:before="0"/>
-            </w:pPr>
-            <w:r>
-              <w:rPr>
-                <w:rFonts w:ascii="Fira Sans Extra Condensed" w:hAnsi="Fira Sans Extra Condensed" w:cs="Fira Sans Extra Condensed"/>
-                <w:b/>
-                <w:i w:val="0"/>
-                <w:color w:val="2A6F7F"/>
-                <w:sz w:val="18"/>
-              </w:rPr>
-              <w:t xml:space="preserve">• </w:t>
-            </w:r>
-            <w:r>
-              <w:rPr>
-                <w:rFonts w:ascii="Fira Sans Extra Condensed" w:hAnsi="Fira Sans Extra Condensed" w:cs="Fira Sans Extra Condensed"/>
-                <w:b/>
-                <w:i w:val="0"/>
-                <w:color w:val="1A1A2E"/>
-                <w:sz w:val="18"/>
-              </w:rPr>
-              <w:t>Fer omplir l'apartat 0:</w:t>
-            </w:r>
-            <w:r>
-              <w:rPr>
-                <w:rFonts w:ascii="Fira Sans Extra Condensed" w:hAnsi="Fira Sans Extra Condensed" w:cs="Fira Sans Extra Condensed"/>
-                <w:b w:val="0"/>
-                <w:i w:val="0"/>
-                <w:color w:val="1A1A2E"/>
-                <w:sz w:val="18"/>
-              </w:rPr>
-              <w:t xml:space="preserve"> quin cas porta, per què el va triar i si de moment s'ho creu o no. Encara no s'analitza.</w:t>
-            </w:r>
-          </w:p>
-          <w:p>
-            <w:pPr>
-              <w:spacing w:after="20" w:before="0"/>
-            </w:pPr>
-            <w:r>
-              <w:rPr>
-                <w:rFonts w:ascii="Fira Sans Extra Condensed" w:hAnsi="Fira Sans Extra Condensed" w:cs="Fira Sans Extra Condensed"/>
-                <w:b/>
-                <w:i w:val="0"/>
-                <w:color w:val="2A6F7F"/>
-                <w:sz w:val="18"/>
-              </w:rPr>
-              <w:t xml:space="preserve">• </w:t>
-            </w:r>
-            <w:r>
-              <w:rPr>
-                <w:rFonts w:ascii="Fira Sans Extra Condensed" w:hAnsi="Fira Sans Extra Condensed" w:cs="Fira Sans Extra Condensed"/>
-                <w:b/>
-                <w:i w:val="0"/>
-                <w:color w:val="1A1A2E"/>
-                <w:sz w:val="18"/>
-              </w:rPr>
-              <w:t>Deixar clar l'ordre de la sessió</w:t>
-            </w:r>
-            <w:r>
-              <w:rPr>
-                <w:rFonts w:ascii="Fira Sans Extra Condensed" w:hAnsi="Fira Sans Extra Condensed" w:cs="Fira Sans Extra Condensed"/>
-                <w:b w:val="0"/>
-                <w:i w:val="0"/>
-                <w:color w:val="1A1A2E"/>
-                <w:sz w:val="18"/>
-              </w:rPr>
-              <w:t xml:space="preserve"> perquè ningú no comenci per la fira: apartats 0, 1 i 2 sol/a; després la fira (apartat 3); i es tanca amb l'autoavaluació.</w:t>
-            </w:r>
-          </w:p>
-        </w:tc>
-        <w:tc>
-          <w:tcPr>
-            <w:tcW w:type="dxa" w:w="4025"/>
-            <w:shd w:val="clear" w:fill="F4F9FA"/>
-          </w:tcPr>
-          <w:p>
-            <w:pPr>
-              <w:spacing w:after="20" w:before="0"/>
-            </w:pPr>
-            <w:r>
-              <w:rPr>
-                <w:rFonts w:ascii="Fira Sans Extra Condensed" w:hAnsi="Fira Sans Extra Condensed" w:cs="Fira Sans Extra Condensed"/>
-                <w:b/>
-                <w:i w:val="0"/>
-                <w:color w:val="2A6F7F"/>
-                <w:sz w:val="18"/>
-              </w:rPr>
-              <w:t xml:space="preserve">• </w:t>
-            </w:r>
-            <w:r>
-              <w:rPr>
-                <w:rFonts w:ascii="Fira Sans Extra Condensed" w:hAnsi="Fira Sans Extra Condensed" w:cs="Fira Sans Extra Condensed"/>
-                <w:b w:val="0"/>
-                <w:i w:val="0"/>
-                <w:color w:val="1A1A2E"/>
-                <w:sz w:val="18"/>
-              </w:rPr>
-              <w:t>Presenten el cas en 30 segons dins del grup.</w:t>
-            </w:r>
-          </w:p>
-          <w:p>
-            <w:pPr>
-              <w:spacing w:after="20" w:before="0"/>
-            </w:pPr>
-            <w:r>
-              <w:rPr>
-                <w:rFonts w:ascii="Fira Sans Extra Condensed" w:hAnsi="Fira Sans Extra Condensed" w:cs="Fira Sans Extra Condensed"/>
-                <w:b/>
-                <w:i w:val="0"/>
-                <w:color w:val="2A6F7F"/>
-                <w:sz w:val="18"/>
-              </w:rPr>
-              <w:t xml:space="preserve">• </w:t>
-            </w:r>
-            <w:r>
-              <w:rPr>
-                <w:rFonts w:ascii="Fira Sans Extra Condensed" w:hAnsi="Fira Sans Extra Condensed" w:cs="Fira Sans Extra Condensed"/>
-                <w:b w:val="0"/>
-                <w:i w:val="0"/>
-                <w:color w:val="1A1A2E"/>
-                <w:sz w:val="18"/>
-              </w:rPr>
-              <w:t>Omplen l'apartat 0 sense analitzar encara el cas.</w:t>
-            </w:r>
-          </w:p>
-        </w:tc>
-      </w:tr>
-      <w:tr>
-        <w:tc>
-          <w:tcPr>
-            <w:tcW w:type="dxa" w:w="1644"/>
-            <w:shd w:val="clear" w:fill="E8F2F4"/>
-          </w:tcPr>
-          <w:p>
-            <w:pPr>
-              <w:spacing w:after="0" w:before="0"/>
-            </w:pPr>
-            <w:r>
-              <w:rPr>
-                <w:rFonts w:ascii="Fira Sans Extra Condensed" w:hAnsi="Fira Sans Extra Condensed" w:cs="Fira Sans Extra Condensed"/>
-                <w:b/>
-                <w:i w:val="0"/>
-                <w:color w:val="2A6F7F"/>
-                <w:sz w:val="21"/>
-              </w:rPr>
-              <w:t>Explore</w:t>
-            </w:r>
-          </w:p>
-          <w:p>
-            <w:pPr>
-              <w:spacing w:after="0" w:before="0"/>
-            </w:pPr>
-            <w:r>
-              <w:rPr>
-                <w:rFonts w:ascii="Fira Sans Extra Condensed" w:hAnsi="Fira Sans Extra Condensed" w:cs="Fira Sans Extra Condensed"/>
-                <w:b w:val="0"/>
-                <w:i w:val="0"/>
-                <w:color w:val="666666"/>
-                <w:sz w:val="17"/>
-              </w:rPr>
-              <w:t>25 min</w:t>
-            </w:r>
-          </w:p>
-        </w:tc>
-        <w:tc>
-          <w:tcPr>
-            <w:tcW w:type="dxa" w:w="4195"/>
-          </w:tcPr>
-          <w:p>
-            <w:pPr>
-              <w:spacing w:after="20" w:before="0"/>
-            </w:pPr>
-            <w:r>
-              <w:rPr>
-                <w:rFonts w:ascii="Fira Sans Extra Condensed" w:hAnsi="Fira Sans Extra Condensed" w:cs="Fira Sans Extra Condensed"/>
-                <w:b/>
-                <w:i w:val="0"/>
-                <w:color w:val="2A6F7F"/>
-                <w:sz w:val="18"/>
-              </w:rPr>
-              <w:t xml:space="preserve">• </w:t>
-            </w:r>
-            <w:r>
-              <w:rPr>
-                <w:rFonts w:ascii="Fira Sans Extra Condensed" w:hAnsi="Fira Sans Extra Condensed" w:cs="Fira Sans Extra Condensed"/>
-                <w:b/>
-                <w:i w:val="0"/>
-                <w:color w:val="1A1A2E"/>
-                <w:sz w:val="18"/>
-              </w:rPr>
-              <w:t>Recordar el kit complet en tres minuts:</w:t>
-            </w:r>
-            <w:r>
-              <w:rPr>
-                <w:rFonts w:ascii="Fira Sans Extra Condensed" w:hAnsi="Fira Sans Extra Condensed" w:cs="Fira Sans Extra Condensed"/>
-                <w:b w:val="0"/>
-                <w:i w:val="0"/>
-                <w:color w:val="1A1A2E"/>
-                <w:sz w:val="18"/>
-              </w:rPr>
-              <w:t xml:space="preserve"> nota de certesa → garantia de qui hi creu → senyals del detector → veredicte amb un perquè. És tot el que han entrenat la SA, en ordre.</w:t>
-            </w:r>
-          </w:p>
-          <w:p>
-            <w:pPr>
-              <w:spacing w:after="20" w:before="0"/>
-            </w:pPr>
-            <w:r>
-              <w:rPr>
-                <w:rFonts w:ascii="Fira Sans Extra Condensed" w:hAnsi="Fira Sans Extra Condensed" w:cs="Fira Sans Extra Condensed"/>
-                <w:b/>
-                <w:i w:val="0"/>
-                <w:color w:val="2A6F7F"/>
-                <w:sz w:val="18"/>
-              </w:rPr>
-              <w:t xml:space="preserve">• </w:t>
-            </w:r>
-            <w:r>
-              <w:rPr>
-                <w:rFonts w:ascii="Fira Sans Extra Condensed" w:hAnsi="Fira Sans Extra Condensed" w:cs="Fira Sans Extra Condensed"/>
-                <w:b/>
-                <w:i w:val="0"/>
-                <w:color w:val="1A1A2E"/>
-                <w:sz w:val="18"/>
-              </w:rPr>
-              <w:t>Fer omplir la graella del cas propi.</w:t>
-            </w:r>
-            <w:r>
-              <w:rPr>
-                <w:rFonts w:ascii="Fira Sans Extra Condensed" w:hAnsi="Fira Sans Extra Condensed" w:cs="Fira Sans Extra Condensed"/>
-                <w:b w:val="0"/>
-                <w:i w:val="0"/>
-                <w:color w:val="1A1A2E"/>
-                <w:sz w:val="18"/>
-              </w:rPr>
-              <w:t xml:space="preserve"> Insistir a començar per la promesa: què diu exactament que passarà o que és cert?</w:t>
-            </w:r>
-          </w:p>
-          <w:p>
-            <w:pPr>
-              <w:spacing w:after="20" w:before="0"/>
-            </w:pPr>
-            <w:r>
-              <w:rPr>
-                <w:rFonts w:ascii="Fira Sans Extra Condensed" w:hAnsi="Fira Sans Extra Condensed" w:cs="Fira Sans Extra Condensed"/>
-                <w:b/>
-                <w:i w:val="0"/>
-                <w:color w:val="2A6F7F"/>
-                <w:sz w:val="18"/>
-              </w:rPr>
-              <w:t xml:space="preserve">• </w:t>
-            </w:r>
-            <w:r>
-              <w:rPr>
-                <w:rFonts w:ascii="Fira Sans Extra Condensed" w:hAnsi="Fira Sans Extra Condensed" w:cs="Fira Sans Extra Condensed"/>
-                <w:b/>
-                <w:i w:val="0"/>
-                <w:color w:val="1A1A2E"/>
-                <w:sz w:val="18"/>
-              </w:rPr>
-              <w:t>Circular sense donar veredictes:</w:t>
-            </w:r>
-            <w:r>
-              <w:rPr>
-                <w:rFonts w:ascii="Fira Sans Extra Condensed" w:hAnsi="Fira Sans Extra Condensed" w:cs="Fira Sans Extra Condensed"/>
-                <w:b w:val="0"/>
-                <w:i w:val="0"/>
-                <w:color w:val="1A1A2E"/>
-                <w:sz w:val="18"/>
-              </w:rPr>
-              <w:t xml:space="preserve"> «quin senyal has marcat i quina frase del cas t'ho fa dir?».</w:t>
-            </w:r>
-          </w:p>
-        </w:tc>
-        <w:tc>
-          <w:tcPr>
-            <w:tcW w:type="dxa" w:w="4025"/>
-            <w:shd w:val="clear" w:fill="F4F9FA"/>
-          </w:tcPr>
-          <w:p>
-            <w:pPr>
-              <w:spacing w:after="20" w:before="0"/>
-            </w:pPr>
-            <w:r>
-              <w:rPr>
-                <w:rFonts w:ascii="Fira Sans Extra Condensed" w:hAnsi="Fira Sans Extra Condensed" w:cs="Fira Sans Extra Condensed"/>
-                <w:b/>
-                <w:i w:val="0"/>
-                <w:color w:val="2A6F7F"/>
-                <w:sz w:val="18"/>
-              </w:rPr>
-              <w:t xml:space="preserve">• </w:t>
-            </w:r>
-            <w:r>
-              <w:rPr>
-                <w:rFonts w:ascii="Fira Sans Extra Condensed" w:hAnsi="Fira Sans Extra Condensed" w:cs="Fira Sans Extra Condensed"/>
-                <w:b w:val="0"/>
-                <w:i w:val="0"/>
-                <w:color w:val="1A1A2E"/>
-                <w:sz w:val="18"/>
-              </w:rPr>
-              <w:t>Omplen la graella: promesa, nota de certesa, garantia i senyals del detector.</w:t>
-            </w:r>
-          </w:p>
-          <w:p>
-            <w:pPr>
-              <w:spacing w:after="20" w:before="0"/>
-            </w:pPr>
-            <w:r>
-              <w:rPr>
-                <w:rFonts w:ascii="Fira Sans Extra Condensed" w:hAnsi="Fira Sans Extra Condensed" w:cs="Fira Sans Extra Condensed"/>
-                <w:b/>
-                <w:i w:val="0"/>
-                <w:color w:val="2A6F7F"/>
-                <w:sz w:val="18"/>
-              </w:rPr>
-              <w:t xml:space="preserve">• </w:t>
-            </w:r>
-            <w:r>
-              <w:rPr>
-                <w:rFonts w:ascii="Fira Sans Extra Condensed" w:hAnsi="Fira Sans Extra Condensed" w:cs="Fira Sans Extra Condensed"/>
-                <w:b w:val="0"/>
-                <w:i w:val="0"/>
-                <w:color w:val="1A1A2E"/>
-                <w:sz w:val="18"/>
-              </w:rPr>
-              <w:t>Al nivell A, també quina prova els faria canviar de veredicte i què vol dir que no n'existeixi cap.</w:t>
-            </w:r>
-          </w:p>
-        </w:tc>
-      </w:tr>
-      <w:tr>
-        <w:tc>
-          <w:tcPr>
-            <w:tcW w:type="dxa" w:w="1644"/>
-            <w:shd w:val="clear" w:fill="E8F2F4"/>
-          </w:tcPr>
-          <w:p>
-            <w:pPr>
-              <w:spacing w:after="0" w:before="0"/>
-            </w:pPr>
-            <w:r>
-              <w:rPr>
-                <w:rFonts w:ascii="Fira Sans Extra Condensed" w:hAnsi="Fira Sans Extra Condensed" w:cs="Fira Sans Extra Condensed"/>
-                <w:b/>
-                <w:i w:val="0"/>
-                <w:color w:val="2A6F7F"/>
-                <w:sz w:val="21"/>
-              </w:rPr>
-              <w:t>Elabora</w:t>
-            </w:r>
-          </w:p>
-          <w:p>
-            <w:pPr>
-              <w:spacing w:after="0" w:before="0"/>
-            </w:pPr>
-            <w:r>
-              <w:rPr>
-                <w:rFonts w:ascii="Fira Sans Extra Condensed" w:hAnsi="Fira Sans Extra Condensed" w:cs="Fira Sans Extra Condensed"/>
-                <w:b w:val="0"/>
-                <w:i w:val="0"/>
-                <w:color w:val="666666"/>
-                <w:sz w:val="17"/>
-              </w:rPr>
-              <w:t>15 min · apartat 2</w:t>
-            </w:r>
-          </w:p>
-        </w:tc>
-        <w:tc>
-          <w:tcPr>
-            <w:tcW w:type="dxa" w:w="4195"/>
-          </w:tcPr>
-          <w:p>
-            <w:pPr>
-              <w:spacing w:after="20" w:before="0"/>
-            </w:pPr>
-            <w:r>
-              <w:rPr>
-                <w:rFonts w:ascii="Fira Sans Extra Condensed" w:hAnsi="Fira Sans Extra Condensed" w:cs="Fira Sans Extra Condensed"/>
-                <w:b/>
-                <w:i w:val="0"/>
-                <w:color w:val="2A6F7F"/>
-                <w:sz w:val="18"/>
-              </w:rPr>
-              <w:t xml:space="preserve">• </w:t>
-            </w:r>
-            <w:r>
-              <w:rPr>
-                <w:rFonts w:ascii="Fira Sans Extra Condensed" w:hAnsi="Fira Sans Extra Condensed" w:cs="Fira Sans Extra Condensed"/>
-                <w:b/>
-                <w:i w:val="0"/>
-                <w:color w:val="1A1A2E"/>
-                <w:sz w:val="18"/>
-              </w:rPr>
-              <w:t>Tornar a les dues preguntes clau</w:t>
-            </w:r>
-            <w:r>
-              <w:rPr>
-                <w:rFonts w:ascii="Fira Sans Extra Condensed" w:hAnsi="Fira Sans Extra Condensed" w:cs="Fira Sans Extra Condensed"/>
-                <w:b w:val="0"/>
-                <w:i w:val="0"/>
-                <w:color w:val="1A1A2E"/>
-                <w:sz w:val="18"/>
-              </w:rPr>
-              <w:t xml:space="preserve"> per triar el calaix, amb la Fig.2 projectada.</w:t>
-            </w:r>
-          </w:p>
-          <w:p>
-            <w:pPr>
-              <w:spacing w:after="20" w:before="0"/>
-            </w:pPr>
-            <w:r>
-              <w:rPr>
-                <w:rFonts w:ascii="Fira Sans Extra Condensed" w:hAnsi="Fira Sans Extra Condensed" w:cs="Fira Sans Extra Condensed"/>
-                <w:b/>
-                <w:i w:val="0"/>
-                <w:color w:val="2A6F7F"/>
-                <w:sz w:val="18"/>
-              </w:rPr>
-              <w:t xml:space="preserve">• </w:t>
-            </w:r>
-            <w:r>
-              <w:rPr>
-                <w:rFonts w:ascii="Fira Sans Extra Condensed" w:hAnsi="Fira Sans Extra Condensed" w:cs="Fira Sans Extra Condensed"/>
-                <w:b/>
-                <w:i w:val="0"/>
-                <w:color w:val="1A1A2E"/>
-                <w:sz w:val="18"/>
-              </w:rPr>
-              <w:t>Recordar l'error més fàcil:</w:t>
-            </w:r>
-            <w:r>
-              <w:rPr>
-                <w:rFonts w:ascii="Fira Sans Extra Condensed" w:hAnsi="Fira Sans Extra Condensed" w:cs="Fira Sans Extra Condensed"/>
-                <w:b w:val="0"/>
-                <w:i w:val="0"/>
-                <w:color w:val="1A1A2E"/>
-                <w:sz w:val="18"/>
-              </w:rPr>
-              <w:t xml:space="preserve"> tirar-ho tot al calaix de «pseudociència». Si el cas es pot provar i acceptaria el resultat però encara ningú no ho ha fet, va al tercer calaix.</w:t>
-            </w:r>
-          </w:p>
-        </w:tc>
-        <w:tc>
-          <w:tcPr>
-            <w:tcW w:type="dxa" w:w="4025"/>
-            <w:shd w:val="clear" w:fill="F4F9FA"/>
-          </w:tcPr>
-          <w:p>
-            <w:pPr>
-              <w:spacing w:after="20" w:before="0"/>
-            </w:pPr>
-            <w:r>
-              <w:rPr>
-                <w:rFonts w:ascii="Fira Sans Extra Condensed" w:hAnsi="Fira Sans Extra Condensed" w:cs="Fira Sans Extra Condensed"/>
-                <w:b/>
-                <w:i w:val="0"/>
-                <w:color w:val="2A6F7F"/>
-                <w:sz w:val="18"/>
-              </w:rPr>
-              <w:t xml:space="preserve">• </w:t>
-            </w:r>
-            <w:r>
-              <w:rPr>
-                <w:rFonts w:ascii="Fira Sans Extra Condensed" w:hAnsi="Fira Sans Extra Condensed" w:cs="Fira Sans Extra Condensed"/>
-                <w:b w:val="0"/>
-                <w:i w:val="0"/>
-                <w:color w:val="1A1A2E"/>
-                <w:sz w:val="18"/>
-              </w:rPr>
-              <w:t>Classifiquen el seu cas i ho justifiquen amb les dues preguntes.</w:t>
-            </w:r>
-          </w:p>
-          <w:p>
-            <w:pPr>
-              <w:spacing w:after="20" w:before="0"/>
-            </w:pPr>
-            <w:r>
-              <w:rPr>
-                <w:rFonts w:ascii="Fira Sans Extra Condensed" w:hAnsi="Fira Sans Extra Condensed" w:cs="Fira Sans Extra Condensed"/>
-                <w:b/>
-                <w:i w:val="0"/>
-                <w:color w:val="2A6F7F"/>
-                <w:sz w:val="18"/>
-              </w:rPr>
-              <w:t xml:space="preserve">• </w:t>
-            </w:r>
-            <w:r>
-              <w:rPr>
-                <w:rFonts w:ascii="Fira Sans Extra Condensed" w:hAnsi="Fira Sans Extra Condensed" w:cs="Fira Sans Extra Condensed"/>
-                <w:b w:val="0"/>
-                <w:i w:val="0"/>
-                <w:color w:val="1A1A2E"/>
-                <w:sz w:val="18"/>
-              </w:rPr>
-              <w:t>Al nivell A, si el cas és de frontera, expliquen quins trets l'acosten a cada calaix i quina prova el resoldria.</w:t>
-            </w:r>
-          </w:p>
-        </w:tc>
-      </w:tr>
-      <w:tr>
-        <w:tc>
-          <w:tcPr>
-            <w:tcW w:type="dxa" w:w="1644"/>
-            <w:shd w:val="clear" w:fill="E8F2F4"/>
-          </w:tcPr>
-          <w:p>
-            <w:pPr>
-              <w:spacing w:after="0" w:before="0"/>
-            </w:pPr>
-            <w:r>
-              <w:rPr>
-                <w:rFonts w:ascii="Fira Sans Extra Condensed" w:hAnsi="Fira Sans Extra Condensed" w:cs="Fira Sans Extra Condensed"/>
-                <w:b/>
-                <w:i w:val="0"/>
-                <w:color w:val="2A6F7F"/>
-                <w:sz w:val="21"/>
-              </w:rPr>
-              <w:t>Elabora</w:t>
-            </w:r>
-          </w:p>
-          <w:p>
-            <w:pPr>
-              <w:spacing w:after="0" w:before="0"/>
-            </w:pPr>
-            <w:r>
-              <w:rPr>
-                <w:rFonts w:ascii="Fira Sans Extra Condensed" w:hAnsi="Fira Sans Extra Condensed" w:cs="Fira Sans Extra Condensed"/>
-                <w:b w:val="0"/>
-                <w:i w:val="0"/>
-                <w:color w:val="666666"/>
-                <w:sz w:val="17"/>
-              </w:rPr>
-              <w:t>45 min · apartat 3 · fira de casos</w:t>
-            </w:r>
-          </w:p>
-        </w:tc>
-        <w:tc>
-          <w:tcPr>
-            <w:tcW w:type="dxa" w:w="4195"/>
-          </w:tcPr>
-          <w:p>
-            <w:pPr>
-              <w:spacing w:after="20" w:before="0"/>
-            </w:pPr>
-            <w:r>
-              <w:rPr>
-                <w:rFonts w:ascii="Fira Sans Extra Condensed" w:hAnsi="Fira Sans Extra Condensed" w:cs="Fira Sans Extra Condensed"/>
-                <w:b/>
-                <w:i w:val="0"/>
-                <w:color w:val="2A6F7F"/>
-                <w:sz w:val="18"/>
-              </w:rPr>
-              <w:t xml:space="preserve">• </w:t>
-            </w:r>
-            <w:r>
-              <w:rPr>
-                <w:rFonts w:ascii="Fira Sans Extra Condensed" w:hAnsi="Fira Sans Extra Condensed" w:cs="Fira Sans Extra Condensed"/>
-                <w:b/>
-                <w:i w:val="0"/>
-                <w:color w:val="1A1A2E"/>
-                <w:sz w:val="18"/>
-              </w:rPr>
-              <w:t>Fer copiar el cas i la promesa a la targeta retallable</w:t>
-            </w:r>
-            <w:r>
-              <w:rPr>
-                <w:rFonts w:ascii="Fira Sans Extra Condensed" w:hAnsi="Fira Sans Extra Condensed" w:cs="Fira Sans Extra Condensed"/>
-                <w:b w:val="0"/>
-                <w:i w:val="0"/>
-                <w:color w:val="1A1A2E"/>
-                <w:sz w:val="18"/>
-              </w:rPr>
-              <w:t xml:space="preserve"> —el veredicte NO hi va, es queda a la fitxa— i deixar-la al lloc de cadascú.</w:t>
-            </w:r>
-          </w:p>
-          <w:p>
-            <w:pPr>
-              <w:spacing w:after="20" w:before="0"/>
-            </w:pPr>
-            <w:r>
-              <w:rPr>
-                <w:rFonts w:ascii="Fira Sans Extra Condensed" w:hAnsi="Fira Sans Extra Condensed" w:cs="Fira Sans Extra Condensed"/>
-                <w:b/>
-                <w:i w:val="0"/>
-                <w:color w:val="2A6F7F"/>
-                <w:sz w:val="18"/>
-              </w:rPr>
-              <w:t xml:space="preserve">• </w:t>
-            </w:r>
-            <w:r>
-              <w:rPr>
-                <w:rFonts w:ascii="Fira Sans Extra Condensed" w:hAnsi="Fira Sans Extra Condensed" w:cs="Fira Sans Extra Condensed"/>
-                <w:b/>
-                <w:i w:val="0"/>
-                <w:color w:val="1A1A2E"/>
-                <w:sz w:val="18"/>
-              </w:rPr>
-              <w:t>Explicar per què el veredicte no hi va:</w:t>
-            </w:r>
-            <w:r>
-              <w:rPr>
-                <w:rFonts w:ascii="Fira Sans Extra Condensed" w:hAnsi="Fira Sans Extra Condensed" w:cs="Fira Sans Extra Condensed"/>
-                <w:b w:val="0"/>
-                <w:i w:val="0"/>
-                <w:color w:val="1A1A2E"/>
-                <w:sz w:val="18"/>
-              </w:rPr>
-              <w:t xml:space="preserve"> no és un joc. Si el revisor el sap abans, ja no pot saber què hauria dit ell.</w:t>
-            </w:r>
-          </w:p>
-          <w:p>
-            <w:pPr>
-              <w:spacing w:after="20" w:before="0"/>
-            </w:pPr>
-            <w:r>
-              <w:rPr>
-                <w:rFonts w:ascii="Fira Sans Extra Condensed" w:hAnsi="Fira Sans Extra Condensed" w:cs="Fira Sans Extra Condensed"/>
-                <w:b/>
-                <w:i w:val="0"/>
-                <w:color w:val="2A6F7F"/>
-                <w:sz w:val="18"/>
-              </w:rPr>
-              <w:t xml:space="preserve">• </w:t>
-            </w:r>
-            <w:r>
-              <w:rPr>
-                <w:rFonts w:ascii="Fira Sans Extra Condensed" w:hAnsi="Fira Sans Extra Condensed" w:cs="Fira Sans Extra Condensed"/>
-                <w:b/>
-                <w:i w:val="0"/>
-                <w:color w:val="1A1A2E"/>
-                <w:sz w:val="18"/>
-              </w:rPr>
-              <w:t>Obrir la fira i assignar qui revisa què.</w:t>
-            </w:r>
-            <w:r>
-              <w:rPr>
-                <w:rFonts w:ascii="Fira Sans Extra Condensed" w:hAnsi="Fira Sans Extra Condensed" w:cs="Fira Sans Extra Condensed"/>
-                <w:b w:val="0"/>
-                <w:i w:val="0"/>
-                <w:color w:val="1A1A2E"/>
-                <w:sz w:val="18"/>
-              </w:rPr>
-              <w:t xml:space="preserve"> Tothom en revisa una: la B amb la graella guiada, l'A a fons i dient de quina mena és el desacord.</w:t>
-            </w:r>
-          </w:p>
-          <w:p>
-            <w:pPr>
-              <w:spacing w:after="20" w:before="0"/>
-            </w:pPr>
-            <w:r>
-              <w:rPr>
-                <w:rFonts w:ascii="Fira Sans Extra Condensed" w:hAnsi="Fira Sans Extra Condensed" w:cs="Fira Sans Extra Condensed"/>
-                <w:b/>
-                <w:i w:val="0"/>
-                <w:color w:val="2A6F7F"/>
-                <w:sz w:val="18"/>
-              </w:rPr>
-              <w:t xml:space="preserve">• </w:t>
-            </w:r>
-            <w:r>
-              <w:rPr>
-                <w:rFonts w:ascii="Fira Sans Extra Condensed" w:hAnsi="Fira Sans Extra Condensed" w:cs="Fira Sans Extra Condensed"/>
-                <w:b/>
-                <w:i w:val="0"/>
-                <w:color w:val="1A1A2E"/>
-                <w:sz w:val="18"/>
-              </w:rPr>
-              <w:t>Segona part de la fira:</w:t>
-            </w:r>
-            <w:r>
-              <w:rPr>
-                <w:rFonts w:ascii="Fira Sans Extra Condensed" w:hAnsi="Fira Sans Extra Condensed" w:cs="Fira Sans Extra Condensed"/>
-                <w:b w:val="0"/>
-                <w:i w:val="0"/>
-                <w:color w:val="1A1A2E"/>
-                <w:sz w:val="18"/>
-              </w:rPr>
-              <w:t xml:space="preserve"> cadascú busca l'autor del cas que ha revisat, comparen els dos veredictes i li deixa la nota de revisió (un punt fort i una millora concreta).</w:t>
-            </w:r>
-          </w:p>
-          <w:p>
-            <w:pPr>
-              <w:spacing w:after="20" w:before="0"/>
-            </w:pPr>
-            <w:r>
-              <w:rPr>
-                <w:rFonts w:ascii="Fira Sans Extra Condensed" w:hAnsi="Fira Sans Extra Condensed" w:cs="Fira Sans Extra Condensed"/>
-                <w:b/>
-                <w:i w:val="0"/>
-                <w:color w:val="2A6F7F"/>
-                <w:sz w:val="18"/>
-              </w:rPr>
-              <w:t xml:space="preserve">• </w:t>
-            </w:r>
-            <w:r>
-              <w:rPr>
-                <w:rFonts w:ascii="Fira Sans Extra Condensed" w:hAnsi="Fira Sans Extra Condensed" w:cs="Fira Sans Extra Condensed"/>
-                <w:b/>
-                <w:i w:val="0"/>
-                <w:color w:val="1A1A2E"/>
-                <w:sz w:val="18"/>
-              </w:rPr>
-              <w:t>Posar en comú al final</w:t>
-            </w:r>
-            <w:r>
-              <w:rPr>
-                <w:rFonts w:ascii="Fira Sans Extra Condensed" w:hAnsi="Fira Sans Extra Condensed" w:cs="Fira Sans Extra Condensed"/>
-                <w:b w:val="0"/>
-                <w:i w:val="0"/>
-                <w:color w:val="1A1A2E"/>
-                <w:sz w:val="18"/>
-              </w:rPr>
-              <w:t xml:space="preserve"> dos o tres desacords: eren sobre la DADA o sobre la GARANTIA? Aquesta distinció és el contingut epistèmic de la sessió.</w:t>
-            </w:r>
-          </w:p>
-        </w:tc>
-        <w:tc>
-          <w:tcPr>
-            <w:tcW w:type="dxa" w:w="4025"/>
-            <w:shd w:val="clear" w:fill="F4F9FA"/>
-          </w:tcPr>
-          <w:p>
-            <w:pPr>
-              <w:spacing w:after="20" w:before="0"/>
-            </w:pPr>
-            <w:r>
-              <w:rPr>
-                <w:rFonts w:ascii="Fira Sans Extra Condensed" w:hAnsi="Fira Sans Extra Condensed" w:cs="Fira Sans Extra Condensed"/>
-                <w:b/>
-                <w:i w:val="0"/>
-                <w:color w:val="2A6F7F"/>
-                <w:sz w:val="18"/>
-              </w:rPr>
-              <w:t xml:space="preserve">• </w:t>
-            </w:r>
-            <w:r>
-              <w:rPr>
-                <w:rFonts w:ascii="Fira Sans Extra Condensed" w:hAnsi="Fira Sans Extra Condensed" w:cs="Fira Sans Extra Condensed"/>
-                <w:b w:val="0"/>
-                <w:i w:val="0"/>
-                <w:color w:val="1A1A2E"/>
-                <w:sz w:val="18"/>
-              </w:rPr>
-              <w:t>Copien el cas i la promesa a la targeta, sense el veredicte.</w:t>
-            </w:r>
-          </w:p>
-          <w:p>
-            <w:pPr>
-              <w:spacing w:after="20" w:before="0"/>
-            </w:pPr>
-            <w:r>
-              <w:rPr>
-                <w:rFonts w:ascii="Fira Sans Extra Condensed" w:hAnsi="Fira Sans Extra Condensed" w:cs="Fira Sans Extra Condensed"/>
-                <w:b/>
-                <w:i w:val="0"/>
-                <w:color w:val="2A6F7F"/>
-                <w:sz w:val="18"/>
-              </w:rPr>
-              <w:t xml:space="preserve">• </w:t>
-            </w:r>
-            <w:r>
-              <w:rPr>
-                <w:rFonts w:ascii="Fira Sans Extra Condensed" w:hAnsi="Fira Sans Extra Condensed" w:cs="Fira Sans Extra Condensed"/>
-                <w:b w:val="0"/>
-                <w:i w:val="0"/>
-                <w:color w:val="1A1A2E"/>
-                <w:sz w:val="18"/>
-              </w:rPr>
-              <w:t>Revisen a cegues la targeta assignada: promesa, un senyal amb la frase que els ho fa dir, i el calaix.</w:t>
-            </w:r>
-          </w:p>
-          <w:p>
-            <w:pPr>
-              <w:spacing w:after="20" w:before="0"/>
-            </w:pPr>
-            <w:r>
-              <w:rPr>
-                <w:rFonts w:ascii="Fira Sans Extra Condensed" w:hAnsi="Fira Sans Extra Condensed" w:cs="Fira Sans Extra Condensed"/>
-                <w:b/>
-                <w:i w:val="0"/>
-                <w:color w:val="2A6F7F"/>
-                <w:sz w:val="18"/>
-              </w:rPr>
-              <w:t xml:space="preserve">• </w:t>
-            </w:r>
-            <w:r>
-              <w:rPr>
-                <w:rFonts w:ascii="Fira Sans Extra Condensed" w:hAnsi="Fira Sans Extra Condensed" w:cs="Fira Sans Extra Condensed"/>
-                <w:b w:val="0"/>
-                <w:i w:val="0"/>
-                <w:color w:val="1A1A2E"/>
-                <w:sz w:val="18"/>
-              </w:rPr>
-              <w:t>Busquen l'autor, comparen els veredictes i deixen la nota de revisió.</w:t>
-            </w:r>
-          </w:p>
-        </w:tc>
-      </w:tr>
-      <w:tr>
-        <w:tc>
-          <w:tcPr>
-            <w:tcW w:type="dxa" w:w="1644"/>
-            <w:shd w:val="clear" w:fill="E8F2F4"/>
-          </w:tcPr>
-          <w:p>
-            <w:pPr>
-              <w:spacing w:after="0" w:before="0"/>
-            </w:pPr>
-            <w:r>
-              <w:rPr>
-                <w:rFonts w:ascii="Fira Sans Extra Condensed" w:hAnsi="Fira Sans Extra Condensed" w:cs="Fira Sans Extra Condensed"/>
-                <w:b/>
-                <w:i w:val="0"/>
-                <w:color w:val="2A6F7F"/>
-                <w:sz w:val="21"/>
-              </w:rPr>
-              <w:t>Evaluate</w:t>
-            </w:r>
-          </w:p>
-          <w:p>
-            <w:pPr>
-              <w:spacing w:after="0" w:before="0"/>
-            </w:pPr>
-            <w:r>
-              <w:rPr>
-                <w:rFonts w:ascii="Fira Sans Extra Condensed" w:hAnsi="Fira Sans Extra Condensed" w:cs="Fira Sans Extra Condensed"/>
-                <w:b w:val="0"/>
-                <w:i w:val="0"/>
-                <w:color w:val="666666"/>
-                <w:sz w:val="17"/>
-              </w:rPr>
-              <w:t>15 min · apartat 4</w:t>
-            </w:r>
-          </w:p>
-        </w:tc>
-        <w:tc>
-          <w:tcPr>
-            <w:tcW w:type="dxa" w:w="4195"/>
-          </w:tcPr>
-          <w:p>
-            <w:pPr>
-              <w:spacing w:after="20" w:before="0"/>
-            </w:pPr>
-            <w:r>
-              <w:rPr>
-                <w:rFonts w:ascii="Fira Sans Extra Condensed" w:hAnsi="Fira Sans Extra Condensed" w:cs="Fira Sans Extra Condensed"/>
-                <w:b/>
-                <w:i w:val="0"/>
-                <w:color w:val="2A6F7F"/>
-                <w:sz w:val="18"/>
-              </w:rPr>
-              <w:t xml:space="preserve">• </w:t>
-            </w:r>
-            <w:r>
-              <w:rPr>
-                <w:rFonts w:ascii="Fira Sans Extra Condensed" w:hAnsi="Fira Sans Extra Condensed" w:cs="Fira Sans Extra Condensed"/>
-                <w:b/>
-                <w:i w:val="0"/>
-                <w:color w:val="1A1A2E"/>
-                <w:sz w:val="18"/>
-              </w:rPr>
-              <w:t>Fer l'autoavaluació de la SA:</w:t>
-            </w:r>
-            <w:r>
-              <w:rPr>
-                <w:rFonts w:ascii="Fira Sans Extra Condensed" w:hAnsi="Fira Sans Extra Condensed" w:cs="Fira Sans Extra Condensed"/>
-                <w:b w:val="0"/>
-                <w:i w:val="0"/>
-                <w:color w:val="1A1A2E"/>
-                <w:sz w:val="18"/>
-              </w:rPr>
-              <w:t xml:space="preserve"> per cada objectiu, «ho domino», «a mitges» o «ho he de repassar», i una acció concreta per a cada casella que no sigui «ho domino».</w:t>
-            </w:r>
-          </w:p>
-          <w:p>
-            <w:pPr>
-              <w:spacing w:after="20" w:before="0"/>
-            </w:pPr>
-            <w:r>
-              <w:rPr>
-                <w:rFonts w:ascii="Fira Sans Extra Condensed" w:hAnsi="Fira Sans Extra Condensed" w:cs="Fira Sans Extra Condensed"/>
-                <w:b/>
-                <w:i w:val="0"/>
-                <w:color w:val="2A6F7F"/>
-                <w:sz w:val="18"/>
-              </w:rPr>
-              <w:t xml:space="preserve">• </w:t>
-            </w:r>
-            <w:r>
-              <w:rPr>
-                <w:rFonts w:ascii="Fira Sans Extra Condensed" w:hAnsi="Fira Sans Extra Condensed" w:cs="Fira Sans Extra Condensed"/>
-                <w:b/>
-                <w:i w:val="0"/>
-                <w:color w:val="1A1A2E"/>
-                <w:sz w:val="18"/>
-              </w:rPr>
-              <w:t>Tancar amb la comparació:</w:t>
-            </w:r>
-            <w:r>
-              <w:rPr>
-                <w:rFonts w:ascii="Fira Sans Extra Condensed" w:hAnsi="Fira Sans Extra Condensed" w:cs="Fira Sans Extra Condensed"/>
-                <w:b w:val="0"/>
-                <w:i w:val="0"/>
-                <w:color w:val="1A1A2E"/>
-                <w:sz w:val="18"/>
-              </w:rPr>
-              <w:t xml:space="preserve"> treure les respostes de l'apartat 0 de la S1 i demanar què ha canviat des del primer dia.</w:t>
-            </w:r>
-          </w:p>
-          <w:p>
-            <w:pPr>
-              <w:spacing w:after="20" w:before="0"/>
-            </w:pPr>
-            <w:r>
-              <w:rPr>
-                <w:rFonts w:ascii="Fira Sans Extra Condensed" w:hAnsi="Fira Sans Extra Condensed" w:cs="Fira Sans Extra Condensed"/>
-                <w:b/>
-                <w:i w:val="0"/>
-                <w:color w:val="2A6F7F"/>
-                <w:sz w:val="18"/>
-              </w:rPr>
-              <w:t xml:space="preserve">• </w:t>
-            </w:r>
-            <w:r>
-              <w:rPr>
-                <w:rFonts w:ascii="Fira Sans Extra Condensed" w:hAnsi="Fira Sans Extra Condensed" w:cs="Fira Sans Extra Condensed"/>
-                <w:b/>
-                <w:i w:val="0"/>
-                <w:color w:val="1A1A2E"/>
-                <w:sz w:val="18"/>
-              </w:rPr>
-              <w:t>Assenyalar la pàgina d'autoavaluació del web:</w:t>
-            </w:r>
-            <w:r>
-              <w:rPr>
-                <w:rFonts w:ascii="Fira Sans Extra Condensed" w:hAnsi="Fira Sans Extra Condensed" w:cs="Fira Sans Extra Condensed"/>
-                <w:b w:val="0"/>
-                <w:i w:val="0"/>
-                <w:color w:val="1A1A2E"/>
-                <w:sz w:val="18"/>
-              </w:rPr>
-              <w:t xml:space="preserve"> la checklist d'estudi i el test de transferència amb el cas de la polsera Power Balance, per a qui vulgui comprovar si sap aplicar el detector a un cas nou.</w:t>
-            </w:r>
-          </w:p>
-        </w:tc>
-        <w:tc>
-          <w:tcPr>
-            <w:tcW w:type="dxa" w:w="4025"/>
-            <w:shd w:val="clear" w:fill="F4F9FA"/>
-          </w:tcPr>
-          <w:p>
-            <w:pPr>
-              <w:spacing w:after="20" w:before="0"/>
-            </w:pPr>
-            <w:r>
-              <w:rPr>
-                <w:rFonts w:ascii="Fira Sans Extra Condensed" w:hAnsi="Fira Sans Extra Condensed" w:cs="Fira Sans Extra Condensed"/>
-                <w:b/>
-                <w:i w:val="0"/>
-                <w:color w:val="2A6F7F"/>
-                <w:sz w:val="18"/>
-              </w:rPr>
-              <w:t xml:space="preserve">• </w:t>
-            </w:r>
-            <w:r>
-              <w:rPr>
-                <w:rFonts w:ascii="Fira Sans Extra Condensed" w:hAnsi="Fira Sans Extra Condensed" w:cs="Fira Sans Extra Condensed"/>
-                <w:b w:val="0"/>
-                <w:i w:val="0"/>
-                <w:color w:val="1A1A2E"/>
-                <w:sz w:val="18"/>
-              </w:rPr>
-              <w:t>Completen l'autoavaluació; al nivell A, amb la columna de la PROVA concreta que ho demostra.</w:t>
-            </w:r>
-          </w:p>
-          <w:p>
-            <w:pPr>
-              <w:spacing w:after="20" w:before="0"/>
-            </w:pPr>
-            <w:r>
-              <w:rPr>
-                <w:rFonts w:ascii="Fira Sans Extra Condensed" w:hAnsi="Fira Sans Extra Condensed" w:cs="Fira Sans Extra Condensed"/>
-                <w:b/>
-                <w:i w:val="0"/>
-                <w:color w:val="2A6F7F"/>
-                <w:sz w:val="18"/>
-              </w:rPr>
-              <w:t xml:space="preserve">• </w:t>
-            </w:r>
-            <w:r>
-              <w:rPr>
-                <w:rFonts w:ascii="Fira Sans Extra Condensed" w:hAnsi="Fira Sans Extra Condensed" w:cs="Fira Sans Extra Condensed"/>
-                <w:b w:val="0"/>
-                <w:i w:val="0"/>
-                <w:color w:val="1A1A2E"/>
-                <w:sz w:val="18"/>
-              </w:rPr>
-              <w:t>Escriuen la reflexió final i una situació real on faran servir el detector.</w:t>
-            </w:r>
-          </w:p>
-        </w:tc>
-      </w:tr>
-      <w:tr>
-        <w:tc>
-          <w:tcPr>
-            <w:tcW w:type="dxa" w:w="1644"/>
-            <w:shd w:val="clear" w:fill="E8F2F4"/>
-          </w:tcPr>
-          <w:p>
-            <w:pPr>
-              <w:spacing w:after="0" w:before="0"/>
-            </w:pPr>
-            <w:r>
-              <w:rPr>
-                <w:rFonts w:ascii="Fira Sans Extra Condensed" w:hAnsi="Fira Sans Extra Condensed" w:cs="Fira Sans Extra Condensed"/>
-                <w:b/>
-                <w:i w:val="0"/>
-                <w:color w:val="2A6F7F"/>
-                <w:sz w:val="21"/>
-              </w:rPr>
-              <w:t>Tancament</w:t>
-            </w:r>
-          </w:p>
-          <w:p>
-            <w:pPr>
-              <w:spacing w:after="0" w:before="0"/>
-            </w:pPr>
-            <w:r>
-              <w:rPr>
-                <w:rFonts w:ascii="Fira Sans Extra Condensed" w:hAnsi="Fira Sans Extra Condensed" w:cs="Fira Sans Extra Condensed"/>
-                <w:b w:val="0"/>
-                <w:i w:val="0"/>
-                <w:color w:val="666666"/>
-                <w:sz w:val="17"/>
-              </w:rPr>
-              <w:t>5 min</w:t>
-            </w:r>
-          </w:p>
-        </w:tc>
-        <w:tc>
-          <w:tcPr>
-            <w:tcW w:type="dxa" w:w="4195"/>
-          </w:tcPr>
-          <w:p>
-            <w:pPr>
-              <w:spacing w:after="20" w:before="0"/>
-            </w:pPr>
-            <w:r>
-              <w:rPr>
-                <w:rFonts w:ascii="Fira Sans Extra Condensed" w:hAnsi="Fira Sans Extra Condensed" w:cs="Fira Sans Extra Condensed"/>
-                <w:b/>
-                <w:i w:val="0"/>
-                <w:color w:val="2A6F7F"/>
-                <w:sz w:val="18"/>
-              </w:rPr>
-              <w:t xml:space="preserve">• </w:t>
-            </w:r>
-            <w:r>
-              <w:rPr>
-                <w:rFonts w:ascii="Fira Sans Extra Condensed" w:hAnsi="Fira Sans Extra Condensed" w:cs="Fira Sans Extra Condensed"/>
-                <w:b/>
-                <w:i w:val="0"/>
-                <w:color w:val="1A1A2E"/>
-                <w:sz w:val="18"/>
-              </w:rPr>
-              <w:t>Passar l'exit tiquet</w:t>
-            </w:r>
-            <w:r>
-              <w:rPr>
-                <w:rFonts w:ascii="Fira Sans Extra Condensed" w:hAnsi="Fira Sans Extra Condensed" w:cs="Fira Sans Extra Condensed"/>
-                <w:b w:val="0"/>
-                <w:i w:val="0"/>
-                <w:color w:val="1A1A2E"/>
-                <w:sz w:val="18"/>
-              </w:rPr>
-              <w:t xml:space="preserve"> des de la pàgina de la sessió: el senyal més decisiu del cas propi, la pregunta dels tres calaixos i la comparació amb el primer dia.</w:t>
-            </w:r>
-          </w:p>
-          <w:p>
-            <w:pPr>
-              <w:spacing w:after="20" w:before="0"/>
-            </w:pPr>
-            <w:r>
-              <w:rPr>
-                <w:rFonts w:ascii="Fira Sans Extra Condensed" w:hAnsi="Fira Sans Extra Condensed" w:cs="Fira Sans Extra Condensed"/>
-                <w:b/>
-                <w:i w:val="0"/>
-                <w:color w:val="2A6F7F"/>
-                <w:sz w:val="18"/>
-              </w:rPr>
-              <w:t xml:space="preserve">• </w:t>
-            </w:r>
-            <w:r>
-              <w:rPr>
-                <w:rFonts w:ascii="Fira Sans Extra Condensed" w:hAnsi="Fira Sans Extra Condensed" w:cs="Fira Sans Extra Condensed"/>
-                <w:b/>
-                <w:i w:val="0"/>
-                <w:color w:val="1A1A2E"/>
-                <w:sz w:val="18"/>
-              </w:rPr>
-              <w:t>Deixar el detector penjat</w:t>
-            </w:r>
-            <w:r>
-              <w:rPr>
-                <w:rFonts w:ascii="Fira Sans Extra Condensed" w:hAnsi="Fira Sans Extra Condensed" w:cs="Fira Sans Extra Condensed"/>
-                <w:b w:val="0"/>
-                <w:i w:val="0"/>
-                <w:color w:val="1A1A2E"/>
-                <w:sz w:val="18"/>
-              </w:rPr>
-              <w:t xml:space="preserve"> i anunciar que és l'eina de tot el curs: hi tornarem a la SA2 amb el disseny experimental i els controls.</w:t>
-            </w:r>
-          </w:p>
-        </w:tc>
-        <w:tc>
-          <w:tcPr>
-            <w:tcW w:type="dxa" w:w="4025"/>
-            <w:shd w:val="clear" w:fill="F4F9FA"/>
-          </w:tcPr>
-          <w:p>
-            <w:pPr>
-              <w:spacing w:after="20" w:before="0"/>
-            </w:pPr>
-            <w:r>
-              <w:rPr>
-                <w:rFonts w:ascii="Fira Sans Extra Condensed" w:hAnsi="Fira Sans Extra Condensed" w:cs="Fira Sans Extra Condensed"/>
-                <w:b/>
-                <w:i w:val="0"/>
-                <w:color w:val="2A6F7F"/>
-                <w:sz w:val="18"/>
-              </w:rPr>
-              <w:t xml:space="preserve">• </w:t>
-            </w:r>
-            <w:r>
-              <w:rPr>
-                <w:rFonts w:ascii="Fira Sans Extra Condensed" w:hAnsi="Fira Sans Extra Condensed" w:cs="Fira Sans Extra Condensed"/>
-                <w:b w:val="0"/>
-                <w:i w:val="0"/>
-                <w:color w:val="1A1A2E"/>
-                <w:sz w:val="18"/>
-              </w:rPr>
-              <w:t>Responen l'exit tiquet al web.</w:t>
-            </w:r>
-          </w:p>
-        </w:tc>
-      </w:tr>
-    </w:tbl>
-    <w:tbl>
-      <w:tblPr>
-        <w:tblW w:type="auto" w:w="0"/>
-        <w:jc w:val="center"/>
-        <w:tblLayout w:type="fixed"/>
-        <w:tblLook w:firstColumn="1" w:firstRow="1" w:lastColumn="0" w:lastRow="0" w:noHBand="0" w:noVBand="1" w:val="04A0"/>
-        <w:tblBorders>
-          <w:top w:val="single" w:sz="4" w:color="C9DEE3"/>
-          <w:left w:val="single" w:sz="4" w:color="C9DEE3"/>
-          <w:bottom w:val="single" w:sz="4" w:color="C9DEE3"/>
-          <w:right w:val="single" w:sz="4" w:color="C9DEE3"/>
-          <w:insideH w:val="single" w:sz="4" w:color="C9DEE3"/>
-          <w:insideV w:val="single" w:sz="4" w:color="C9DEE3"/>
-        </w:tblBorders>
-        <w:tblLayout w:type="fixed"/>
-      </w:tblPr>
-      <w:tblGrid>
-        <w:gridCol w:w="9865"/>
-      </w:tblGrid>
-      <w:tr>
-        <w:tc>
-          <w:tcPr>
-            <w:tcW w:type="dxa" w:w="9865"/>
-            <w:shd w:val="clear" w:fill="F4F9FA"/>
-          </w:tcPr>
-          <w:p>
-            <w:pPr>
-              <w:spacing w:after="40" w:before="0"/>
-            </w:pPr>
-            <w:r>
-              <w:rPr>
-                <w:rFonts w:ascii="Fira Sans Extra Condensed" w:hAnsi="Fira Sans Extra Condensed" w:cs="Fira Sans Extra Condensed"/>
-                <w:b/>
-                <w:i w:val="0"/>
-                <w:color w:val="2A6F7F"/>
-                <w:sz w:val="21"/>
-              </w:rPr>
-              <w:t>Nivells A i B · què canvia de debò</w:t>
-            </w:r>
-          </w:p>
-          <w:p>
-            <w:pPr>
-              <w:spacing w:after="20" w:before="0"/>
-            </w:pPr>
-            <w:r>
-              <w:rPr>
-                <w:rFonts w:ascii="Fira Sans Extra Condensed" w:hAnsi="Fira Sans Extra Condensed" w:cs="Fira Sans Extra Condensed"/>
-                <w:b/>
-                <w:i w:val="0"/>
-                <w:color w:val="2A6F7F"/>
-                <w:sz w:val="18"/>
-              </w:rPr>
-              <w:t xml:space="preserve">• </w:t>
-            </w:r>
-            <w:r>
-              <w:rPr>
-                <w:rFonts w:ascii="Fira Sans Extra Condensed" w:hAnsi="Fira Sans Extra Condensed" w:cs="Fira Sans Extra Condensed"/>
-                <w:b/>
-                <w:i w:val="0"/>
-                <w:color w:val="1A1A2E"/>
-                <w:sz w:val="18"/>
-              </w:rPr>
-              <w:t>Apartat 1 —</w:t>
-            </w:r>
-            <w:r>
-              <w:rPr>
-                <w:rFonts w:ascii="Fira Sans Extra Condensed" w:hAnsi="Fira Sans Extra Condensed" w:cs="Fira Sans Extra Condensed"/>
-                <w:b w:val="0"/>
-                <w:i w:val="0"/>
-                <w:color w:val="1A1A2E"/>
-                <w:sz w:val="18"/>
-              </w:rPr>
-              <w:t xml:space="preserve"> la graella de l'A té dues files més que la de la B: quina prova concreta li faria canviar de veredicte i què vol dir sobre l'afirmació que no n'existeixi cap. A més, el veredicte de l'A no es pot escriure com una sentència: s'escriu com un argument sencer i en aquest ordre — la dada o el fet, la garantia que hi ha al darrere i què val, i només llavors la conclusió.</w:t>
-            </w:r>
-          </w:p>
-          <w:p>
-            <w:pPr>
-              <w:spacing w:after="20" w:before="0"/>
-            </w:pPr>
-            <w:r>
-              <w:rPr>
-                <w:rFonts w:ascii="Fira Sans Extra Condensed" w:hAnsi="Fira Sans Extra Condensed" w:cs="Fira Sans Extra Condensed"/>
-                <w:b/>
-                <w:i w:val="0"/>
-                <w:color w:val="2A6F7F"/>
-                <w:sz w:val="18"/>
-              </w:rPr>
-              <w:t xml:space="preserve">• </w:t>
-            </w:r>
-            <w:r>
-              <w:rPr>
-                <w:rFonts w:ascii="Fira Sans Extra Condensed" w:hAnsi="Fira Sans Extra Condensed" w:cs="Fira Sans Extra Condensed"/>
-                <w:b/>
-                <w:i w:val="0"/>
-                <w:color w:val="1A1A2E"/>
-                <w:sz w:val="18"/>
-              </w:rPr>
-              <w:t>Apartat 2 —</w:t>
-            </w:r>
-            <w:r>
-              <w:rPr>
-                <w:rFonts w:ascii="Fira Sans Extra Condensed" w:hAnsi="Fira Sans Extra Condensed" w:cs="Fira Sans Extra Condensed"/>
-                <w:b w:val="0"/>
-                <w:i w:val="0"/>
-                <w:color w:val="1A1A2E"/>
-                <w:sz w:val="18"/>
-              </w:rPr>
-              <w:t xml:space="preserve"> la B tria el calaix amb les dues preguntes. L'A, si el cas és de frontera, no ho pot amagar: ha d'explicar quins trets l'acosten a la pseudociència, quins el mantindrien a «encara no comprovat» i quina prova ho resoldria.</w:t>
-            </w:r>
-          </w:p>
-          <w:p>
-            <w:pPr>
-              <w:spacing w:after="20" w:before="0"/>
-            </w:pPr>
-            <w:r>
-              <w:rPr>
-                <w:rFonts w:ascii="Fira Sans Extra Condensed" w:hAnsi="Fira Sans Extra Condensed" w:cs="Fira Sans Extra Condensed"/>
-                <w:b/>
-                <w:i w:val="0"/>
-                <w:color w:val="2A6F7F"/>
-                <w:sz w:val="18"/>
-              </w:rPr>
-              <w:t xml:space="preserve">• </w:t>
-            </w:r>
-            <w:r>
-              <w:rPr>
-                <w:rFonts w:ascii="Fira Sans Extra Condensed" w:hAnsi="Fira Sans Extra Condensed" w:cs="Fira Sans Extra Condensed"/>
-                <w:b/>
-                <w:i w:val="0"/>
-                <w:color w:val="1A1A2E"/>
-                <w:sz w:val="18"/>
-              </w:rPr>
-              <w:t>Apartat 3 —</w:t>
-            </w:r>
-            <w:r>
-              <w:rPr>
-                <w:rFonts w:ascii="Fira Sans Extra Condensed" w:hAnsi="Fira Sans Extra Condensed" w:cs="Fira Sans Extra Condensed"/>
-                <w:b w:val="0"/>
-                <w:i w:val="0"/>
-                <w:color w:val="1A1A2E"/>
-                <w:sz w:val="18"/>
-              </w:rPr>
-              <w:t xml:space="preserve"> la B revisa una targeta amb una graella guiada i la frase feta per començar. L'A la treballa a fons (promesa, senyals amb la frase que li ho fa dir, calaix i la prova que ho tancaria) i, en parlar amb l'autor, ha de dir de quina mena és el desacord —sobre la DADA o sobre la GARANTIA— i com es tancaria.</w:t>
-            </w:r>
-          </w:p>
-          <w:p>
-            <w:pPr>
-              <w:spacing w:after="20" w:before="0"/>
-            </w:pPr>
-            <w:r>
-              <w:rPr>
-                <w:rFonts w:ascii="Fira Sans Extra Condensed" w:hAnsi="Fira Sans Extra Condensed" w:cs="Fira Sans Extra Condensed"/>
-                <w:b/>
-                <w:i w:val="0"/>
-                <w:color w:val="2A6F7F"/>
-                <w:sz w:val="18"/>
-              </w:rPr>
-              <w:t xml:space="preserve">• </w:t>
-            </w:r>
-            <w:r>
-              <w:rPr>
-                <w:rFonts w:ascii="Fira Sans Extra Condensed" w:hAnsi="Fira Sans Extra Condensed" w:cs="Fira Sans Extra Condensed"/>
-                <w:b/>
-                <w:i w:val="0"/>
-                <w:color w:val="1A1A2E"/>
-                <w:sz w:val="18"/>
-              </w:rPr>
-              <w:t>Apartat 4 —</w:t>
-            </w:r>
-            <w:r>
-              <w:rPr>
-                <w:rFonts w:ascii="Fira Sans Extra Condensed" w:hAnsi="Fira Sans Extra Condensed" w:cs="Fira Sans Extra Condensed"/>
-                <w:b w:val="0"/>
-                <w:i w:val="0"/>
-                <w:color w:val="1A1A2E"/>
-                <w:sz w:val="18"/>
-              </w:rPr>
-              <w:t xml:space="preserve"> la taula d'autoavaluació de l'A té una columna més: la PROVA. Per cada objectiu ha d'escriure què ha fet o escrit exactament durant la SA que ho demostri (quina sessió, quin apartat, quin cas). Si no en troba, la casella honesta no és «ho domino».</w:t>
-            </w:r>
-          </w:p>
-        </w:tc>
-      </w:tr>
-    </w:tbl>
-    <w:tbl>
-      <w:tblPr>
-        <w:tblW w:type="auto" w:w="0"/>
-        <w:jc w:val="center"/>
-        <w:tblLayout w:type="fixed"/>
-        <w:tblLook w:firstColumn="1" w:firstRow="1" w:lastColumn="0" w:lastRow="0" w:noHBand="0" w:noVBand="1" w:val="04A0"/>
-        <w:tblBorders>
-          <w:top w:val="single" w:sz="4" w:color="C9DEE3"/>
-          <w:left w:val="single" w:sz="4" w:color="C9DEE3"/>
-          <w:bottom w:val="single" w:sz="4" w:color="C9DEE3"/>
-          <w:right w:val="single" w:sz="4" w:color="C9DEE3"/>
-          <w:insideH w:val="single" w:sz="4" w:color="C9DEE3"/>
-          <w:insideV w:val="single" w:sz="4" w:color="C9DEE3"/>
-        </w:tblBorders>
-        <w:tblLayout w:type="fixed"/>
-      </w:tblPr>
-      <w:tblGrid>
-        <w:gridCol w:w="9865"/>
-      </w:tblGrid>
-      <w:tr>
-        <w:tc>
-          <w:tcPr>
-            <w:tcW w:type="dxa" w:w="9865"/>
-            <w:shd w:val="clear" w:fill="FFF9E0"/>
-          </w:tcPr>
-          <w:p>
-            <w:pPr>
-              <w:spacing w:after="40" w:before="0"/>
-            </w:pPr>
-            <w:r>
-              <w:rPr>
-                <w:rFonts w:ascii="Fira Sans Extra Condensed" w:hAnsi="Fira Sans Extra Condensed" w:cs="Fira Sans Extra Condensed"/>
-                <w:b/>
-                <w:i w:val="0"/>
-                <w:color w:val="2A6F7F"/>
-                <w:sz w:val="21"/>
-              </w:rPr>
-              <w:t>Moment epistèmic</w:t>
-            </w:r>
-          </w:p>
-          <w:p>
-            <w:pPr>
-              <w:spacing w:after="0" w:before="0"/>
-            </w:pPr>
-            <w:r>
-              <w:rPr>
-                <w:rFonts w:ascii="Fira Sans Extra Condensed" w:hAnsi="Fira Sans Extra Condensed" w:cs="Fira Sans Extra Condensed"/>
-                <w:b w:val="0"/>
-                <w:i w:val="0"/>
-                <w:color w:val="1A1A2E"/>
-                <w:sz w:val="18"/>
-              </w:rPr>
-              <w:t>Quan dos revisors no coincideixen, abans de discutir cal mirar de quina mena és el desacord, perquè no tots es resolen igual: n'hi ha que són sobre la DADA (què diu exactament el cas, què s'hi ha mesurat) i n'hi ha que són sobre la GARANTIA (tots dos veuen la mateixa dada però no coincideixen en si allò ja compta com a prova prou bona). A la ciència passa igual, i per això els articles no els publica només qui els escriu: els llegeix abans algú altre. Com es tanca cada tipus de desacord ho han de decidir ells a la fitxa; la posada en comú final és el moment de recollir-ho.</w:t>
-            </w:r>
-          </w:p>
-        </w:tc>
-      </w:tr>
-    </w:tbl>
-    <w:tbl>
-      <w:tblPr>
-        <w:tblW w:type="auto" w:w="0"/>
-        <w:jc w:val="center"/>
-        <w:tblLayout w:type="fixed"/>
-        <w:tblLook w:firstColumn="1" w:firstRow="1" w:lastColumn="0" w:lastRow="0" w:noHBand="0" w:noVBand="1" w:val="04A0"/>
-        <w:tblBorders>
-          <w:top w:val="single" w:sz="4" w:color="C9DEE3"/>
-          <w:left w:val="single" w:sz="4" w:color="C9DEE3"/>
-          <w:bottom w:val="single" w:sz="4" w:color="C9DEE3"/>
-          <w:right w:val="single" w:sz="4" w:color="C9DEE3"/>
-          <w:insideH w:val="single" w:sz="4" w:color="C9DEE3"/>
-          <w:insideV w:val="single" w:sz="4" w:color="C9DEE3"/>
-        </w:tblBorders>
-        <w:tblLayout w:type="fixed"/>
-      </w:tblPr>
-      <w:tblGrid>
-        <w:gridCol w:w="9865"/>
-      </w:tblGrid>
-      <w:tr>
-        <w:tc>
-          <w:tcPr>
-            <w:tcW w:type="dxa" w:w="9865"/>
-            <w:shd w:val="clear" w:fill="FBEBEB"/>
-          </w:tcPr>
-          <w:p>
-            <w:pPr>
-              <w:spacing w:after="40" w:before="0"/>
-            </w:pPr>
-            <w:r>
-              <w:rPr>
-                <w:rFonts w:ascii="Fira Sans Extra Condensed" w:hAnsi="Fira Sans Extra Condensed" w:cs="Fira Sans Extra Condensed"/>
-                <w:b/>
-                <w:i w:val="0"/>
-                <w:color w:val="9A3B3B"/>
-                <w:sz w:val="21"/>
-              </w:rPr>
-              <w:t>Què no fer</w:t>
-            </w:r>
-          </w:p>
-          <w:p>
-            <w:pPr>
-              <w:spacing w:after="20" w:before="0"/>
-            </w:pPr>
-            <w:r>
-              <w:rPr>
-                <w:rFonts w:ascii="Fira Sans Extra Condensed" w:hAnsi="Fira Sans Extra Condensed" w:cs="Fira Sans Extra Condensed"/>
-                <w:b/>
-                <w:i w:val="0"/>
-                <w:color w:val="9A3B3B"/>
-                <w:sz w:val="18"/>
-              </w:rPr>
-              <w:t xml:space="preserve">• </w:t>
-            </w:r>
-            <w:r>
-              <w:rPr>
-                <w:rFonts w:ascii="Fira Sans Extra Condensed" w:hAnsi="Fira Sans Extra Condensed" w:cs="Fira Sans Extra Condensed"/>
-                <w:b w:val="0"/>
-                <w:i w:val="0"/>
-                <w:color w:val="9A3B3B"/>
-                <w:sz w:val="18"/>
-              </w:rPr>
-              <w:t>Deixar que el veredicte vagi a la targeta. La revisió a cegues és tota la gràcia de la fira; si el revisor el veu, l'activitat es converteix en copiar.</w:t>
-            </w:r>
-          </w:p>
-          <w:p>
-            <w:pPr>
-              <w:spacing w:after="20" w:before="0"/>
-            </w:pPr>
-            <w:r>
-              <w:rPr>
-                <w:rFonts w:ascii="Fira Sans Extra Condensed" w:hAnsi="Fira Sans Extra Condensed" w:cs="Fira Sans Extra Condensed"/>
-                <w:b/>
-                <w:i w:val="0"/>
-                <w:color w:val="9A3B3B"/>
-                <w:sz w:val="18"/>
-              </w:rPr>
-              <w:t xml:space="preserve">• </w:t>
-            </w:r>
-            <w:r>
-              <w:rPr>
-                <w:rFonts w:ascii="Fira Sans Extra Condensed" w:hAnsi="Fira Sans Extra Condensed" w:cs="Fira Sans Extra Condensed"/>
-                <w:b w:val="0"/>
-                <w:i w:val="0"/>
-                <w:color w:val="9A3B3B"/>
-                <w:sz w:val="18"/>
-              </w:rPr>
-              <w:t>Deixar l'assignació de revisors a l'atzar. Sempre queda algun cas sense revisar i algun alumne sense feina.</w:t>
-            </w:r>
-          </w:p>
-          <w:p>
-            <w:pPr>
-              <w:spacing w:after="20" w:before="0"/>
-            </w:pPr>
-            <w:r>
-              <w:rPr>
-                <w:rFonts w:ascii="Fira Sans Extra Condensed" w:hAnsi="Fira Sans Extra Condensed" w:cs="Fira Sans Extra Condensed"/>
-                <w:b/>
-                <w:i w:val="0"/>
-                <w:color w:val="9A3B3B"/>
-                <w:sz w:val="18"/>
-              </w:rPr>
-              <w:t xml:space="preserve">• </w:t>
-            </w:r>
-            <w:r>
-              <w:rPr>
-                <w:rFonts w:ascii="Fira Sans Extra Condensed" w:hAnsi="Fira Sans Extra Condensed" w:cs="Fira Sans Extra Condensed"/>
-                <w:b w:val="0"/>
-                <w:i w:val="0"/>
-                <w:color w:val="9A3B3B"/>
-                <w:sz w:val="18"/>
-              </w:rPr>
-              <w:t>Convertir la comparació final en «qui tenia raó». La pregunta és de quina mena era el desacord, no qui ha guanyat.</w:t>
-            </w:r>
-          </w:p>
-          <w:p>
-            <w:pPr>
-              <w:spacing w:after="20" w:before="0"/>
-            </w:pPr>
-            <w:r>
-              <w:rPr>
-                <w:rFonts w:ascii="Fira Sans Extra Condensed" w:hAnsi="Fira Sans Extra Condensed" w:cs="Fira Sans Extra Condensed"/>
-                <w:b/>
-                <w:i w:val="0"/>
-                <w:color w:val="9A3B3B"/>
-                <w:sz w:val="18"/>
-              </w:rPr>
-              <w:t xml:space="preserve">• </w:t>
-            </w:r>
-            <w:r>
-              <w:rPr>
-                <w:rFonts w:ascii="Fira Sans Extra Condensed" w:hAnsi="Fira Sans Extra Condensed" w:cs="Fira Sans Extra Condensed"/>
-                <w:b w:val="0"/>
-                <w:i w:val="0"/>
-                <w:color w:val="9A3B3B"/>
-                <w:sz w:val="18"/>
-              </w:rPr>
-              <w:t>Saltar-se la comparació amb l'apartat 0 de la S1. És l'única evidència que tenen del seu propi canvi, i és el que dona sentit a haver-ho escrit el primer dia.</w:t>
-            </w:r>
-          </w:p>
-          <w:p>
-            <w:pPr>
-              <w:spacing w:after="20" w:before="0"/>
-            </w:pPr>
-            <w:r>
-              <w:rPr>
-                <w:rFonts w:ascii="Fira Sans Extra Condensed" w:hAnsi="Fira Sans Extra Condensed" w:cs="Fira Sans Extra Condensed"/>
-                <w:b/>
-                <w:i w:val="0"/>
-                <w:color w:val="9A3B3B"/>
-                <w:sz w:val="18"/>
-              </w:rPr>
-              <w:t xml:space="preserve">• </w:t>
-            </w:r>
-            <w:r>
-              <w:rPr>
-                <w:rFonts w:ascii="Fira Sans Extra Condensed" w:hAnsi="Fira Sans Extra Condensed" w:cs="Fira Sans Extra Condensed"/>
-                <w:b w:val="0"/>
-                <w:i w:val="0"/>
-                <w:color w:val="9A3B3B"/>
-                <w:sz w:val="18"/>
-              </w:rPr>
-              <w:t>Qualificar l'autoavaluació. No es qualifica; el que informa és la columna de la prova, al nivell A.</w:t>
-            </w:r>
-          </w:p>
-        </w:tc>
-      </w:tr>
-    </w:tbl>
-    <w:p>
-      <w:pPr>
-        <w:spacing w:after="100" w:before="0"/>
-      </w:pPr>
-      <w:r>
-        <w:rPr>
-          <w:sz w:val="2"/>
-        </w:rPr>
-      </w:r>
-    </w:p>
-    <w:tbl>
-      <w:tblPr>
-        <w:tblW w:type="auto" w:w="0"/>
-        <w:jc w:val="center"/>
-        <w:tblLayout w:type="fixed"/>
-        <w:tblLook w:firstColumn="1" w:firstRow="1" w:lastColumn="0" w:lastRow="0" w:noHBand="0" w:noVBand="1" w:val="04A0"/>
-        <w:tblBorders>
-          <w:top w:val="single" w:sz="4" w:color="C9DEE3"/>
-          <w:left w:val="single" w:sz="4" w:color="C9DEE3"/>
-          <w:bottom w:val="single" w:sz="4" w:color="C9DEE3"/>
-          <w:right w:val="single" w:sz="4" w:color="C9DEE3"/>
-          <w:insideH w:val="single" w:sz="4" w:color="C9DEE3"/>
-          <w:insideV w:val="single" w:sz="4" w:color="C9DEE3"/>
-        </w:tblBorders>
-        <w:tblLayout w:type="fixed"/>
-      </w:tblPr>
-      <w:tblGrid>
-        <w:gridCol w:w="4932"/>
-        <w:gridCol w:w="4932"/>
-      </w:tblGrid>
-      <w:tr>
-        <w:tc>
-          <w:tcPr>
-            <w:tcW w:type="dxa" w:w="4932"/>
-            <w:shd w:val="clear" w:fill="2A6F7F"/>
-          </w:tcPr>
-          <w:p>
-            <w:pPr>
-              <w:spacing w:after="0" w:before="0"/>
-            </w:pPr>
-            <w:r>
-              <w:rPr>
-                <w:rFonts w:ascii="Fira Sans Extra Condensed" w:hAnsi="Fira Sans Extra Condensed" w:cs="Fira Sans Extra Condensed"/>
-                <w:b/>
-                <w:i w:val="0"/>
-                <w:color w:val="FFFFFF"/>
-                <w:sz w:val="19"/>
-              </w:rPr>
-              <w:t>Materials</w:t>
-            </w:r>
-          </w:p>
-        </w:tc>
-        <w:tc>
-          <w:tcPr>
-            <w:tcW w:type="dxa" w:w="4932"/>
-            <w:shd w:val="clear" w:fill="2A6F7F"/>
-          </w:tcPr>
-          <w:p>
-            <w:pPr>
-              <w:spacing w:after="0" w:before="0"/>
-            </w:pPr>
-            <w:r>
-              <w:rPr>
-                <w:rFonts w:ascii="Fira Sans Extra Condensed" w:hAnsi="Fira Sans Extra Condensed" w:cs="Fira Sans Extra Condensed"/>
-                <w:b/>
-                <w:i w:val="0"/>
-                <w:color w:val="FFFFFF"/>
-                <w:sz w:val="19"/>
-              </w:rPr>
-              <w:t>Feina a casa</w:t>
-            </w:r>
-          </w:p>
-        </w:tc>
-      </w:tr>
-      <w:tr>
-        <w:tc>
-          <w:tcPr>
-            <w:tcW w:type="dxa" w:w="4932"/>
-          </w:tcPr>
-          <w:p>
-            <w:pPr>
-              <w:spacing w:after="20" w:before="0"/>
-            </w:pPr>
-            <w:r>
-              <w:rPr>
-                <w:rFonts w:ascii="Fira Sans Extra Condensed" w:hAnsi="Fira Sans Extra Condensed" w:cs="Fira Sans Extra Condensed"/>
-                <w:b/>
-                <w:i w:val="0"/>
-                <w:color w:val="2A6F7F"/>
-                <w:sz w:val="18"/>
-              </w:rPr>
-              <w:t xml:space="preserve">• </w:t>
-            </w:r>
-            <w:r>
-              <w:rPr>
-                <w:rFonts w:ascii="Fira Sans Extra Condensed" w:hAnsi="Fira Sans Extra Condensed" w:cs="Fira Sans Extra Condensed"/>
-                <w:b w:val="0"/>
-                <w:i w:val="0"/>
-                <w:color w:val="1A1A2E"/>
-                <w:sz w:val="18"/>
-              </w:rPr>
-              <w:t>Fitxa de la sessió 4, versions A i B.</w:t>
-            </w:r>
-          </w:p>
-          <w:p>
-            <w:pPr>
-              <w:spacing w:after="20" w:before="0"/>
-            </w:pPr>
-            <w:r>
-              <w:rPr>
-                <w:rFonts w:ascii="Fira Sans Extra Condensed" w:hAnsi="Fira Sans Extra Condensed" w:cs="Fira Sans Extra Condensed"/>
-                <w:b/>
-                <w:i w:val="0"/>
-                <w:color w:val="2A6F7F"/>
-                <w:sz w:val="18"/>
-              </w:rPr>
-              <w:t xml:space="preserve">• </w:t>
-            </w:r>
-            <w:r>
-              <w:rPr>
-                <w:rFonts w:ascii="Fira Sans Extra Condensed" w:hAnsi="Fira Sans Extra Condensed" w:cs="Fira Sans Extra Condensed"/>
-                <w:b w:val="0"/>
-                <w:i w:val="0"/>
-                <w:color w:val="1A1A2E"/>
-                <w:sz w:val="18"/>
-              </w:rPr>
-              <w:t>Full de retallables sa1-s4 (targeta del cas + nota de revisió) i tisores.</w:t>
-            </w:r>
-          </w:p>
-          <w:p>
-            <w:pPr>
-              <w:spacing w:after="20" w:before="0"/>
-            </w:pPr>
-            <w:r>
-              <w:rPr>
-                <w:rFonts w:ascii="Fira Sans Extra Condensed" w:hAnsi="Fira Sans Extra Condensed" w:cs="Fira Sans Extra Condensed"/>
-                <w:b/>
-                <w:i w:val="0"/>
-                <w:color w:val="2A6F7F"/>
-                <w:sz w:val="18"/>
-              </w:rPr>
-              <w:t xml:space="preserve">• </w:t>
-            </w:r>
-            <w:r>
-              <w:rPr>
-                <w:rFonts w:ascii="Fira Sans Extra Condensed" w:hAnsi="Fira Sans Extra Condensed" w:cs="Fira Sans Extra Condensed"/>
-                <w:b w:val="0"/>
-                <w:i w:val="0"/>
-                <w:color w:val="1A1A2E"/>
-                <w:sz w:val="18"/>
-              </w:rPr>
-              <w:t>Els casos reals portats de casa, més uns quants de recanvi.</w:t>
-            </w:r>
-          </w:p>
-          <w:p>
-            <w:pPr>
-              <w:spacing w:after="20" w:before="0"/>
-            </w:pPr>
-            <w:r>
-              <w:rPr>
-                <w:rFonts w:ascii="Fira Sans Extra Condensed" w:hAnsi="Fira Sans Extra Condensed" w:cs="Fira Sans Extra Condensed"/>
-                <w:b/>
-                <w:i w:val="0"/>
-                <w:color w:val="2A6F7F"/>
-                <w:sz w:val="18"/>
-              </w:rPr>
-              <w:t xml:space="preserve">• </w:t>
-            </w:r>
-            <w:r>
-              <w:rPr>
-                <w:rFonts w:ascii="Fira Sans Extra Condensed" w:hAnsi="Fira Sans Extra Condensed" w:cs="Fira Sans Extra Condensed"/>
-                <w:b w:val="0"/>
-                <w:i w:val="0"/>
-                <w:color w:val="1A1A2E"/>
-                <w:sz w:val="18"/>
-              </w:rPr>
-              <w:t>El mural del detector, penjat.</w:t>
-            </w:r>
-          </w:p>
-          <w:p>
-            <w:pPr>
-              <w:spacing w:after="20" w:before="0"/>
-            </w:pPr>
-            <w:r>
-              <w:rPr>
-                <w:rFonts w:ascii="Fira Sans Extra Condensed" w:hAnsi="Fira Sans Extra Condensed" w:cs="Fira Sans Extra Condensed"/>
-                <w:b/>
-                <w:i w:val="0"/>
-                <w:color w:val="2A6F7F"/>
-                <w:sz w:val="18"/>
-              </w:rPr>
-              <w:t xml:space="preserve">• </w:t>
-            </w:r>
-            <w:r>
-              <w:rPr>
-                <w:rFonts w:ascii="Fira Sans Extra Condensed" w:hAnsi="Fira Sans Extra Condensed" w:cs="Fira Sans Extra Condensed"/>
-                <w:b w:val="0"/>
-                <w:i w:val="0"/>
-                <w:color w:val="1A1A2E"/>
-                <w:sz w:val="18"/>
-              </w:rPr>
-              <w:t>Les respostes de l'apartat 0 de la S1, per a la comparació final.</w:t>
-            </w:r>
-          </w:p>
-          <w:p>
-            <w:pPr>
-              <w:spacing w:after="20" w:before="0"/>
-            </w:pPr>
-            <w:r>
-              <w:rPr>
-                <w:rFonts w:ascii="Fira Sans Extra Condensed" w:hAnsi="Fira Sans Extra Condensed" w:cs="Fira Sans Extra Condensed"/>
-                <w:b/>
-                <w:i w:val="0"/>
-                <w:color w:val="2A6F7F"/>
-                <w:sz w:val="18"/>
-              </w:rPr>
-              <w:t xml:space="preserve">• </w:t>
-            </w:r>
-            <w:r>
-              <w:rPr>
-                <w:rFonts w:ascii="Fira Sans Extra Condensed" w:hAnsi="Fira Sans Extra Condensed" w:cs="Fira Sans Extra Condensed"/>
-                <w:b w:val="0"/>
-                <w:i w:val="0"/>
-                <w:color w:val="1A1A2E"/>
-                <w:sz w:val="18"/>
-              </w:rPr>
-              <w:t>Fig.1 (el detector) i Fig.2 (ciència vs pseudociència).</w:t>
-            </w:r>
-          </w:p>
-          <w:p>
-            <w:pPr>
-              <w:spacing w:after="20" w:before="0"/>
-            </w:pPr>
-            <w:r>
-              <w:rPr>
-                <w:rFonts w:ascii="Fira Sans Extra Condensed" w:hAnsi="Fira Sans Extra Condensed" w:cs="Fira Sans Extra Condensed"/>
-                <w:b/>
-                <w:i w:val="0"/>
-                <w:color w:val="2A6F7F"/>
-                <w:sz w:val="18"/>
-              </w:rPr>
-              <w:t xml:space="preserve">• </w:t>
-            </w:r>
-            <w:r>
-              <w:rPr>
-                <w:rFonts w:ascii="Fira Sans Extra Condensed" w:hAnsi="Fira Sans Extra Condensed" w:cs="Fira Sans Extra Condensed"/>
-                <w:b w:val="0"/>
-                <w:i w:val="0"/>
-                <w:color w:val="1A1A2E"/>
-                <w:sz w:val="18"/>
-              </w:rPr>
-              <w:t>Dispositius o mòbils per a l'exit tiquet i per a la pàgina d'autoavaluació de la SA.</w:t>
-            </w:r>
-          </w:p>
-        </w:tc>
-        <w:tc>
-          <w:tcPr>
-            <w:tcW w:type="dxa" w:w="4932"/>
-          </w:tcPr>
-          <w:p>
-            <w:pPr>
-              <w:spacing w:after="20" w:before="0"/>
-            </w:pPr>
-            <w:r>
-              <w:rPr>
-                <w:rFonts w:ascii="Fira Sans Extra Condensed" w:hAnsi="Fira Sans Extra Condensed" w:cs="Fira Sans Extra Condensed"/>
-                <w:b/>
-                <w:i w:val="0"/>
-                <w:color w:val="2A6F7F"/>
-                <w:sz w:val="18"/>
-              </w:rPr>
-              <w:t xml:space="preserve">1 </w:t>
-            </w:r>
-            <w:r>
-              <w:rPr>
-                <w:rFonts w:ascii="Fira Sans Extra Condensed" w:hAnsi="Fira Sans Extra Condensed" w:cs="Fira Sans Extra Condensed"/>
-                <w:b w:val="0"/>
-                <w:i w:val="0"/>
-                <w:color w:val="1A1A2E"/>
-                <w:sz w:val="18"/>
-              </w:rPr>
-              <w:t>Durant la setmana, aplicar el detector a UNA afirmació nova que es trobin (xarxes, tele, una conversa) i portar apuntat quina era, quin veredicte li donen i quin senyal els ha fet decidir. Es comenta en obrir la SA següent.</w:t>
-            </w:r>
-          </w:p>
-        </w:tc>
-      </w:tr>
-    </w:tbl>
-    <w:p>
-      <w:pPr>
-        <w:spacing w:before="80" w:after="0"/>
-      </w:pPr>
-      <w:r>
-        <w:rPr>
-          <w:rFonts w:ascii="Fira Sans Extra Condensed" w:hAnsi="Fira Sans Extra Condensed" w:cs="Fira Sans Extra Condensed"/>
-          <w:b/>
-          <w:i w:val="0"/>
-          <w:color w:val="2A6F7F"/>
-          <w:sz w:val="18"/>
-        </w:rPr>
-        <w:t xml:space="preserve">Pont cap a la propera sessió. </w:t>
-      </w:r>
-      <w:r>
-        <w:rPr>
-          <w:rFonts w:ascii="Fira Sans Extra Condensed" w:hAnsi="Fira Sans Extra Condensed" w:cs="Fira Sans Extra Condensed"/>
-          <w:b w:val="0"/>
-          <w:i w:val="0"/>
-          <w:color w:val="666666"/>
-          <w:sz w:val="18"/>
-        </w:rPr>
-        <w:t>La SA2 (La cèl·lula que es multiplica) recupera exactament aquesta eina a dins del laboratori: els controls positiu i negatiu de la S2 tornen com a disseny experimental, i la pregunta «què la faria caure?» torna com a hipòtesi contrastable. El detector no es guarda: es puja a la paret i s'hi torna.</w:t>
+        <w:t>El detector no es tanca aquí: torna a la SA3 (CRISPR i transgènics, ara sí explicats), a la SA5 (evolució) i a la SA7 (l'origen de la vida). Val la pena tenir-lo penjat a l'aula tot el curs.</w:t>
       </w:r>
     </w:p>
     <w:p>
@@ -11719,7 +8126,7 @@
           <w:color w:val="666666"/>
           <w:sz w:val="19"/>
         </w:rPr>
-        <w:t>Tot el material digital de l'alumnat és a la pàgina de la sessió corresponent del web de l'assignatura. Les fitxes es lliuren impreses, en la versió que correspon a cada alumne.</w:t>
+        <w:t>Tot és a l'Espai docent del web (#/sa/sa1/docent, el punt «·» del peu de pàgina). Les fitxes es lliuren impreses, en la versió de cada alumne. Font de tots els casos: SA1-ciencia-pseudociencia/_generador/casos.py.</w:t>
       </w:r>
     </w:p>
     <w:tbl>
@@ -11740,8 +8147,8 @@
       </w:tblPr>
       <w:tblGrid>
         <w:gridCol w:w="3628"/>
-        <w:gridCol w:w="1474"/>
-        <w:gridCol w:w="4762"/>
+        <w:gridCol w:w="1247"/>
+        <w:gridCol w:w="4989"/>
       </w:tblGrid>
       <w:tr>
         <w:tc>
@@ -11767,7 +8174,7 @@
         </w:tc>
         <w:tc>
           <w:tcPr>
-            <w:tcW w:type="dxa" w:w="1474"/>
+            <w:tcW w:type="dxa" w:w="1247"/>
             <w:shd w:val="clear" w:fill="2A6F7F"/>
           </w:tcPr>
           <w:p>
@@ -11788,7 +8195,7 @@
         </w:tc>
         <w:tc>
           <w:tcPr>
-            <w:tcW w:type="dxa" w:w="4762"/>
+            <w:tcW w:type="dxa" w:w="4989"/>
             <w:shd w:val="clear" w:fill="2A6F7F"/>
           </w:tcPr>
           <w:p>
@@ -11803,7 +8210,7 @@
                 <w:color w:val="FFFFFF"/>
                 <w:sz w:val="19"/>
               </w:rPr>
-              <w:t>Com arriba a l'alumnat</w:t>
+              <w:t>Còpies · com arriba</w:t>
             </w:r>
           </w:p>
         </w:tc>
@@ -11826,13 +8233,13 @@
                 <w:color w:val="1A1A2E"/>
                 <w:sz w:val="18"/>
               </w:rPr>
-              <w:t>Fitxa de sessió, versions A i B</w:t>
+              <w:t>Fitxa de sessió A/B/C (1 full a doble cara)</w:t>
             </w:r>
           </w:p>
         </w:tc>
         <w:tc>
           <w:tcPr>
-            <w:tcW w:type="dxa" w:w="1474"/>
+            <w:tcW w:type="dxa" w:w="1247"/>
           </w:tcPr>
           <w:p>
             <w:pPr>
@@ -11846,13 +8253,13 @@
                 <w:color w:val="1A1A2E"/>
                 <w:sz w:val="18"/>
               </w:rPr>
-              <w:t>S1–S4</w:t>
+              <w:t>S1–S3</w:t>
             </w:r>
           </w:p>
         </w:tc>
         <w:tc>
           <w:tcPr>
-            <w:tcW w:type="dxa" w:w="4762"/>
+            <w:tcW w:type="dxa" w:w="4989"/>
           </w:tcPr>
           <w:p>
             <w:pPr>
@@ -11866,7 +8273,7 @@
                 <w:color w:val="1A1A2E"/>
                 <w:sz w:val="18"/>
               </w:rPr>
-              <w:t>Impresa, una per alumne segons el seu nivell</w:t>
+              <w:t>Una per alumne segons el nivell</w:t>
             </w:r>
           </w:p>
         </w:tc>
@@ -11889,13 +8296,13 @@
                 <w:color w:val="1A1A2E"/>
                 <w:sz w:val="18"/>
               </w:rPr>
-              <w:t>Full de retallables de l'escala de certeses</w:t>
+              <w:t>Retallables de l'escala (8 tires numerades)</w:t>
             </w:r>
           </w:p>
         </w:tc>
         <w:tc>
           <w:tcPr>
-            <w:tcW w:type="dxa" w:w="1474"/>
+            <w:tcW w:type="dxa" w:w="1247"/>
           </w:tcPr>
           <w:p>
             <w:pPr>
@@ -11915,7 +8322,7 @@
         </w:tc>
         <w:tc>
           <w:tcPr>
-            <w:tcW w:type="dxa" w:w="4762"/>
+            <w:tcW w:type="dxa" w:w="4989"/>
           </w:tcPr>
           <w:p>
             <w:pPr>
@@ -11929,7 +8336,7 @@
                 <w:color w:val="1A1A2E"/>
                 <w:sz w:val="18"/>
               </w:rPr>
-              <w:t>Imprès i retallat; jocs A i B separats, un full per a 3-4 alumnes</w:t>
+              <w:t>1 joc per parella, 6 jocs per full; en sobres, reutilitzables</w:t>
             </w:r>
           </w:p>
         </w:tc>
@@ -11952,13 +8359,13 @@
                 <w:color w:val="1A1A2E"/>
                 <w:sz w:val="18"/>
               </w:rPr>
-              <w:t>Full de retallables de la fira (targeta + nota de revisió)</w:t>
+              <w:t>Dossiers dels 6 casos del puzle</w:t>
             </w:r>
           </w:p>
         </w:tc>
         <w:tc>
           <w:tcPr>
-            <w:tcW w:type="dxa" w:w="1474"/>
+            <w:tcW w:type="dxa" w:w="1247"/>
           </w:tcPr>
           <w:p>
             <w:pPr>
@@ -11972,13 +8379,13 @@
                 <w:color w:val="1A1A2E"/>
                 <w:sz w:val="18"/>
               </w:rPr>
-              <w:t>S4</w:t>
+              <w:t>S2</w:t>
             </w:r>
           </w:p>
         </w:tc>
         <w:tc>
           <w:tcPr>
-            <w:tcW w:type="dxa" w:w="4762"/>
+            <w:tcW w:type="dxa" w:w="4989"/>
           </w:tcPr>
           <w:p>
             <w:pPr>
@@ -11992,7 +8399,7 @@
                 <w:color w:val="1A1A2E"/>
                 <w:sz w:val="18"/>
               </w:rPr>
-              <w:t>Imprès, un full per a diversos alumnes</w:t>
+              <w:t>1 per grup d'experts; no s'hi escriu; reutilitzables. També enllaçats a la pàgina de la sessió</w:t>
             </w:r>
           </w:p>
         </w:tc>
@@ -12015,13 +8422,13 @@
                 <w:color w:val="1A1A2E"/>
                 <w:sz w:val="18"/>
               </w:rPr>
-              <w:t>Fig.1 · Els 5 tipus de garanties</w:t>
+              <w:t>Clau docent (escala, anuncis, puzle, reserva)</w:t>
             </w:r>
           </w:p>
         </w:tc>
         <w:tc>
           <w:tcPr>
-            <w:tcW w:type="dxa" w:w="1474"/>
+            <w:tcW w:type="dxa" w:w="1247"/>
           </w:tcPr>
           <w:p>
             <w:pPr>
@@ -12035,13 +8442,13 @@
                 <w:color w:val="1A1A2E"/>
                 <w:sz w:val="18"/>
               </w:rPr>
-              <w:t>S1, S2</w:t>
+              <w:t>S1–S3</w:t>
             </w:r>
           </w:p>
         </w:tc>
         <w:tc>
           <w:tcPr>
-            <w:tcW w:type="dxa" w:w="4762"/>
+            <w:tcW w:type="dxa" w:w="4989"/>
           </w:tcPr>
           <w:p>
             <w:pPr>
@@ -12055,7 +8462,7 @@
                 <w:color w:val="1A1A2E"/>
                 <w:sz w:val="18"/>
               </w:rPr>
-              <w:t>Web, a la pàgina de la sessió; també impresa a la fitxa</w:t>
+              <w:t>Només a l'Espai docent</w:t>
             </w:r>
           </w:p>
         </w:tc>
@@ -12078,13 +8485,13 @@
                 <w:color w:val="1A1A2E"/>
                 <w:sz w:val="18"/>
               </w:rPr>
-              <w:t>Fig.2 · Ciència vs pseudociència</w:t>
+              <w:t>App autocorrectiva del detector (14 casos)</w:t>
             </w:r>
           </w:p>
         </w:tc>
         <w:tc>
           <w:tcPr>
-            <w:tcW w:type="dxa" w:w="1474"/>
+            <w:tcW w:type="dxa" w:w="1247"/>
           </w:tcPr>
           <w:p>
             <w:pPr>
@@ -12098,13 +8505,13 @@
                 <w:color w:val="1A1A2E"/>
                 <w:sz w:val="18"/>
               </w:rPr>
-              <w:t>S1, S3, S4</w:t>
+              <w:t>S3</w:t>
             </w:r>
           </w:p>
         </w:tc>
         <w:tc>
           <w:tcPr>
-            <w:tcW w:type="dxa" w:w="4762"/>
+            <w:tcW w:type="dxa" w:w="4989"/>
           </w:tcPr>
           <w:p>
             <w:pPr>
@@ -12118,7 +8525,7 @@
                 <w:color w:val="1A1A2E"/>
                 <w:sz w:val="18"/>
               </w:rPr>
-              <w:t>Web i fitxa</w:t>
+              <w:t>Web, a la pàgina de la sessió; mode 3 senyals per a la C</w:t>
             </w:r>
           </w:p>
         </w:tc>
@@ -12141,13 +8548,13 @@
                 <w:color w:val="1A1A2E"/>
                 <w:sz w:val="18"/>
               </w:rPr>
-              <w:t>Fig.2 · El detector (encara buit)</w:t>
+              <w:t>Casos de reserva (4)</w:t>
             </w:r>
           </w:p>
         </w:tc>
         <w:tc>
           <w:tcPr>
-            <w:tcW w:type="dxa" w:w="1474"/>
+            <w:tcW w:type="dxa" w:w="1247"/>
           </w:tcPr>
           <w:p>
             <w:pPr>
@@ -12161,13 +8568,13 @@
                 <w:color w:val="1A1A2E"/>
                 <w:sz w:val="18"/>
               </w:rPr>
-              <w:t>S2</w:t>
+              <w:t>S3</w:t>
             </w:r>
           </w:p>
         </w:tc>
         <w:tc>
           <w:tcPr>
-            <w:tcW w:type="dxa" w:w="4762"/>
+            <w:tcW w:type="dxa" w:w="4989"/>
           </w:tcPr>
           <w:p>
             <w:pPr>
@@ -12181,7 +8588,7 @@
                 <w:color w:val="1A1A2E"/>
                 <w:sz w:val="18"/>
               </w:rPr>
-              <w:t>Web: els senyals no venen donats, els posa la classe</w:t>
+              <w:t>1 full a la taula del professor; també enllaçats al web</w:t>
             </w:r>
           </w:p>
         </w:tc>
@@ -12204,13 +8611,13 @@
                 <w:color w:val="1A1A2E"/>
                 <w:sz w:val="18"/>
               </w:rPr>
-              <w:t>Fig.3 · El camí de les tres preguntes</w:t>
+              <w:t>Exit tiquets (mig A4, criteri imprès)</w:t>
             </w:r>
           </w:p>
         </w:tc>
         <w:tc>
           <w:tcPr>
-            <w:tcW w:type="dxa" w:w="1474"/>
+            <w:tcW w:type="dxa" w:w="1247"/>
           </w:tcPr>
           <w:p>
             <w:pPr>
@@ -12224,13 +8631,13 @@
                 <w:color w:val="1A1A2E"/>
                 <w:sz w:val="18"/>
               </w:rPr>
-              <w:t>S3</w:t>
+              <w:t>S1–S3</w:t>
             </w:r>
           </w:p>
         </w:tc>
         <w:tc>
           <w:tcPr>
-            <w:tcW w:type="dxa" w:w="4762"/>
+            <w:tcW w:type="dxa" w:w="4989"/>
           </w:tcPr>
           <w:p>
             <w:pPr>
@@ -12244,7 +8651,7 @@
                 <w:color w:val="1A1A2E"/>
                 <w:sz w:val="18"/>
               </w:rPr>
-              <w:t>Web en versió muda; la fitxa B la porta resolta i l'A per completar</w:t>
+              <w:t>Impresos (B/A i C); també es poden respondre al web</w:t>
             </w:r>
           </w:p>
         </w:tc>
@@ -12267,13 +8674,13 @@
                 <w:color w:val="1A1A2E"/>
                 <w:sz w:val="18"/>
               </w:rPr>
-              <w:t>Mural del detector col·lectiu</w:t>
+              <w:t>Fig. garanties i Fig. detector</w:t>
             </w:r>
           </w:p>
         </w:tc>
         <w:tc>
           <w:tcPr>
-            <w:tcW w:type="dxa" w:w="1474"/>
+            <w:tcW w:type="dxa" w:w="1247"/>
           </w:tcPr>
           <w:p>
             <w:pPr>
@@ -12287,13 +8694,13 @@
                 <w:color w:val="1A1A2E"/>
                 <w:sz w:val="18"/>
               </w:rPr>
-              <w:t>Des de la S2</w:t>
+              <w:t>S1–S3</w:t>
             </w:r>
           </w:p>
         </w:tc>
         <w:tc>
           <w:tcPr>
-            <w:tcW w:type="dxa" w:w="4762"/>
+            <w:tcW w:type="dxa" w:w="4989"/>
           </w:tcPr>
           <w:p>
             <w:pPr>
@@ -12307,7 +8714,7 @@
                 <w:color w:val="1A1A2E"/>
                 <w:sz w:val="18"/>
               </w:rPr>
-              <w:t>Paper d'embalar o cartolina a l'aula, penjat tot el curs</w:t>
+              <w:t>Web i fitxa</w:t>
             </w:r>
           </w:p>
         </w:tc>
@@ -12330,13 +8737,13 @@
                 <w:color w:val="1A1A2E"/>
                 <w:sz w:val="18"/>
               </w:rPr>
-              <w:t>Exit tiquets</w:t>
+              <w:t>Autoavaluació pre-examen</w:t>
             </w:r>
           </w:p>
         </w:tc>
         <w:tc>
           <w:tcPr>
-            <w:tcW w:type="dxa" w:w="1474"/>
+            <w:tcW w:type="dxa" w:w="1247"/>
           </w:tcPr>
           <w:p>
             <w:pPr>
@@ -12350,13 +8757,13 @@
                 <w:color w:val="1A1A2E"/>
                 <w:sz w:val="18"/>
               </w:rPr>
-              <w:t>S1–S4</w:t>
+              <w:t>Tota la SA</w:t>
             </w:r>
           </w:p>
         </w:tc>
         <w:tc>
           <w:tcPr>
-            <w:tcW w:type="dxa" w:w="4762"/>
+            <w:tcW w:type="dxa" w:w="4989"/>
           </w:tcPr>
           <w:p>
             <w:pPr>
@@ -12370,7 +8777,109 @@
                 <w:color w:val="1A1A2E"/>
                 <w:sz w:val="18"/>
               </w:rPr>
-              <w:t>Es responen al web, a l'apartat EXIT TIQUET de cada sessió</w:t>
+              <w:t>Web, pàgina d'autoavaluació de la SA</w:t>
+            </w:r>
+          </w:p>
+        </w:tc>
+      </w:tr>
+    </w:tbl>
+    <w:p>
+      <w:pPr>
+        <w:spacing w:before="200" w:after="60"/>
+      </w:pPr>
+      <w:r>
+        <w:rPr>
+          <w:rFonts w:ascii="Fira Sans Extra Condensed" w:hAnsi="Fira Sans Extra Condensed" w:cs="Fira Sans Extra Condensed"/>
+          <w:b/>
+          <w:i w:val="0"/>
+          <w:color w:val="2A6F7F"/>
+          <w:sz w:val="26"/>
+        </w:rPr>
+        <w:t>Els sis casos del puzle, d'un cop d'ull</w:t>
+      </w:r>
+    </w:p>
+    <w:tbl>
+      <w:tblPr>
+        <w:tblW w:type="auto" w:w="0"/>
+        <w:jc w:val="center"/>
+        <w:tblLayout w:type="fixed"/>
+        <w:tblLook w:firstColumn="1" w:firstRow="1" w:lastColumn="0" w:lastRow="0" w:noHBand="0" w:noVBand="1" w:val="04A0"/>
+        <w:tblBorders>
+          <w:top w:val="single" w:sz="4" w:color="C9DEE3"/>
+          <w:left w:val="single" w:sz="4" w:color="C9DEE3"/>
+          <w:bottom w:val="single" w:sz="4" w:color="C9DEE3"/>
+          <w:right w:val="single" w:sz="4" w:color="C9DEE3"/>
+          <w:insideH w:val="single" w:sz="4" w:color="C9DEE3"/>
+          <w:insideV w:val="single" w:sz="4" w:color="C9DEE3"/>
+        </w:tblBorders>
+        <w:tblLayout w:type="fixed"/>
+      </w:tblPr>
+      <w:tblGrid>
+        <w:gridCol w:w="3628"/>
+        <w:gridCol w:w="1701"/>
+        <w:gridCol w:w="4535"/>
+      </w:tblGrid>
+      <w:tr>
+        <w:tc>
+          <w:tcPr>
+            <w:tcW w:type="dxa" w:w="3628"/>
+            <w:shd w:val="clear" w:fill="2A6F7F"/>
+          </w:tcPr>
+          <w:p>
+            <w:pPr>
+              <w:spacing w:after="0" w:before="0"/>
+            </w:pPr>
+            <w:r>
+              <w:rPr>
+                <w:rFonts w:ascii="Fira Sans Extra Condensed" w:hAnsi="Fira Sans Extra Condensed" w:cs="Fira Sans Extra Condensed"/>
+                <w:b/>
+                <w:i w:val="0"/>
+                <w:color w:val="FFFFFF"/>
+                <w:sz w:val="19"/>
+              </w:rPr>
+              <w:t>Cas</w:t>
+            </w:r>
+          </w:p>
+        </w:tc>
+        <w:tc>
+          <w:tcPr>
+            <w:tcW w:type="dxa" w:w="1701"/>
+            <w:shd w:val="clear" w:fill="2A6F7F"/>
+          </w:tcPr>
+          <w:p>
+            <w:pPr>
+              <w:spacing w:after="0" w:before="0"/>
+            </w:pPr>
+            <w:r>
+              <w:rPr>
+                <w:rFonts w:ascii="Fira Sans Extra Condensed" w:hAnsi="Fira Sans Extra Condensed" w:cs="Fira Sans Extra Condensed"/>
+                <w:b/>
+                <w:i w:val="0"/>
+                <w:color w:val="FFFFFF"/>
+                <w:sz w:val="19"/>
+              </w:rPr>
+              <w:t>Calaix</w:t>
+            </w:r>
+          </w:p>
+        </w:tc>
+        <w:tc>
+          <w:tcPr>
+            <w:tcW w:type="dxa" w:w="4535"/>
+            <w:shd w:val="clear" w:fill="2A6F7F"/>
+          </w:tcPr>
+          <w:p>
+            <w:pPr>
+              <w:spacing w:after="0" w:before="0"/>
+            </w:pPr>
+            <w:r>
+              <w:rPr>
+                <w:rFonts w:ascii="Fira Sans Extra Condensed" w:hAnsi="Fira Sans Extra Condensed" w:cs="Fira Sans Extra Condensed"/>
+                <w:b/>
+                <w:i w:val="0"/>
+                <w:color w:val="FFFFFF"/>
+                <w:sz w:val="19"/>
+              </w:rPr>
+              <w:t>Per què és al puzle</w:t>
             </w:r>
           </w:p>
         </w:tc>
@@ -12393,13 +8902,13 @@
                 <w:color w:val="1A1A2E"/>
                 <w:sz w:val="18"/>
               </w:rPr>
-              <w:t>Instruccions de recuperació («Has faltat?»)</w:t>
+              <w:t>1 · L'aigua que «recorda» (Oscillococcinum)</w:t>
             </w:r>
           </w:p>
         </w:tc>
         <w:tc>
           <w:tcPr>
-            <w:tcW w:type="dxa" w:w="1474"/>
+            <w:tcW w:type="dxa" w:w="1701"/>
           </w:tcPr>
           <w:p>
             <w:pPr>
@@ -12413,13 +8922,13 @@
                 <w:color w:val="1A1A2E"/>
                 <w:sz w:val="18"/>
               </w:rPr>
-              <w:t>S1–S4</w:t>
+              <w:t>Pseudociència</w:t>
             </w:r>
           </w:p>
         </w:tc>
         <w:tc>
           <w:tcPr>
-            <w:tcW w:type="dxa" w:w="4762"/>
+            <w:tcW w:type="dxa" w:w="4535"/>
           </w:tcPr>
           <w:p>
             <w:pPr>
@@ -12433,7 +8942,7 @@
                 <w:color w:val="1A1A2E"/>
                 <w:sz w:val="18"/>
               </w:rPr>
-              <w:t>Web, a la pàgina de la sessió</w:t>
+              <w:t>Es va comprovar, va sortir malament i es continua venent (senyal 2)</w:t>
             </w:r>
           </w:p>
         </w:tc>
@@ -12456,13 +8965,13 @@
                 <w:color w:val="1A1A2E"/>
                 <w:sz w:val="18"/>
               </w:rPr>
-              <w:t>Checklist d'estudi i test de transferència</w:t>
+              <w:t>2 · El «miracle» que es beu (MMS)</w:t>
             </w:r>
           </w:p>
         </w:tc>
         <w:tc>
           <w:tcPr>
-            <w:tcW w:type="dxa" w:w="1474"/>
+            <w:tcW w:type="dxa" w:w="1701"/>
           </w:tcPr>
           <w:p>
             <w:pPr>
@@ -12476,13 +8985,13 @@
                 <w:color w:val="1A1A2E"/>
                 <w:sz w:val="18"/>
               </w:rPr>
-              <w:t>Tota la SA</w:t>
+              <w:t>Pseudociència</w:t>
             </w:r>
           </w:p>
         </w:tc>
         <w:tc>
           <w:tcPr>
-            <w:tcW w:type="dxa" w:w="4762"/>
+            <w:tcW w:type="dxa" w:w="4535"/>
           </w:tcPr>
           <w:p>
             <w:pPr>
@@ -12496,7 +9005,7 @@
                 <w:color w:val="1A1A2E"/>
                 <w:sz w:val="18"/>
               </w:rPr>
-              <w:t>Web, a la pàgina d'autoavaluació de la SA</w:t>
+              <w:t>Testimonis i conspiració; l'única que fa mal directament</w:t>
             </w:r>
           </w:p>
         </w:tc>
@@ -12519,13 +9028,13 @@
                 <w:color w:val="1A1A2E"/>
                 <w:sz w:val="18"/>
               </w:rPr>
-              <w:t>Botó Simplifica i ajuda en ES / AR / UR</w:t>
+              <w:t>3 · La nena i els camps d'energia (Emily Rosa)</w:t>
             </w:r>
           </w:p>
         </w:tc>
         <w:tc>
           <w:tcPr>
-            <w:tcW w:type="dxa" w:w="1474"/>
+            <w:tcW w:type="dxa" w:w="1701"/>
           </w:tcPr>
           <w:p>
             <w:pPr>
@@ -12539,13 +9048,13 @@
                 <w:color w:val="1A1A2E"/>
                 <w:sz w:val="18"/>
               </w:rPr>
-              <w:t>Tota la SA</w:t>
+              <w:t>Pseudociència</w:t>
             </w:r>
           </w:p>
         </w:tc>
         <w:tc>
           <w:tcPr>
-            <w:tcW w:type="dxa" w:w="4762"/>
+            <w:tcW w:type="dxa" w:w="4535"/>
           </w:tcPr>
           <w:p>
             <w:pPr>
@@ -12559,7 +9068,196 @@
                 <w:color w:val="1A1A2E"/>
                 <w:sz w:val="18"/>
               </w:rPr>
-              <w:t>Web, a la barra superior</w:t>
+              <w:t>El millor exemple de prova justa: pantalla, moneda i 50 % d'atzar</w:t>
+            </w:r>
+          </w:p>
+        </w:tc>
+      </w:tr>
+      <w:tr>
+        <w:tc>
+          <w:tcPr>
+            <w:tcW w:type="dxa" w:w="3628"/>
+            <w:shd w:val="clear" w:fill="E8F2F4"/>
+          </w:tcPr>
+          <w:p>
+            <w:pPr>
+              <w:spacing w:after="0" w:before="0"/>
+            </w:pPr>
+            <w:r>
+              <w:rPr>
+                <w:rFonts w:ascii="Fira Sans Extra Condensed" w:hAnsi="Fira Sans Extra Condensed" w:cs="Fira Sans Extra Condensed"/>
+                <w:b/>
+                <w:i w:val="0"/>
+                <w:color w:val="1A1A2E"/>
+                <w:sz w:val="18"/>
+              </w:rPr>
+              <w:t>4 · El bany de peus detox</w:t>
+            </w:r>
+          </w:p>
+        </w:tc>
+        <w:tc>
+          <w:tcPr>
+            <w:tcW w:type="dxa" w:w="1701"/>
+          </w:tcPr>
+          <w:p>
+            <w:pPr>
+              <w:spacing w:after="0" w:before="0"/>
+            </w:pPr>
+            <w:r>
+              <w:rPr>
+                <w:rFonts w:ascii="Fira Sans Extra Condensed" w:hAnsi="Fira Sans Extra Condensed" w:cs="Fira Sans Extra Condensed"/>
+                <w:b w:val="0"/>
+                <w:i w:val="0"/>
+                <w:color w:val="1A1A2E"/>
+                <w:sz w:val="18"/>
+              </w:rPr>
+              <w:t>Pseudociència</w:t>
+            </w:r>
+          </w:p>
+        </w:tc>
+        <w:tc>
+          <w:tcPr>
+            <w:tcW w:type="dxa" w:w="4535"/>
+          </w:tcPr>
+          <w:p>
+            <w:pPr>
+              <w:spacing w:after="0" w:before="0"/>
+            </w:pPr>
+            <w:r>
+              <w:rPr>
+                <w:rFonts w:ascii="Fira Sans Extra Condensed" w:hAnsi="Fira Sans Extra Condensed" w:cs="Fira Sans Extra Condensed"/>
+                <w:b w:val="0"/>
+                <w:i w:val="0"/>
+                <w:color w:val="1A1A2E"/>
+                <w:sz w:val="18"/>
+              </w:rPr>
+              <w:t>El control: sense peus, l'aigua també es torna marró</w:t>
+            </w:r>
+          </w:p>
+        </w:tc>
+      </w:tr>
+      <w:tr>
+        <w:tc>
+          <w:tcPr>
+            <w:tcW w:type="dxa" w:w="3628"/>
+            <w:shd w:val="clear" w:fill="E8F2F4"/>
+          </w:tcPr>
+          <w:p>
+            <w:pPr>
+              <w:spacing w:after="0" w:before="0"/>
+            </w:pPr>
+            <w:r>
+              <w:rPr>
+                <w:rFonts w:ascii="Fira Sans Extra Condensed" w:hAnsi="Fira Sans Extra Condensed" w:cs="Fira Sans Extra Condensed"/>
+                <w:b/>
+                <w:i w:val="0"/>
+                <w:color w:val="1A1A2E"/>
+                <w:sz w:val="18"/>
+              </w:rPr>
+              <w:t>5 · El trasplantament que fa fàstic</w:t>
+            </w:r>
+          </w:p>
+        </w:tc>
+        <w:tc>
+          <w:tcPr>
+            <w:tcW w:type="dxa" w:w="1701"/>
+          </w:tcPr>
+          <w:p>
+            <w:pPr>
+              <w:spacing w:after="0" w:before="0"/>
+            </w:pPr>
+            <w:r>
+              <w:rPr>
+                <w:rFonts w:ascii="Fira Sans Extra Condensed" w:hAnsi="Fira Sans Extra Condensed" w:cs="Fira Sans Extra Condensed"/>
+                <w:b w:val="0"/>
+                <w:i w:val="0"/>
+                <w:color w:val="1A1A2E"/>
+                <w:sz w:val="18"/>
+              </w:rPr>
+              <w:t>Ciència</w:t>
+            </w:r>
+          </w:p>
+        </w:tc>
+        <w:tc>
+          <w:tcPr>
+            <w:tcW w:type="dxa" w:w="4535"/>
+          </w:tcPr>
+          <w:p>
+            <w:pPr>
+              <w:spacing w:after="0" w:before="0"/>
+            </w:pPr>
+            <w:r>
+              <w:rPr>
+                <w:rFonts w:ascii="Fira Sans Extra Condensed" w:hAnsi="Fira Sans Extra Condensed" w:cs="Fira Sans Extra Condensed"/>
+                <w:b w:val="0"/>
+                <w:i w:val="0"/>
+                <w:color w:val="1A1A2E"/>
+                <w:sz w:val="18"/>
+              </w:rPr>
+              <w:t>Control negatiu: no encén cap senyal; estrany no vol dir fals</w:t>
+            </w:r>
+          </w:p>
+        </w:tc>
+      </w:tr>
+      <w:tr>
+        <w:tc>
+          <w:tcPr>
+            <w:tcW w:type="dxa" w:w="3628"/>
+            <w:shd w:val="clear" w:fill="E8F2F4"/>
+          </w:tcPr>
+          <w:p>
+            <w:pPr>
+              <w:spacing w:after="0" w:before="0"/>
+            </w:pPr>
+            <w:r>
+              <w:rPr>
+                <w:rFonts w:ascii="Fira Sans Extra Condensed" w:hAnsi="Fira Sans Extra Condensed" w:cs="Fira Sans Extra Condensed"/>
+                <w:b/>
+                <w:i w:val="0"/>
+                <w:color w:val="1A1A2E"/>
+                <w:sz w:val="18"/>
+              </w:rPr>
+              <w:t>6 · Menjar en 8 hores per viure més</w:t>
+            </w:r>
+          </w:p>
+        </w:tc>
+        <w:tc>
+          <w:tcPr>
+            <w:tcW w:type="dxa" w:w="1701"/>
+          </w:tcPr>
+          <w:p>
+            <w:pPr>
+              <w:spacing w:after="0" w:before="0"/>
+            </w:pPr>
+            <w:r>
+              <w:rPr>
+                <w:rFonts w:ascii="Fira Sans Extra Condensed" w:hAnsi="Fira Sans Extra Condensed" w:cs="Fira Sans Extra Condensed"/>
+                <w:b w:val="0"/>
+                <w:i w:val="0"/>
+                <w:color w:val="1A1A2E"/>
+                <w:sz w:val="18"/>
+              </w:rPr>
+              <w:t>Encara no comprovat</w:t>
+            </w:r>
+          </w:p>
+        </w:tc>
+        <w:tc>
+          <w:tcPr>
+            <w:tcW w:type="dxa" w:w="4535"/>
+          </w:tcPr>
+          <w:p>
+            <w:pPr>
+              <w:spacing w:after="0" w:before="0"/>
+            </w:pPr>
+            <w:r>
+              <w:rPr>
+                <w:rFonts w:ascii="Fira Sans Extra Condensed" w:hAnsi="Fira Sans Extra Condensed" w:cs="Fira Sans Extra Condensed"/>
+                <w:b w:val="0"/>
+                <w:i w:val="0"/>
+                <w:color w:val="1A1A2E"/>
+                <w:sz w:val="18"/>
+              </w:rPr>
+              <w:t>El calaix depèn de com es presenta (investigadors vs influencer)</w:t>
             </w:r>
           </w:p>
         </w:tc>
@@ -12592,7 +9290,7 @@
           <w:color w:val="666666"/>
           <w:sz w:val="19"/>
         </w:rPr>
-        <w:t>Els criteris són els oficials de Biologia i Geologia de 4t d'ESO (Decret 175/2022). Es recullen aquí per tenir-los a mà a l'hora de posar els nivells d'assoliment.</w:t>
+        <w:t>Text literal del currículum (Decret 175/2022, Annex 3 · Biologia i geologia, 4t ESO). Els exit tiquets porten imprès el número del criteri que avaluen.</w:t>
       </w:r>
     </w:p>
     <w:tbl>
@@ -12612,13 +9310,13 @@
         <w:tblLayout w:type="fixed"/>
       </w:tblPr>
       <w:tblGrid>
-        <w:gridCol w:w="4762"/>
-        <w:gridCol w:w="5102"/>
+        <w:gridCol w:w="5896"/>
+        <w:gridCol w:w="3969"/>
       </w:tblGrid>
       <w:tr>
         <w:tc>
           <w:tcPr>
-            <w:tcW w:type="dxa" w:w="4762"/>
+            <w:tcW w:type="dxa" w:w="5896"/>
             <w:shd w:val="clear" w:fill="2A6F7F"/>
           </w:tcPr>
           <w:p>
@@ -12633,13 +9331,13 @@
                 <w:color w:val="FFFFFF"/>
                 <w:sz w:val="19"/>
               </w:rPr>
-              <w:t>Criteri</w:t>
+              <w:t>Criteri (text oficial)</w:t>
             </w:r>
           </w:p>
         </w:tc>
         <w:tc>
           <w:tcPr>
-            <w:tcW w:type="dxa" w:w="5102"/>
+            <w:tcW w:type="dxa" w:w="3969"/>
             <w:shd w:val="clear" w:fill="2A6F7F"/>
           </w:tcPr>
           <w:p>
@@ -12662,7 +9360,7 @@
       <w:tr>
         <w:tc>
           <w:tcPr>
-            <w:tcW w:type="dxa" w:w="4762"/>
+            <w:tcW w:type="dxa" w:w="5896"/>
             <w:shd w:val="clear" w:fill="E8F2F4"/>
           </w:tcPr>
           <w:p>
@@ -12677,13 +9375,13 @@
                 <w:color w:val="1A1A2E"/>
                 <w:sz w:val="18"/>
               </w:rPr>
-              <w:t>CE1 · 1.1 — Analitzar conceptes i fenòmens interpretant informació en formats diferents, amb actitud crítica, i defensar conclusions fonamentades en raons científiques</w:t>
+              <w:t>CE1 · 1.1 — Analitzar conceptes, fenòmens i processos relacionats amb els sabers de la biologia i la geologia, interpretant informació en diferents formats (models, gràfics, taules, diagrames, fórmules, esquemes, símbols, pàgines web…), mantenint una actitud crítica i obtenint conclusions fonamentades en raons científiques i defensant amb criteri opinions pròpies fonamentades.</w:t>
             </w:r>
           </w:p>
         </w:tc>
         <w:tc>
           <w:tcPr>
-            <w:tcW w:type="dxa" w:w="5102"/>
+            <w:tcW w:type="dxa" w:w="3969"/>
           </w:tcPr>
           <w:p>
             <w:pPr>
@@ -12697,7 +9395,7 @@
                 <w:color w:val="1A1A2E"/>
                 <w:sz w:val="18"/>
               </w:rPr>
-              <w:t>S1: escala de certeses i taula ciència/pseudociència. S2: el detector aplicat al cas caçat. S4: graella del cas real</w:t>
+              <w:t>S1: escala de certeses i garanties</w:t>
             </w:r>
           </w:p>
         </w:tc>
@@ -12705,7 +9403,7 @@
       <w:tr>
         <w:tc>
           <w:tcPr>
-            <w:tcW w:type="dxa" w:w="4762"/>
+            <w:tcW w:type="dxa" w:w="5896"/>
             <w:shd w:val="clear" w:fill="E8F2F4"/>
           </w:tcPr>
           <w:p>
@@ -12720,13 +9418,13 @@
                 <w:color w:val="1A1A2E"/>
                 <w:sz w:val="18"/>
               </w:rPr>
-              <w:t>CE1 · 1.3 — Identificar els conceptes d'una situació problemàtica real, proposar solucions i argumentar sobre la seva validesa</w:t>
+              <w:t>CE2 · 2.2 — Contrastar la fiabilitat de la informació sobre temes relacionats amb els sabers de la matèria de Biologia i Geologia, utilitzant fonts fiables (tenint en compte si s'identifica l'autor o responsable, si hi ha una institució al darrere, quina és la finalitat o intenció de publicar aquella informació, si es pot verificar amb altres fonts, si hi ha bibliografia, etc.) adoptant una actitud crítica i escèptica vers informacions no fonamentades en la ciència, com pseudociències, teories conspiratòries, creences, falses notícies, mentides, etc.</w:t>
             </w:r>
           </w:p>
         </w:tc>
         <w:tc>
           <w:tcPr>
-            <w:tcW w:type="dxa" w:w="5102"/>
+            <w:tcW w:type="dxa" w:w="3969"/>
           </w:tcPr>
           <w:p>
             <w:pPr>
@@ -12740,7 +9438,7 @@
                 <w:color w:val="1A1A2E"/>
                 <w:sz w:val="18"/>
               </w:rPr>
-              <w:t>S3: defensa oral del veredicte. S4: veredicte del cas real i revisió del cas d'un altre</w:t>
+              <w:t>Criteri nuclear: S1 (detector i exit tiquet), S2 (puzle), S3 (cas propi)</w:t>
             </w:r>
           </w:p>
         </w:tc>
@@ -12748,7 +9446,7 @@
       <w:tr>
         <w:tc>
           <w:tcPr>
-            <w:tcW w:type="dxa" w:w="4762"/>
+            <w:tcW w:type="dxa" w:w="5896"/>
             <w:shd w:val="clear" w:fill="E8F2F4"/>
           </w:tcPr>
           <w:p>
@@ -12763,13 +9461,13 @@
                 <w:color w:val="1A1A2E"/>
                 <w:sz w:val="18"/>
               </w:rPr>
-              <w:t>CE2 · 2.1 — Localitzar, seleccionar i organitzar informació de fonts diferents, citant-les correctament</w:t>
+              <w:t>CE3 · 3.1 — Plantejar preguntes sobre fenòmens quotidians i formular hipòtesis que puguin ser respostes o contrastades en el context escolar a través de l'experimentació, la presa de dades i l'anàlisi de fenòmens biològics i geològics, diferenciant-les d'aquelles qüestions pseudocientífiques que no admeten comprovació experimental.</w:t>
             </w:r>
           </w:p>
         </w:tc>
         <w:tc>
           <w:tcPr>
-            <w:tcW w:type="dxa" w:w="5102"/>
+            <w:tcW w:type="dxa" w:w="3969"/>
           </w:tcPr>
           <w:p>
             <w:pPr>
@@ -12783,7 +9481,7 @@
                 <w:color w:val="1A1A2E"/>
                 <w:sz w:val="18"/>
               </w:rPr>
-              <w:t>S4: la targeta de la fira demana d'on s'ha tret el cas</w:t>
+              <w:t>S3: la prova que faria caure el cas propi i exit tiquet</w:t>
             </w:r>
           </w:p>
         </w:tc>
@@ -12791,7 +9489,7 @@
       <w:tr>
         <w:tc>
           <w:tcPr>
-            <w:tcW w:type="dxa" w:w="4762"/>
+            <w:tcW w:type="dxa" w:w="5896"/>
             <w:shd w:val="clear" w:fill="E8F2F4"/>
           </w:tcPr>
           <w:p>
@@ -12806,13 +9504,13 @@
                 <w:color w:val="1A1A2E"/>
                 <w:sz w:val="18"/>
               </w:rPr>
-              <w:t>CE2 · 2.2 — Contrastar la fiabilitat de la informació i adoptar una actitud crítica davant de pseudociències, teories conspiratòries i falses notícies</w:t>
+              <w:t>CE3 · 3.3 — Portar a terme l'experimentació plantejada fent servir els instruments, eines o tècniques adequades amb correcció i interpretar-ne els resultats quan sigui necessari amb eines matemàtiques i tecnològiques per obtenir conclusions raonades i fonamentades o valorar la impossibilitat de fer-ho.</w:t>
             </w:r>
           </w:p>
         </w:tc>
         <w:tc>
           <w:tcPr>
-            <w:tcW w:type="dxa" w:w="5102"/>
+            <w:tcW w:type="dxa" w:w="3969"/>
           </w:tcPr>
           <w:p>
             <w:pPr>
@@ -12826,7 +9524,7 @@
                 <w:color w:val="1A1A2E"/>
                 <w:sz w:val="18"/>
               </w:rPr>
-              <w:t>És el criteri nuclear de la SA: S1, S2, S3 i S4</w:t>
+              <w:t>S2: interpretar les proves dels casos (44 % vs 50 %, 81 % vs 31 %) i exit tiquet</w:t>
             </w:r>
           </w:p>
         </w:tc>
@@ -12834,7 +9532,7 @@
       <w:tr>
         <w:tc>
           <w:tcPr>
-            <w:tcW w:type="dxa" w:w="4762"/>
+            <w:tcW w:type="dxa" w:w="5896"/>
             <w:shd w:val="clear" w:fill="E8F2F4"/>
           </w:tcPr>
           <w:p>
@@ -12849,13 +9547,13 @@
                 <w:color w:val="1A1A2E"/>
                 <w:sz w:val="18"/>
               </w:rPr>
-              <w:t>CE3 · 3.1 — Formular hipòtesis contrastables al context escolar, diferenciant-les de les qüestions pseudocientífiques que no admeten comprovació</w:t>
+              <w:t>CE3 · 3.4 — Establir col·laboracions quan sigui necessari en les diferents fases del projecte científic per treballar amb més eficiència, valorant la importància de la cooperació en la investigació, respectant la diversitat i afavorint la inclusió.</w:t>
             </w:r>
           </w:p>
         </w:tc>
         <w:tc>
           <w:tcPr>
-            <w:tcW w:type="dxa" w:w="5102"/>
+            <w:tcW w:type="dxa" w:w="3969"/>
           </w:tcPr>
           <w:p>
             <w:pPr>
@@ -12869,50 +9567,7 @@
                 <w:color w:val="1A1A2E"/>
                 <w:sz w:val="18"/>
               </w:rPr>
-              <w:t>S2: controls positiu i negatiu del detector. S3: apartat «què la faria caure?»</w:t>
-            </w:r>
-          </w:p>
-        </w:tc>
-      </w:tr>
-      <w:tr>
-        <w:tc>
-          <w:tcPr>
-            <w:tcW w:type="dxa" w:w="4762"/>
-            <w:shd w:val="clear" w:fill="E8F2F4"/>
-          </w:tcPr>
-          <w:p>
-            <w:pPr>
-              <w:spacing w:after="0" w:before="0"/>
-            </w:pPr>
-            <w:r>
-              <w:rPr>
-                <w:rFonts w:ascii="Fira Sans Extra Condensed" w:hAnsi="Fira Sans Extra Condensed" w:cs="Fira Sans Extra Condensed"/>
-                <w:b/>
-                <w:i w:val="0"/>
-                <w:color w:val="1A1A2E"/>
-                <w:sz w:val="18"/>
-              </w:rPr>
-              <w:t>CE4 · 4.2 — Analitzar críticament la solució i revisar-la si no és viable o davant de dades noves</w:t>
-            </w:r>
-          </w:p>
-        </w:tc>
-        <w:tc>
-          <w:tcPr>
-            <w:tcW w:type="dxa" w:w="5102"/>
-          </w:tcPr>
-          <w:p>
-            <w:pPr>
-              <w:spacing w:after="0" w:before="0"/>
-            </w:pPr>
-            <w:r>
-              <w:rPr>
-                <w:rFonts w:ascii="Fira Sans Extra Condensed" w:hAnsi="Fira Sans Extra Condensed" w:cs="Fira Sans Extra Condensed"/>
-                <w:b w:val="0"/>
-                <w:i w:val="0"/>
-                <w:color w:val="1A1A2E"/>
-                <w:sz w:val="18"/>
-              </w:rPr>
-              <w:t>S2: la falsa alarma obliga a reescriure el senyal. S3: la sortida d'emergència. S4: comparació de veredictes a la fira</w:t>
+              <w:t>S2: grup d'experts i grup puzle (observació)</w:t>
             </w:r>
           </w:p>
         </w:tc>

--- a/public/docs/sa1-guia-docent.docx
+++ b/public/docs/sa1-guia-docent.docx
@@ -1770,7 +1770,7 @@
                 <w:color w:val="1A1A2E"/>
                 <w:sz w:val="18"/>
               </w:rPr>
-              <w:t>App del detector</w:t>
+              <w:t>App del detector (A·B: 14 casos, 5 senyals · C: app pròpia, 10 casos, 3 senyals)</w:t>
             </w:r>
           </w:p>
         </w:tc>
@@ -1810,7 +1810,7 @@
                 <w:color w:val="1A1A2E"/>
                 <w:sz w:val="18"/>
               </w:rPr>
-              <w:t>Entrenament: senyals i calaix de 14 casos</w:t>
+              <w:t>Entrenament: senyals i calaix</w:t>
             </w:r>
           </w:p>
         </w:tc>
@@ -1853,7 +1853,7 @@
                 <w:color w:val="1A1A2E"/>
                 <w:sz w:val="18"/>
               </w:rPr>
-              <w:t>Autoavaluació pre-examen (checklist, assaig escrit, test Power Balance)</w:t>
+              <w:t>Autoavaluació de la SA al web (checklist, pràctica escrita, test Power Balance)</w:t>
             </w:r>
           </w:p>
         </w:tc>
@@ -1893,7 +1893,7 @@
                 <w:color w:val="1A1A2E"/>
                 <w:sz w:val="18"/>
               </w:rPr>
-              <w:t>Si sap aplicar-ho a un cas nou i escriure-ho</w:t>
+              <w:t>Si sap aplicar-ho a un cas nou i escriure-ho. La SA1 no té prova pròpia: la pràctica escrita entrena el bloc de certesa (OA-P4) de la prova final</w:t>
             </w:r>
           </w:p>
         </w:tc>
@@ -1996,7 +1996,7 @@
           <w:color w:val="1A1A2E"/>
           <w:sz w:val="18"/>
         </w:rPr>
-        <w:t>La C (tres alumnes amb DIL) té 3 objectius, tasca pròpia (calaixos, encercla, inicis de frase), 3 senyals (1 · 2 · 3 = no es pot comprovar · no admet crítica · sona científica), lletra Fira Sans Condensed més gran i els mateixos minuts que la B. A l'app, el mode «3 senyals» s'activa sol si la web està en nivell C.</w:t>
+        <w:t>La C (tres alumnes amb DIL) té 3 objectius, tasca pròpia (calaixos, encercla, inicis de frase), 3 senyals (1 · 2 · 3 = no es pot comprovar · no admet crítica · sona científica), lletra Fira Sans Condensed més gran i els mateixos minuts que la B. A la S3 té una app del detector pròpia (app_detector_pseudociencia_C.html): els seus 3 senyals, 10 casos reescrits en frases curtes i sense xifres, una pregunta per pantalla i correcció amb 😀/🤔. El web en versió C l'obre sola.</w:t>
       </w:r>
     </w:p>
     <w:p>
@@ -6542,7 +6542,7 @@
                 <w:color w:val="1A1A2E"/>
                 <w:sz w:val="18"/>
               </w:rPr>
-              <w:t>Reservar ordinadors o tauletes per a l'apartat 1 (25 min). L'app és a la pàgina de la sessió (web/public/apps/app_detector_pseudociencia.html) i funciona sense connexió un cop oberta.</w:t>
+              <w:t>Reservar ordinadors o tauletes per a l'apartat 1 (25 min). L'app és a la pàgina de la sessió i funciona sense connexió un cop oberta.</w:t>
             </w:r>
           </w:p>
           <w:p>
@@ -6567,7 +6567,7 @@
                 <w:color w:val="1A1A2E"/>
                 <w:sz w:val="18"/>
               </w:rPr>
-              <w:t>Comprovar el mode de l'app: surt amb 5 senyals, i amb 3 senyals si el web està en nivell C. Es pot canviar amb el botó de dalt.</w:t>
+              <w:t>Als ordinadors dels alumnes de C, posar el web en versió C: la pàgina de la sessió obre llavors la seva app (3 senyals, 10 casos curts, sempre en el mateix ordre). A·B: app_detector_pseudociencia.html · C: app_detector_pseudociencia_C.html (també a l'Espai docent).</w:t>
             </w:r>
           </w:p>
           <w:p>
@@ -7468,7 +7468,7 @@
                 <w:color w:val="1A1A2E"/>
                 <w:sz w:val="18"/>
               </w:rPr>
-              <w:t xml:space="preserve"> és l'evidència del producte final. Recordar l'Autoavaluació pre-examen del web.</w:t>
+              <w:t xml:space="preserve"> és l'evidència del producte final. Recordar que al web hi ha l'Autoavaluació de la SA per repassar-la.</w:t>
             </w:r>
           </w:p>
         </w:tc>
@@ -7602,7 +7602,7 @@
                 <w:color w:val="1A1A2E"/>
                 <w:sz w:val="18"/>
               </w:rPr>
-              <w:t xml:space="preserve"> la B apunta el resultat i per què falla el senyal. La A busca un cas on no coincideix amb l'app i en defensa l'argument. La C fa servir el mode 3 senyals i només apunta casos i encerts.</w:t>
+              <w:t xml:space="preserve"> la B apunta el resultat i per què falla el senyal. La A busca un cas on no coincideix amb l'app i en defensa l'argument. La C fa servir la seva app (3 senyals, casos curts) i només apunta casos i encerts.</w:t>
             </w:r>
           </w:p>
           <w:p>
@@ -8060,7 +8060,7 @@
                 <w:color w:val="1A1A2E"/>
                 <w:sz w:val="18"/>
               </w:rPr>
-              <w:t>Autoavaluació pre-examen de la SA1 al web: checklist, assaig de prova escrita (a mà, abans de mirar les respostes model) i test de transferència.</w:t>
+              <w:t>Autoavaluació de la SA1 al web: checklist, pràctica escrita (a mà, abans de mirar les respostes model) i un cas nou. La SA1 no té prova pròpia: serveix per repassar i per entrenar el bloc de certesa de la prova final.</w:t>
             </w:r>
           </w:p>
         </w:tc>
@@ -8485,7 +8485,7 @@
                 <w:color w:val="1A1A2E"/>
                 <w:sz w:val="18"/>
               </w:rPr>
-              <w:t>App autocorrectiva del detector (14 casos)</w:t>
+              <w:t>App autocorrectiva del detector (A·B: 14 casos · C: app pròpia, 10 casos)</w:t>
             </w:r>
           </w:p>
         </w:tc>
@@ -8525,7 +8525,7 @@
                 <w:color w:val="1A1A2E"/>
                 <w:sz w:val="18"/>
               </w:rPr>
-              <w:t>Web, a la pàgina de la sessió; mode 3 senyals per a la C</w:t>
+              <w:t>Web, a la pàgina de la sessió; la versió C del web obre la de la C</w:t>
             </w:r>
           </w:p>
         </w:tc>
@@ -8737,7 +8737,7 @@
                 <w:color w:val="1A1A2E"/>
                 <w:sz w:val="18"/>
               </w:rPr>
-              <w:t>Autoavaluació pre-examen</w:t>
+              <w:t>Autoavaluació de la SA</w:t>
             </w:r>
           </w:p>
         </w:tc>

--- a/public/docs/sa1-guia-docent.docx
+++ b/public/docs/sa1-guia-docent.docx
@@ -1095,7 +1095,7 @@
                 <w:color w:val="1A1A2E"/>
                 <w:sz w:val="18"/>
               </w:rPr>
-              <w:t>Posada en comú del puzle + exit tiquet (criteri 3.3)</w:t>
+              <w:t>Laboratori de la prova justa (app) + exit tiquet (criteri 3.3) + avís de l'oral</w:t>
             </w:r>
           </w:p>
         </w:tc>
@@ -1178,7 +1178,7 @@
                 <w:color w:val="1A1A2E"/>
                 <w:sz w:val="18"/>
               </w:rPr>
-              <w:t>Revisió a cegues + autoavaluació + exit tiquet (criteri 3.1)</w:t>
+              <w:t>Revisió a cegues + exposició oral avaluada + exit tiquet amb un cas nou (criteri 3.1)</w:t>
             </w:r>
           </w:p>
         </w:tc>
@@ -1211,7 +1211,7 @@
           <w:color w:val="1A1A2E"/>
           <w:sz w:val="19"/>
         </w:rPr>
-        <w:t>El detector aplicat a un cas real caçat per cada alumne (S3): senyals amb la frase que els encén, calaix i la prova concreta que el decidiria, revisat a cegues per un company. S'hi arriba amb dos entrenaments previs: sis casos treballats a fons al puzle (S2) i catorze casos curts a l'app autocorrectiva (S3). El detector no es tanca amb la SA: és l'eina de la classe per a tot el curs.</w:t>
+        <w:t>El detector aplicat a un cas real caçat per cada alumne (S3): senyals amb la frase que els encén, calaix i la prova concreta que el decidiria, revisat a cegues per un company i exposat oralment (1 min 30 s) davant la classe. S'hi arriba amb dos entrenaments previs: sis casos treballats a fons al puzle (S2), el laboratori de la prova justa (S2) i catorze casos curts a l'app autocorrectiva (S3). El detector no es tanca amb la SA: és l'eina de la classe per a tot el curs.</w:t>
       </w:r>
     </w:p>
     <w:p>
@@ -1395,7 +1395,7 @@
                 <w:color w:val="1A1A2E"/>
                 <w:sz w:val="18"/>
               </w:rPr>
-              <w:t>S1: detectar pseudociència (2.2) · S2: interpretar una prova (3.3) · S3: què faria caure el propi cas (3.1)</w:t>
+              <w:t>S1: detectar pseudociència (2.2) · S2: interpretar una prova (3.3) · S3: transferència a un cas nou, la polsera GreenBeat (3.1): promesa com a hipòtesi, prova justa amb dos grups i què vol dir el resultat</w:t>
             </w:r>
           </w:p>
         </w:tc>
@@ -1582,6 +1582,172 @@
                 <w:sz w:val="18"/>
               </w:rPr>
               <w:t>Observació del docent mentre circula</w:t>
+            </w:r>
+          </w:p>
+        </w:tc>
+      </w:tr>
+      <w:tr>
+        <w:tc>
+          <w:tcPr>
+            <w:tcW w:type="dxa" w:w="2381"/>
+            <w:shd w:val="clear" w:fill="E8F2F4"/>
+          </w:tcPr>
+          <w:p>
+            <w:pPr>
+              <w:spacing w:after="0" w:before="0"/>
+            </w:pPr>
+            <w:r>
+              <w:rPr>
+                <w:rFonts w:ascii="Fira Sans Extra Condensed" w:hAnsi="Fira Sans Extra Condensed" w:cs="Fira Sans Extra Condensed"/>
+                <w:b/>
+                <w:i w:val="0"/>
+                <w:color w:val="1A1A2E"/>
+                <w:sz w:val="18"/>
+              </w:rPr>
+              <w:t>Exposició oral del cas (1 min 30 s + 1 pregunta)</w:t>
+            </w:r>
+          </w:p>
+        </w:tc>
+        <w:tc>
+          <w:tcPr>
+            <w:tcW w:type="dxa" w:w="1077"/>
+          </w:tcPr>
+          <w:p>
+            <w:pPr>
+              <w:spacing w:after="0" w:before="0"/>
+            </w:pPr>
+            <w:r>
+              <w:rPr>
+                <w:rFonts w:ascii="Fira Sans Extra Condensed" w:hAnsi="Fira Sans Extra Condensed" w:cs="Fira Sans Extra Condensed"/>
+                <w:b w:val="0"/>
+                <w:i w:val="0"/>
+                <w:color w:val="1A1A2E"/>
+                <w:sz w:val="18"/>
+              </w:rPr>
+              <w:t>S3</w:t>
+            </w:r>
+          </w:p>
+        </w:tc>
+        <w:tc>
+          <w:tcPr>
+            <w:tcW w:type="dxa" w:w="3288"/>
+          </w:tcPr>
+          <w:p>
+            <w:pPr>
+              <w:spacing w:after="0" w:before="0"/>
+            </w:pPr>
+            <w:r>
+              <w:rPr>
+                <w:rFonts w:ascii="Fira Sans Extra Condensed" w:hAnsi="Fira Sans Extra Condensed" w:cs="Fira Sans Extra Condensed"/>
+                <w:b w:val="0"/>
+                <w:i w:val="0"/>
+                <w:color w:val="1A1A2E"/>
+                <w:sz w:val="18"/>
+              </w:rPr>
+              <w:t>Rúbrica de 4 criteris: fiabilitat i senyals amb la frase (2.2) · la promesa com a hipòtesi comprovable (3.1) · la prova justa amb dos grups (3.2) · conclusió i resposta a la pregunta (1.1). Competències transversals: comunicativa, i personal, social i d'aprendre a aprendre</w:t>
+            </w:r>
+          </w:p>
+        </w:tc>
+        <w:tc>
+          <w:tcPr>
+            <w:tcW w:type="dxa" w:w="3118"/>
+          </w:tcPr>
+          <w:p>
+            <w:pPr>
+              <w:spacing w:after="0" w:before="0"/>
+            </w:pPr>
+            <w:r>
+              <w:rPr>
+                <w:rFonts w:ascii="Fira Sans Extra Condensed" w:hAnsi="Fira Sans Extra Condensed" w:cs="Fira Sans Extra Condensed"/>
+                <w:b w:val="0"/>
+                <w:i w:val="0"/>
+                <w:color w:val="1A1A2E"/>
+                <w:sz w:val="18"/>
+              </w:rPr>
+              <w:t>Rúbrica del docent (nivells d'assoliment); nota al vault «SA1 - Prova justa, exposició oral i tiquet final»</w:t>
+            </w:r>
+          </w:p>
+        </w:tc>
+      </w:tr>
+      <w:tr>
+        <w:tc>
+          <w:tcPr>
+            <w:tcW w:type="dxa" w:w="2381"/>
+            <w:shd w:val="clear" w:fill="E8F2F4"/>
+          </w:tcPr>
+          <w:p>
+            <w:pPr>
+              <w:spacing w:after="0" w:before="0"/>
+            </w:pPr>
+            <w:r>
+              <w:rPr>
+                <w:rFonts w:ascii="Fira Sans Extra Condensed" w:hAnsi="Fira Sans Extra Condensed" w:cs="Fira Sans Extra Condensed"/>
+                <w:b/>
+                <w:i w:val="0"/>
+                <w:color w:val="1A1A2E"/>
+                <w:sz w:val="18"/>
+              </w:rPr>
+              <w:t>Laboratori de la prova justa (app ZenStop)</w:t>
+            </w:r>
+          </w:p>
+        </w:tc>
+        <w:tc>
+          <w:tcPr>
+            <w:tcW w:type="dxa" w:w="1077"/>
+          </w:tcPr>
+          <w:p>
+            <w:pPr>
+              <w:spacing w:after="0" w:before="0"/>
+            </w:pPr>
+            <w:r>
+              <w:rPr>
+                <w:rFonts w:ascii="Fira Sans Extra Condensed" w:hAnsi="Fira Sans Extra Condensed" w:cs="Fira Sans Extra Condensed"/>
+                <w:b w:val="0"/>
+                <w:i w:val="0"/>
+                <w:color w:val="1A1A2E"/>
+                <w:sz w:val="18"/>
+              </w:rPr>
+              <w:t>S2</w:t>
+            </w:r>
+          </w:p>
+        </w:tc>
+        <w:tc>
+          <w:tcPr>
+            <w:tcW w:type="dxa" w:w="3288"/>
+          </w:tcPr>
+          <w:p>
+            <w:pPr>
+              <w:spacing w:after="0" w:before="0"/>
+            </w:pPr>
+            <w:r>
+              <w:rPr>
+                <w:rFonts w:ascii="Fira Sans Extra Condensed" w:hAnsi="Fira Sans Extra Condensed" w:cs="Fira Sans Extra Condensed"/>
+                <w:b w:val="0"/>
+                <w:i w:val="0"/>
+                <w:color w:val="1A1A2E"/>
+                <w:sz w:val="18"/>
+              </w:rPr>
+              <w:t>Les quatre peces d'una prova justa (A: també el control positiu) i el motlle aplicat a un cas</w:t>
+            </w:r>
+          </w:p>
+        </w:tc>
+        <w:tc>
+          <w:tcPr>
+            <w:tcW w:type="dxa" w:w="3118"/>
+          </w:tcPr>
+          <w:p>
+            <w:pPr>
+              <w:spacing w:after="0" w:before="0"/>
+            </w:pPr>
+            <w:r>
+              <w:rPr>
+                <w:rFonts w:ascii="Fira Sans Extra Condensed" w:hAnsi="Fira Sans Extra Condensed" w:cs="Fira Sans Extra Condensed"/>
+                <w:b w:val="0"/>
+                <w:i w:val="0"/>
+                <w:color w:val="1A1A2E"/>
+                <w:sz w:val="18"/>
+              </w:rPr>
+              <w:t>Autocorrectiu; la fitxa, apartat 3, recull les paraules i el motlle</w:t>
             </w:r>
           </w:p>
         </w:tc>
@@ -4458,7 +4624,7 @@
           <w:color w:val="1A1A2E"/>
           <w:sz w:val="18"/>
         </w:rPr>
-        <w:t>Explicar què té una prova justa: grup de comparació i ningú no sap qui rep què.</w:t>
+        <w:t>Explicar què fa justa una prova: comparació, a l'atzar, a cegues i prou gent (A: i control positiu).</w:t>
       </w:r>
     </w:p>
     <w:tbl>
@@ -4624,6 +4790,31 @@
                 <w:sz w:val="18"/>
               </w:rPr>
               <w:t>Imprimir la fitxa S2 (A/B/C) i l'exit tiquet. Tenir a mà la clau docent (Espai docent del web).</w:t>
+            </w:r>
+          </w:p>
+          <w:p>
+            <w:pPr>
+              <w:spacing w:after="20" w:before="0"/>
+            </w:pPr>
+            <w:r>
+              <w:rPr>
+                <w:rFonts w:ascii="Fira Sans Extra Condensed" w:hAnsi="Fira Sans Extra Condensed" w:cs="Fira Sans Extra Condensed"/>
+                <w:b/>
+                <w:i w:val="0"/>
+                <w:color w:val="2A6F7F"/>
+                <w:sz w:val="18"/>
+              </w:rPr>
+              <w:t xml:space="preserve">6 </w:t>
+            </w:r>
+            <w:r>
+              <w:rPr>
+                <w:rFonts w:ascii="Fira Sans Extra Condensed" w:hAnsi="Fira Sans Extra Condensed" w:cs="Fira Sans Extra Condensed"/>
+                <w:b w:val="0"/>
+                <w:i w:val="0"/>
+                <w:color w:val="1A1A2E"/>
+                <w:sz w:val="18"/>
+              </w:rPr>
+              <w:t>Per a l'apartat 3 (30 min): una pantalla per parella amb la pàgina de la sessió; l'app del laboratori de la prova justa hi surt a l'apartat 3. A·B: app_prova_justa.html (la A hi fa també el pas 6) · C: app_prova_justa_C.html (3 passos, grups de 10).</w:t>
             </w:r>
           </w:p>
         </w:tc>
@@ -4763,7 +4954,7 @@
                 <w:color w:val="666666"/>
                 <w:sz w:val="17"/>
               </w:rPr>
-              <w:t>10 min · apartat 0</w:t>
+              <w:t>5 min · apartat 0</w:t>
             </w:r>
           </w:p>
         </w:tc>
@@ -5340,7 +5531,7 @@
                 <w:color w:val="666666"/>
                 <w:sz w:val="17"/>
               </w:rPr>
-              <w:t>15 min · apartat 3</w:t>
+              <w:t>30 min · apartat 3</w:t>
             </w:r>
           </w:p>
         </w:tc>
@@ -5370,7 +5561,7 @@
                 <w:color w:val="1A1A2E"/>
                 <w:sz w:val="18"/>
               </w:rPr>
-              <w:t>Posada en comú amb dues preguntes:</w:t>
+              <w:t>Laboratori de la prova justa, en parelles (20 min):</w:t>
             </w:r>
             <w:r>
               <w:rPr>
@@ -5380,7 +5571,7 @@
                 <w:color w:val="1A1A2E"/>
                 <w:sz w:val="18"/>
               </w:rPr>
-              <w:t xml:space="preserve"> (a) per què el cas 5 fa fàstic però no encén el detector? (b) què tenien en comú les proves justes dels casos 3, 4 i 5?</w:t>
+              <w:t xml:space="preserve"> l'app del xiclet ZenStop. Cada pas amaga una trampa (s'hauria curat sol · grups diferents d'entrada · m'ho crec i ho noto · guanyar per sort) i la paraula que la desmunta surt al requadre «La trampa»: la copien a la taula de la fitxa. No es pot passar de pas sense encertar la pregunta.</w:t>
             </w:r>
           </w:p>
           <w:p>
@@ -5405,7 +5596,7 @@
                 <w:color w:val="1A1A2E"/>
                 <w:sz w:val="18"/>
               </w:rPr>
-              <w:t>Construir a la pissarra la llista de la prova justa:</w:t>
+              <w:t>Posada en comú (10 min) amb la figura «Anatomia d'una prova justa»:</w:t>
             </w:r>
             <w:r>
               <w:rPr>
@@ -5415,7 +5606,7 @@
                 <w:color w:val="1A1A2E"/>
                 <w:sz w:val="18"/>
               </w:rPr>
-              <w:t xml:space="preserve"> grup de comparació, repartir a l'atzar, ningú no sap qui rep què, prou gent, repetir-ho, i acceptar el resultat.</w:t>
+              <w:t xml:space="preserve"> les quatre peces a la pissarra i el motlle omplert amb el cas 1. Pregunta de tancament: què tenien les proves dels casos 3, 4 i 5 que no tenia el cas 1?</w:t>
             </w:r>
           </w:p>
           <w:p>
@@ -5440,7 +5631,7 @@
                 <w:color w:val="1A1A2E"/>
                 <w:sz w:val="18"/>
               </w:rPr>
-              <w:t>Si queda temps, el cas 6:</w:t>
+              <w:t>Al pas 5, insistir a prémer «Repeteix» diverses vegades:</w:t>
             </w:r>
             <w:r>
               <w:rPr>
@@ -5450,7 +5641,7 @@
                 <w:color w:val="1A1A2E"/>
                 <w:sz w:val="18"/>
               </w:rPr>
-              <w:t xml:space="preserve"> el mateix tema és «encara no comprovat» als investigadors i pseudociència a la influencer.</w:t>
+              <w:t xml:space="preserve"> amb 4 persones per grup el xiclet «guanya» sovint per sort; amb 40, gairebé mai.</w:t>
             </w:r>
           </w:p>
         </w:tc>
@@ -5481,7 +5672,32 @@
                 <w:color w:val="1A1A2E"/>
                 <w:sz w:val="18"/>
               </w:rPr>
-              <w:t>Escriuen les respostes a) i b) (A: el cas 6 i ordenar les proves per justícia).</w:t>
+              <w:t>Fan els passos de l'app i copien la paraula de cada trampa (A: també el pas 6, control positiu).</w:t>
+            </w:r>
+          </w:p>
+          <w:p>
+            <w:pPr>
+              <w:spacing w:after="20" w:before="0"/>
+            </w:pPr>
+            <w:r>
+              <w:rPr>
+                <w:rFonts w:ascii="Fira Sans Extra Condensed" w:hAnsi="Fira Sans Extra Condensed" w:cs="Fira Sans Extra Condensed"/>
+                <w:b/>
+                <w:i w:val="0"/>
+                <w:color w:val="2A6F7F"/>
+                <w:sz w:val="18"/>
+              </w:rPr>
+              <w:t xml:space="preserve">• </w:t>
+            </w:r>
+            <w:r>
+              <w:rPr>
+                <w:rFonts w:ascii="Fira Sans Extra Condensed" w:hAnsi="Fira Sans Extra Condensed" w:cs="Fira Sans Extra Condensed"/>
+                <w:b w:val="0"/>
+                <w:i w:val="0"/>
+                <w:color w:val="1A1A2E"/>
+                <w:sz w:val="18"/>
+              </w:rPr>
+              <w:t>Omplen el motlle de la prova justa (B: cas 1; A: cas 6 i quanta gent hi posarien; C: completen el motlle amb SOL · CREUS · SORT).</w:t>
             </w:r>
           </w:p>
         </w:tc>
@@ -5519,7 +5735,7 @@
                 <w:color w:val="666666"/>
                 <w:sz w:val="17"/>
               </w:rPr>
-              <w:t>13 min</w:t>
+              <w:t>5 min</w:t>
             </w:r>
           </w:p>
         </w:tc>
@@ -5549,7 +5765,7 @@
                 <w:color w:val="1A1A2E"/>
                 <w:sz w:val="18"/>
               </w:rPr>
-              <w:t>Exit tiquet imprès (10 min):</w:t>
+              <w:t>Exit tiquet imprès:</w:t>
             </w:r>
             <w:r>
               <w:rPr>
@@ -5559,7 +5775,7 @@
                 <w:color w:val="1A1A2E"/>
                 <w:sz w:val="18"/>
               </w:rPr>
-              <w:t xml:space="preserve"> un cas del puzle que s'hagi posat a prova (que no sigui el propi): com, què en van concloure i per què era justa. Avalua el criteri 3.3.</w:t>
+              <w:t xml:space="preserve"> un cas del puzle que s'hagi posat a prova (que no sigui el propi): com, què en van concloure i per què era justa. Avalua el criteri 3.3. Si no hi ha temps, que el facin al web a casa.</w:t>
             </w:r>
           </w:p>
           <w:p>
@@ -5584,7 +5800,7 @@
                 <w:color w:val="1A1A2E"/>
                 <w:sz w:val="18"/>
               </w:rPr>
-              <w:t>Metacognició (3 min)</w:t>
+              <w:t>Avís en veu alta (1 min):</w:t>
             </w:r>
             <w:r>
               <w:rPr>
@@ -5594,7 +5810,7 @@
                 <w:color w:val="1A1A2E"/>
                 <w:sz w:val="18"/>
               </w:rPr>
-              <w:t xml:space="preserve"> i recordar que la S3 es fa amb el cas caçat.</w:t>
+              <w:t xml:space="preserve"> a la S3 cadascú exposarà el seu cas en 1 min 30 s i s'avaluarà. Guió a peu de fitxa: què promet → senyals amb la frase → com ho comprovaria amb dos grups → calaix. Que ho assagin una vegada a casa.</w:t>
             </w:r>
           </w:p>
         </w:tc>
@@ -5625,7 +5841,7 @@
                 <w:color w:val="1A1A2E"/>
                 <w:sz w:val="18"/>
               </w:rPr>
-              <w:t>Fan l'exit tiquet i la metacognició.</w:t>
+              <w:t>Fan l'exit tiquet i apunten l'encàrrec de l'oral.</w:t>
             </w:r>
           </w:p>
         </w:tc>
@@ -5773,7 +5989,7 @@
                 <w:color w:val="1A1A2E"/>
                 <w:sz w:val="18"/>
               </w:rPr>
-              <w:t xml:space="preserve"> la B respon les preguntes a) i b). La A explica el cas 6 (el calaix depèn de com es presenta) i ordena les proves de més justa a menys justa. La C explica per què el cas 5 és ciència amb un inici de frase.</w:t>
+              <w:t xml:space="preserve"> tots fan l'app del laboratori. La B copia les quatre paraules i omple el motlle amb el cas 1 (la bastida li recorda on surt la paraula). La A fa també el pas 6 (control positiu) i aplica el motlle al cas 6 dient quanta gent hi posaria; té els senyals escrits per dir quin encendria la influencer si la prova li sortís en contra. La C fa la seva app (3 passos) i completa el motlle amb SOL · CREUS · SORT.</w:t>
             </w:r>
           </w:p>
         </w:tc>
@@ -6209,6 +6425,31 @@
               <w:t>Cronòmetre visible per a les rondes del puzle.</w:t>
             </w:r>
           </w:p>
+          <w:p>
+            <w:pPr>
+              <w:spacing w:after="20" w:before="0"/>
+            </w:pPr>
+            <w:r>
+              <w:rPr>
+                <w:rFonts w:ascii="Fira Sans Extra Condensed" w:hAnsi="Fira Sans Extra Condensed" w:cs="Fira Sans Extra Condensed"/>
+                <w:b/>
+                <w:i w:val="0"/>
+                <w:color w:val="2A6F7F"/>
+                <w:sz w:val="18"/>
+              </w:rPr>
+              <w:t xml:space="preserve">• </w:t>
+            </w:r>
+            <w:r>
+              <w:rPr>
+                <w:rFonts w:ascii="Fira Sans Extra Condensed" w:hAnsi="Fira Sans Extra Condensed" w:cs="Fira Sans Extra Condensed"/>
+                <w:b w:val="0"/>
+                <w:i w:val="0"/>
+                <w:color w:val="1A1A2E"/>
+                <w:sz w:val="18"/>
+              </w:rPr>
+              <w:t>Una pantalla per parella amb l'app del laboratori de la prova justa (apartat 3) i la figura «Anatomia d'una prova justa» projectada.</w:t>
+            </w:r>
+          </w:p>
         </w:tc>
         <w:tc>
           <w:tcPr>
@@ -6237,6 +6478,31 @@
                 <w:sz w:val="18"/>
               </w:rPr>
               <w:t>Portar el cas caçat a la S3 (foto o frase de la promesa). Qui no en tingui, hi haurà casos de reserva.</w:t>
+            </w:r>
+          </w:p>
+          <w:p>
+            <w:pPr>
+              <w:spacing w:after="20" w:before="0"/>
+            </w:pPr>
+            <w:r>
+              <w:rPr>
+                <w:rFonts w:ascii="Fira Sans Extra Condensed" w:hAnsi="Fira Sans Extra Condensed" w:cs="Fira Sans Extra Condensed"/>
+                <w:b/>
+                <w:i w:val="0"/>
+                <w:color w:val="2A6F7F"/>
+                <w:sz w:val="18"/>
+              </w:rPr>
+              <w:t xml:space="preserve">2 </w:t>
+            </w:r>
+            <w:r>
+              <w:rPr>
+                <w:rFonts w:ascii="Fira Sans Extra Condensed" w:hAnsi="Fira Sans Extra Condensed" w:cs="Fira Sans Extra Condensed"/>
+                <w:b w:val="0"/>
+                <w:i w:val="0"/>
+                <w:color w:val="1A1A2E"/>
+                <w:sz w:val="18"/>
+              </w:rPr>
+              <w:t>Preparar l'exposició oral del cas (1 min 30 s) seguint el guió de peu de fitxa i assajar-la una vegada en veu alta.</w:t>
             </w:r>
           </w:p>
         </w:tc>
@@ -6480,6 +6746,56 @@
         <w:t>Revisar el cas d'un company a cegues i comparar els veredictes.</w:t>
       </w:r>
     </w:p>
+    <w:p>
+      <w:pPr>
+        <w:spacing w:before="0" w:after="20"/>
+      </w:pPr>
+      <w:r>
+        <w:rPr>
+          <w:rFonts w:ascii="Fira Sans Extra Condensed" w:hAnsi="Fira Sans Extra Condensed" w:cs="Fira Sans Extra Condensed"/>
+          <w:b/>
+          <w:i w:val="0"/>
+          <w:color w:val="2A6F7F"/>
+          <w:sz w:val="18"/>
+        </w:rPr>
+        <w:t xml:space="preserve">• </w:t>
+      </w:r>
+      <w:r>
+        <w:rPr>
+          <w:rFonts w:ascii="Fira Sans Extra Condensed" w:hAnsi="Fira Sans Extra Condensed" w:cs="Fira Sans Extra Condensed"/>
+          <w:b w:val="0"/>
+          <w:i w:val="0"/>
+          <w:color w:val="1A1A2E"/>
+          <w:sz w:val="18"/>
+        </w:rPr>
+        <w:t>Exposar el propi cas oralment (1 min 30 s) i respondre una pregunta.</w:t>
+      </w:r>
+    </w:p>
+    <w:p>
+      <w:pPr>
+        <w:spacing w:before="0" w:after="20"/>
+      </w:pPr>
+      <w:r>
+        <w:rPr>
+          <w:rFonts w:ascii="Fira Sans Extra Condensed" w:hAnsi="Fira Sans Extra Condensed" w:cs="Fira Sans Extra Condensed"/>
+          <w:b/>
+          <w:i w:val="0"/>
+          <w:color w:val="2A6F7F"/>
+          <w:sz w:val="18"/>
+        </w:rPr>
+        <w:t xml:space="preserve">• </w:t>
+      </w:r>
+      <w:r>
+        <w:rPr>
+          <w:rFonts w:ascii="Fira Sans Extra Condensed" w:hAnsi="Fira Sans Extra Condensed" w:cs="Fira Sans Extra Condensed"/>
+          <w:b w:val="0"/>
+          <w:i w:val="0"/>
+          <w:color w:val="1A1A2E"/>
+          <w:sz w:val="18"/>
+        </w:rPr>
+        <w:t>Aplicar el detector i la prova justa a un cas nou (exit tiquet GreenBeat).</w:t>
+      </w:r>
+    </w:p>
     <w:tbl>
       <w:tblPr>
         <w:tblW w:type="auto" w:w="0"/>
@@ -6542,7 +6858,7 @@
                 <w:color w:val="1A1A2E"/>
                 <w:sz w:val="18"/>
               </w:rPr>
-              <w:t>Reservar ordinadors o tauletes per a l'apartat 1 (25 min). L'app és a la pàgina de la sessió i funciona sense connexió un cop oberta.</w:t>
+              <w:t>Reservar ordinadors o tauletes per a l'apartat 1 (20 min). L'app és a la pàgina de la sessió i funciona sense connexió un cop oberta.</w:t>
             </w:r>
           </w:p>
           <w:p>
@@ -6617,7 +6933,32 @@
                 <w:color w:val="1A1A2E"/>
                 <w:sz w:val="18"/>
               </w:rPr>
-              <w:t>Imprimir la fitxa S3 (A/B/C) i l'exit tiquet.</w:t>
+              <w:t>Imprimir la fitxa S3 (A/B/C) i l'exit tiquet (cas GreenBeat).</w:t>
+            </w:r>
+          </w:p>
+          <w:p>
+            <w:pPr>
+              <w:spacing w:after="20" w:before="0"/>
+            </w:pPr>
+            <w:r>
+              <w:rPr>
+                <w:rFonts w:ascii="Fira Sans Extra Condensed" w:hAnsi="Fira Sans Extra Condensed" w:cs="Fira Sans Extra Condensed"/>
+                <w:b/>
+                <w:i w:val="0"/>
+                <w:color w:val="2A6F7F"/>
+                <w:sz w:val="18"/>
+              </w:rPr>
+              <w:t xml:space="preserve">5 </w:t>
+            </w:r>
+            <w:r>
+              <w:rPr>
+                <w:rFonts w:ascii="Fira Sans Extra Condensed" w:hAnsi="Fira Sans Extra Condensed" w:cs="Fira Sans Extra Condensed"/>
+                <w:b w:val="0"/>
+                <w:i w:val="0"/>
+                <w:color w:val="1A1A2E"/>
+                <w:sz w:val="18"/>
+              </w:rPr>
+              <w:t>Tenir la rúbrica de l'oral (4 criteris: 2.2 · 3.1 · 3.2 · 1.1) en una llista de classe per anotar mentre exposen. Amb 30 alumnes, 40 min no hi arriben: 3-4 exposicions poden passar a l'inici de la sessió següent.</w:t>
             </w:r>
           </w:p>
         </w:tc>
@@ -6757,7 +7098,7 @@
                 <w:color w:val="666666"/>
                 <w:sz w:val="17"/>
               </w:rPr>
-              <w:t>10 min · apartat 0</w:t>
+              <w:t>5 min · apartat 0</w:t>
             </w:r>
           </w:p>
         </w:tc>
@@ -6901,7 +7242,7 @@
                 <w:color w:val="666666"/>
                 <w:sz w:val="17"/>
               </w:rPr>
-              <w:t>25 min · apartat 1</w:t>
+              <w:t>20 min · apartat 1</w:t>
             </w:r>
           </w:p>
         </w:tc>
@@ -7007,7 +7348,7 @@
                 <w:color w:val="1A1A2E"/>
                 <w:sz w:val="18"/>
               </w:rPr>
-              <w:t>Fan com a mínim 8 casos a l'app.</w:t>
+              <w:t>Fan com a mínim 6 casos a l'app.</w:t>
             </w:r>
           </w:p>
           <w:p>
@@ -7032,7 +7373,7 @@
                 <w:color w:val="1A1A2E"/>
                 <w:sz w:val="18"/>
               </w:rPr>
-              <w:t>Apunten casos, encerts i el senyal que més fallen (A: un cas on no coincideixen amb l'app i per què).</w:t>
+              <w:t>Apunten casos, encerts i el senyal que més fallen (A: tenen els cinc senyals escrits al repte i els apliquen cas per cas).</w:t>
             </w:r>
           </w:p>
         </w:tc>
@@ -7214,7 +7555,7 @@
                 <w:color w:val="666666"/>
                 <w:sz w:val="17"/>
               </w:rPr>
-              <w:t>20 min · apartat 3</w:t>
+              <w:t>15 min · apartat 3</w:t>
             </w:r>
           </w:p>
         </w:tc>
@@ -7358,7 +7699,7 @@
                 <w:color w:val="666666"/>
                 <w:sz w:val="17"/>
               </w:rPr>
-              <w:t>25 min · apartat 4</w:t>
+              <w:t>40 min · apartat 4</w:t>
             </w:r>
           </w:p>
         </w:tc>
@@ -7388,7 +7729,7 @@
                 <w:color w:val="1A1A2E"/>
                 <w:sz w:val="18"/>
               </w:rPr>
-              <w:t>Autoavaluació de la SA (15 min):</w:t>
+              <w:t>Exposició oral del cas (1 min 30 s + 1 pregunta):</w:t>
             </w:r>
             <w:r>
               <w:rPr>
@@ -7398,7 +7739,7 @@
                 <w:color w:val="1A1A2E"/>
                 <w:sz w:val="18"/>
               </w:rPr>
-              <w:t xml:space="preserve"> els quatre objectius, amb «ho domino · a mitges · ho he de repassar», i una situació de la seva vida on faran servir el detector.</w:t>
+              <w:t xml:space="preserve"> guió de la fitxa: què promet → senyals amb la frase que els encén → com ho comprovaria amb dos grups → calaix. El docent fa una sola pregunta (p. ex. «quin resultat et faria canviar de calaix?») i anota la rúbrica.</w:t>
             </w:r>
           </w:p>
           <w:p>
@@ -7423,7 +7764,7 @@
                 <w:color w:val="1A1A2E"/>
                 <w:sz w:val="18"/>
               </w:rPr>
-              <w:t>Exit tiquet imprès (10 min):</w:t>
+              <w:t>Rúbrica (nivells d'assoliment):</w:t>
             </w:r>
             <w:r>
               <w:rPr>
@@ -7433,7 +7774,7 @@
                 <w:color w:val="1A1A2E"/>
                 <w:sz w:val="18"/>
               </w:rPr>
-              <w:t xml:space="preserve"> la promesa del propi cas i quina prova la podria fer caure. Avalua el criteri 3.1.</w:t>
+              <w:t xml:space="preserve"> 2.2 senyals amb la frase literal · 3.1 promesa com a hipòtesi comprovable (si… aleshores…) · 3.2 prova justa: dos grups, atzar, a cegues, prou gent · 1.1 conclusió raonada i resposta a la pregunta. Transversals: comunicativa i personal, social i d'aprendre a aprendre.</w:t>
             </w:r>
           </w:p>
           <w:p>
@@ -7458,6 +7799,210 @@
                 <w:color w:val="1A1A2E"/>
                 <w:sz w:val="18"/>
               </w:rPr>
+              <w:t>Mentre exposen, la resta escolta amb una tasca:</w:t>
+            </w:r>
+            <w:r>
+              <w:rPr>
+                <w:rFonts w:ascii="Fira Sans Extra Condensed" w:hAnsi="Fira Sans Extra Condensed" w:cs="Fira Sans Extra Condensed"/>
+                <w:b w:val="0"/>
+                <w:i w:val="0"/>
+                <w:color w:val="1A1A2E"/>
+                <w:sz w:val="18"/>
+              </w:rPr>
+              <w:t xml:space="preserve"> apunten a la fitxa quin senyal ha sortit més vegades a la classe (A i B). Tallar a 1 min 30 s amb el cronòmetre visible.</w:t>
+            </w:r>
+          </w:p>
+        </w:tc>
+        <w:tc>
+          <w:tcPr>
+            <w:tcW w:type="dxa" w:w="4025"/>
+            <w:shd w:val="clear" w:fill="F4F9FA"/>
+          </w:tcPr>
+          <w:p>
+            <w:pPr>
+              <w:spacing w:after="20" w:before="0"/>
+            </w:pPr>
+            <w:r>
+              <w:rPr>
+                <w:rFonts w:ascii="Fira Sans Extra Condensed" w:hAnsi="Fira Sans Extra Condensed" w:cs="Fira Sans Extra Condensed"/>
+                <w:b/>
+                <w:i w:val="0"/>
+                <w:color w:val="2A6F7F"/>
+                <w:sz w:val="18"/>
+              </w:rPr>
+              <w:t xml:space="preserve">• </w:t>
+            </w:r>
+            <w:r>
+              <w:rPr>
+                <w:rFonts w:ascii="Fira Sans Extra Condensed" w:hAnsi="Fira Sans Extra Condensed" w:cs="Fira Sans Extra Condensed"/>
+                <w:b w:val="0"/>
+                <w:i w:val="0"/>
+                <w:color w:val="1A1A2E"/>
+                <w:sz w:val="18"/>
+              </w:rPr>
+              <w:t>Exposen el seu cas i responen la pregunta.</w:t>
+            </w:r>
+          </w:p>
+          <w:p>
+            <w:pPr>
+              <w:spacing w:after="20" w:before="0"/>
+            </w:pPr>
+            <w:r>
+              <w:rPr>
+                <w:rFonts w:ascii="Fira Sans Extra Condensed" w:hAnsi="Fira Sans Extra Condensed" w:cs="Fira Sans Extra Condensed"/>
+                <w:b/>
+                <w:i w:val="0"/>
+                <w:color w:val="2A6F7F"/>
+                <w:sz w:val="18"/>
+              </w:rPr>
+              <w:t xml:space="preserve">• </w:t>
+            </w:r>
+            <w:r>
+              <w:rPr>
+                <w:rFonts w:ascii="Fira Sans Extra Condensed" w:hAnsi="Fira Sans Extra Condensed" w:cs="Fira Sans Extra Condensed"/>
+                <w:b w:val="0"/>
+                <w:i w:val="0"/>
+                <w:color w:val="1A1A2E"/>
+                <w:sz w:val="18"/>
+              </w:rPr>
+              <w:t>Escolten i apunten el senyal més repetit.</w:t>
+            </w:r>
+          </w:p>
+        </w:tc>
+      </w:tr>
+      <w:tr>
+        <w:tc>
+          <w:tcPr>
+            <w:tcW w:type="dxa" w:w="1644"/>
+            <w:shd w:val="clear" w:fill="E8F2F4"/>
+          </w:tcPr>
+          <w:p>
+            <w:pPr>
+              <w:spacing w:after="0" w:before="0"/>
+            </w:pPr>
+            <w:r>
+              <w:rPr>
+                <w:rFonts w:ascii="Fira Sans Extra Condensed" w:hAnsi="Fira Sans Extra Condensed" w:cs="Fira Sans Extra Condensed"/>
+                <w:b/>
+                <w:i w:val="0"/>
+                <w:color w:val="2A6F7F"/>
+                <w:sz w:val="21"/>
+              </w:rPr>
+              <w:t>Evaluate</w:t>
+            </w:r>
+          </w:p>
+          <w:p>
+            <w:pPr>
+              <w:spacing w:after="0" w:before="0"/>
+            </w:pPr>
+            <w:r>
+              <w:rPr>
+                <w:rFonts w:ascii="Fira Sans Extra Condensed" w:hAnsi="Fira Sans Extra Condensed" w:cs="Fira Sans Extra Condensed"/>
+                <w:b w:val="0"/>
+                <w:i w:val="0"/>
+                <w:color w:val="666666"/>
+                <w:sz w:val="17"/>
+              </w:rPr>
+              <w:t>15 min · apartat 5</w:t>
+            </w:r>
+          </w:p>
+        </w:tc>
+        <w:tc>
+          <w:tcPr>
+            <w:tcW w:type="dxa" w:w="4195"/>
+          </w:tcPr>
+          <w:p>
+            <w:pPr>
+              <w:spacing w:after="20" w:before="0"/>
+            </w:pPr>
+            <w:r>
+              <w:rPr>
+                <w:rFonts w:ascii="Fira Sans Extra Condensed" w:hAnsi="Fira Sans Extra Condensed" w:cs="Fira Sans Extra Condensed"/>
+                <w:b/>
+                <w:i w:val="0"/>
+                <w:color w:val="2A6F7F"/>
+                <w:sz w:val="18"/>
+              </w:rPr>
+              <w:t xml:space="preserve">• </w:t>
+            </w:r>
+            <w:r>
+              <w:rPr>
+                <w:rFonts w:ascii="Fira Sans Extra Condensed" w:hAnsi="Fira Sans Extra Condensed" w:cs="Fira Sans Extra Condensed"/>
+                <w:b/>
+                <w:i w:val="0"/>
+                <w:color w:val="1A1A2E"/>
+                <w:sz w:val="18"/>
+              </w:rPr>
+              <w:t>Autoavaluació de la SA (5 min):</w:t>
+            </w:r>
+            <w:r>
+              <w:rPr>
+                <w:rFonts w:ascii="Fira Sans Extra Condensed" w:hAnsi="Fira Sans Extra Condensed" w:cs="Fira Sans Extra Condensed"/>
+                <w:b w:val="0"/>
+                <w:i w:val="0"/>
+                <w:color w:val="1A1A2E"/>
+                <w:sz w:val="18"/>
+              </w:rPr>
+              <w:t xml:space="preserve"> els objectius, amb «ho domino · a mitges · ho he de repassar».</w:t>
+            </w:r>
+          </w:p>
+          <w:p>
+            <w:pPr>
+              <w:spacing w:after="20" w:before="0"/>
+            </w:pPr>
+            <w:r>
+              <w:rPr>
+                <w:rFonts w:ascii="Fira Sans Extra Condensed" w:hAnsi="Fira Sans Extra Condensed" w:cs="Fira Sans Extra Condensed"/>
+                <w:b/>
+                <w:i w:val="0"/>
+                <w:color w:val="2A6F7F"/>
+                <w:sz w:val="18"/>
+              </w:rPr>
+              <w:t xml:space="preserve">• </w:t>
+            </w:r>
+            <w:r>
+              <w:rPr>
+                <w:rFonts w:ascii="Fira Sans Extra Condensed" w:hAnsi="Fira Sans Extra Condensed" w:cs="Fira Sans Extra Condensed"/>
+                <w:b/>
+                <w:i w:val="0"/>
+                <w:color w:val="1A1A2E"/>
+                <w:sz w:val="18"/>
+              </w:rPr>
+              <w:t>Exit tiquet imprès (10 min), amb un cas NOU:</w:t>
+            </w:r>
+            <w:r>
+              <w:rPr>
+                <w:rFonts w:ascii="Fira Sans Extra Condensed" w:hAnsi="Fira Sans Extra Condensed" w:cs="Fira Sans Extra Condensed"/>
+                <w:b w:val="0"/>
+                <w:i w:val="0"/>
+                <w:color w:val="1A1A2E"/>
+                <w:sz w:val="18"/>
+              </w:rPr>
+              <w:t xml:space="preserve"> la polsera GreenBeat. Ja han defensat el seu cas a l'oral; aquí es mira si transfereixen: (1) la promesa en forma «si… aleshores…», (2) la taula de la prova justa (què rep cada grup, a l'atzar, a cegues, què es mesura), (3) què vol dir que els dos grups surtin igual i quin senyal encén l'excusa «és que la teva energia no hi estava oberta». Avalua el criteri 3.1.</w:t>
+            </w:r>
+          </w:p>
+          <w:p>
+            <w:pPr>
+              <w:spacing w:after="20" w:before="0"/>
+            </w:pPr>
+            <w:r>
+              <w:rPr>
+                <w:rFonts w:ascii="Fira Sans Extra Condensed" w:hAnsi="Fira Sans Extra Condensed" w:cs="Fira Sans Extra Condensed"/>
+                <w:b/>
+                <w:i w:val="0"/>
+                <w:color w:val="2A6F7F"/>
+                <w:sz w:val="18"/>
+              </w:rPr>
+              <w:t xml:space="preserve">• </w:t>
+            </w:r>
+            <w:r>
+              <w:rPr>
+                <w:rFonts w:ascii="Fira Sans Extra Condensed" w:hAnsi="Fira Sans Extra Condensed" w:cs="Fira Sans Extra Condensed"/>
+                <w:b/>
+                <w:i w:val="0"/>
+                <w:color w:val="1A1A2E"/>
+                <w:sz w:val="18"/>
+              </w:rPr>
               <w:t>Recollir la fitxa S3:</w:t>
             </w:r>
             <w:r>
@@ -7468,7 +8013,7 @@
                 <w:color w:val="1A1A2E"/>
                 <w:sz w:val="18"/>
               </w:rPr>
-              <w:t xml:space="preserve"> és l'evidència del producte final. Recordar que al web hi ha l'Autoavaluació de la SA per repassar-la.</w:t>
+              <w:t xml:space="preserve"> és l'evidència del producte final.</w:t>
             </w:r>
           </w:p>
         </w:tc>
@@ -7675,6 +8220,41 @@
               <w:t xml:space="preserve"> la A diu si el desacord és sobre la dada o sobre la garantia. La C només compara el calaix.</w:t>
             </w:r>
           </w:p>
+          <w:p>
+            <w:pPr>
+              <w:spacing w:after="20" w:before="0"/>
+            </w:pPr>
+            <w:r>
+              <w:rPr>
+                <w:rFonts w:ascii="Fira Sans Extra Condensed" w:hAnsi="Fira Sans Extra Condensed" w:cs="Fira Sans Extra Condensed"/>
+                <w:b/>
+                <w:i w:val="0"/>
+                <w:color w:val="2A6F7F"/>
+                <w:sz w:val="18"/>
+              </w:rPr>
+              <w:t xml:space="preserve">• </w:t>
+            </w:r>
+            <w:r>
+              <w:rPr>
+                <w:rFonts w:ascii="Fira Sans Extra Condensed" w:hAnsi="Fira Sans Extra Condensed" w:cs="Fira Sans Extra Condensed"/>
+                <w:b/>
+                <w:i w:val="0"/>
+                <w:color w:val="1A1A2E"/>
+                <w:sz w:val="18"/>
+              </w:rPr>
+              <w:t>Apartat 4 —</w:t>
+            </w:r>
+            <w:r>
+              <w:rPr>
+                <w:rFonts w:ascii="Fira Sans Extra Condensed" w:hAnsi="Fira Sans Extra Condensed" w:cs="Fira Sans Extra Condensed"/>
+                <w:b w:val="0"/>
+                <w:i w:val="0"/>
+                <w:color w:val="1A1A2E"/>
+                <w:sz w:val="18"/>
+              </w:rPr>
+              <w:t xml:space="preserve"> mateixa exposició i mateixa rúbrica per a tots. La B i la C poden llegir el guió de la fitxa; la A exposa sense llegir i afegeix quin resultat faria canviar el calaix. A tots els nivells, els senyals es diuen amb la frase del cas, no de memòria.</w:t>
+            </w:r>
+          </w:p>
         </w:tc>
       </w:tr>
     </w:tbl>
@@ -7874,6 +8454,56 @@
                 <w:sz w:val="18"/>
               </w:rPr>
               <w:t>Saltar-se l'autoavaluació per falta de temps: és el tancament de la SA.</w:t>
+            </w:r>
+          </w:p>
+          <w:p>
+            <w:pPr>
+              <w:spacing w:after="20" w:before="0"/>
+            </w:pPr>
+            <w:r>
+              <w:rPr>
+                <w:rFonts w:ascii="Fira Sans Extra Condensed" w:hAnsi="Fira Sans Extra Condensed" w:cs="Fira Sans Extra Condensed"/>
+                <w:b/>
+                <w:i w:val="0"/>
+                <w:color w:val="9A3B3B"/>
+                <w:sz w:val="18"/>
+              </w:rPr>
+              <w:t xml:space="preserve">• </w:t>
+            </w:r>
+            <w:r>
+              <w:rPr>
+                <w:rFonts w:ascii="Fira Sans Extra Condensed" w:hAnsi="Fira Sans Extra Condensed" w:cs="Fira Sans Extra Condensed"/>
+                <w:b w:val="0"/>
+                <w:i w:val="0"/>
+                <w:color w:val="9A3B3B"/>
+                <w:sz w:val="18"/>
+              </w:rPr>
+              <w:t>Fer l'exit tiquet sobre el propi cas: ja l'han defensat a l'oral. El GreenBeat mira si ho saben aplicar a un context nou.</w:t>
+            </w:r>
+          </w:p>
+          <w:p>
+            <w:pPr>
+              <w:spacing w:after="20" w:before="0"/>
+            </w:pPr>
+            <w:r>
+              <w:rPr>
+                <w:rFonts w:ascii="Fira Sans Extra Condensed" w:hAnsi="Fira Sans Extra Condensed" w:cs="Fira Sans Extra Condensed"/>
+                <w:b/>
+                <w:i w:val="0"/>
+                <w:color w:val="9A3B3B"/>
+                <w:sz w:val="18"/>
+              </w:rPr>
+              <w:t xml:space="preserve">• </w:t>
+            </w:r>
+            <w:r>
+              <w:rPr>
+                <w:rFonts w:ascii="Fira Sans Extra Condensed" w:hAnsi="Fira Sans Extra Condensed" w:cs="Fira Sans Extra Condensed"/>
+                <w:b w:val="0"/>
+                <w:i w:val="0"/>
+                <w:color w:val="9A3B3B"/>
+                <w:sz w:val="18"/>
+              </w:rPr>
+              <w:t>Deixar que l'oral s'allargui: 1 min 30 s i una pregunta. Si no hi arriben tots, la resta a la sessió següent.</w:t>
             </w:r>
           </w:p>
         </w:tc>
@@ -8030,7 +8660,32 @@
                 <w:color w:val="1A1A2E"/>
                 <w:sz w:val="18"/>
               </w:rPr>
-              <w:t>Fitxa S3 (A/B/C) i exit tiquet.</w:t>
+              <w:t>Fitxa S3 (A/B/C) i exit tiquet (GreenBeat).</w:t>
+            </w:r>
+          </w:p>
+          <w:p>
+            <w:pPr>
+              <w:spacing w:after="20" w:before="0"/>
+            </w:pPr>
+            <w:r>
+              <w:rPr>
+                <w:rFonts w:ascii="Fira Sans Extra Condensed" w:hAnsi="Fira Sans Extra Condensed" w:cs="Fira Sans Extra Condensed"/>
+                <w:b/>
+                <w:i w:val="0"/>
+                <w:color w:val="2A6F7F"/>
+                <w:sz w:val="18"/>
+              </w:rPr>
+              <w:t xml:space="preserve">• </w:t>
+            </w:r>
+            <w:r>
+              <w:rPr>
+                <w:rFonts w:ascii="Fira Sans Extra Condensed" w:hAnsi="Fira Sans Extra Condensed" w:cs="Fira Sans Extra Condensed"/>
+                <w:b w:val="0"/>
+                <w:i w:val="0"/>
+                <w:color w:val="1A1A2E"/>
+                <w:sz w:val="18"/>
+              </w:rPr>
+              <w:t>Rúbrica de l'oral en una llista de classe i cronòmetre visible.</w:t>
             </w:r>
           </w:p>
         </w:tc>
@@ -8548,6 +9203,132 @@
                 <w:color w:val="1A1A2E"/>
                 <w:sz w:val="18"/>
               </w:rPr>
+              <w:t>App del laboratori de la prova justa (A·B: 5 passos + pas 6 per a la A · C: 3 passos)</w:t>
+            </w:r>
+          </w:p>
+        </w:tc>
+        <w:tc>
+          <w:tcPr>
+            <w:tcW w:type="dxa" w:w="1247"/>
+          </w:tcPr>
+          <w:p>
+            <w:pPr>
+              <w:spacing w:after="0" w:before="0"/>
+            </w:pPr>
+            <w:r>
+              <w:rPr>
+                <w:rFonts w:ascii="Fira Sans Extra Condensed" w:hAnsi="Fira Sans Extra Condensed" w:cs="Fira Sans Extra Condensed"/>
+                <w:b w:val="0"/>
+                <w:i w:val="0"/>
+                <w:color w:val="1A1A2E"/>
+                <w:sz w:val="18"/>
+              </w:rPr>
+              <w:t>S2</w:t>
+            </w:r>
+          </w:p>
+        </w:tc>
+        <w:tc>
+          <w:tcPr>
+            <w:tcW w:type="dxa" w:w="4989"/>
+          </w:tcPr>
+          <w:p>
+            <w:pPr>
+              <w:spacing w:after="0" w:before="0"/>
+            </w:pPr>
+            <w:r>
+              <w:rPr>
+                <w:rFonts w:ascii="Fira Sans Extra Condensed" w:hAnsi="Fira Sans Extra Condensed" w:cs="Fira Sans Extra Condensed"/>
+                <w:b w:val="0"/>
+                <w:i w:val="0"/>
+                <w:color w:val="1A1A2E"/>
+                <w:sz w:val="18"/>
+              </w:rPr>
+              <w:t>Web, a l'apartat 3 de la pàgina de la sessió</w:t>
+            </w:r>
+          </w:p>
+        </w:tc>
+      </w:tr>
+      <w:tr>
+        <w:tc>
+          <w:tcPr>
+            <w:tcW w:type="dxa" w:w="3628"/>
+            <w:shd w:val="clear" w:fill="E8F2F4"/>
+          </w:tcPr>
+          <w:p>
+            <w:pPr>
+              <w:spacing w:after="0" w:before="0"/>
+            </w:pPr>
+            <w:r>
+              <w:rPr>
+                <w:rFonts w:ascii="Fira Sans Extra Condensed" w:hAnsi="Fira Sans Extra Condensed" w:cs="Fira Sans Extra Condensed"/>
+                <w:b/>
+                <w:i w:val="0"/>
+                <w:color w:val="1A1A2E"/>
+                <w:sz w:val="18"/>
+              </w:rPr>
+              <w:t>Fig. «Anatomia d'una prova justa»</w:t>
+            </w:r>
+          </w:p>
+        </w:tc>
+        <w:tc>
+          <w:tcPr>
+            <w:tcW w:type="dxa" w:w="1247"/>
+          </w:tcPr>
+          <w:p>
+            <w:pPr>
+              <w:spacing w:after="0" w:before="0"/>
+            </w:pPr>
+            <w:r>
+              <w:rPr>
+                <w:rFonts w:ascii="Fira Sans Extra Condensed" w:hAnsi="Fira Sans Extra Condensed" w:cs="Fira Sans Extra Condensed"/>
+                <w:b w:val="0"/>
+                <w:i w:val="0"/>
+                <w:color w:val="1A1A2E"/>
+                <w:sz w:val="18"/>
+              </w:rPr>
+              <w:t>S2</w:t>
+            </w:r>
+          </w:p>
+        </w:tc>
+        <w:tc>
+          <w:tcPr>
+            <w:tcW w:type="dxa" w:w="4989"/>
+          </w:tcPr>
+          <w:p>
+            <w:pPr>
+              <w:spacing w:after="0" w:before="0"/>
+            </w:pPr>
+            <w:r>
+              <w:rPr>
+                <w:rFonts w:ascii="Fira Sans Extra Condensed" w:hAnsi="Fira Sans Extra Condensed" w:cs="Fira Sans Extra Condensed"/>
+                <w:b w:val="0"/>
+                <w:i w:val="0"/>
+                <w:color w:val="1A1A2E"/>
+                <w:sz w:val="18"/>
+              </w:rPr>
+              <w:t>Web (apartat 3) i projectada a la posada en comú</w:t>
+            </w:r>
+          </w:p>
+        </w:tc>
+      </w:tr>
+      <w:tr>
+        <w:tc>
+          <w:tcPr>
+            <w:tcW w:type="dxa" w:w="3628"/>
+            <w:shd w:val="clear" w:fill="E8F2F4"/>
+          </w:tcPr>
+          <w:p>
+            <w:pPr>
+              <w:spacing w:after="0" w:before="0"/>
+            </w:pPr>
+            <w:r>
+              <w:rPr>
+                <w:rFonts w:ascii="Fira Sans Extra Condensed" w:hAnsi="Fira Sans Extra Condensed" w:cs="Fira Sans Extra Condensed"/>
+                <w:b/>
+                <w:i w:val="0"/>
+                <w:color w:val="1A1A2E"/>
+                <w:sz w:val="18"/>
+              </w:rPr>
               <w:t>Casos de reserva (4)</w:t>
             </w:r>
           </w:p>
@@ -9395,7 +10176,7 @@
                 <w:color w:val="1A1A2E"/>
                 <w:sz w:val="18"/>
               </w:rPr>
-              <w:t>S1: escala de certeses i garanties</w:t>
+              <w:t>S1: escala de certeses i garanties · S3: conclusió i resposta a la pregunta a l'exposició oral</w:t>
             </w:r>
           </w:p>
         </w:tc>
@@ -9438,7 +10219,7 @@
                 <w:color w:val="1A1A2E"/>
                 <w:sz w:val="18"/>
               </w:rPr>
-              <w:t>Criteri nuclear: S1 (detector i exit tiquet), S2 (puzle), S3 (cas propi)</w:t>
+              <w:t>Criteri nuclear: S1 (detector i exit tiquet), S2 (puzle), S3 (cas propi i exposició oral)</w:t>
             </w:r>
           </w:p>
         </w:tc>
@@ -9481,7 +10262,50 @@
                 <w:color w:val="1A1A2E"/>
                 <w:sz w:val="18"/>
               </w:rPr>
-              <w:t>S3: la prova que faria caure el cas propi i exit tiquet</w:t>
+              <w:t>S3: la promesa com a hipòtesi a l'oral i exit tiquet GreenBeat (transferència)</w:t>
+            </w:r>
+          </w:p>
+        </w:tc>
+      </w:tr>
+      <w:tr>
+        <w:tc>
+          <w:tcPr>
+            <w:tcW w:type="dxa" w:w="5896"/>
+            <w:shd w:val="clear" w:fill="E8F2F4"/>
+          </w:tcPr>
+          <w:p>
+            <w:pPr>
+              <w:spacing w:after="0" w:before="0"/>
+            </w:pPr>
+            <w:r>
+              <w:rPr>
+                <w:rFonts w:ascii="Fira Sans Extra Condensed" w:hAnsi="Fira Sans Extra Condensed" w:cs="Fira Sans Extra Condensed"/>
+                <w:b/>
+                <w:i w:val="0"/>
+                <w:color w:val="1A1A2E"/>
+                <w:sz w:val="18"/>
+              </w:rPr>
+              <w:t>CE3 · 3.2 — Dissenyar, fent servir metodologies pròpies de la ciència, procediments de recerca que impliquin l’ús de la deducció, el treball experimental i el raonament logicomatemàtic, [el text oficial acaba així]</w:t>
+            </w:r>
+          </w:p>
+        </w:tc>
+        <w:tc>
+          <w:tcPr>
+            <w:tcW w:type="dxa" w:w="3969"/>
+          </w:tcPr>
+          <w:p>
+            <w:pPr>
+              <w:spacing w:after="0" w:before="0"/>
+            </w:pPr>
+            <w:r>
+              <w:rPr>
+                <w:rFonts w:ascii="Fira Sans Extra Condensed" w:hAnsi="Fira Sans Extra Condensed" w:cs="Fira Sans Extra Condensed"/>
+                <w:b w:val="0"/>
+                <w:i w:val="0"/>
+                <w:color w:val="1A1A2E"/>
+                <w:sz w:val="18"/>
+              </w:rPr>
+              <w:t>S2: laboratori de la prova justa i motlle · S3: la prova justa a l'exposició oral</w:t>
             </w:r>
           </w:p>
         </w:tc>
